--- a/Configuracion y Administracion del espacio en disco2 (Reparado).docx
+++ b/Configuracion y Administracion del espacio en disco2 (Reparado).docx
@@ -378,6 +378,13 @@
     </w:p>
     <w:sdt>
       <w:sdtPr>
+        <w:rPr>
+          <w:rFonts w:ascii="Calibri" w:eastAsia="Calibri" w:hAnsi="Calibri" w:cs="Times New Roman"/>
+          <w:color w:val="auto"/>
+          <w:sz w:val="22"/>
+          <w:szCs w:val="22"/>
+          <w:lang w:val="es-ES" w:eastAsia="en-US"/>
+        </w:rPr>
         <w:id w:val="-385646679"/>
         <w:docPartObj>
           <w:docPartGallery w:val="Table of Contents"/>
@@ -386,13 +393,8 @@
       </w:sdtPr>
       <w:sdtEndPr>
         <w:rPr>
-          <w:rFonts w:ascii="Calibri" w:eastAsia="Calibri" w:hAnsi="Calibri" w:cs="Times New Roman"/>
           <w:b/>
           <w:bCs/>
-          <w:color w:val="auto"/>
-          <w:sz w:val="22"/>
-          <w:szCs w:val="22"/>
-          <w:lang w:val="es-ES" w:eastAsia="en-US"/>
         </w:rPr>
       </w:sdtEndPr>
       <w:sdtContent>
@@ -4042,27 +4044,7 @@
                 <w:szCs w:val="18"/>
                 <w:lang w:val="en-US"/>
               </w:rPr>
-              <w:t xml:space="preserve">/1048576,2)  AS </w:t>
-            </w:r>
-            <w:proofErr w:type="spellStart"/>
-            <w:r>
-              <w:rPr>
-                <w:rFonts w:ascii="Courier New" w:eastAsia="Courier New" w:hAnsi="Courier New" w:cs="Courier New"/>
-                <w:sz w:val="18"/>
-                <w:szCs w:val="18"/>
-                <w:lang w:val="en-US"/>
-              </w:rPr>
-              <w:t>size_mb</w:t>
-            </w:r>
-            <w:proofErr w:type="spellEnd"/>
-            <w:r>
-              <w:rPr>
-                <w:rFonts w:ascii="Courier New" w:eastAsia="Courier New" w:hAnsi="Courier New" w:cs="Courier New"/>
-                <w:sz w:val="18"/>
-                <w:szCs w:val="18"/>
-                <w:lang w:val="en-US"/>
-              </w:rPr>
-              <w:t>,</w:t>
+              <w:t>/1048576,2)  AS size_mb,</w:t>
             </w:r>
           </w:p>
           <w:p>
@@ -18204,6 +18186,14 @@
           <w:szCs w:val="24"/>
         </w:rPr>
       </w:pPr>
+      <w:r>
+        <w:rPr>
+          <w:rFonts w:ascii="Verdana" w:hAnsi="Verdana"/>
+          <w:sz w:val="24"/>
+          <w:szCs w:val="24"/>
+        </w:rPr>
+        <w:t>Hola brayan</w:t>
+      </w:r>
     </w:p>
     <w:sectPr>
       <w:headerReference w:type="default" r:id="rId66"/>

--- a/Configuracion y Administracion del espacio en disco2 (Reparado).docx
+++ b/Configuracion y Administracion del espacio en disco2 (Reparado).docx
@@ -1,13 +1,25 @@
 
 <file path=word/document.xml><?xml version="1.0" encoding="utf-8"?>
-<w:document xmlns:wpc="http://schemas.microsoft.com/office/word/2010/wordprocessingCanvas" xmlns:cx="http://schemas.microsoft.com/office/drawing/2014/chartex" xmlns:cx1="http://schemas.microsoft.com/office/drawing/2015/9/8/chartex" xmlns:cx2="http://schemas.microsoft.com/office/drawing/2015/10/21/chartex" xmlns:cx3="http://schemas.microsoft.com/office/drawing/2016/5/9/chartex" xmlns:cx4="http://schemas.microsoft.com/office/drawing/2016/5/10/chartex" xmlns:cx5="http://schemas.microsoft.com/office/drawing/2016/5/11/chartex" xmlns:cx6="http://schemas.microsoft.com/office/drawing/2016/5/12/chartex" xmlns:cx7="http://schemas.microsoft.com/office/drawing/2016/5/13/chartex" xmlns:cx8="http://schemas.microsoft.com/office/drawing/2016/5/14/chartex" xmlns:mc="http://schemas.openxmlformats.org/markup-compatibility/2006" xmlns:aink="http://schemas.microsoft.com/office/drawing/2016/ink" xmlns:am3d="http://schemas.microsoft.com/office/drawing/2017/model3d" xmlns:o="urn:schemas-microsoft-com:office:office" xmlns:oel="http://schemas.microsoft.com/office/2019/extlst" xmlns:r="http://schemas.openxmlformats.org/officeDocument/2006/relationships" xmlns:m="http://schemas.openxmlformats.org/officeDocument/2006/math" xmlns:v="urn:schemas-microsoft-com:vml" xmlns:wp14="http://schemas.microsoft.com/office/word/2010/wordprocessingDrawing" xmlns:wp="http://schemas.openxmlformats.org/drawingml/2006/wordprocessingDrawing" xmlns:w10="urn:schemas-microsoft-com:office:word" xmlns:w="http://schemas.openxmlformats.org/wordprocessingml/2006/main" xmlns:w14="http://schemas.microsoft.com/office/word/2010/wordml" xmlns:w15="http://schemas.microsoft.com/office/word/2012/wordml" xmlns:w16cex="http://schemas.microsoft.com/office/word/2018/wordml/cex" xmlns:w16cid="http://schemas.microsoft.com/office/word/2016/wordml/cid" xmlns:w16="http://schemas.microsoft.com/office/word/2018/wordml" xmlns:w16sdtdh="http://schemas.microsoft.com/office/word/2020/wordml/sdtdatahash" xmlns:w16se="http://schemas.microsoft.com/office/word/2015/wordml/symex" xmlns:wpg="http://schemas.microsoft.com/office/word/2010/wordprocessingGroup" xmlns:wpi="http://schemas.microsoft.com/office/word/2010/wordprocessingInk" xmlns:wne="http://schemas.microsoft.com/office/word/2006/wordml" xmlns:wps="http://schemas.microsoft.com/office/word/2010/wordprocessingShape" mc:Ignorable="w14 w15 w16se w16cid w16 w16cex w16sdtdh wp14">
+<w:document xmlns:wpc="http://schemas.microsoft.com/office/word/2010/wordprocessingCanvas" xmlns:cx="http://schemas.microsoft.com/office/drawing/2014/chartex" xmlns:mc="http://schemas.openxmlformats.org/markup-compatibility/2006" xmlns:o="urn:schemas-microsoft-com:office:office" xmlns:r="http://schemas.openxmlformats.org/officeDocument/2006/relationships" xmlns:m="http://schemas.openxmlformats.org/officeDocument/2006/math" xmlns:v="urn:schemas-microsoft-com:vml" xmlns:wp14="http://schemas.microsoft.com/office/word/2010/wordprocessingDrawing" xmlns:wp="http://schemas.openxmlformats.org/drawingml/2006/wordprocessingDrawing" xmlns:w10="urn:schemas-microsoft-com:office:word" xmlns:w="http://schemas.openxmlformats.org/wordprocessingml/2006/main" xmlns:w14="http://schemas.microsoft.com/office/word/2010/wordml" xmlns:w15="http://schemas.microsoft.com/office/word/2012/wordml" xmlns:w16se="http://schemas.microsoft.com/office/word/2015/wordml/symex" xmlns:wpg="http://schemas.microsoft.com/office/word/2010/wordprocessingGroup" xmlns:wpi="http://schemas.microsoft.com/office/word/2010/wordprocessingInk" xmlns:wne="http://schemas.microsoft.com/office/word/2006/wordml" xmlns:wps="http://schemas.microsoft.com/office/word/2010/wordprocessingShape" mc:Ignorable="w14 w15 w16se wp14">
   <w:body>
-    <w:p/>
-    <w:p/>
-    <w:p>
-      <w:pPr>
-        <w:rPr>
-          <w:rFonts w:ascii="Arial" w:hAnsi="Arial" w:cs="Arial"/>
+    <w:p>
+      <w:pPr>
+        <w:rPr>
+          <w:rFonts w:ascii="Verdana" w:hAnsi="Verdana"/>
+        </w:rPr>
+      </w:pPr>
+    </w:p>
+    <w:p>
+      <w:pPr>
+        <w:rPr>
+          <w:rFonts w:ascii="Verdana" w:hAnsi="Verdana"/>
+        </w:rPr>
+      </w:pPr>
+    </w:p>
+    <w:p>
+      <w:pPr>
+        <w:rPr>
+          <w:rFonts w:ascii="Verdana" w:hAnsi="Verdana" w:cs="Arial"/>
         </w:rPr>
       </w:pPr>
     </w:p>
@@ -15,7 +27,7 @@
       <w:pPr>
         <w:jc w:val="center"/>
         <w:rPr>
-          <w:rFonts w:ascii="Arial" w:hAnsi="Arial" w:cs="Arial"/>
+          <w:rFonts w:ascii="Verdana" w:hAnsi="Verdana" w:cs="Arial"/>
           <w:color w:val="222A35" w:themeColor="text2" w:themeShade="80"/>
           <w:sz w:val="40"/>
           <w:szCs w:val="40"/>
@@ -23,7 +35,7 @@
       </w:pPr>
       <w:r>
         <w:rPr>
-          <w:rFonts w:ascii="Arial" w:hAnsi="Arial" w:cs="Arial"/>
+          <w:rFonts w:ascii="Verdana" w:hAnsi="Verdana" w:cs="Arial"/>
           <w:color w:val="000000" w:themeColor="text1"/>
           <w:sz w:val="40"/>
           <w:szCs w:val="40"/>
@@ -35,7 +47,7 @@
       <w:pPr>
         <w:jc w:val="center"/>
         <w:rPr>
-          <w:rFonts w:ascii="Arial" w:hAnsi="Arial" w:cs="Arial"/>
+          <w:rFonts w:ascii="Verdana" w:hAnsi="Verdana" w:cs="Arial"/>
           <w:color w:val="222A35" w:themeColor="text2" w:themeShade="80"/>
           <w:sz w:val="40"/>
           <w:szCs w:val="40"/>
@@ -46,7 +58,7 @@
       <w:pPr>
         <w:jc w:val="center"/>
         <w:rPr>
-          <w:rFonts w:ascii="Arial" w:hAnsi="Arial" w:cs="Arial"/>
+          <w:rFonts w:ascii="Verdana" w:hAnsi="Verdana" w:cs="Arial"/>
           <w:iCs/>
           <w:sz w:val="44"/>
           <w:szCs w:val="40"/>
@@ -55,7 +67,7 @@
       </w:pPr>
       <w:r>
         <w:rPr>
-          <w:rFonts w:ascii="Arial" w:hAnsi="Arial" w:cs="Arial"/>
+          <w:rFonts w:ascii="Verdana" w:hAnsi="Verdana" w:cs="Arial"/>
           <w:b/>
           <w:bCs/>
           <w:iCs/>
@@ -70,7 +82,7 @@
       <w:pPr>
         <w:jc w:val="center"/>
         <w:rPr>
-          <w:rFonts w:ascii="Arial" w:hAnsi="Arial" w:cs="Arial"/>
+          <w:rFonts w:ascii="Verdana" w:hAnsi="Verdana" w:cs="Arial"/>
           <w:b/>
           <w:bCs/>
           <w:iCs/>
@@ -81,7 +93,7 @@
       </w:pPr>
       <w:r>
         <w:rPr>
-          <w:rFonts w:ascii="Arial" w:hAnsi="Arial" w:cs="Arial"/>
+          <w:rFonts w:ascii="Verdana" w:hAnsi="Verdana" w:cs="Arial"/>
           <w:b/>
           <w:bCs/>
           <w:iCs/>
@@ -96,7 +108,7 @@
       <w:pPr>
         <w:jc w:val="center"/>
         <w:rPr>
-          <w:rFonts w:ascii="Arial" w:hAnsi="Arial" w:cs="Arial"/>
+          <w:rFonts w:ascii="Verdana" w:hAnsi="Verdana" w:cs="Arial"/>
           <w:b/>
           <w:bCs/>
           <w:iCs/>
@@ -110,7 +122,7 @@
       <w:pPr>
         <w:jc w:val="center"/>
         <w:rPr>
-          <w:rFonts w:ascii="Arial" w:hAnsi="Arial" w:cs="Arial"/>
+          <w:rFonts w:ascii="Verdana" w:hAnsi="Verdana" w:cs="Arial"/>
           <w:color w:val="1D1B11"/>
           <w:sz w:val="26"/>
           <w:szCs w:val="26"/>
@@ -118,7 +130,7 @@
       </w:pPr>
       <w:r>
         <w:rPr>
-          <w:rFonts w:ascii="Arial" w:hAnsi="Arial" w:cs="Arial"/>
+          <w:rFonts w:ascii="Verdana" w:hAnsi="Verdana" w:cs="Arial"/>
           <w:bCs/>
           <w:iCs/>
           <w:sz w:val="40"/>
@@ -132,7 +144,7 @@
       <w:pPr>
         <w:jc w:val="center"/>
         <w:rPr>
-          <w:rFonts w:ascii="Arial" w:hAnsi="Arial" w:cs="Arial"/>
+          <w:rFonts w:ascii="Verdana" w:hAnsi="Verdana" w:cs="Arial"/>
           <w:color w:val="1D1B11"/>
           <w:sz w:val="26"/>
           <w:szCs w:val="26"/>
@@ -142,7 +154,7 @@
     <w:p>
       <w:pPr>
         <w:rPr>
-          <w:rFonts w:ascii="Arial" w:hAnsi="Arial" w:cs="Arial"/>
+          <w:rFonts w:ascii="Verdana" w:hAnsi="Verdana" w:cs="Arial"/>
           <w:b/>
           <w:color w:val="1D1B11"/>
           <w:sz w:val="28"/>
@@ -152,7 +164,7 @@
     <w:p>
       <w:pPr>
         <w:rPr>
-          <w:rFonts w:ascii="Arial" w:hAnsi="Arial" w:cs="Arial"/>
+          <w:rFonts w:ascii="Verdana" w:hAnsi="Verdana" w:cs="Arial"/>
           <w:b/>
           <w:color w:val="1D1B11"/>
           <w:sz w:val="28"/>
@@ -161,7 +173,7 @@
       </w:pPr>
       <w:r>
         <w:rPr>
-          <w:rFonts w:ascii="Arial" w:hAnsi="Arial" w:cs="Arial"/>
+          <w:rFonts w:ascii="Verdana" w:hAnsi="Verdana" w:cs="Arial"/>
           <w:b/>
           <w:color w:val="1D1B11"/>
           <w:sz w:val="28"/>
@@ -173,7 +185,7 @@
     <w:p>
       <w:pPr>
         <w:rPr>
-          <w:rFonts w:ascii="Arial" w:hAnsi="Arial" w:cs="Arial"/>
+          <w:rFonts w:ascii="Verdana" w:hAnsi="Verdana" w:cs="Arial"/>
           <w:color w:val="1D1B11"/>
           <w:sz w:val="32"/>
           <w:szCs w:val="28"/>
@@ -181,7 +193,7 @@
       </w:pPr>
       <w:r>
         <w:rPr>
-          <w:rFonts w:ascii="Arial" w:hAnsi="Arial" w:cs="Arial"/>
+          <w:rFonts w:ascii="Verdana" w:hAnsi="Verdana" w:cs="Arial"/>
           <w:color w:val="1D1B11"/>
           <w:sz w:val="32"/>
           <w:szCs w:val="28"/>
@@ -192,7 +204,7 @@
     <w:p>
       <w:pPr>
         <w:rPr>
-          <w:rFonts w:ascii="Arial" w:hAnsi="Arial" w:cs="Arial"/>
+          <w:rFonts w:ascii="Verdana" w:hAnsi="Verdana" w:cs="Arial"/>
           <w:color w:val="1D1B11"/>
           <w:sz w:val="32"/>
           <w:szCs w:val="28"/>
@@ -200,7 +212,7 @@
       </w:pPr>
       <w:r>
         <w:rPr>
-          <w:rFonts w:ascii="Arial" w:hAnsi="Arial" w:cs="Arial"/>
+          <w:rFonts w:ascii="Verdana" w:hAnsi="Verdana" w:cs="Arial"/>
           <w:color w:val="1D1B11"/>
           <w:sz w:val="32"/>
           <w:szCs w:val="28"/>
@@ -211,7 +223,7 @@
     <w:p>
       <w:pPr>
         <w:rPr>
-          <w:rFonts w:ascii="Arial" w:hAnsi="Arial" w:cs="Arial"/>
+          <w:rFonts w:ascii="Verdana" w:hAnsi="Verdana" w:cs="Arial"/>
           <w:color w:val="1D1B11"/>
           <w:sz w:val="32"/>
           <w:szCs w:val="28"/>
@@ -219,7 +231,7 @@
       </w:pPr>
       <w:r>
         <w:rPr>
-          <w:rFonts w:ascii="Arial" w:hAnsi="Arial" w:cs="Arial"/>
+          <w:rFonts w:ascii="Verdana" w:hAnsi="Verdana" w:cs="Arial"/>
           <w:color w:val="1D1B11"/>
           <w:sz w:val="32"/>
           <w:szCs w:val="28"/>
@@ -230,7 +242,7 @@
     <w:p>
       <w:pPr>
         <w:rPr>
-          <w:rFonts w:ascii="Arial" w:hAnsi="Arial" w:cs="Arial"/>
+          <w:rFonts w:ascii="Verdana" w:hAnsi="Verdana" w:cs="Arial"/>
           <w:color w:val="1D1B11"/>
           <w:sz w:val="32"/>
           <w:szCs w:val="28"/>
@@ -238,7 +250,7 @@
       </w:pPr>
       <w:r>
         <w:rPr>
-          <w:rFonts w:ascii="Arial" w:hAnsi="Arial" w:cs="Arial"/>
+          <w:rFonts w:ascii="Verdana" w:hAnsi="Verdana" w:cs="Arial"/>
           <w:color w:val="1D1B11"/>
           <w:sz w:val="32"/>
           <w:szCs w:val="28"/>
@@ -249,7 +261,7 @@
     <w:p>
       <w:pPr>
         <w:rPr>
-          <w:rFonts w:ascii="Arial" w:hAnsi="Arial" w:cs="Arial"/>
+          <w:rFonts w:ascii="Verdana" w:hAnsi="Verdana" w:cs="Arial"/>
           <w:color w:val="1D1B11"/>
           <w:sz w:val="32"/>
           <w:szCs w:val="28"/>
@@ -260,7 +272,7 @@
       <w:pPr>
         <w:jc w:val="center"/>
         <w:rPr>
-          <w:rFonts w:ascii="Arial" w:hAnsi="Arial" w:cs="Arial"/>
+          <w:rFonts w:ascii="Verdana" w:hAnsi="Verdana" w:cs="Arial"/>
           <w:color w:val="1D1B11"/>
           <w:sz w:val="28"/>
           <w:szCs w:val="28"/>
@@ -270,8 +282,28 @@
     <w:p>
       <w:pPr>
         <w:rPr>
-          <w:rFonts w:ascii="Arial" w:hAnsi="Arial" w:cs="Arial"/>
+          <w:rFonts w:ascii="Verdana" w:hAnsi="Verdana" w:cs="Arial"/>
           <w:b/>
+          <w:color w:val="1D1B11"/>
+          <w:sz w:val="28"/>
+          <w:szCs w:val="28"/>
+        </w:rPr>
+      </w:pPr>
+      <w:r>
+        <w:rPr>
+          <w:rFonts w:ascii="Verdana" w:hAnsi="Verdana" w:cs="Arial"/>
+          <w:b/>
+          <w:color w:val="1D1B11"/>
+          <w:sz w:val="28"/>
+          <w:szCs w:val="28"/>
+        </w:rPr>
+        <w:t>ASESOR</w:t>
+      </w:r>
+    </w:p>
+    <w:p>
+      <w:pPr>
+        <w:rPr>
+          <w:rFonts w:ascii="Verdana" w:hAnsi="Verdana" w:cs="Arial"/>
           <w:color w:val="1D1B11"/>
           <w:sz w:val="32"/>
           <w:szCs w:val="28"/>
@@ -279,27 +311,7 @@
       </w:pPr>
       <w:r>
         <w:rPr>
-          <w:rFonts w:ascii="Arial" w:hAnsi="Arial" w:cs="Arial"/>
-          <w:b/>
-          <w:color w:val="1D1B11"/>
-          <w:sz w:val="32"/>
-          <w:szCs w:val="28"/>
-        </w:rPr>
-        <w:t>ASESOR</w:t>
-      </w:r>
-    </w:p>
-    <w:p>
-      <w:pPr>
-        <w:rPr>
-          <w:rFonts w:ascii="Arial" w:hAnsi="Arial" w:cs="Arial"/>
-          <w:color w:val="1D1B11"/>
-          <w:sz w:val="32"/>
-          <w:szCs w:val="28"/>
-        </w:rPr>
-      </w:pPr>
-      <w:r>
-        <w:rPr>
-          <w:rFonts w:ascii="Arial" w:hAnsi="Arial" w:cs="Arial"/>
+          <w:rFonts w:ascii="Verdana" w:hAnsi="Verdana" w:cs="Arial"/>
           <w:sz w:val="28"/>
           <w:szCs w:val="32"/>
         </w:rPr>
@@ -310,7 +322,7 @@
       <w:pPr>
         <w:jc w:val="right"/>
         <w:rPr>
-          <w:rFonts w:ascii="Arial" w:hAnsi="Arial" w:cs="Arial"/>
+          <w:rFonts w:ascii="Verdana" w:hAnsi="Verdana" w:cs="Arial"/>
           <w:sz w:val="24"/>
           <w:szCs w:val="24"/>
         </w:rPr>
@@ -320,7 +332,7 @@
       <w:pPr>
         <w:jc w:val="right"/>
         <w:rPr>
-          <w:rFonts w:ascii="Arial" w:hAnsi="Arial" w:cs="Arial"/>
+          <w:rFonts w:ascii="Verdana" w:hAnsi="Verdana" w:cs="Arial"/>
           <w:sz w:val="24"/>
           <w:szCs w:val="24"/>
         </w:rPr>
@@ -330,24 +342,14 @@
       <w:pPr>
         <w:jc w:val="right"/>
         <w:rPr>
-          <w:rFonts w:ascii="Arial" w:hAnsi="Arial" w:cs="Arial"/>
-          <w:sz w:val="24"/>
-          <w:szCs w:val="24"/>
-        </w:rPr>
-      </w:pPr>
-    </w:p>
-    <w:p>
-      <w:pPr>
-        <w:jc w:val="right"/>
-        <w:rPr>
-          <w:rFonts w:ascii="Arial" w:hAnsi="Arial" w:cs="Arial"/>
-          <w:sz w:val="24"/>
-          <w:szCs w:val="24"/>
-        </w:rPr>
-      </w:pPr>
-      <w:r>
-        <w:rPr>
-          <w:rFonts w:ascii="Arial" w:hAnsi="Arial" w:cs="Arial"/>
+          <w:rFonts w:ascii="Verdana" w:hAnsi="Verdana" w:cs="Arial"/>
+          <w:sz w:val="24"/>
+          <w:szCs w:val="24"/>
+        </w:rPr>
+      </w:pPr>
+      <w:r>
+        <w:rPr>
+          <w:rFonts w:ascii="Verdana" w:hAnsi="Verdana" w:cs="Arial"/>
           <w:sz w:val="24"/>
           <w:szCs w:val="24"/>
         </w:rPr>
@@ -357,7 +359,7 @@
       <w:bookmarkEnd w:id="0"/>
       <w:r>
         <w:rPr>
-          <w:rFonts w:ascii="Arial" w:hAnsi="Arial" w:cs="Arial"/>
+          <w:rFonts w:ascii="Verdana" w:hAnsi="Verdana" w:cs="Arial"/>
           <w:sz w:val="24"/>
           <w:szCs w:val="24"/>
         </w:rPr>
@@ -371,6 +373,7 @@
           <w:tab w:val="right" w:leader="dot" w:pos="9350"/>
         </w:tabs>
         <w:rPr>
+          <w:rFonts w:ascii="Verdana" w:hAnsi="Verdana"/>
           <w:sz w:val="24"/>
           <w:szCs w:val="24"/>
         </w:rPr>
@@ -379,7 +382,7 @@
     <w:sdt>
       <w:sdtPr>
         <w:rPr>
-          <w:rFonts w:ascii="Calibri" w:eastAsia="Calibri" w:hAnsi="Calibri" w:cs="Times New Roman"/>
+          <w:rFonts w:ascii="Verdana" w:eastAsia="Calibri" w:hAnsi="Verdana" w:cs="Times New Roman"/>
           <w:color w:val="auto"/>
           <w:sz w:val="22"/>
           <w:szCs w:val="22"/>
@@ -401,9 +404,28 @@
         <w:p>
           <w:pPr>
             <w:pStyle w:val="TtuloTDC"/>
+            <w:rPr>
+              <w:rFonts w:ascii="Verdana" w:hAnsi="Verdana"/>
+              <w:b/>
+              <w:color w:val="auto"/>
+            </w:rPr>
           </w:pPr>
           <w:r>
-            <w:t>Contenido</w:t>
+            <w:rPr>
+              <w:rFonts w:ascii="Verdana" w:hAnsi="Verdana"/>
+              <w:b/>
+              <w:color w:val="auto"/>
+              <w:sz w:val="28"/>
+            </w:rPr>
+            <w:t>Índice</w:t>
+          </w:r>
+          <w:r>
+            <w:rPr>
+              <w:rFonts w:ascii="Verdana" w:hAnsi="Verdana"/>
+              <w:b/>
+              <w:color w:val="auto"/>
+            </w:rPr>
+            <w:t xml:space="preserve"> </w:t>
           </w:r>
         </w:p>
         <w:p>
@@ -415,20 +437,27 @@
             <w:rPr>
               <w:rFonts w:asciiTheme="minorHAnsi" w:eastAsiaTheme="minorEastAsia" w:hAnsiTheme="minorHAnsi" w:cstheme="minorBidi"/>
               <w:noProof/>
-              <w:kern w:val="2"/>
-              <w14:ligatures w14:val="standardContextual"/>
             </w:rPr>
           </w:pPr>
           <w:r>
+            <w:rPr>
+              <w:rFonts w:ascii="Verdana" w:hAnsi="Verdana"/>
+            </w:rPr>
             <w:fldChar w:fldCharType="begin"/>
           </w:r>
           <w:r>
+            <w:rPr>
+              <w:rFonts w:ascii="Verdana" w:hAnsi="Verdana"/>
+            </w:rPr>
             <w:instrText xml:space="preserve"> TOC \o "1-3" \h \z \u </w:instrText>
           </w:r>
           <w:r>
+            <w:rPr>
+              <w:rFonts w:ascii="Verdana" w:hAnsi="Verdana"/>
+            </w:rPr>
             <w:fldChar w:fldCharType="separate"/>
           </w:r>
-          <w:hyperlink w:anchor="_Toc224899878" w:history="1">
+          <w:hyperlink w:anchor="_Toc225147386" w:history="1">
             <w:r>
               <w:rPr>
                 <w:rStyle w:val="Hipervnculo"/>
@@ -455,7 +484,7 @@
                 <w:noProof/>
                 <w:webHidden/>
               </w:rPr>
-              <w:instrText xml:space="preserve"> PAGEREF _Toc224899878 \h </w:instrText>
+              <w:instrText xml:space="preserve"> PAGEREF _Toc225147386 \h </w:instrText>
             </w:r>
             <w:r>
               <w:rPr>
@@ -495,11 +524,9 @@
             <w:rPr>
               <w:rFonts w:asciiTheme="minorHAnsi" w:eastAsiaTheme="minorEastAsia" w:hAnsiTheme="minorHAnsi" w:cstheme="minorBidi"/>
               <w:noProof/>
-              <w:kern w:val="2"/>
-              <w14:ligatures w14:val="standardContextual"/>
             </w:rPr>
           </w:pPr>
-          <w:hyperlink w:anchor="_Toc224899879" w:history="1">
+          <w:hyperlink w:anchor="_Toc225147387" w:history="1">
             <w:r>
               <w:rPr>
                 <w:rStyle w:val="Hipervnculo"/>
@@ -526,7 +553,7 @@
                 <w:noProof/>
                 <w:webHidden/>
               </w:rPr>
-              <w:instrText xml:space="preserve"> PAGEREF _Toc224899879 \h </w:instrText>
+              <w:instrText xml:space="preserve"> PAGEREF _Toc225147387 \h </w:instrText>
             </w:r>
             <w:r>
               <w:rPr>
@@ -566,11 +593,9 @@
             <w:rPr>
               <w:rFonts w:asciiTheme="minorHAnsi" w:eastAsiaTheme="minorEastAsia" w:hAnsiTheme="minorHAnsi" w:cstheme="minorBidi"/>
               <w:noProof/>
-              <w:kern w:val="2"/>
-              <w14:ligatures w14:val="standardContextual"/>
             </w:rPr>
           </w:pPr>
-          <w:hyperlink w:anchor="_Toc224899880" w:history="1">
+          <w:hyperlink w:anchor="_Toc225147388" w:history="1">
             <w:r>
               <w:rPr>
                 <w:rStyle w:val="Hipervnculo"/>
@@ -597,7 +622,7 @@
                 <w:noProof/>
                 <w:webHidden/>
               </w:rPr>
-              <w:instrText xml:space="preserve"> PAGEREF _Toc224899880 \h </w:instrText>
+              <w:instrText xml:space="preserve"> PAGEREF _Toc225147388 \h </w:instrText>
             </w:r>
             <w:r>
               <w:rPr>
@@ -637,11 +662,9 @@
             <w:rPr>
               <w:rFonts w:asciiTheme="minorHAnsi" w:eastAsiaTheme="minorEastAsia" w:hAnsiTheme="minorHAnsi" w:cstheme="minorBidi"/>
               <w:noProof/>
-              <w:kern w:val="2"/>
-              <w14:ligatures w14:val="standardContextual"/>
             </w:rPr>
           </w:pPr>
-          <w:hyperlink w:anchor="_Toc224899881" w:history="1">
+          <w:hyperlink w:anchor="_Toc225147389" w:history="1">
             <w:r>
               <w:rPr>
                 <w:rStyle w:val="Hipervnculo"/>
@@ -668,7 +691,7 @@
                 <w:noProof/>
                 <w:webHidden/>
               </w:rPr>
-              <w:instrText xml:space="preserve"> PAGEREF _Toc224899881 \h </w:instrText>
+              <w:instrText xml:space="preserve"> PAGEREF _Toc225147389 \h </w:instrText>
             </w:r>
             <w:r>
               <w:rPr>
@@ -708,11 +731,9 @@
             <w:rPr>
               <w:rFonts w:asciiTheme="minorHAnsi" w:eastAsiaTheme="minorEastAsia" w:hAnsiTheme="minorHAnsi" w:cstheme="minorBidi"/>
               <w:noProof/>
-              <w:kern w:val="2"/>
-              <w14:ligatures w14:val="standardContextual"/>
             </w:rPr>
           </w:pPr>
-          <w:hyperlink w:anchor="_Toc224899882" w:history="1">
+          <w:hyperlink w:anchor="_Toc225147390" w:history="1">
             <w:r>
               <w:rPr>
                 <w:rStyle w:val="Hipervnculo"/>
@@ -739,7 +760,7 @@
                 <w:noProof/>
                 <w:webHidden/>
               </w:rPr>
-              <w:instrText xml:space="preserve"> PAGEREF _Toc224899882 \h </w:instrText>
+              <w:instrText xml:space="preserve"> PAGEREF _Toc225147390 \h </w:instrText>
             </w:r>
             <w:r>
               <w:rPr>
@@ -779,11 +800,9 @@
             <w:rPr>
               <w:rFonts w:asciiTheme="minorHAnsi" w:eastAsiaTheme="minorEastAsia" w:hAnsiTheme="minorHAnsi" w:cstheme="minorBidi"/>
               <w:noProof/>
-              <w:kern w:val="2"/>
-              <w14:ligatures w14:val="standardContextual"/>
             </w:rPr>
           </w:pPr>
-          <w:hyperlink w:anchor="_Toc224899883" w:history="1">
+          <w:hyperlink w:anchor="_Toc225147391" w:history="1">
             <w:r>
               <w:rPr>
                 <w:rStyle w:val="Hipervnculo"/>
@@ -810,7 +829,7 @@
                 <w:noProof/>
                 <w:webHidden/>
               </w:rPr>
-              <w:instrText xml:space="preserve"> PAGEREF _Toc224899883 \h </w:instrText>
+              <w:instrText xml:space="preserve"> PAGEREF _Toc225147391 \h </w:instrText>
             </w:r>
             <w:r>
               <w:rPr>
@@ -850,11 +869,9 @@
             <w:rPr>
               <w:rFonts w:asciiTheme="minorHAnsi" w:eastAsiaTheme="minorEastAsia" w:hAnsiTheme="minorHAnsi" w:cstheme="minorBidi"/>
               <w:noProof/>
-              <w:kern w:val="2"/>
-              <w14:ligatures w14:val="standardContextual"/>
             </w:rPr>
           </w:pPr>
-          <w:hyperlink w:anchor="_Toc224899884" w:history="1">
+          <w:hyperlink w:anchor="_Toc225147392" w:history="1">
             <w:r>
               <w:rPr>
                 <w:rStyle w:val="Hipervnculo"/>
@@ -881,7 +898,7 @@
                 <w:noProof/>
                 <w:webHidden/>
               </w:rPr>
-              <w:instrText xml:space="preserve"> PAGEREF _Toc224899884 \h </w:instrText>
+              <w:instrText xml:space="preserve"> PAGEREF _Toc225147392 \h </w:instrText>
             </w:r>
             <w:r>
               <w:rPr>
@@ -921,11 +938,9 @@
             <w:rPr>
               <w:rFonts w:asciiTheme="minorHAnsi" w:eastAsiaTheme="minorEastAsia" w:hAnsiTheme="minorHAnsi" w:cstheme="minorBidi"/>
               <w:noProof/>
-              <w:kern w:val="2"/>
-              <w14:ligatures w14:val="standardContextual"/>
             </w:rPr>
           </w:pPr>
-          <w:hyperlink w:anchor="_Toc224899885" w:history="1">
+          <w:hyperlink w:anchor="_Toc225147393" w:history="1">
             <w:r>
               <w:rPr>
                 <w:rStyle w:val="Hipervnculo"/>
@@ -952,7 +967,7 @@
                 <w:noProof/>
                 <w:webHidden/>
               </w:rPr>
-              <w:instrText xml:space="preserve"> PAGEREF _Toc224899885 \h </w:instrText>
+              <w:instrText xml:space="preserve"> PAGEREF _Toc225147393 \h </w:instrText>
             </w:r>
             <w:r>
               <w:rPr>
@@ -992,11 +1007,9 @@
             <w:rPr>
               <w:rFonts w:asciiTheme="minorHAnsi" w:eastAsiaTheme="minorEastAsia" w:hAnsiTheme="minorHAnsi" w:cstheme="minorBidi"/>
               <w:noProof/>
-              <w:kern w:val="2"/>
-              <w14:ligatures w14:val="standardContextual"/>
             </w:rPr>
           </w:pPr>
-          <w:hyperlink w:anchor="_Toc224899886" w:history="1">
+          <w:hyperlink w:anchor="_Toc225147394" w:history="1">
             <w:r>
               <w:rPr>
                 <w:rStyle w:val="Hipervnculo"/>
@@ -1023,7 +1036,7 @@
                 <w:noProof/>
                 <w:webHidden/>
               </w:rPr>
-              <w:instrText xml:space="preserve"> PAGEREF _Toc224899886 \h </w:instrText>
+              <w:instrText xml:space="preserve"> PAGEREF _Toc225147394 \h </w:instrText>
             </w:r>
             <w:r>
               <w:rPr>
@@ -1063,11 +1076,9 @@
             <w:rPr>
               <w:rFonts w:asciiTheme="minorHAnsi" w:eastAsiaTheme="minorEastAsia" w:hAnsiTheme="minorHAnsi" w:cstheme="minorBidi"/>
               <w:noProof/>
-              <w:kern w:val="2"/>
-              <w14:ligatures w14:val="standardContextual"/>
             </w:rPr>
           </w:pPr>
-          <w:hyperlink w:anchor="_Toc224899887" w:history="1">
+          <w:hyperlink w:anchor="_Toc225147395" w:history="1">
             <w:r>
               <w:rPr>
                 <w:rStyle w:val="Hipervnculo"/>
@@ -1094,7 +1105,7 @@
                 <w:noProof/>
                 <w:webHidden/>
               </w:rPr>
-              <w:instrText xml:space="preserve"> PAGEREF _Toc224899887 \h </w:instrText>
+              <w:instrText xml:space="preserve"> PAGEREF _Toc225147395 \h </w:instrText>
             </w:r>
             <w:r>
               <w:rPr>
@@ -1134,11 +1145,9 @@
             <w:rPr>
               <w:rFonts w:asciiTheme="minorHAnsi" w:eastAsiaTheme="minorEastAsia" w:hAnsiTheme="minorHAnsi" w:cstheme="minorBidi"/>
               <w:noProof/>
-              <w:kern w:val="2"/>
-              <w14:ligatures w14:val="standardContextual"/>
             </w:rPr>
           </w:pPr>
-          <w:hyperlink w:anchor="_Toc224899888" w:history="1">
+          <w:hyperlink w:anchor="_Toc225147396" w:history="1">
             <w:r>
               <w:rPr>
                 <w:rStyle w:val="Hipervnculo"/>
@@ -1165,7 +1174,7 @@
                 <w:noProof/>
                 <w:webHidden/>
               </w:rPr>
-              <w:instrText xml:space="preserve"> PAGEREF _Toc224899888 \h </w:instrText>
+              <w:instrText xml:space="preserve"> PAGEREF _Toc225147396 \h </w:instrText>
             </w:r>
             <w:r>
               <w:rPr>
@@ -1205,11 +1214,9 @@
             <w:rPr>
               <w:rFonts w:asciiTheme="minorHAnsi" w:eastAsiaTheme="minorEastAsia" w:hAnsiTheme="minorHAnsi" w:cstheme="minorBidi"/>
               <w:noProof/>
-              <w:kern w:val="2"/>
-              <w14:ligatures w14:val="standardContextual"/>
             </w:rPr>
           </w:pPr>
-          <w:hyperlink w:anchor="_Toc224899889" w:history="1">
+          <w:hyperlink w:anchor="_Toc225147397" w:history="1">
             <w:r>
               <w:rPr>
                 <w:rStyle w:val="Hipervnculo"/>
@@ -1236,7 +1243,7 @@
                 <w:noProof/>
                 <w:webHidden/>
               </w:rPr>
-              <w:instrText xml:space="preserve"> PAGEREF _Toc224899889 \h </w:instrText>
+              <w:instrText xml:space="preserve"> PAGEREF _Toc225147397 \h </w:instrText>
             </w:r>
             <w:r>
               <w:rPr>
@@ -1276,11 +1283,9 @@
             <w:rPr>
               <w:rFonts w:asciiTheme="minorHAnsi" w:eastAsiaTheme="minorEastAsia" w:hAnsiTheme="minorHAnsi" w:cstheme="minorBidi"/>
               <w:noProof/>
-              <w:kern w:val="2"/>
-              <w14:ligatures w14:val="standardContextual"/>
             </w:rPr>
           </w:pPr>
-          <w:hyperlink w:anchor="_Toc224899890" w:history="1">
+          <w:hyperlink w:anchor="_Toc225147398" w:history="1">
             <w:r>
               <w:rPr>
                 <w:rStyle w:val="Hipervnculo"/>
@@ -1307,7 +1312,7 @@
                 <w:noProof/>
                 <w:webHidden/>
               </w:rPr>
-              <w:instrText xml:space="preserve"> PAGEREF _Toc224899890 \h </w:instrText>
+              <w:instrText xml:space="preserve"> PAGEREF _Toc225147398 \h </w:instrText>
             </w:r>
             <w:r>
               <w:rPr>
@@ -1339,8 +1344,498 @@
           </w:hyperlink>
         </w:p>
         <w:p>
+          <w:pPr>
+            <w:pStyle w:val="TDC2"/>
+            <w:tabs>
+              <w:tab w:val="right" w:leader="dot" w:pos="8828"/>
+            </w:tabs>
+            <w:rPr>
+              <w:rFonts w:asciiTheme="minorHAnsi" w:eastAsiaTheme="minorEastAsia" w:hAnsiTheme="minorHAnsi" w:cstheme="minorBidi"/>
+              <w:noProof/>
+            </w:rPr>
+          </w:pPr>
+          <w:hyperlink w:anchor="_Toc225147399" w:history="1">
+            <w:r>
+              <w:rPr>
+                <w:rStyle w:val="Hipervnculo"/>
+                <w:rFonts w:eastAsia="Times New Roman"/>
+                <w:noProof/>
+              </w:rPr>
+              <w:t>1. Creación de tablespace generales:</w:t>
+            </w:r>
+            <w:r>
+              <w:rPr>
+                <w:noProof/>
+                <w:webHidden/>
+              </w:rPr>
+              <w:tab/>
+            </w:r>
+            <w:r>
+              <w:rPr>
+                <w:noProof/>
+                <w:webHidden/>
+              </w:rPr>
+              <w:fldChar w:fldCharType="begin"/>
+            </w:r>
+            <w:r>
+              <w:rPr>
+                <w:noProof/>
+                <w:webHidden/>
+              </w:rPr>
+              <w:instrText xml:space="preserve"> PAGEREF _Toc225147399 \h </w:instrText>
+            </w:r>
+            <w:r>
+              <w:rPr>
+                <w:noProof/>
+                <w:webHidden/>
+              </w:rPr>
+            </w:r>
+            <w:r>
+              <w:rPr>
+                <w:noProof/>
+                <w:webHidden/>
+              </w:rPr>
+              <w:fldChar w:fldCharType="separate"/>
+            </w:r>
+            <w:r>
+              <w:rPr>
+                <w:noProof/>
+                <w:webHidden/>
+              </w:rPr>
+              <w:t>9</w:t>
+            </w:r>
+            <w:r>
+              <w:rPr>
+                <w:noProof/>
+                <w:webHidden/>
+              </w:rPr>
+              <w:fldChar w:fldCharType="end"/>
+            </w:r>
+          </w:hyperlink>
+        </w:p>
+        <w:p>
+          <w:pPr>
+            <w:pStyle w:val="TDC2"/>
+            <w:tabs>
+              <w:tab w:val="right" w:leader="dot" w:pos="8828"/>
+            </w:tabs>
+            <w:rPr>
+              <w:rFonts w:asciiTheme="minorHAnsi" w:eastAsiaTheme="minorEastAsia" w:hAnsiTheme="minorHAnsi" w:cstheme="minorBidi"/>
+              <w:noProof/>
+            </w:rPr>
+          </w:pPr>
+          <w:hyperlink w:anchor="_Toc225147400" w:history="1">
+            <w:r>
+              <w:rPr>
+                <w:rStyle w:val="Hipervnculo"/>
+                <w:noProof/>
+              </w:rPr>
+              <w:t>2. Creación y configuración de la base de datos</w:t>
+            </w:r>
+            <w:r>
+              <w:rPr>
+                <w:noProof/>
+                <w:webHidden/>
+              </w:rPr>
+              <w:tab/>
+            </w:r>
+            <w:r>
+              <w:rPr>
+                <w:noProof/>
+                <w:webHidden/>
+              </w:rPr>
+              <w:fldChar w:fldCharType="begin"/>
+            </w:r>
+            <w:r>
+              <w:rPr>
+                <w:noProof/>
+                <w:webHidden/>
+              </w:rPr>
+              <w:instrText xml:space="preserve"> PAGEREF _Toc225147400 \h </w:instrText>
+            </w:r>
+            <w:r>
+              <w:rPr>
+                <w:noProof/>
+                <w:webHidden/>
+              </w:rPr>
+            </w:r>
+            <w:r>
+              <w:rPr>
+                <w:noProof/>
+                <w:webHidden/>
+              </w:rPr>
+              <w:fldChar w:fldCharType="separate"/>
+            </w:r>
+            <w:r>
+              <w:rPr>
+                <w:noProof/>
+                <w:webHidden/>
+              </w:rPr>
+              <w:t>10</w:t>
+            </w:r>
+            <w:r>
+              <w:rPr>
+                <w:noProof/>
+                <w:webHidden/>
+              </w:rPr>
+              <w:fldChar w:fldCharType="end"/>
+            </w:r>
+          </w:hyperlink>
+        </w:p>
+        <w:p>
+          <w:pPr>
+            <w:pStyle w:val="TDC2"/>
+            <w:tabs>
+              <w:tab w:val="right" w:leader="dot" w:pos="8828"/>
+            </w:tabs>
+            <w:rPr>
+              <w:rFonts w:asciiTheme="minorHAnsi" w:eastAsiaTheme="minorEastAsia" w:hAnsiTheme="minorHAnsi" w:cstheme="minorBidi"/>
+              <w:noProof/>
+            </w:rPr>
+          </w:pPr>
+          <w:hyperlink w:anchor="_Toc225147401" w:history="1">
+            <w:r>
+              <w:rPr>
+                <w:rStyle w:val="Hipervnculo"/>
+                <w:noProof/>
+              </w:rPr>
+              <w:t>3. Creación de tablas y asignación a tablespaces</w:t>
+            </w:r>
+            <w:r>
+              <w:rPr>
+                <w:noProof/>
+                <w:webHidden/>
+              </w:rPr>
+              <w:tab/>
+            </w:r>
+            <w:r>
+              <w:rPr>
+                <w:noProof/>
+                <w:webHidden/>
+              </w:rPr>
+              <w:fldChar w:fldCharType="begin"/>
+            </w:r>
+            <w:r>
+              <w:rPr>
+                <w:noProof/>
+                <w:webHidden/>
+              </w:rPr>
+              <w:instrText xml:space="preserve"> PAGEREF _Toc225147401 \h </w:instrText>
+            </w:r>
+            <w:r>
+              <w:rPr>
+                <w:noProof/>
+                <w:webHidden/>
+              </w:rPr>
+            </w:r>
+            <w:r>
+              <w:rPr>
+                <w:noProof/>
+                <w:webHidden/>
+              </w:rPr>
+              <w:fldChar w:fldCharType="separate"/>
+            </w:r>
+            <w:r>
+              <w:rPr>
+                <w:noProof/>
+                <w:webHidden/>
+              </w:rPr>
+              <w:t>12</w:t>
+            </w:r>
+            <w:r>
+              <w:rPr>
+                <w:noProof/>
+                <w:webHidden/>
+              </w:rPr>
+              <w:fldChar w:fldCharType="end"/>
+            </w:r>
+          </w:hyperlink>
+        </w:p>
+        <w:p>
+          <w:pPr>
+            <w:pStyle w:val="TDC2"/>
+            <w:tabs>
+              <w:tab w:val="right" w:leader="dot" w:pos="8828"/>
+            </w:tabs>
+            <w:rPr>
+              <w:rFonts w:asciiTheme="minorHAnsi" w:eastAsiaTheme="minorEastAsia" w:hAnsiTheme="minorHAnsi" w:cstheme="minorBidi"/>
+              <w:noProof/>
+            </w:rPr>
+          </w:pPr>
+          <w:hyperlink w:anchor="_Toc225147402" w:history="1">
+            <w:r>
+              <w:rPr>
+                <w:rStyle w:val="Hipervnculo"/>
+                <w:noProof/>
+              </w:rPr>
+              <w:t>4. Migración y Archivado en el Tablespace Histórico:</w:t>
+            </w:r>
+            <w:r>
+              <w:rPr>
+                <w:noProof/>
+                <w:webHidden/>
+              </w:rPr>
+              <w:tab/>
+            </w:r>
+            <w:r>
+              <w:rPr>
+                <w:noProof/>
+                <w:webHidden/>
+              </w:rPr>
+              <w:fldChar w:fldCharType="begin"/>
+            </w:r>
+            <w:r>
+              <w:rPr>
+                <w:noProof/>
+                <w:webHidden/>
+              </w:rPr>
+              <w:instrText xml:space="preserve"> PAGEREF _Toc225147402 \h </w:instrText>
+            </w:r>
+            <w:r>
+              <w:rPr>
+                <w:noProof/>
+                <w:webHidden/>
+              </w:rPr>
+            </w:r>
+            <w:r>
+              <w:rPr>
+                <w:noProof/>
+                <w:webHidden/>
+              </w:rPr>
+              <w:fldChar w:fldCharType="separate"/>
+            </w:r>
+            <w:r>
+              <w:rPr>
+                <w:noProof/>
+                <w:webHidden/>
+              </w:rPr>
+              <w:t>17</w:t>
+            </w:r>
+            <w:r>
+              <w:rPr>
+                <w:noProof/>
+                <w:webHidden/>
+              </w:rPr>
+              <w:fldChar w:fldCharType="end"/>
+            </w:r>
+          </w:hyperlink>
+        </w:p>
+        <w:p>
+          <w:pPr>
+            <w:pStyle w:val="TDC1"/>
+            <w:tabs>
+              <w:tab w:val="right" w:leader="dot" w:pos="8828"/>
+            </w:tabs>
+            <w:rPr>
+              <w:rFonts w:asciiTheme="minorHAnsi" w:eastAsiaTheme="minorEastAsia" w:hAnsiTheme="minorHAnsi" w:cstheme="minorBidi"/>
+              <w:noProof/>
+            </w:rPr>
+          </w:pPr>
+          <w:hyperlink w:anchor="_Toc225147403" w:history="1">
+            <w:r>
+              <w:rPr>
+                <w:rStyle w:val="Hipervnculo"/>
+                <w:noProof/>
+              </w:rPr>
+              <w:t>Práctica 3 — Control del Espacio por Usuario y Schema en MySQL</w:t>
+            </w:r>
+            <w:r>
+              <w:rPr>
+                <w:noProof/>
+                <w:webHidden/>
+              </w:rPr>
+              <w:tab/>
+            </w:r>
+            <w:r>
+              <w:rPr>
+                <w:noProof/>
+                <w:webHidden/>
+              </w:rPr>
+              <w:fldChar w:fldCharType="begin"/>
+            </w:r>
+            <w:r>
+              <w:rPr>
+                <w:noProof/>
+                <w:webHidden/>
+              </w:rPr>
+              <w:instrText xml:space="preserve"> PAGEREF _Toc225147403 \h </w:instrText>
+            </w:r>
+            <w:r>
+              <w:rPr>
+                <w:noProof/>
+                <w:webHidden/>
+              </w:rPr>
+            </w:r>
+            <w:r>
+              <w:rPr>
+                <w:noProof/>
+                <w:webHidden/>
+              </w:rPr>
+              <w:fldChar w:fldCharType="separate"/>
+            </w:r>
+            <w:r>
+              <w:rPr>
+                <w:noProof/>
+                <w:webHidden/>
+              </w:rPr>
+              <w:t>19</w:t>
+            </w:r>
+            <w:r>
+              <w:rPr>
+                <w:noProof/>
+                <w:webHidden/>
+              </w:rPr>
+              <w:fldChar w:fldCharType="end"/>
+            </w:r>
+          </w:hyperlink>
+        </w:p>
+        <w:p>
+          <w:pPr>
+            <w:pStyle w:val="TDC2"/>
+            <w:tabs>
+              <w:tab w:val="right" w:leader="dot" w:pos="8828"/>
+            </w:tabs>
+            <w:rPr>
+              <w:rFonts w:asciiTheme="minorHAnsi" w:eastAsiaTheme="minorEastAsia" w:hAnsiTheme="minorHAnsi" w:cstheme="minorBidi"/>
+              <w:noProof/>
+            </w:rPr>
+          </w:pPr>
+          <w:hyperlink w:anchor="_Toc225147404" w:history="1">
+            <w:r>
+              <w:rPr>
+                <w:rStyle w:val="Hipervnculo"/>
+                <w:noProof/>
+              </w:rPr>
+              <w:t>1.    Crear usuarios con límites de recursos</w:t>
+            </w:r>
+            <w:r>
+              <w:rPr>
+                <w:noProof/>
+                <w:webHidden/>
+              </w:rPr>
+              <w:tab/>
+            </w:r>
+            <w:r>
+              <w:rPr>
+                <w:noProof/>
+                <w:webHidden/>
+              </w:rPr>
+              <w:fldChar w:fldCharType="begin"/>
+            </w:r>
+            <w:r>
+              <w:rPr>
+                <w:noProof/>
+                <w:webHidden/>
+              </w:rPr>
+              <w:instrText xml:space="preserve"> PAGEREF _Toc225147404 \h </w:instrText>
+            </w:r>
+            <w:r>
+              <w:rPr>
+                <w:noProof/>
+                <w:webHidden/>
+              </w:rPr>
+            </w:r>
+            <w:r>
+              <w:rPr>
+                <w:noProof/>
+                <w:webHidden/>
+              </w:rPr>
+              <w:fldChar w:fldCharType="separate"/>
+            </w:r>
+            <w:r>
+              <w:rPr>
+                <w:noProof/>
+                <w:webHidden/>
+              </w:rPr>
+              <w:t>19</w:t>
+            </w:r>
+            <w:r>
+              <w:rPr>
+                <w:noProof/>
+                <w:webHidden/>
+              </w:rPr>
+              <w:fldChar w:fldCharType="end"/>
+            </w:r>
+          </w:hyperlink>
+        </w:p>
+        <w:p>
+          <w:pPr>
+            <w:pStyle w:val="TDC2"/>
+            <w:tabs>
+              <w:tab w:val="right" w:leader="dot" w:pos="8828"/>
+            </w:tabs>
+            <w:rPr>
+              <w:rFonts w:asciiTheme="minorHAnsi" w:eastAsiaTheme="minorEastAsia" w:hAnsiTheme="minorHAnsi" w:cstheme="minorBidi"/>
+              <w:noProof/>
+            </w:rPr>
+          </w:pPr>
+          <w:hyperlink w:anchor="_Toc225147405" w:history="1">
+            <w:r>
+              <w:rPr>
+                <w:rStyle w:val="Hipervnculo"/>
+                <w:noProof/>
+              </w:rPr>
+              <w:t>2.    Verificar los usuarios y sus restricciones</w:t>
+            </w:r>
+            <w:r>
+              <w:rPr>
+                <w:noProof/>
+                <w:webHidden/>
+              </w:rPr>
+              <w:tab/>
+            </w:r>
+            <w:r>
+              <w:rPr>
+                <w:noProof/>
+                <w:webHidden/>
+              </w:rPr>
+              <w:fldChar w:fldCharType="begin"/>
+            </w:r>
+            <w:r>
+              <w:rPr>
+                <w:noProof/>
+                <w:webHidden/>
+              </w:rPr>
+              <w:instrText xml:space="preserve"> PAGEREF _Toc225147405 \h </w:instrText>
+            </w:r>
+            <w:r>
+              <w:rPr>
+                <w:noProof/>
+                <w:webHidden/>
+              </w:rPr>
+            </w:r>
+            <w:r>
+              <w:rPr>
+                <w:noProof/>
+                <w:webHidden/>
+              </w:rPr>
+              <w:fldChar w:fldCharType="separate"/>
+            </w:r>
+            <w:r>
+              <w:rPr>
+                <w:noProof/>
+                <w:webHidden/>
+              </w:rPr>
+              <w:t>21</w:t>
+            </w:r>
+            <w:r>
+              <w:rPr>
+                <w:noProof/>
+                <w:webHidden/>
+              </w:rPr>
+              <w:fldChar w:fldCharType="end"/>
+            </w:r>
+          </w:hyperlink>
+        </w:p>
+        <w:p>
+          <w:pPr>
+            <w:rPr>
+              <w:rFonts w:ascii="Verdana" w:hAnsi="Verdana"/>
+            </w:rPr>
+          </w:pPr>
           <w:r>
             <w:rPr>
+              <w:rFonts w:ascii="Verdana" w:hAnsi="Verdana"/>
               <w:b/>
               <w:bCs/>
             </w:rPr>
@@ -1352,6 +1847,7 @@
     <w:p>
       <w:pPr>
         <w:rPr>
+          <w:rFonts w:ascii="Verdana" w:hAnsi="Verdana"/>
           <w:lang w:val="es-MX" w:eastAsia="es-MX"/>
         </w:rPr>
       </w:pPr>
@@ -1362,9 +1858,13 @@
         <w:tabs>
           <w:tab w:val="right" w:leader="dot" w:pos="9350"/>
         </w:tabs>
-      </w:pPr>
-      <w:r>
-        <w:rPr>
+        <w:rPr>
+          <w:rFonts w:ascii="Verdana" w:hAnsi="Verdana"/>
+        </w:rPr>
+      </w:pPr>
+      <w:r>
+        <w:rPr>
+          <w:rFonts w:ascii="Verdana" w:hAnsi="Verdana"/>
           <w:sz w:val="24"/>
           <w:szCs w:val="24"/>
         </w:rPr>
@@ -1372,9 +1872,14 @@
       </w:r>
     </w:p>
     <w:p>
-      <w:r>
-        <w:rPr>
-          <w:rFonts w:ascii="Arial" w:hAnsi="Arial" w:cs="Arial"/>
+      <w:pPr>
+        <w:rPr>
+          <w:rFonts w:ascii="Verdana" w:hAnsi="Verdana"/>
+        </w:rPr>
+      </w:pPr>
+      <w:r>
+        <w:rPr>
+          <w:rFonts w:ascii="Verdana" w:hAnsi="Verdana" w:cs="Arial"/>
           <w:sz w:val="24"/>
           <w:szCs w:val="24"/>
         </w:rPr>
@@ -1385,7 +1890,7 @@
       <w:pPr>
         <w:jc w:val="right"/>
         <w:rPr>
-          <w:rFonts w:ascii="Arial" w:hAnsi="Arial" w:cs="Arial"/>
+          <w:rFonts w:ascii="Verdana" w:hAnsi="Verdana" w:cs="Arial"/>
           <w:sz w:val="24"/>
           <w:szCs w:val="24"/>
         </w:rPr>
@@ -1396,12 +1901,9 @@
         <w:pStyle w:val="Ttulo1"/>
         <w:ind w:firstLine="0"/>
       </w:pPr>
-      <w:bookmarkStart w:id="1" w:name="_Toc224899878"/>
-      <w:r>
-        <w:t>In</w:t>
-      </w:r>
-      <w:r>
-        <w:t>troducción</w:t>
+      <w:bookmarkStart w:id="1" w:name="_Toc225147386"/>
+      <w:r>
+        <w:t>Introducción</w:t>
       </w:r>
       <w:bookmarkEnd w:id="1"/>
     </w:p>
@@ -1409,22 +1911,37 @@
       <w:pPr>
         <w:spacing w:before="80" w:after="80" w:line="276" w:lineRule="auto"/>
         <w:jc w:val="both"/>
-      </w:pPr>
-      <w:r>
+        <w:rPr>
+          <w:rFonts w:ascii="Verdana" w:hAnsi="Verdana"/>
+        </w:rPr>
+      </w:pPr>
+      <w:r>
+        <w:rPr>
+          <w:rFonts w:ascii="Verdana" w:hAnsi="Verdana"/>
+        </w:rPr>
         <w:t>En el ámbito de la administración de bases de datos, la gestión eficiente del espacio en disco representa uno de los desafíos más críticos y constantes para cualquier equipo de tecnología. A medida que los sistemas de información crecen en volumen y complejidad, la capacidad de organizar, monitorear y optimizar el almacenamiento físico y lógico se convierte en una habilidad indispensable para garantizar la continuidad operativa d las aplicaciones. Una mala planificación en este aspecto no solo puede derivar en un deterioro progresivo del rendimiento, sino también en interrupciones del servicio, pérdida de integridad de los datos y un incremento desproporcionado en los costos de infraestructura. Por esta razón, los administradores de bases de datos deben dominar las herramientas y mecanismos que los motores de bases de datos ponen a su disposición para anticiparse a estos problemas antes de que se conviertan en incidentes críticos.</w:t>
       </w:r>
     </w:p>
     <w:p>
       <w:pPr>
         <w:spacing w:before="100" w:after="100"/>
+        <w:rPr>
+          <w:rFonts w:ascii="Verdana" w:hAnsi="Verdana"/>
+        </w:rPr>
       </w:pPr>
     </w:p>
     <w:p>
       <w:pPr>
         <w:spacing w:before="80" w:after="80" w:line="276" w:lineRule="auto"/>
         <w:jc w:val="both"/>
-      </w:pPr>
-      <w:r>
+        <w:rPr>
+          <w:rFonts w:ascii="Verdana" w:hAnsi="Verdana"/>
+        </w:rPr>
+      </w:pPr>
+      <w:r>
+        <w:rPr>
+          <w:rFonts w:ascii="Verdana" w:hAnsi="Verdana"/>
+        </w:rPr>
         <w:t>El presente reporte de prácticas documenta de manera detallada una serie de actividades realizadas sobre el motor MySQL con el objetivo de adquirir competencias prácticas en la configuración y administración del espacio en disco.</w:t>
       </w:r>
     </w:p>
@@ -1435,14 +1952,14 @@
         <w:spacing w:line="259" w:lineRule="auto"/>
         <w:textAlignment w:val="auto"/>
         <w:rPr>
-          <w:rFonts w:ascii="Arial" w:hAnsi="Arial" w:cs="Arial"/>
-          <w:sz w:val="24"/>
-          <w:szCs w:val="24"/>
-        </w:rPr>
-      </w:pPr>
-      <w:r>
-        <w:rPr>
-          <w:rFonts w:ascii="Arial" w:hAnsi="Arial" w:cs="Arial"/>
+          <w:rFonts w:ascii="Verdana" w:hAnsi="Verdana" w:cs="Arial"/>
+          <w:sz w:val="24"/>
+          <w:szCs w:val="24"/>
+        </w:rPr>
+      </w:pPr>
+      <w:r>
+        <w:rPr>
+          <w:rFonts w:ascii="Verdana" w:hAnsi="Verdana" w:cs="Arial"/>
           <w:sz w:val="24"/>
           <w:szCs w:val="24"/>
         </w:rPr>
@@ -1456,7 +1973,7 @@
         <w:spacing w:line="259" w:lineRule="auto"/>
         <w:textAlignment w:val="auto"/>
         <w:rPr>
-          <w:rFonts w:ascii="Arial" w:hAnsi="Arial" w:cs="Arial"/>
+          <w:rFonts w:ascii="Verdana" w:hAnsi="Verdana" w:cs="Arial"/>
           <w:sz w:val="24"/>
           <w:szCs w:val="24"/>
         </w:rPr>
@@ -1467,7 +1984,7 @@
         <w:pStyle w:val="Ttulo1"/>
         <w:ind w:firstLine="0"/>
       </w:pPr>
-      <w:bookmarkStart w:id="2" w:name="_Toc224899879"/>
+      <w:bookmarkStart w:id="2" w:name="_Toc225147387"/>
       <w:r>
         <w:t>Práctica 1 — Definición y Verificación del Espacio de Almacenamiento</w:t>
       </w:r>
@@ -1477,7 +1994,7 @@
       <w:pPr>
         <w:pStyle w:val="Ttulo2"/>
       </w:pPr>
-      <w:bookmarkStart w:id="3" w:name="_Toc224899880"/>
+      <w:bookmarkStart w:id="3" w:name="_Toc225147388"/>
       <w:r>
         <w:t xml:space="preserve">1. Variables de configuración de </w:t>
       </w:r>
@@ -1491,29 +2008,44 @@
     <w:p>
       <w:pPr>
         <w:spacing w:before="100" w:after="100"/>
-      </w:pPr>
-      <w:r>
+        <w:rPr>
+          <w:rFonts w:ascii="Verdana" w:hAnsi="Verdana"/>
+        </w:rPr>
+      </w:pPr>
+      <w:r>
+        <w:rPr>
+          <w:rFonts w:ascii="Verdana" w:hAnsi="Verdana"/>
+        </w:rPr>
         <w:t xml:space="preserve">Se consultan variables del sistema que definen cómo </w:t>
       </w:r>
       <w:proofErr w:type="spellStart"/>
       <w:r>
+        <w:rPr>
+          <w:rFonts w:ascii="Verdana" w:hAnsi="Verdana"/>
+        </w:rPr>
         <w:t>InnoDB</w:t>
       </w:r>
       <w:proofErr w:type="spellEnd"/>
       <w:r>
+        <w:rPr>
+          <w:rFonts w:ascii="Verdana" w:hAnsi="Verdana"/>
+        </w:rPr>
         <w:t xml:space="preserve"> gestiona el almacenamiento en disco. Cada SHOW VARIABLES devuelve el valor actual de una configuración específica del servidor.</w:t>
       </w:r>
     </w:p>
     <w:p>
       <w:pPr>
         <w:spacing w:before="60" w:after="60"/>
+        <w:rPr>
+          <w:rFonts w:ascii="Verdana" w:hAnsi="Verdana"/>
+        </w:rPr>
       </w:pPr>
     </w:p>
     <w:p>
       <w:pPr>
         <w:pStyle w:val="Ttulo3"/>
       </w:pPr>
-      <w:bookmarkStart w:id="4" w:name="_Toc224899881"/>
+      <w:bookmarkStart w:id="4" w:name="_Toc225147389"/>
       <w:r>
         <w:t>1.1 Directorio de datos</w:t>
       </w:r>
@@ -1522,14 +2054,23 @@
     <w:p>
       <w:pPr>
         <w:spacing w:before="100" w:after="100"/>
-      </w:pPr>
-      <w:r>
+        <w:rPr>
+          <w:rFonts w:ascii="Verdana" w:hAnsi="Verdana"/>
+        </w:rPr>
+      </w:pPr>
+      <w:r>
+        <w:rPr>
+          <w:rFonts w:ascii="Verdana" w:hAnsi="Verdana"/>
+        </w:rPr>
         <w:t>Muestra la ruta en disco donde MySQL guarda todos los archivos de bases de datos. Es el punto de partida para ubicar cualquier archivo físico del servidor.</w:t>
       </w:r>
     </w:p>
     <w:p>
       <w:pPr>
         <w:spacing w:before="60" w:after="60"/>
+        <w:rPr>
+          <w:rFonts w:ascii="Verdana" w:hAnsi="Verdana"/>
+        </w:rPr>
       </w:pPr>
     </w:p>
     <w:tbl>
@@ -1565,9 +2106,14 @@
             </w:tcMar>
           </w:tcPr>
           <w:p>
-            <w:r>
-              <w:rPr>
-                <w:rFonts w:ascii="Courier New" w:eastAsia="Courier New" w:hAnsi="Courier New" w:cs="Courier New"/>
+            <w:pPr>
+              <w:rPr>
+                <w:rFonts w:ascii="Verdana" w:hAnsi="Verdana"/>
+              </w:rPr>
+            </w:pPr>
+            <w:r>
+              <w:rPr>
+                <w:rFonts w:ascii="Verdana" w:eastAsia="Courier New" w:hAnsi="Verdana" w:cs="Courier New"/>
                 <w:sz w:val="18"/>
                 <w:szCs w:val="18"/>
               </w:rPr>
@@ -1576,7 +2122,7 @@
             <w:proofErr w:type="spellStart"/>
             <w:r>
               <w:rPr>
-                <w:rFonts w:ascii="Courier New" w:eastAsia="Courier New" w:hAnsi="Courier New" w:cs="Courier New"/>
+                <w:rFonts w:ascii="Verdana" w:eastAsia="Courier New" w:hAnsi="Verdana" w:cs="Courier New"/>
                 <w:sz w:val="18"/>
                 <w:szCs w:val="18"/>
               </w:rPr>
@@ -1585,7 +2131,7 @@
             <w:proofErr w:type="spellEnd"/>
             <w:r>
               <w:rPr>
-                <w:rFonts w:ascii="Courier New" w:eastAsia="Courier New" w:hAnsi="Courier New" w:cs="Courier New"/>
+                <w:rFonts w:ascii="Verdana" w:eastAsia="Courier New" w:hAnsi="Verdana" w:cs="Courier New"/>
                 <w:sz w:val="18"/>
                 <w:szCs w:val="18"/>
               </w:rPr>
@@ -1598,14 +2144,21 @@
     <w:p>
       <w:pPr>
         <w:spacing w:before="60" w:after="60"/>
+        <w:rPr>
+          <w:rFonts w:ascii="Verdana" w:hAnsi="Verdana"/>
+        </w:rPr>
       </w:pPr>
     </w:p>
     <w:p>
       <w:pPr>
         <w:spacing w:before="100" w:after="40"/>
-      </w:pPr>
-      <w:r>
-        <w:rPr>
+        <w:rPr>
+          <w:rFonts w:ascii="Verdana" w:hAnsi="Verdana"/>
+        </w:rPr>
+      </w:pPr>
+      <w:r>
+        <w:rPr>
+          <w:rFonts w:ascii="Verdana" w:hAnsi="Verdana"/>
           <w:i/>
           <w:iCs/>
           <w:color w:val="555555"/>
@@ -1619,10 +2172,15 @@
       <w:pPr>
         <w:spacing w:before="120" w:after="120"/>
         <w:jc w:val="center"/>
-      </w:pPr>
-      <w:r>
-        <w:rPr>
+        <w:rPr>
+          <w:rFonts w:ascii="Verdana" w:hAnsi="Verdana"/>
+        </w:rPr>
+      </w:pPr>
+      <w:r>
+        <w:rPr>
+          <w:rFonts w:ascii="Verdana" w:hAnsi="Verdana"/>
           <w:noProof/>
+          <w:lang w:val="es-MX" w:eastAsia="es-MX"/>
         </w:rPr>
         <w:drawing>
           <wp:inline distT="0" distB="0" distL="0" distR="0" wp14:anchorId="01FB4233" wp14:editId="1F275215">
@@ -1667,13 +2225,16 @@
     <w:p>
       <w:pPr>
         <w:spacing w:before="60" w:after="60"/>
+        <w:rPr>
+          <w:rFonts w:ascii="Verdana" w:hAnsi="Verdana"/>
+        </w:rPr>
       </w:pPr>
     </w:p>
     <w:p>
       <w:pPr>
         <w:pStyle w:val="Ttulo3"/>
       </w:pPr>
-      <w:bookmarkStart w:id="5" w:name="_Toc224899882"/>
+      <w:bookmarkStart w:id="5" w:name="_Toc225147390"/>
       <w:r>
         <w:t xml:space="preserve">1.2 </w:t>
       </w:r>
@@ -1690,38 +2251,65 @@
     <w:p>
       <w:pPr>
         <w:spacing w:before="100" w:after="100"/>
-      </w:pPr>
-      <w:r>
+        <w:rPr>
+          <w:rFonts w:ascii="Verdana" w:hAnsi="Verdana"/>
+        </w:rPr>
+      </w:pPr>
+      <w:r>
+        <w:rPr>
+          <w:rFonts w:ascii="Verdana" w:hAnsi="Verdana"/>
+        </w:rPr>
         <w:t xml:space="preserve">Indica la configuración del archivo ibdata1, que es el </w:t>
       </w:r>
       <w:proofErr w:type="spellStart"/>
       <w:r>
+        <w:rPr>
+          <w:rFonts w:ascii="Verdana" w:hAnsi="Verdana"/>
+        </w:rPr>
         <w:t>tablespace</w:t>
       </w:r>
       <w:proofErr w:type="spellEnd"/>
       <w:r>
+        <w:rPr>
+          <w:rFonts w:ascii="Verdana" w:hAnsi="Verdana"/>
+        </w:rPr>
         <w:t xml:space="preserve"> compartido de </w:t>
       </w:r>
       <w:proofErr w:type="spellStart"/>
       <w:r>
+        <w:rPr>
+          <w:rFonts w:ascii="Verdana" w:hAnsi="Verdana"/>
+        </w:rPr>
         <w:t>InnoDB</w:t>
       </w:r>
       <w:proofErr w:type="spellEnd"/>
       <w:r>
+        <w:rPr>
+          <w:rFonts w:ascii="Verdana" w:hAnsi="Verdana"/>
+        </w:rPr>
         <w:t xml:space="preserve">. Aquí se almacenan el diccionario de datos y, si </w:t>
       </w:r>
       <w:proofErr w:type="spellStart"/>
       <w:r>
+        <w:rPr>
+          <w:rFonts w:ascii="Verdana" w:hAnsi="Verdana"/>
+        </w:rPr>
         <w:t>innodb_file_per_table</w:t>
       </w:r>
       <w:proofErr w:type="spellEnd"/>
       <w:r>
+        <w:rPr>
+          <w:rFonts w:ascii="Verdana" w:hAnsi="Verdana"/>
+        </w:rPr>
         <w:t xml:space="preserve"> está desactivado, también los datos de las tablas.</w:t>
       </w:r>
     </w:p>
     <w:p>
       <w:pPr>
         <w:spacing w:before="60" w:after="60"/>
+        <w:rPr>
+          <w:rFonts w:ascii="Verdana" w:hAnsi="Verdana"/>
+        </w:rPr>
       </w:pPr>
     </w:p>
     <w:tbl>
@@ -1759,12 +2347,13 @@
           <w:p>
             <w:pPr>
               <w:rPr>
+                <w:rFonts w:ascii="Verdana" w:hAnsi="Verdana"/>
                 <w:lang w:val="en-US"/>
               </w:rPr>
             </w:pPr>
             <w:r>
               <w:rPr>
-                <w:rFonts w:ascii="Courier New" w:eastAsia="Courier New" w:hAnsi="Courier New" w:cs="Courier New"/>
+                <w:rFonts w:ascii="Verdana" w:eastAsia="Courier New" w:hAnsi="Verdana" w:cs="Courier New"/>
                 <w:sz w:val="18"/>
                 <w:szCs w:val="18"/>
                 <w:lang w:val="en-US"/>
@@ -1774,7 +2363,7 @@
             <w:proofErr w:type="spellStart"/>
             <w:r>
               <w:rPr>
-                <w:rFonts w:ascii="Courier New" w:eastAsia="Courier New" w:hAnsi="Courier New" w:cs="Courier New"/>
+                <w:rFonts w:ascii="Verdana" w:eastAsia="Courier New" w:hAnsi="Verdana" w:cs="Courier New"/>
                 <w:sz w:val="18"/>
                 <w:szCs w:val="18"/>
                 <w:lang w:val="en-US"/>
@@ -1784,7 +2373,7 @@
             <w:proofErr w:type="spellEnd"/>
             <w:r>
               <w:rPr>
-                <w:rFonts w:ascii="Courier New" w:eastAsia="Courier New" w:hAnsi="Courier New" w:cs="Courier New"/>
+                <w:rFonts w:ascii="Verdana" w:eastAsia="Courier New" w:hAnsi="Verdana" w:cs="Courier New"/>
                 <w:sz w:val="18"/>
                 <w:szCs w:val="18"/>
                 <w:lang w:val="en-US"/>
@@ -1799,6 +2388,7 @@
       <w:pPr>
         <w:spacing w:before="60" w:after="60"/>
         <w:rPr>
+          <w:rFonts w:ascii="Verdana" w:hAnsi="Verdana"/>
           <w:lang w:val="en-US"/>
         </w:rPr>
       </w:pPr>
@@ -1806,9 +2396,13 @@
     <w:p>
       <w:pPr>
         <w:spacing w:before="100" w:after="40"/>
-      </w:pPr>
-      <w:r>
-        <w:rPr>
+        <w:rPr>
+          <w:rFonts w:ascii="Verdana" w:hAnsi="Verdana"/>
+        </w:rPr>
+      </w:pPr>
+      <w:r>
+        <w:rPr>
+          <w:rFonts w:ascii="Verdana" w:hAnsi="Verdana"/>
           <w:i/>
           <w:iCs/>
           <w:color w:val="555555"/>
@@ -1822,10 +2416,15 @@
       <w:pPr>
         <w:spacing w:before="120" w:after="120"/>
         <w:jc w:val="center"/>
-      </w:pPr>
-      <w:r>
-        <w:rPr>
+        <w:rPr>
+          <w:rFonts w:ascii="Verdana" w:hAnsi="Verdana"/>
+        </w:rPr>
+      </w:pPr>
+      <w:r>
+        <w:rPr>
+          <w:rFonts w:ascii="Verdana" w:hAnsi="Verdana"/>
           <w:noProof/>
+          <w:lang w:val="es-MX" w:eastAsia="es-MX"/>
         </w:rPr>
         <w:drawing>
           <wp:inline distT="0" distB="0" distL="0" distR="0" wp14:anchorId="4284A1E9" wp14:editId="75442D8D">
@@ -1870,23 +2469,32 @@
     <w:p>
       <w:pPr>
         <w:spacing w:before="60" w:after="60"/>
+        <w:rPr>
+          <w:rFonts w:ascii="Verdana" w:hAnsi="Verdana"/>
+        </w:rPr>
       </w:pPr>
     </w:p>
     <w:p>
       <w:pPr>
         <w:spacing w:before="60" w:after="60"/>
+        <w:rPr>
+          <w:rFonts w:ascii="Verdana" w:hAnsi="Verdana"/>
+        </w:rPr>
       </w:pPr>
     </w:p>
     <w:p>
       <w:pPr>
         <w:spacing w:before="60" w:after="60"/>
+        <w:rPr>
+          <w:rFonts w:ascii="Verdana" w:hAnsi="Verdana"/>
+        </w:rPr>
       </w:pPr>
     </w:p>
     <w:p>
       <w:pPr>
         <w:pStyle w:val="Ttulo3"/>
       </w:pPr>
-      <w:bookmarkStart w:id="6" w:name="_Toc224899883"/>
+      <w:bookmarkStart w:id="6" w:name="_Toc225147391"/>
       <w:r>
         <w:t xml:space="preserve">1.3 </w:t>
       </w:r>
@@ -1908,27 +2516,45 @@
     <w:p>
       <w:pPr>
         <w:spacing w:before="100" w:after="100"/>
-      </w:pPr>
-      <w:r>
+        <w:rPr>
+          <w:rFonts w:ascii="Verdana" w:hAnsi="Verdana"/>
+        </w:rPr>
+      </w:pPr>
+      <w:r>
+        <w:rPr>
+          <w:rFonts w:ascii="Verdana" w:hAnsi="Verdana"/>
+        </w:rPr>
         <w:t xml:space="preserve">Cuando esta variable está en ON, cada tabla tiene su propio </w:t>
       </w:r>
       <w:proofErr w:type="gramStart"/>
       <w:r>
+        <w:rPr>
+          <w:rFonts w:ascii="Verdana" w:hAnsi="Verdana"/>
+        </w:rPr>
         <w:t>archivo .</w:t>
       </w:r>
       <w:proofErr w:type="spellStart"/>
       <w:r>
+        <w:rPr>
+          <w:rFonts w:ascii="Verdana" w:hAnsi="Verdana"/>
+        </w:rPr>
         <w:t>ibd</w:t>
       </w:r>
       <w:proofErr w:type="spellEnd"/>
       <w:proofErr w:type="gramEnd"/>
       <w:r>
+        <w:rPr>
+          <w:rFonts w:ascii="Verdana" w:hAnsi="Verdana"/>
+        </w:rPr>
         <w:t xml:space="preserve"> en disco. Esto simplifica tareas como mover o eliminar tablas individuales sin afectar el resto de la base de datos.</w:t>
       </w:r>
     </w:p>
     <w:p>
       <w:pPr>
         <w:spacing w:before="60" w:after="60"/>
+        <w:rPr>
+          <w:rFonts w:ascii="Verdana" w:hAnsi="Verdana"/>
+        </w:rPr>
       </w:pPr>
     </w:p>
     <w:tbl>
@@ -1966,12 +2592,13 @@
           <w:p>
             <w:pPr>
               <w:rPr>
+                <w:rFonts w:ascii="Verdana" w:hAnsi="Verdana"/>
                 <w:lang w:val="en-US"/>
               </w:rPr>
             </w:pPr>
             <w:r>
               <w:rPr>
-                <w:rFonts w:ascii="Courier New" w:eastAsia="Courier New" w:hAnsi="Courier New" w:cs="Courier New"/>
+                <w:rFonts w:ascii="Verdana" w:eastAsia="Courier New" w:hAnsi="Verdana" w:cs="Courier New"/>
                 <w:sz w:val="18"/>
                 <w:szCs w:val="18"/>
                 <w:lang w:val="en-US"/>
@@ -1981,7 +2608,7 @@
             <w:proofErr w:type="spellStart"/>
             <w:r>
               <w:rPr>
-                <w:rFonts w:ascii="Courier New" w:eastAsia="Courier New" w:hAnsi="Courier New" w:cs="Courier New"/>
+                <w:rFonts w:ascii="Verdana" w:eastAsia="Courier New" w:hAnsi="Verdana" w:cs="Courier New"/>
                 <w:sz w:val="18"/>
                 <w:szCs w:val="18"/>
                 <w:lang w:val="en-US"/>
@@ -1991,7 +2618,7 @@
             <w:proofErr w:type="spellEnd"/>
             <w:r>
               <w:rPr>
-                <w:rFonts w:ascii="Courier New" w:eastAsia="Courier New" w:hAnsi="Courier New" w:cs="Courier New"/>
+                <w:rFonts w:ascii="Verdana" w:eastAsia="Courier New" w:hAnsi="Verdana" w:cs="Courier New"/>
                 <w:sz w:val="18"/>
                 <w:szCs w:val="18"/>
                 <w:lang w:val="en-US"/>
@@ -2006,6 +2633,7 @@
       <w:pPr>
         <w:spacing w:before="60" w:after="60"/>
         <w:rPr>
+          <w:rFonts w:ascii="Verdana" w:hAnsi="Verdana"/>
           <w:lang w:val="en-US"/>
         </w:rPr>
       </w:pPr>
@@ -2013,9 +2641,13 @@
     <w:p>
       <w:pPr>
         <w:spacing w:before="100" w:after="40"/>
-      </w:pPr>
-      <w:r>
-        <w:rPr>
+        <w:rPr>
+          <w:rFonts w:ascii="Verdana" w:hAnsi="Verdana"/>
+        </w:rPr>
+      </w:pPr>
+      <w:r>
+        <w:rPr>
+          <w:rFonts w:ascii="Verdana" w:hAnsi="Verdana"/>
           <w:i/>
           <w:iCs/>
           <w:color w:val="555555"/>
@@ -2029,10 +2661,15 @@
       <w:pPr>
         <w:spacing w:before="120" w:after="120"/>
         <w:jc w:val="center"/>
-      </w:pPr>
-      <w:r>
-        <w:rPr>
+        <w:rPr>
+          <w:rFonts w:ascii="Verdana" w:hAnsi="Verdana"/>
+        </w:rPr>
+      </w:pPr>
+      <w:r>
+        <w:rPr>
+          <w:rFonts w:ascii="Verdana" w:hAnsi="Verdana"/>
           <w:noProof/>
+          <w:lang w:val="es-MX" w:eastAsia="es-MX"/>
         </w:rPr>
         <w:drawing>
           <wp:inline distT="0" distB="0" distL="0" distR="0" wp14:anchorId="5394661E" wp14:editId="7F1E7C50">
@@ -2077,13 +2714,16 @@
     <w:p>
       <w:pPr>
         <w:spacing w:before="60" w:after="60"/>
+        <w:rPr>
+          <w:rFonts w:ascii="Verdana" w:hAnsi="Verdana"/>
+        </w:rPr>
       </w:pPr>
     </w:p>
     <w:p>
       <w:pPr>
         <w:pStyle w:val="Ttulo3"/>
       </w:pPr>
-      <w:bookmarkStart w:id="7" w:name="_Toc224899884"/>
+      <w:bookmarkStart w:id="7" w:name="_Toc225147392"/>
       <w:r>
         <w:t xml:space="preserve">1.4 Tamaño de página </w:t>
       </w:r>
@@ -2097,22 +2737,37 @@
     <w:p>
       <w:pPr>
         <w:spacing w:before="100" w:after="100"/>
-      </w:pPr>
-      <w:r>
+        <w:rPr>
+          <w:rFonts w:ascii="Verdana" w:hAnsi="Verdana"/>
+        </w:rPr>
+      </w:pPr>
+      <w:r>
+        <w:rPr>
+          <w:rFonts w:ascii="Verdana" w:hAnsi="Verdana"/>
+        </w:rPr>
         <w:t xml:space="preserve">Define el tamaño de la unidad mínima de lectura y escritura en </w:t>
       </w:r>
       <w:proofErr w:type="spellStart"/>
       <w:r>
+        <w:rPr>
+          <w:rFonts w:ascii="Verdana" w:hAnsi="Verdana"/>
+        </w:rPr>
         <w:t>InnoDB</w:t>
       </w:r>
       <w:proofErr w:type="spellEnd"/>
       <w:r>
+        <w:rPr>
+          <w:rFonts w:ascii="Verdana" w:hAnsi="Verdana"/>
+        </w:rPr>
         <w:t>. El valor por defecto es 16 KB (16384 bytes). Afecta directamente el rendimiento de operaciones de I/O y no puede cambiarse una vez que la instancia fue iniciada.</w:t>
       </w:r>
     </w:p>
     <w:p>
       <w:pPr>
         <w:spacing w:before="60" w:after="60"/>
+        <w:rPr>
+          <w:rFonts w:ascii="Verdana" w:hAnsi="Verdana"/>
+        </w:rPr>
       </w:pPr>
     </w:p>
     <w:tbl>
@@ -2150,12 +2805,13 @@
           <w:p>
             <w:pPr>
               <w:rPr>
+                <w:rFonts w:ascii="Verdana" w:hAnsi="Verdana"/>
                 <w:lang w:val="en-US"/>
               </w:rPr>
             </w:pPr>
             <w:r>
               <w:rPr>
-                <w:rFonts w:ascii="Courier New" w:eastAsia="Courier New" w:hAnsi="Courier New" w:cs="Courier New"/>
+                <w:rFonts w:ascii="Verdana" w:eastAsia="Courier New" w:hAnsi="Verdana" w:cs="Courier New"/>
                 <w:sz w:val="18"/>
                 <w:szCs w:val="18"/>
                 <w:lang w:val="en-US"/>
@@ -2165,7 +2821,7 @@
             <w:proofErr w:type="spellStart"/>
             <w:r>
               <w:rPr>
-                <w:rFonts w:ascii="Courier New" w:eastAsia="Courier New" w:hAnsi="Courier New" w:cs="Courier New"/>
+                <w:rFonts w:ascii="Verdana" w:eastAsia="Courier New" w:hAnsi="Verdana" w:cs="Courier New"/>
                 <w:sz w:val="18"/>
                 <w:szCs w:val="18"/>
                 <w:lang w:val="en-US"/>
@@ -2175,7 +2831,7 @@
             <w:proofErr w:type="spellEnd"/>
             <w:r>
               <w:rPr>
-                <w:rFonts w:ascii="Courier New" w:eastAsia="Courier New" w:hAnsi="Courier New" w:cs="Courier New"/>
+                <w:rFonts w:ascii="Verdana" w:eastAsia="Courier New" w:hAnsi="Verdana" w:cs="Courier New"/>
                 <w:sz w:val="18"/>
                 <w:szCs w:val="18"/>
                 <w:lang w:val="en-US"/>
@@ -2190,6 +2846,7 @@
       <w:pPr>
         <w:spacing w:before="60" w:after="60"/>
         <w:rPr>
+          <w:rFonts w:ascii="Verdana" w:hAnsi="Verdana"/>
           <w:lang w:val="en-US"/>
         </w:rPr>
       </w:pPr>
@@ -2197,9 +2854,13 @@
     <w:p>
       <w:pPr>
         <w:spacing w:before="100" w:after="40"/>
-      </w:pPr>
-      <w:r>
-        <w:rPr>
+        <w:rPr>
+          <w:rFonts w:ascii="Verdana" w:hAnsi="Verdana"/>
+        </w:rPr>
+      </w:pPr>
+      <w:r>
+        <w:rPr>
+          <w:rFonts w:ascii="Verdana" w:hAnsi="Verdana"/>
           <w:i/>
           <w:iCs/>
           <w:color w:val="555555"/>
@@ -2213,10 +2874,15 @@
       <w:pPr>
         <w:spacing w:before="120" w:after="120"/>
         <w:jc w:val="center"/>
-      </w:pPr>
-      <w:r>
-        <w:rPr>
+        <w:rPr>
+          <w:rFonts w:ascii="Verdana" w:hAnsi="Verdana"/>
+        </w:rPr>
+      </w:pPr>
+      <w:r>
+        <w:rPr>
+          <w:rFonts w:ascii="Verdana" w:hAnsi="Verdana"/>
           <w:noProof/>
+          <w:lang w:val="es-MX" w:eastAsia="es-MX"/>
         </w:rPr>
         <w:drawing>
           <wp:inline distT="0" distB="0" distL="0" distR="0" wp14:anchorId="4F940D16" wp14:editId="7DC6E0ED">
@@ -2261,13 +2927,16 @@
     <w:p>
       <w:pPr>
         <w:spacing w:before="60" w:after="60"/>
+        <w:rPr>
+          <w:rFonts w:ascii="Verdana" w:hAnsi="Verdana"/>
+        </w:rPr>
       </w:pPr>
     </w:p>
     <w:p>
       <w:pPr>
         <w:pStyle w:val="Ttulo3"/>
       </w:pPr>
-      <w:bookmarkStart w:id="8" w:name="_Toc224899885"/>
+      <w:bookmarkStart w:id="8" w:name="_Toc225147393"/>
       <w:r>
         <w:t>1.5 Tamaño del buffer pool</w:t>
       </w:r>
@@ -2276,22 +2945,37 @@
     <w:p>
       <w:pPr>
         <w:spacing w:before="100" w:after="100"/>
-      </w:pPr>
-      <w:r>
+        <w:rPr>
+          <w:rFonts w:ascii="Verdana" w:hAnsi="Verdana"/>
+        </w:rPr>
+      </w:pPr>
+      <w:r>
+        <w:rPr>
+          <w:rFonts w:ascii="Verdana" w:hAnsi="Verdana"/>
+        </w:rPr>
         <w:t xml:space="preserve">El buffer pool es la caché principal de </w:t>
       </w:r>
       <w:proofErr w:type="spellStart"/>
       <w:r>
+        <w:rPr>
+          <w:rFonts w:ascii="Verdana" w:hAnsi="Verdana"/>
+        </w:rPr>
         <w:t>InnoDB</w:t>
       </w:r>
       <w:proofErr w:type="spellEnd"/>
       <w:r>
+        <w:rPr>
+          <w:rFonts w:ascii="Verdana" w:hAnsi="Verdana"/>
+        </w:rPr>
         <w:t>. MySQL carga aquí los datos e índices que se leen con más frecuencia para evitar accesos constantes a disco. Un valor mayor mejora el rendimiento, pero consume más RAM.</w:t>
       </w:r>
     </w:p>
     <w:p>
       <w:pPr>
         <w:spacing w:before="60" w:after="60"/>
+        <w:rPr>
+          <w:rFonts w:ascii="Verdana" w:hAnsi="Verdana"/>
+        </w:rPr>
       </w:pPr>
     </w:p>
     <w:tbl>
@@ -2329,22 +3013,24 @@
           <w:p>
             <w:pPr>
               <w:rPr>
+                <w:rFonts w:ascii="Verdana" w:hAnsi="Verdana"/>
                 <w:lang w:val="en-US"/>
               </w:rPr>
             </w:pPr>
             <w:r>
               <w:rPr>
-                <w:rFonts w:ascii="Courier New" w:eastAsia="Courier New" w:hAnsi="Courier New" w:cs="Courier New"/>
+                <w:rFonts w:ascii="Verdana" w:eastAsia="Courier New" w:hAnsi="Verdana" w:cs="Courier New"/>
                 <w:sz w:val="18"/>
                 <w:szCs w:val="18"/>
                 <w:lang w:val="en-US"/>
               </w:rPr>
+              <w:lastRenderedPageBreak/>
               <w:t>SHOW VARIABLES LIKE '</w:t>
             </w:r>
             <w:proofErr w:type="spellStart"/>
             <w:r>
               <w:rPr>
-                <w:rFonts w:ascii="Courier New" w:eastAsia="Courier New" w:hAnsi="Courier New" w:cs="Courier New"/>
+                <w:rFonts w:ascii="Verdana" w:eastAsia="Courier New" w:hAnsi="Verdana" w:cs="Courier New"/>
                 <w:sz w:val="18"/>
                 <w:szCs w:val="18"/>
                 <w:lang w:val="en-US"/>
@@ -2354,7 +3040,7 @@
             <w:proofErr w:type="spellEnd"/>
             <w:r>
               <w:rPr>
-                <w:rFonts w:ascii="Courier New" w:eastAsia="Courier New" w:hAnsi="Courier New" w:cs="Courier New"/>
+                <w:rFonts w:ascii="Verdana" w:eastAsia="Courier New" w:hAnsi="Verdana" w:cs="Courier New"/>
                 <w:sz w:val="18"/>
                 <w:szCs w:val="18"/>
                 <w:lang w:val="en-US"/>
@@ -2369,6 +3055,7 @@
       <w:pPr>
         <w:spacing w:before="60" w:after="60"/>
         <w:rPr>
+          <w:rFonts w:ascii="Verdana" w:hAnsi="Verdana"/>
           <w:lang w:val="en-US"/>
         </w:rPr>
       </w:pPr>
@@ -2377,6 +3064,7 @@
       <w:pPr>
         <w:spacing w:before="60" w:after="60"/>
         <w:rPr>
+          <w:rFonts w:ascii="Verdana" w:hAnsi="Verdana"/>
           <w:lang w:val="en-US"/>
         </w:rPr>
       </w:pPr>
@@ -2384,9 +3072,13 @@
     <w:p>
       <w:pPr>
         <w:spacing w:before="100" w:after="40"/>
-      </w:pPr>
-      <w:r>
-        <w:rPr>
+        <w:rPr>
+          <w:rFonts w:ascii="Verdana" w:hAnsi="Verdana"/>
+        </w:rPr>
+      </w:pPr>
+      <w:r>
+        <w:rPr>
+          <w:rFonts w:ascii="Verdana" w:hAnsi="Verdana"/>
           <w:i/>
           <w:iCs/>
           <w:color w:val="555555"/>
@@ -2400,10 +3092,15 @@
       <w:pPr>
         <w:spacing w:before="120" w:after="120"/>
         <w:jc w:val="center"/>
-      </w:pPr>
-      <w:r>
-        <w:rPr>
+        <w:rPr>
+          <w:rFonts w:ascii="Verdana" w:hAnsi="Verdana"/>
+        </w:rPr>
+      </w:pPr>
+      <w:r>
+        <w:rPr>
+          <w:rFonts w:ascii="Verdana" w:hAnsi="Verdana"/>
           <w:noProof/>
+          <w:lang w:val="es-MX" w:eastAsia="es-MX"/>
         </w:rPr>
         <w:drawing>
           <wp:inline distT="0" distB="0" distL="0" distR="0" wp14:anchorId="51AFDF6E" wp14:editId="631B5833">
@@ -2448,13 +3145,16 @@
     <w:p>
       <w:pPr>
         <w:spacing w:before="60" w:after="60"/>
+        <w:rPr>
+          <w:rFonts w:ascii="Verdana" w:hAnsi="Verdana"/>
+        </w:rPr>
       </w:pPr>
     </w:p>
     <w:p>
       <w:pPr>
         <w:pStyle w:val="Ttulo3"/>
       </w:pPr>
-      <w:bookmarkStart w:id="9" w:name="_Toc224899886"/>
+      <w:bookmarkStart w:id="9" w:name="_Toc225147394"/>
       <w:r>
         <w:t xml:space="preserve">1.6 Directorio de </w:t>
       </w:r>
@@ -2484,30 +3184,51 @@
     <w:p>
       <w:pPr>
         <w:spacing w:before="100" w:after="100"/>
-      </w:pPr>
-      <w:r>
+        <w:rPr>
+          <w:rFonts w:ascii="Verdana" w:hAnsi="Verdana"/>
+        </w:rPr>
+      </w:pPr>
+      <w:r>
+        <w:rPr>
+          <w:rFonts w:ascii="Verdana" w:hAnsi="Verdana"/>
+        </w:rPr>
         <w:t xml:space="preserve">Indica dónde se almacenan los </w:t>
       </w:r>
       <w:proofErr w:type="spellStart"/>
       <w:r>
+        <w:rPr>
+          <w:rFonts w:ascii="Verdana" w:hAnsi="Verdana"/>
+        </w:rPr>
         <w:t>tablespaces</w:t>
       </w:r>
       <w:proofErr w:type="spellEnd"/>
       <w:r>
+        <w:rPr>
+          <w:rFonts w:ascii="Verdana" w:hAnsi="Verdana"/>
+        </w:rPr>
         <w:t xml:space="preserve"> de deshacer (</w:t>
       </w:r>
       <w:proofErr w:type="spellStart"/>
       <w:r>
+        <w:rPr>
+          <w:rFonts w:ascii="Verdana" w:hAnsi="Verdana"/>
+        </w:rPr>
         <w:t>undo</w:t>
       </w:r>
       <w:proofErr w:type="spellEnd"/>
       <w:r>
+        <w:rPr>
+          <w:rFonts w:ascii="Verdana" w:hAnsi="Verdana"/>
+        </w:rPr>
         <w:t>) y temporal. Por defecto apunta al mismo directorio de datos, aunque en entornos de producción se suele separar para mejorar el rendimiento.</w:t>
       </w:r>
     </w:p>
     <w:p>
       <w:pPr>
         <w:spacing w:before="60" w:after="60"/>
+        <w:rPr>
+          <w:rFonts w:ascii="Verdana" w:hAnsi="Verdana"/>
+        </w:rPr>
       </w:pPr>
     </w:p>
     <w:tbl>
@@ -2545,12 +3266,13 @@
           <w:p>
             <w:pPr>
               <w:rPr>
+                <w:rFonts w:ascii="Verdana" w:hAnsi="Verdana"/>
                 <w:lang w:val="en-US"/>
               </w:rPr>
             </w:pPr>
             <w:r>
               <w:rPr>
-                <w:rFonts w:ascii="Courier New" w:eastAsia="Courier New" w:hAnsi="Courier New" w:cs="Courier New"/>
+                <w:rFonts w:ascii="Verdana" w:eastAsia="Courier New" w:hAnsi="Verdana" w:cs="Courier New"/>
                 <w:sz w:val="18"/>
                 <w:szCs w:val="18"/>
                 <w:lang w:val="en-US"/>
@@ -2560,7 +3282,7 @@
             <w:proofErr w:type="spellStart"/>
             <w:r>
               <w:rPr>
-                <w:rFonts w:ascii="Courier New" w:eastAsia="Courier New" w:hAnsi="Courier New" w:cs="Courier New"/>
+                <w:rFonts w:ascii="Verdana" w:eastAsia="Courier New" w:hAnsi="Verdana" w:cs="Courier New"/>
                 <w:sz w:val="18"/>
                 <w:szCs w:val="18"/>
                 <w:lang w:val="en-US"/>
@@ -2570,7 +3292,7 @@
             <w:proofErr w:type="spellEnd"/>
             <w:r>
               <w:rPr>
-                <w:rFonts w:ascii="Courier New" w:eastAsia="Courier New" w:hAnsi="Courier New" w:cs="Courier New"/>
+                <w:rFonts w:ascii="Verdana" w:eastAsia="Courier New" w:hAnsi="Verdana" w:cs="Courier New"/>
                 <w:sz w:val="18"/>
                 <w:szCs w:val="18"/>
                 <w:lang w:val="en-US"/>
@@ -2585,6 +3307,7 @@
       <w:pPr>
         <w:spacing w:before="60" w:after="60"/>
         <w:rPr>
+          <w:rFonts w:ascii="Verdana" w:hAnsi="Verdana"/>
           <w:lang w:val="en-US"/>
         </w:rPr>
       </w:pPr>
@@ -2592,9 +3315,13 @@
     <w:p>
       <w:pPr>
         <w:spacing w:before="100" w:after="40"/>
-      </w:pPr>
-      <w:r>
-        <w:rPr>
+        <w:rPr>
+          <w:rFonts w:ascii="Verdana" w:hAnsi="Verdana"/>
+        </w:rPr>
+      </w:pPr>
+      <w:r>
+        <w:rPr>
+          <w:rFonts w:ascii="Verdana" w:hAnsi="Verdana"/>
           <w:i/>
           <w:iCs/>
           <w:color w:val="555555"/>
@@ -2608,10 +3335,15 @@
       <w:pPr>
         <w:spacing w:before="120" w:after="120"/>
         <w:jc w:val="center"/>
-      </w:pPr>
-      <w:r>
-        <w:rPr>
+        <w:rPr>
+          <w:rFonts w:ascii="Verdana" w:hAnsi="Verdana"/>
+        </w:rPr>
+      </w:pPr>
+      <w:r>
+        <w:rPr>
+          <w:rFonts w:ascii="Verdana" w:hAnsi="Verdana"/>
           <w:noProof/>
+          <w:lang w:val="es-MX" w:eastAsia="es-MX"/>
         </w:rPr>
         <w:drawing>
           <wp:inline distT="0" distB="0" distL="0" distR="0" wp14:anchorId="2B13832E" wp14:editId="269C4FB5">
@@ -2656,13 +3388,16 @@
     <w:p>
       <w:pPr>
         <w:spacing w:before="60" w:after="60"/>
+        <w:rPr>
+          <w:rFonts w:ascii="Verdana" w:hAnsi="Verdana"/>
+        </w:rPr>
       </w:pPr>
     </w:p>
     <w:p>
       <w:pPr>
         <w:pStyle w:val="Ttulo3"/>
       </w:pPr>
-      <w:bookmarkStart w:id="10" w:name="_Toc224899887"/>
+      <w:bookmarkStart w:id="10" w:name="_Toc225147395"/>
       <w:r>
         <w:t>1.7 Tamaño del log de transacciones</w:t>
       </w:r>
@@ -2671,30 +3406,51 @@
     <w:p>
       <w:pPr>
         <w:spacing w:before="100" w:after="100"/>
-      </w:pPr>
-      <w:r>
+        <w:rPr>
+          <w:rFonts w:ascii="Verdana" w:hAnsi="Verdana"/>
+        </w:rPr>
+      </w:pPr>
+      <w:r>
+        <w:rPr>
+          <w:rFonts w:ascii="Verdana" w:hAnsi="Verdana"/>
+        </w:rPr>
         <w:t xml:space="preserve">Define el tamaño de los archivos de redo log (ib_logfile0, ib_logfile1). Un log más grande permite manejar transacciones más pesadas sin necesidad de hacer </w:t>
       </w:r>
       <w:proofErr w:type="spellStart"/>
       <w:r>
+        <w:rPr>
+          <w:rFonts w:ascii="Verdana" w:hAnsi="Verdana"/>
+        </w:rPr>
         <w:t>flush</w:t>
       </w:r>
       <w:proofErr w:type="spellEnd"/>
       <w:r>
+        <w:rPr>
+          <w:rFonts w:ascii="Verdana" w:hAnsi="Verdana"/>
+        </w:rPr>
         <w:t xml:space="preserve"> constante a disco, aunque aumenta el tiempo de recuperación ante un </w:t>
       </w:r>
       <w:proofErr w:type="spellStart"/>
       <w:r>
+        <w:rPr>
+          <w:rFonts w:ascii="Verdana" w:hAnsi="Verdana"/>
+        </w:rPr>
         <w:t>crash</w:t>
       </w:r>
       <w:proofErr w:type="spellEnd"/>
       <w:r>
+        <w:rPr>
+          <w:rFonts w:ascii="Verdana" w:hAnsi="Verdana"/>
+        </w:rPr>
         <w:t>.</w:t>
       </w:r>
     </w:p>
     <w:p>
       <w:pPr>
         <w:spacing w:before="60" w:after="60"/>
+        <w:rPr>
+          <w:rFonts w:ascii="Verdana" w:hAnsi="Verdana"/>
+        </w:rPr>
       </w:pPr>
     </w:p>
     <w:tbl>
@@ -2732,12 +3488,13 @@
           <w:p>
             <w:pPr>
               <w:rPr>
+                <w:rFonts w:ascii="Verdana" w:hAnsi="Verdana"/>
                 <w:lang w:val="en-US"/>
               </w:rPr>
             </w:pPr>
             <w:r>
               <w:rPr>
-                <w:rFonts w:ascii="Courier New" w:eastAsia="Courier New" w:hAnsi="Courier New" w:cs="Courier New"/>
+                <w:rFonts w:ascii="Verdana" w:eastAsia="Courier New" w:hAnsi="Verdana" w:cs="Courier New"/>
                 <w:sz w:val="18"/>
                 <w:szCs w:val="18"/>
                 <w:lang w:val="en-US"/>
@@ -2747,7 +3504,7 @@
             <w:proofErr w:type="spellStart"/>
             <w:r>
               <w:rPr>
-                <w:rFonts w:ascii="Courier New" w:eastAsia="Courier New" w:hAnsi="Courier New" w:cs="Courier New"/>
+                <w:rFonts w:ascii="Verdana" w:eastAsia="Courier New" w:hAnsi="Verdana" w:cs="Courier New"/>
                 <w:sz w:val="18"/>
                 <w:szCs w:val="18"/>
                 <w:lang w:val="en-US"/>
@@ -2757,7 +3514,7 @@
             <w:proofErr w:type="spellEnd"/>
             <w:r>
               <w:rPr>
-                <w:rFonts w:ascii="Courier New" w:eastAsia="Courier New" w:hAnsi="Courier New" w:cs="Courier New"/>
+                <w:rFonts w:ascii="Verdana" w:eastAsia="Courier New" w:hAnsi="Verdana" w:cs="Courier New"/>
                 <w:sz w:val="18"/>
                 <w:szCs w:val="18"/>
                 <w:lang w:val="en-US"/>
@@ -2772,6 +3529,7 @@
       <w:pPr>
         <w:spacing w:before="60" w:after="60"/>
         <w:rPr>
+          <w:rFonts w:ascii="Verdana" w:hAnsi="Verdana"/>
           <w:lang w:val="en-US"/>
         </w:rPr>
       </w:pPr>
@@ -2779,9 +3537,13 @@
     <w:p>
       <w:pPr>
         <w:spacing w:before="100" w:after="40"/>
-      </w:pPr>
-      <w:r>
-        <w:rPr>
+        <w:rPr>
+          <w:rFonts w:ascii="Verdana" w:hAnsi="Verdana"/>
+        </w:rPr>
+      </w:pPr>
+      <w:r>
+        <w:rPr>
+          <w:rFonts w:ascii="Verdana" w:hAnsi="Verdana"/>
           <w:i/>
           <w:iCs/>
           <w:color w:val="555555"/>
@@ -2795,10 +3557,15 @@
       <w:pPr>
         <w:spacing w:before="120" w:after="120"/>
         <w:jc w:val="center"/>
-      </w:pPr>
-      <w:r>
-        <w:rPr>
+        <w:rPr>
+          <w:rFonts w:ascii="Verdana" w:hAnsi="Verdana"/>
+        </w:rPr>
+      </w:pPr>
+      <w:r>
+        <w:rPr>
+          <w:rFonts w:ascii="Verdana" w:hAnsi="Verdana"/>
           <w:noProof/>
+          <w:lang w:val="es-MX" w:eastAsia="es-MX"/>
         </w:rPr>
         <w:drawing>
           <wp:inline distT="0" distB="0" distL="0" distR="0" wp14:anchorId="55AA9DFB" wp14:editId="0D7B8E1D">
@@ -2843,43 +3610,64 @@
     <w:p>
       <w:pPr>
         <w:spacing w:before="60" w:after="60"/>
+        <w:rPr>
+          <w:rFonts w:ascii="Verdana" w:hAnsi="Verdana"/>
+        </w:rPr>
       </w:pPr>
     </w:p>
     <w:p>
       <w:pPr>
         <w:spacing w:before="60" w:after="60"/>
+        <w:rPr>
+          <w:rFonts w:ascii="Verdana" w:hAnsi="Verdana"/>
+        </w:rPr>
       </w:pPr>
     </w:p>
     <w:p>
       <w:pPr>
         <w:spacing w:before="60" w:after="60"/>
+        <w:rPr>
+          <w:rFonts w:ascii="Verdana" w:hAnsi="Verdana"/>
+        </w:rPr>
       </w:pPr>
     </w:p>
     <w:p>
       <w:pPr>
         <w:spacing w:before="60" w:after="60"/>
+        <w:rPr>
+          <w:rFonts w:ascii="Verdana" w:hAnsi="Verdana"/>
+        </w:rPr>
       </w:pPr>
     </w:p>
     <w:p>
       <w:pPr>
         <w:spacing w:before="60" w:after="60"/>
+        <w:rPr>
+          <w:rFonts w:ascii="Verdana" w:hAnsi="Verdana"/>
+        </w:rPr>
       </w:pPr>
     </w:p>
     <w:p>
       <w:pPr>
         <w:spacing w:before="60" w:after="60"/>
+        <w:rPr>
+          <w:rFonts w:ascii="Verdana" w:hAnsi="Verdana"/>
+        </w:rPr>
       </w:pPr>
     </w:p>
     <w:p>
       <w:pPr>
         <w:spacing w:before="60" w:after="60"/>
+        <w:rPr>
+          <w:rFonts w:ascii="Verdana" w:hAnsi="Verdana"/>
+        </w:rPr>
       </w:pPr>
     </w:p>
     <w:p>
       <w:pPr>
         <w:pStyle w:val="Ttulo2"/>
       </w:pPr>
-      <w:bookmarkStart w:id="11" w:name="_Toc224899888"/>
+      <w:bookmarkStart w:id="11" w:name="_Toc225147396"/>
       <w:r>
         <w:t>2. Espacio total por base de datos</w:t>
       </w:r>
@@ -2888,43 +3676,87 @@
     <w:p>
       <w:pPr>
         <w:spacing w:before="100" w:after="100"/>
-      </w:pPr>
-      <w:r>
+        <w:rPr>
+          <w:rFonts w:ascii="Verdana" w:hAnsi="Verdana"/>
+        </w:rPr>
+      </w:pPr>
+      <w:r>
+        <w:rPr>
+          <w:rFonts w:ascii="Verdana" w:hAnsi="Verdana"/>
+        </w:rPr>
         <w:t xml:space="preserve">Consulta </w:t>
       </w:r>
       <w:proofErr w:type="spellStart"/>
       <w:r>
+        <w:rPr>
+          <w:rFonts w:ascii="Verdana" w:hAnsi="Verdana"/>
+        </w:rPr>
         <w:t>information_</w:t>
       </w:r>
       <w:proofErr w:type="gramStart"/>
       <w:r>
+        <w:rPr>
+          <w:rFonts w:ascii="Verdana" w:hAnsi="Verdana"/>
+        </w:rPr>
         <w:t>schema.tables</w:t>
       </w:r>
       <w:proofErr w:type="spellEnd"/>
       <w:proofErr w:type="gramEnd"/>
       <w:r>
+        <w:rPr>
+          <w:rFonts w:ascii="Verdana" w:hAnsi="Verdana"/>
+        </w:rPr>
         <w:t xml:space="preserve"> para resumir cuánto espacio ocupa cada </w:t>
       </w:r>
       <w:proofErr w:type="spellStart"/>
       <w:r>
+        <w:rPr>
+          <w:rFonts w:ascii="Verdana" w:hAnsi="Verdana"/>
+        </w:rPr>
         <w:t>schema</w:t>
       </w:r>
       <w:proofErr w:type="spellEnd"/>
       <w:r>
+        <w:rPr>
+          <w:rFonts w:ascii="Verdana" w:hAnsi="Verdana"/>
+        </w:rPr>
         <w:t xml:space="preserve">: datos, índices y espacio libre. Excluye los </w:t>
       </w:r>
       <w:proofErr w:type="spellStart"/>
       <w:r>
+        <w:rPr>
+          <w:rFonts w:ascii="Verdana" w:hAnsi="Verdana"/>
+        </w:rPr>
         <w:t>schemas</w:t>
       </w:r>
       <w:proofErr w:type="spellEnd"/>
       <w:r>
-        <w:t xml:space="preserve"> internos de MySQL y ordena de mayor a menor por tamaño total.</w:t>
+        <w:rPr>
+          <w:rFonts w:ascii="Verdana" w:hAnsi="Verdana"/>
+        </w:rPr>
+        <w:t xml:space="preserve"> internos de </w:t>
+      </w:r>
+      <w:proofErr w:type="spellStart"/>
+      <w:r>
+        <w:rPr>
+          <w:rFonts w:ascii="Verdana" w:hAnsi="Verdana"/>
+        </w:rPr>
+        <w:t>MySQL</w:t>
+      </w:r>
+      <w:proofErr w:type="spellEnd"/>
+      <w:r>
+        <w:rPr>
+          <w:rFonts w:ascii="Verdana" w:hAnsi="Verdana"/>
+        </w:rPr>
+        <w:t xml:space="preserve"> y ordena de mayor a menor por tamaño total.</w:t>
       </w:r>
     </w:p>
     <w:p>
       <w:pPr>
         <w:spacing w:before="60" w:after="60"/>
+        <w:rPr>
+          <w:rFonts w:ascii="Verdana" w:hAnsi="Verdana"/>
+        </w:rPr>
       </w:pPr>
     </w:p>
     <w:tbl>
@@ -2962,12 +3794,13 @@
           <w:p>
             <w:pPr>
               <w:rPr>
+                <w:rFonts w:ascii="Verdana" w:hAnsi="Verdana"/>
                 <w:lang w:val="en-US"/>
               </w:rPr>
             </w:pPr>
             <w:r>
               <w:rPr>
-                <w:rFonts w:ascii="Courier New" w:eastAsia="Courier New" w:hAnsi="Courier New" w:cs="Courier New"/>
+                <w:rFonts w:ascii="Verdana" w:eastAsia="Courier New" w:hAnsi="Verdana" w:cs="Courier New"/>
                 <w:sz w:val="18"/>
                 <w:szCs w:val="18"/>
                 <w:lang w:val="en-US"/>
@@ -2978,12 +3811,13 @@
           <w:p>
             <w:pPr>
               <w:rPr>
+                <w:rFonts w:ascii="Verdana" w:hAnsi="Verdana"/>
                 <w:lang w:val="en-US"/>
               </w:rPr>
             </w:pPr>
             <w:r>
               <w:rPr>
-                <w:rFonts w:ascii="Courier New" w:eastAsia="Courier New" w:hAnsi="Courier New" w:cs="Courier New"/>
+                <w:rFonts w:ascii="Verdana" w:eastAsia="Courier New" w:hAnsi="Verdana" w:cs="Courier New"/>
                 <w:sz w:val="18"/>
                 <w:szCs w:val="18"/>
                 <w:lang w:val="en-US"/>
@@ -2993,7 +3827,7 @@
             <w:proofErr w:type="spellStart"/>
             <w:r>
               <w:rPr>
-                <w:rFonts w:ascii="Courier New" w:eastAsia="Courier New" w:hAnsi="Courier New" w:cs="Courier New"/>
+                <w:rFonts w:ascii="Verdana" w:eastAsia="Courier New" w:hAnsi="Verdana" w:cs="Courier New"/>
                 <w:sz w:val="18"/>
                 <w:szCs w:val="18"/>
                 <w:lang w:val="en-US"/>
@@ -3003,7 +3837,7 @@
             <w:proofErr w:type="spellEnd"/>
             <w:r>
               <w:rPr>
-                <w:rFonts w:ascii="Courier New" w:eastAsia="Courier New" w:hAnsi="Courier New" w:cs="Courier New"/>
+                <w:rFonts w:ascii="Verdana" w:eastAsia="Courier New" w:hAnsi="Verdana" w:cs="Courier New"/>
                 <w:sz w:val="18"/>
                 <w:szCs w:val="18"/>
                 <w:lang w:val="en-US"/>
@@ -3013,7 +3847,7 @@
             <w:proofErr w:type="spellStart"/>
             <w:r>
               <w:rPr>
-                <w:rFonts w:ascii="Courier New" w:eastAsia="Courier New" w:hAnsi="Courier New" w:cs="Courier New"/>
+                <w:rFonts w:ascii="Verdana" w:eastAsia="Courier New" w:hAnsi="Verdana" w:cs="Courier New"/>
                 <w:sz w:val="18"/>
                 <w:szCs w:val="18"/>
                 <w:lang w:val="en-US"/>
@@ -3023,7 +3857,7 @@
             <w:proofErr w:type="spellEnd"/>
             <w:r>
               <w:rPr>
-                <w:rFonts w:ascii="Courier New" w:eastAsia="Courier New" w:hAnsi="Courier New" w:cs="Courier New"/>
+                <w:rFonts w:ascii="Verdana" w:eastAsia="Courier New" w:hAnsi="Verdana" w:cs="Courier New"/>
                 <w:sz w:val="18"/>
                 <w:szCs w:val="18"/>
                 <w:lang w:val="en-US"/>
@@ -3034,63 +3868,73 @@
           <w:p>
             <w:pPr>
               <w:rPr>
+                <w:rFonts w:ascii="Verdana" w:hAnsi="Verdana"/>
                 <w:lang w:val="en-US"/>
               </w:rPr>
             </w:pPr>
             <w:r>
               <w:rPr>
-                <w:rFonts w:ascii="Courier New" w:eastAsia="Courier New" w:hAnsi="Courier New" w:cs="Courier New"/>
+                <w:rFonts w:ascii="Verdana" w:eastAsia="Courier New" w:hAnsi="Verdana" w:cs="Courier New"/>
                 <w:sz w:val="18"/>
                 <w:szCs w:val="18"/>
                 <w:lang w:val="en-US"/>
               </w:rPr>
-              <w:t xml:space="preserve">    </w:t>
-            </w:r>
-            <w:proofErr w:type="gramStart"/>
-            <w:r>
-              <w:rPr>
-                <w:rFonts w:ascii="Courier New" w:eastAsia="Courier New" w:hAnsi="Courier New" w:cs="Courier New"/>
+              <w:t xml:space="preserve">    COUNT(</w:t>
+            </w:r>
+            <w:proofErr w:type="spellStart"/>
+            <w:r>
+              <w:rPr>
+                <w:rFonts w:ascii="Verdana" w:eastAsia="Courier New" w:hAnsi="Verdana" w:cs="Courier New"/>
                 <w:sz w:val="18"/>
                 <w:szCs w:val="18"/>
                 <w:lang w:val="en-US"/>
               </w:rPr>
-              <w:t>COUNT(</w:t>
-            </w:r>
-            <w:proofErr w:type="spellStart"/>
-            <w:proofErr w:type="gramEnd"/>
-            <w:r>
-              <w:rPr>
-                <w:rFonts w:ascii="Courier New" w:eastAsia="Courier New" w:hAnsi="Courier New" w:cs="Courier New"/>
+              <w:t>table_</w:t>
+            </w:r>
+            <w:proofErr w:type="gramStart"/>
+            <w:r>
+              <w:rPr>
+                <w:rFonts w:ascii="Verdana" w:eastAsia="Courier New" w:hAnsi="Verdana" w:cs="Courier New"/>
                 <w:sz w:val="18"/>
                 <w:szCs w:val="18"/>
                 <w:lang w:val="en-US"/>
               </w:rPr>
-              <w:t>table_name</w:t>
+              <w:t>name</w:t>
             </w:r>
             <w:proofErr w:type="spellEnd"/>
             <w:r>
               <w:rPr>
-                <w:rFonts w:ascii="Courier New" w:eastAsia="Courier New" w:hAnsi="Courier New" w:cs="Courier New"/>
+                <w:rFonts w:ascii="Verdana" w:eastAsia="Courier New" w:hAnsi="Verdana" w:cs="Courier New"/>
                 <w:sz w:val="18"/>
                 <w:szCs w:val="18"/>
                 <w:lang w:val="en-US"/>
               </w:rPr>
-              <w:t xml:space="preserve">)                                AS </w:t>
-            </w:r>
-            <w:proofErr w:type="spellStart"/>
-            <w:r>
-              <w:rPr>
-                <w:rFonts w:ascii="Courier New" w:eastAsia="Courier New" w:hAnsi="Courier New" w:cs="Courier New"/>
+              <w:t xml:space="preserve">)   </w:t>
+            </w:r>
+            <w:proofErr w:type="gramEnd"/>
+            <w:r>
+              <w:rPr>
+                <w:rFonts w:ascii="Verdana" w:eastAsia="Courier New" w:hAnsi="Verdana" w:cs="Courier New"/>
                 <w:sz w:val="18"/>
                 <w:szCs w:val="18"/>
                 <w:lang w:val="en-US"/>
               </w:rPr>
+              <w:t xml:space="preserve">                             AS </w:t>
+            </w:r>
+            <w:proofErr w:type="spellStart"/>
+            <w:r>
+              <w:rPr>
+                <w:rFonts w:ascii="Verdana" w:eastAsia="Courier New" w:hAnsi="Verdana" w:cs="Courier New"/>
+                <w:sz w:val="18"/>
+                <w:szCs w:val="18"/>
+                <w:lang w:val="en-US"/>
+              </w:rPr>
               <w:t>num_tablas</w:t>
             </w:r>
             <w:proofErr w:type="spellEnd"/>
             <w:r>
               <w:rPr>
-                <w:rFonts w:ascii="Courier New" w:eastAsia="Courier New" w:hAnsi="Courier New" w:cs="Courier New"/>
+                <w:rFonts w:ascii="Verdana" w:eastAsia="Courier New" w:hAnsi="Verdana" w:cs="Courier New"/>
                 <w:sz w:val="18"/>
                 <w:szCs w:val="18"/>
                 <w:lang w:val="en-US"/>
@@ -3101,63 +3945,73 @@
           <w:p>
             <w:pPr>
               <w:rPr>
+                <w:rFonts w:ascii="Verdana" w:hAnsi="Verdana"/>
                 <w:lang w:val="en-US"/>
               </w:rPr>
             </w:pPr>
             <w:r>
               <w:rPr>
-                <w:rFonts w:ascii="Courier New" w:eastAsia="Courier New" w:hAnsi="Courier New" w:cs="Courier New"/>
+                <w:rFonts w:ascii="Verdana" w:eastAsia="Courier New" w:hAnsi="Verdana" w:cs="Courier New"/>
                 <w:sz w:val="18"/>
                 <w:szCs w:val="18"/>
                 <w:lang w:val="en-US"/>
               </w:rPr>
-              <w:t xml:space="preserve">    ROUND(</w:t>
-            </w:r>
-            <w:proofErr w:type="gramStart"/>
-            <w:r>
-              <w:rPr>
-                <w:rFonts w:ascii="Courier New" w:eastAsia="Courier New" w:hAnsi="Courier New" w:cs="Courier New"/>
+              <w:t xml:space="preserve">    ROUND(SUM(</w:t>
+            </w:r>
+            <w:proofErr w:type="spellStart"/>
+            <w:r>
+              <w:rPr>
+                <w:rFonts w:ascii="Verdana" w:eastAsia="Courier New" w:hAnsi="Verdana" w:cs="Courier New"/>
                 <w:sz w:val="18"/>
                 <w:szCs w:val="18"/>
                 <w:lang w:val="en-US"/>
               </w:rPr>
-              <w:t>SUM(</w:t>
-            </w:r>
-            <w:proofErr w:type="spellStart"/>
-            <w:proofErr w:type="gramEnd"/>
-            <w:r>
-              <w:rPr>
-                <w:rFonts w:ascii="Courier New" w:eastAsia="Courier New" w:hAnsi="Courier New" w:cs="Courier New"/>
+              <w:t>data_</w:t>
+            </w:r>
+            <w:proofErr w:type="gramStart"/>
+            <w:r>
+              <w:rPr>
+                <w:rFonts w:ascii="Verdana" w:eastAsia="Courier New" w:hAnsi="Verdana" w:cs="Courier New"/>
                 <w:sz w:val="18"/>
                 <w:szCs w:val="18"/>
                 <w:lang w:val="en-US"/>
               </w:rPr>
-              <w:t>data_length</w:t>
+              <w:t>length</w:t>
             </w:r>
             <w:proofErr w:type="spellEnd"/>
             <w:r>
               <w:rPr>
-                <w:rFonts w:ascii="Courier New" w:eastAsia="Courier New" w:hAnsi="Courier New" w:cs="Courier New"/>
+                <w:rFonts w:ascii="Verdana" w:eastAsia="Courier New" w:hAnsi="Verdana" w:cs="Courier New"/>
                 <w:sz w:val="18"/>
                 <w:szCs w:val="18"/>
                 <w:lang w:val="en-US"/>
               </w:rPr>
-              <w:t xml:space="preserve">)  / 1048576, 2)            AS </w:t>
-            </w:r>
-            <w:proofErr w:type="spellStart"/>
-            <w:r>
-              <w:rPr>
-                <w:rFonts w:ascii="Courier New" w:eastAsia="Courier New" w:hAnsi="Courier New" w:cs="Courier New"/>
+              <w:t>)  /</w:t>
+            </w:r>
+            <w:proofErr w:type="gramEnd"/>
+            <w:r>
+              <w:rPr>
+                <w:rFonts w:ascii="Verdana" w:eastAsia="Courier New" w:hAnsi="Verdana" w:cs="Courier New"/>
                 <w:sz w:val="18"/>
                 <w:szCs w:val="18"/>
                 <w:lang w:val="en-US"/>
               </w:rPr>
+              <w:t xml:space="preserve"> 1048576, 2)            AS </w:t>
+            </w:r>
+            <w:proofErr w:type="spellStart"/>
+            <w:r>
+              <w:rPr>
+                <w:rFonts w:ascii="Verdana" w:eastAsia="Courier New" w:hAnsi="Verdana" w:cs="Courier New"/>
+                <w:sz w:val="18"/>
+                <w:szCs w:val="18"/>
+                <w:lang w:val="en-US"/>
+              </w:rPr>
               <w:t>datos_mb</w:t>
             </w:r>
             <w:proofErr w:type="spellEnd"/>
             <w:r>
               <w:rPr>
-                <w:rFonts w:ascii="Courier New" w:eastAsia="Courier New" w:hAnsi="Courier New" w:cs="Courier New"/>
+                <w:rFonts w:ascii="Verdana" w:eastAsia="Courier New" w:hAnsi="Verdana" w:cs="Courier New"/>
                 <w:sz w:val="18"/>
                 <w:szCs w:val="18"/>
                 <w:lang w:val="en-US"/>
@@ -3168,63 +4022,53 @@
           <w:p>
             <w:pPr>
               <w:rPr>
+                <w:rFonts w:ascii="Verdana" w:hAnsi="Verdana"/>
                 <w:lang w:val="en-US"/>
               </w:rPr>
             </w:pPr>
             <w:r>
               <w:rPr>
-                <w:rFonts w:ascii="Courier New" w:eastAsia="Courier New" w:hAnsi="Courier New" w:cs="Courier New"/>
+                <w:rFonts w:ascii="Verdana" w:eastAsia="Courier New" w:hAnsi="Verdana" w:cs="Courier New"/>
                 <w:sz w:val="18"/>
                 <w:szCs w:val="18"/>
                 <w:lang w:val="en-US"/>
               </w:rPr>
-              <w:t xml:space="preserve">    ROUND(</w:t>
-            </w:r>
-            <w:proofErr w:type="gramStart"/>
-            <w:r>
-              <w:rPr>
-                <w:rFonts w:ascii="Courier New" w:eastAsia="Courier New" w:hAnsi="Courier New" w:cs="Courier New"/>
+              <w:t xml:space="preserve">    ROUND(SUM(</w:t>
+            </w:r>
+            <w:proofErr w:type="spellStart"/>
+            <w:r>
+              <w:rPr>
+                <w:rFonts w:ascii="Verdana" w:eastAsia="Courier New" w:hAnsi="Verdana" w:cs="Courier New"/>
                 <w:sz w:val="18"/>
                 <w:szCs w:val="18"/>
                 <w:lang w:val="en-US"/>
               </w:rPr>
-              <w:t>SUM(</w:t>
-            </w:r>
-            <w:proofErr w:type="spellStart"/>
-            <w:proofErr w:type="gramEnd"/>
-            <w:r>
-              <w:rPr>
-                <w:rFonts w:ascii="Courier New" w:eastAsia="Courier New" w:hAnsi="Courier New" w:cs="Courier New"/>
+              <w:t>index_length</w:t>
+            </w:r>
+            <w:proofErr w:type="spellEnd"/>
+            <w:r>
+              <w:rPr>
+                <w:rFonts w:ascii="Verdana" w:eastAsia="Courier New" w:hAnsi="Verdana" w:cs="Courier New"/>
                 <w:sz w:val="18"/>
                 <w:szCs w:val="18"/>
                 <w:lang w:val="en-US"/>
               </w:rPr>
-              <w:t>index_length</w:t>
-            </w:r>
-            <w:proofErr w:type="spellEnd"/>
-            <w:r>
-              <w:rPr>
-                <w:rFonts w:ascii="Courier New" w:eastAsia="Courier New" w:hAnsi="Courier New" w:cs="Courier New"/>
+              <w:t xml:space="preserve">) / 1048576, 2)            AS </w:t>
+            </w:r>
+            <w:proofErr w:type="spellStart"/>
+            <w:r>
+              <w:rPr>
+                <w:rFonts w:ascii="Verdana" w:eastAsia="Courier New" w:hAnsi="Verdana" w:cs="Courier New"/>
                 <w:sz w:val="18"/>
                 <w:szCs w:val="18"/>
                 <w:lang w:val="en-US"/>
               </w:rPr>
-              <w:t xml:space="preserve">) / 1048576, 2)            AS </w:t>
-            </w:r>
-            <w:proofErr w:type="spellStart"/>
-            <w:r>
-              <w:rPr>
-                <w:rFonts w:ascii="Courier New" w:eastAsia="Courier New" w:hAnsi="Courier New" w:cs="Courier New"/>
-                <w:sz w:val="18"/>
-                <w:szCs w:val="18"/>
-                <w:lang w:val="en-US"/>
-              </w:rPr>
               <w:t>indices_mb</w:t>
             </w:r>
             <w:proofErr w:type="spellEnd"/>
             <w:r>
               <w:rPr>
-                <w:rFonts w:ascii="Courier New" w:eastAsia="Courier New" w:hAnsi="Courier New" w:cs="Courier New"/>
+                <w:rFonts w:ascii="Verdana" w:eastAsia="Courier New" w:hAnsi="Verdana" w:cs="Courier New"/>
                 <w:sz w:val="18"/>
                 <w:szCs w:val="18"/>
                 <w:lang w:val="en-US"/>
@@ -3235,63 +4079,73 @@
           <w:p>
             <w:pPr>
               <w:rPr>
+                <w:rFonts w:ascii="Verdana" w:hAnsi="Verdana"/>
                 <w:lang w:val="en-US"/>
               </w:rPr>
             </w:pPr>
             <w:r>
               <w:rPr>
-                <w:rFonts w:ascii="Courier New" w:eastAsia="Courier New" w:hAnsi="Courier New" w:cs="Courier New"/>
+                <w:rFonts w:ascii="Verdana" w:eastAsia="Courier New" w:hAnsi="Verdana" w:cs="Courier New"/>
                 <w:sz w:val="18"/>
                 <w:szCs w:val="18"/>
                 <w:lang w:val="en-US"/>
               </w:rPr>
-              <w:t xml:space="preserve">    ROUND(</w:t>
-            </w:r>
-            <w:proofErr w:type="gramStart"/>
-            <w:r>
-              <w:rPr>
-                <w:rFonts w:ascii="Courier New" w:eastAsia="Courier New" w:hAnsi="Courier New" w:cs="Courier New"/>
+              <w:t xml:space="preserve">    ROUND(SUM(</w:t>
+            </w:r>
+            <w:proofErr w:type="spellStart"/>
+            <w:r>
+              <w:rPr>
+                <w:rFonts w:ascii="Verdana" w:eastAsia="Courier New" w:hAnsi="Verdana" w:cs="Courier New"/>
                 <w:sz w:val="18"/>
                 <w:szCs w:val="18"/>
                 <w:lang w:val="en-US"/>
               </w:rPr>
-              <w:t>SUM(</w:t>
-            </w:r>
-            <w:proofErr w:type="spellStart"/>
-            <w:proofErr w:type="gramEnd"/>
-            <w:r>
-              <w:rPr>
-                <w:rFonts w:ascii="Courier New" w:eastAsia="Courier New" w:hAnsi="Courier New" w:cs="Courier New"/>
+              <w:t>data_</w:t>
+            </w:r>
+            <w:proofErr w:type="gramStart"/>
+            <w:r>
+              <w:rPr>
+                <w:rFonts w:ascii="Verdana" w:eastAsia="Courier New" w:hAnsi="Verdana" w:cs="Courier New"/>
                 <w:sz w:val="18"/>
                 <w:szCs w:val="18"/>
                 <w:lang w:val="en-US"/>
               </w:rPr>
-              <w:t>data_free</w:t>
+              <w:t>free</w:t>
             </w:r>
             <w:proofErr w:type="spellEnd"/>
             <w:r>
               <w:rPr>
-                <w:rFonts w:ascii="Courier New" w:eastAsia="Courier New" w:hAnsi="Courier New" w:cs="Courier New"/>
+                <w:rFonts w:ascii="Verdana" w:eastAsia="Courier New" w:hAnsi="Verdana" w:cs="Courier New"/>
                 <w:sz w:val="18"/>
                 <w:szCs w:val="18"/>
                 <w:lang w:val="en-US"/>
               </w:rPr>
-              <w:t xml:space="preserve">)    / 1048576, 2)            AS </w:t>
-            </w:r>
-            <w:proofErr w:type="spellStart"/>
-            <w:r>
-              <w:rPr>
-                <w:rFonts w:ascii="Courier New" w:eastAsia="Courier New" w:hAnsi="Courier New" w:cs="Courier New"/>
+              <w:t xml:space="preserve">)   </w:t>
+            </w:r>
+            <w:proofErr w:type="gramEnd"/>
+            <w:r>
+              <w:rPr>
+                <w:rFonts w:ascii="Verdana" w:eastAsia="Courier New" w:hAnsi="Verdana" w:cs="Courier New"/>
                 <w:sz w:val="18"/>
                 <w:szCs w:val="18"/>
                 <w:lang w:val="en-US"/>
               </w:rPr>
+              <w:t xml:space="preserve"> / 1048576, 2)            AS </w:t>
+            </w:r>
+            <w:proofErr w:type="spellStart"/>
+            <w:r>
+              <w:rPr>
+                <w:rFonts w:ascii="Verdana" w:eastAsia="Courier New" w:hAnsi="Verdana" w:cs="Courier New"/>
+                <w:sz w:val="18"/>
+                <w:szCs w:val="18"/>
+                <w:lang w:val="en-US"/>
+              </w:rPr>
               <w:t>espacio_libre_mb</w:t>
             </w:r>
             <w:proofErr w:type="spellEnd"/>
             <w:r>
               <w:rPr>
-                <w:rFonts w:ascii="Courier New" w:eastAsia="Courier New" w:hAnsi="Courier New" w:cs="Courier New"/>
+                <w:rFonts w:ascii="Verdana" w:eastAsia="Courier New" w:hAnsi="Verdana" w:cs="Courier New"/>
                 <w:sz w:val="18"/>
                 <w:szCs w:val="18"/>
                 <w:lang w:val="en-US"/>
@@ -3302,12 +4156,13 @@
           <w:p>
             <w:pPr>
               <w:rPr>
+                <w:rFonts w:ascii="Verdana" w:hAnsi="Verdana"/>
                 <w:lang w:val="en-US"/>
               </w:rPr>
             </w:pPr>
             <w:r>
               <w:rPr>
-                <w:rFonts w:ascii="Courier New" w:eastAsia="Courier New" w:hAnsi="Courier New" w:cs="Courier New"/>
+                <w:rFonts w:ascii="Verdana" w:eastAsia="Courier New" w:hAnsi="Verdana" w:cs="Courier New"/>
                 <w:sz w:val="18"/>
                 <w:szCs w:val="18"/>
                 <w:lang w:val="en-US"/>
@@ -3317,7 +4172,7 @@
             <w:proofErr w:type="gramStart"/>
             <w:r>
               <w:rPr>
-                <w:rFonts w:ascii="Courier New" w:eastAsia="Courier New" w:hAnsi="Courier New" w:cs="Courier New"/>
+                <w:rFonts w:ascii="Verdana" w:eastAsia="Courier New" w:hAnsi="Verdana" w:cs="Courier New"/>
                 <w:sz w:val="18"/>
                 <w:szCs w:val="18"/>
                 <w:lang w:val="en-US"/>
@@ -3327,7 +4182,7 @@
             <w:proofErr w:type="gramEnd"/>
             <w:r>
               <w:rPr>
-                <w:rFonts w:ascii="Courier New" w:eastAsia="Courier New" w:hAnsi="Courier New" w:cs="Courier New"/>
+                <w:rFonts w:ascii="Verdana" w:eastAsia="Courier New" w:hAnsi="Verdana" w:cs="Courier New"/>
                 <w:sz w:val="18"/>
                 <w:szCs w:val="18"/>
                 <w:lang w:val="en-US"/>
@@ -3337,7 +4192,7 @@
             <w:proofErr w:type="spellStart"/>
             <w:r>
               <w:rPr>
-                <w:rFonts w:ascii="Courier New" w:eastAsia="Courier New" w:hAnsi="Courier New" w:cs="Courier New"/>
+                <w:rFonts w:ascii="Verdana" w:eastAsia="Courier New" w:hAnsi="Verdana" w:cs="Courier New"/>
                 <w:sz w:val="18"/>
                 <w:szCs w:val="18"/>
                 <w:lang w:val="en-US"/>
@@ -3347,7 +4202,7 @@
             <w:proofErr w:type="spellEnd"/>
             <w:r>
               <w:rPr>
-                <w:rFonts w:ascii="Courier New" w:eastAsia="Courier New" w:hAnsi="Courier New" w:cs="Courier New"/>
+                <w:rFonts w:ascii="Verdana" w:eastAsia="Courier New" w:hAnsi="Verdana" w:cs="Courier New"/>
                 <w:sz w:val="18"/>
                 <w:szCs w:val="18"/>
                 <w:lang w:val="en-US"/>
@@ -3357,7 +4212,7 @@
             <w:proofErr w:type="spellStart"/>
             <w:r>
               <w:rPr>
-                <w:rFonts w:ascii="Courier New" w:eastAsia="Courier New" w:hAnsi="Courier New" w:cs="Courier New"/>
+                <w:rFonts w:ascii="Verdana" w:eastAsia="Courier New" w:hAnsi="Verdana" w:cs="Courier New"/>
                 <w:sz w:val="18"/>
                 <w:szCs w:val="18"/>
                 <w:lang w:val="en-US"/>
@@ -3367,7 +4222,7 @@
             <w:proofErr w:type="spellEnd"/>
             <w:r>
               <w:rPr>
-                <w:rFonts w:ascii="Courier New" w:eastAsia="Courier New" w:hAnsi="Courier New" w:cs="Courier New"/>
+                <w:rFonts w:ascii="Verdana" w:eastAsia="Courier New" w:hAnsi="Verdana" w:cs="Courier New"/>
                 <w:sz w:val="18"/>
                 <w:szCs w:val="18"/>
                 <w:lang w:val="en-US"/>
@@ -3377,7 +4232,7 @@
             <w:proofErr w:type="spellStart"/>
             <w:r>
               <w:rPr>
-                <w:rFonts w:ascii="Courier New" w:eastAsia="Courier New" w:hAnsi="Courier New" w:cs="Courier New"/>
+                <w:rFonts w:ascii="Verdana" w:eastAsia="Courier New" w:hAnsi="Verdana" w:cs="Courier New"/>
                 <w:sz w:val="18"/>
                 <w:szCs w:val="18"/>
                 <w:lang w:val="en-US"/>
@@ -3389,12 +4244,13 @@
           <w:p>
             <w:pPr>
               <w:rPr>
+                <w:rFonts w:ascii="Verdana" w:hAnsi="Verdana"/>
                 <w:lang w:val="en-US"/>
               </w:rPr>
             </w:pPr>
             <w:r>
               <w:rPr>
-                <w:rFonts w:ascii="Courier New" w:eastAsia="Courier New" w:hAnsi="Courier New" w:cs="Courier New"/>
+                <w:rFonts w:ascii="Verdana" w:eastAsia="Courier New" w:hAnsi="Verdana" w:cs="Courier New"/>
                 <w:sz w:val="18"/>
                 <w:szCs w:val="18"/>
                 <w:lang w:val="en-US"/>
@@ -3404,7 +4260,7 @@
             <w:proofErr w:type="spellStart"/>
             <w:r>
               <w:rPr>
-                <w:rFonts w:ascii="Courier New" w:eastAsia="Courier New" w:hAnsi="Courier New" w:cs="Courier New"/>
+                <w:rFonts w:ascii="Verdana" w:eastAsia="Courier New" w:hAnsi="Verdana" w:cs="Courier New"/>
                 <w:sz w:val="18"/>
                 <w:szCs w:val="18"/>
                 <w:lang w:val="en-US"/>
@@ -3414,7 +4270,7 @@
             <w:proofErr w:type="gramStart"/>
             <w:r>
               <w:rPr>
-                <w:rFonts w:ascii="Courier New" w:eastAsia="Courier New" w:hAnsi="Courier New" w:cs="Courier New"/>
+                <w:rFonts w:ascii="Verdana" w:eastAsia="Courier New" w:hAnsi="Verdana" w:cs="Courier New"/>
                 <w:sz w:val="18"/>
                 <w:szCs w:val="18"/>
                 <w:lang w:val="en-US"/>
@@ -3427,12 +4283,13 @@
           <w:p>
             <w:pPr>
               <w:rPr>
+                <w:rFonts w:ascii="Verdana" w:hAnsi="Verdana"/>
                 <w:lang w:val="en-US"/>
               </w:rPr>
             </w:pPr>
             <w:r>
               <w:rPr>
-                <w:rFonts w:ascii="Courier New" w:eastAsia="Courier New" w:hAnsi="Courier New" w:cs="Courier New"/>
+                <w:rFonts w:ascii="Verdana" w:eastAsia="Courier New" w:hAnsi="Verdana" w:cs="Courier New"/>
                 <w:sz w:val="18"/>
                 <w:szCs w:val="18"/>
                 <w:lang w:val="en-US"/>
@@ -3442,7 +4299,7 @@
             <w:proofErr w:type="spellStart"/>
             <w:r>
               <w:rPr>
-                <w:rFonts w:ascii="Courier New" w:eastAsia="Courier New" w:hAnsi="Courier New" w:cs="Courier New"/>
+                <w:rFonts w:ascii="Verdana" w:eastAsia="Courier New" w:hAnsi="Verdana" w:cs="Courier New"/>
                 <w:sz w:val="18"/>
                 <w:szCs w:val="18"/>
                 <w:lang w:val="en-US"/>
@@ -3452,7 +4309,7 @@
             <w:proofErr w:type="spellEnd"/>
             <w:r>
               <w:rPr>
-                <w:rFonts w:ascii="Courier New" w:eastAsia="Courier New" w:hAnsi="Courier New" w:cs="Courier New"/>
+                <w:rFonts w:ascii="Verdana" w:eastAsia="Courier New" w:hAnsi="Verdana" w:cs="Courier New"/>
                 <w:sz w:val="18"/>
                 <w:szCs w:val="18"/>
                 <w:lang w:val="en-US"/>
@@ -3463,12 +4320,13 @@
           <w:p>
             <w:pPr>
               <w:rPr>
+                <w:rFonts w:ascii="Verdana" w:hAnsi="Verdana"/>
                 <w:lang w:val="en-US"/>
               </w:rPr>
             </w:pPr>
             <w:r>
               <w:rPr>
-                <w:rFonts w:ascii="Courier New" w:eastAsia="Courier New" w:hAnsi="Courier New" w:cs="Courier New"/>
+                <w:rFonts w:ascii="Verdana" w:eastAsia="Courier New" w:hAnsi="Verdana" w:cs="Courier New"/>
                 <w:sz w:val="18"/>
                 <w:szCs w:val="18"/>
                 <w:lang w:val="en-US"/>
@@ -3478,7 +4336,7 @@
             <w:proofErr w:type="spellStart"/>
             <w:r>
               <w:rPr>
-                <w:rFonts w:ascii="Courier New" w:eastAsia="Courier New" w:hAnsi="Courier New" w:cs="Courier New"/>
+                <w:rFonts w:ascii="Verdana" w:eastAsia="Courier New" w:hAnsi="Verdana" w:cs="Courier New"/>
                 <w:sz w:val="18"/>
                 <w:szCs w:val="18"/>
                 <w:lang w:val="en-US"/>
@@ -3488,7 +4346,7 @@
             <w:proofErr w:type="spellEnd"/>
             <w:r>
               <w:rPr>
-                <w:rFonts w:ascii="Courier New" w:eastAsia="Courier New" w:hAnsi="Courier New" w:cs="Courier New"/>
+                <w:rFonts w:ascii="Verdana" w:eastAsia="Courier New" w:hAnsi="Verdana" w:cs="Courier New"/>
                 <w:sz w:val="18"/>
                 <w:szCs w:val="18"/>
                 <w:lang w:val="en-US"/>
@@ -3498,7 +4356,7 @@
             <w:proofErr w:type="spellStart"/>
             <w:r>
               <w:rPr>
-                <w:rFonts w:ascii="Courier New" w:eastAsia="Courier New" w:hAnsi="Courier New" w:cs="Courier New"/>
+                <w:rFonts w:ascii="Verdana" w:eastAsia="Courier New" w:hAnsi="Verdana" w:cs="Courier New"/>
                 <w:sz w:val="18"/>
                 <w:szCs w:val="18"/>
                 <w:lang w:val="en-US"/>
@@ -3508,7 +4366,7 @@
             <w:proofErr w:type="spellEnd"/>
             <w:r>
               <w:rPr>
-                <w:rFonts w:ascii="Courier New" w:eastAsia="Courier New" w:hAnsi="Courier New" w:cs="Courier New"/>
+                <w:rFonts w:ascii="Verdana" w:eastAsia="Courier New" w:hAnsi="Verdana" w:cs="Courier New"/>
                 <w:sz w:val="18"/>
                 <w:szCs w:val="18"/>
                 <w:lang w:val="en-US"/>
@@ -3519,12 +4377,13 @@
           <w:p>
             <w:pPr>
               <w:rPr>
+                <w:rFonts w:ascii="Verdana" w:hAnsi="Verdana"/>
                 <w:lang w:val="en-US"/>
               </w:rPr>
             </w:pPr>
             <w:r>
               <w:rPr>
-                <w:rFonts w:ascii="Courier New" w:eastAsia="Courier New" w:hAnsi="Courier New" w:cs="Courier New"/>
+                <w:rFonts w:ascii="Verdana" w:eastAsia="Courier New" w:hAnsi="Verdana" w:cs="Courier New"/>
                 <w:sz w:val="18"/>
                 <w:szCs w:val="18"/>
                 <w:lang w:val="en-US"/>
@@ -3534,7 +4393,7 @@
             <w:proofErr w:type="spellStart"/>
             <w:r>
               <w:rPr>
-                <w:rFonts w:ascii="Courier New" w:eastAsia="Courier New" w:hAnsi="Courier New" w:cs="Courier New"/>
+                <w:rFonts w:ascii="Verdana" w:eastAsia="Courier New" w:hAnsi="Verdana" w:cs="Courier New"/>
                 <w:sz w:val="18"/>
                 <w:szCs w:val="18"/>
                 <w:lang w:val="en-US"/>
@@ -3546,12 +4405,13 @@
           <w:p>
             <w:pPr>
               <w:rPr>
+                <w:rFonts w:ascii="Verdana" w:hAnsi="Verdana"/>
                 <w:lang w:val="en-US"/>
               </w:rPr>
             </w:pPr>
             <w:r>
               <w:rPr>
-                <w:rFonts w:ascii="Courier New" w:eastAsia="Courier New" w:hAnsi="Courier New" w:cs="Courier New"/>
+                <w:rFonts w:ascii="Verdana" w:eastAsia="Courier New" w:hAnsi="Verdana" w:cs="Courier New"/>
                 <w:sz w:val="18"/>
                 <w:szCs w:val="18"/>
                 <w:lang w:val="en-US"/>
@@ -3561,7 +4421,7 @@
             <w:proofErr w:type="spellStart"/>
             <w:r>
               <w:rPr>
-                <w:rFonts w:ascii="Courier New" w:eastAsia="Courier New" w:hAnsi="Courier New" w:cs="Courier New"/>
+                <w:rFonts w:ascii="Verdana" w:eastAsia="Courier New" w:hAnsi="Verdana" w:cs="Courier New"/>
                 <w:sz w:val="18"/>
                 <w:szCs w:val="18"/>
                 <w:lang w:val="en-US"/>
@@ -3571,7 +4431,7 @@
             <w:proofErr w:type="spellEnd"/>
             <w:r>
               <w:rPr>
-                <w:rFonts w:ascii="Courier New" w:eastAsia="Courier New" w:hAnsi="Courier New" w:cs="Courier New"/>
+                <w:rFonts w:ascii="Verdana" w:eastAsia="Courier New" w:hAnsi="Verdana" w:cs="Courier New"/>
                 <w:sz w:val="18"/>
                 <w:szCs w:val="18"/>
                 <w:lang w:val="en-US"/>
@@ -3586,6 +4446,7 @@
       <w:pPr>
         <w:spacing w:before="60" w:after="60"/>
         <w:rPr>
+          <w:rFonts w:ascii="Verdana" w:hAnsi="Verdana"/>
           <w:lang w:val="en-US"/>
         </w:rPr>
       </w:pPr>
@@ -3593,9 +4454,13 @@
     <w:p>
       <w:pPr>
         <w:spacing w:before="100" w:after="40"/>
-      </w:pPr>
-      <w:r>
-        <w:rPr>
+        <w:rPr>
+          <w:rFonts w:ascii="Verdana" w:hAnsi="Verdana"/>
+        </w:rPr>
+      </w:pPr>
+      <w:r>
+        <w:rPr>
+          <w:rFonts w:ascii="Verdana" w:hAnsi="Verdana"/>
           <w:i/>
           <w:iCs/>
           <w:color w:val="555555"/>
@@ -3608,10 +4473,15 @@
     <w:p>
       <w:pPr>
         <w:spacing w:before="120" w:after="120"/>
-      </w:pPr>
-      <w:r>
-        <w:rPr>
+        <w:rPr>
+          <w:rFonts w:ascii="Verdana" w:hAnsi="Verdana"/>
+        </w:rPr>
+      </w:pPr>
+      <w:r>
+        <w:rPr>
+          <w:rFonts w:ascii="Verdana" w:hAnsi="Verdana"/>
           <w:noProof/>
+          <w:lang w:val="es-MX" w:eastAsia="es-MX"/>
         </w:rPr>
         <w:drawing>
           <wp:inline distT="0" distB="0" distL="0" distR="0" wp14:anchorId="58079F8A" wp14:editId="37804308">
@@ -3656,48 +4526,72 @@
     <w:p>
       <w:pPr>
         <w:spacing w:before="60" w:after="60"/>
+        <w:rPr>
+          <w:rFonts w:ascii="Verdana" w:hAnsi="Verdana"/>
+        </w:rPr>
       </w:pPr>
     </w:p>
     <w:p>
       <w:pPr>
         <w:spacing w:before="60" w:after="60"/>
+        <w:rPr>
+          <w:rFonts w:ascii="Verdana" w:hAnsi="Verdana"/>
+        </w:rPr>
       </w:pPr>
     </w:p>
     <w:p>
       <w:pPr>
         <w:spacing w:before="60" w:after="60"/>
+        <w:rPr>
+          <w:rFonts w:ascii="Verdana" w:hAnsi="Verdana"/>
+        </w:rPr>
       </w:pPr>
     </w:p>
     <w:p>
       <w:pPr>
         <w:spacing w:before="60" w:after="60"/>
+        <w:rPr>
+          <w:rFonts w:ascii="Verdana" w:hAnsi="Verdana"/>
+        </w:rPr>
       </w:pPr>
     </w:p>
     <w:p>
       <w:pPr>
         <w:spacing w:before="60" w:after="60"/>
+        <w:rPr>
+          <w:rFonts w:ascii="Verdana" w:hAnsi="Verdana"/>
+        </w:rPr>
       </w:pPr>
     </w:p>
     <w:p>
       <w:pPr>
         <w:spacing w:before="60" w:after="60"/>
+        <w:rPr>
+          <w:rFonts w:ascii="Verdana" w:hAnsi="Verdana"/>
+        </w:rPr>
       </w:pPr>
     </w:p>
     <w:p>
       <w:pPr>
         <w:spacing w:before="60" w:after="60"/>
+        <w:rPr>
+          <w:rFonts w:ascii="Verdana" w:hAnsi="Verdana"/>
+        </w:rPr>
       </w:pPr>
     </w:p>
     <w:p>
       <w:pPr>
         <w:spacing w:before="60" w:after="60"/>
+        <w:rPr>
+          <w:rFonts w:ascii="Verdana" w:hAnsi="Verdana"/>
+        </w:rPr>
       </w:pPr>
     </w:p>
     <w:p>
       <w:pPr>
         <w:pStyle w:val="Ttulo2"/>
       </w:pPr>
-      <w:bookmarkStart w:id="12" w:name="_Toc224899889"/>
+      <w:bookmarkStart w:id="12" w:name="_Toc225147397"/>
       <w:r>
         <w:t xml:space="preserve">3. </w:t>
       </w:r>
@@ -3722,70 +4616,121 @@
     <w:p>
       <w:pPr>
         <w:spacing w:before="100" w:after="100"/>
-      </w:pPr>
-      <w:r>
+        <w:rPr>
+          <w:rFonts w:ascii="Verdana" w:hAnsi="Verdana"/>
+        </w:rPr>
+      </w:pPr>
+      <w:r>
+        <w:rPr>
+          <w:rFonts w:ascii="Verdana" w:hAnsi="Verdana"/>
+        </w:rPr>
         <w:t xml:space="preserve">Esta consulta revisa </w:t>
       </w:r>
       <w:proofErr w:type="spellStart"/>
       <w:r>
+        <w:rPr>
+          <w:rFonts w:ascii="Verdana" w:hAnsi="Verdana"/>
+        </w:rPr>
         <w:t>information_</w:t>
       </w:r>
       <w:proofErr w:type="gramStart"/>
       <w:r>
+        <w:rPr>
+          <w:rFonts w:ascii="Verdana" w:hAnsi="Verdana"/>
+        </w:rPr>
         <w:t>schema.innodb</w:t>
       </w:r>
       <w:proofErr w:type="gramEnd"/>
       <w:r>
+        <w:rPr>
+          <w:rFonts w:ascii="Verdana" w:hAnsi="Verdana"/>
+        </w:rPr>
         <w:t>_tablespaces</w:t>
       </w:r>
       <w:proofErr w:type="spellEnd"/>
       <w:r>
+        <w:rPr>
+          <w:rFonts w:ascii="Verdana" w:hAnsi="Verdana"/>
+        </w:rPr>
         <w:t xml:space="preserve"> para listar los 15 </w:t>
       </w:r>
       <w:proofErr w:type="spellStart"/>
       <w:r>
+        <w:rPr>
+          <w:rFonts w:ascii="Verdana" w:hAnsi="Verdana"/>
+        </w:rPr>
         <w:t>tablespaces</w:t>
       </w:r>
       <w:proofErr w:type="spellEnd"/>
       <w:r>
+        <w:rPr>
+          <w:rFonts w:ascii="Verdana" w:hAnsi="Verdana"/>
+        </w:rPr>
         <w:t xml:space="preserve"> más grandes del servidor. Muestra el tipo (General o Single), su estado, el tamaño en MB y el formato de fila que usa cada uno.</w:t>
       </w:r>
     </w:p>
     <w:p>
       <w:pPr>
         <w:spacing w:before="100" w:after="100"/>
-      </w:pPr>
-      <w:r>
+        <w:rPr>
+          <w:rFonts w:ascii="Verdana" w:hAnsi="Verdana"/>
+        </w:rPr>
+      </w:pPr>
+      <w:r>
+        <w:rPr>
+          <w:rFonts w:ascii="Verdana" w:hAnsi="Verdana"/>
+        </w:rPr>
         <w:t xml:space="preserve">Los </w:t>
       </w:r>
       <w:proofErr w:type="spellStart"/>
       <w:r>
+        <w:rPr>
+          <w:rFonts w:ascii="Verdana" w:hAnsi="Verdana"/>
+        </w:rPr>
         <w:t>tablespaces</w:t>
       </w:r>
       <w:proofErr w:type="spellEnd"/>
       <w:r>
+        <w:rPr>
+          <w:rFonts w:ascii="Verdana" w:hAnsi="Verdana"/>
+        </w:rPr>
         <w:t xml:space="preserve"> de tipo General son compartidos (como el </w:t>
       </w:r>
       <w:proofErr w:type="spellStart"/>
       <w:r>
+        <w:rPr>
+          <w:rFonts w:ascii="Verdana" w:hAnsi="Verdana"/>
+        </w:rPr>
         <w:t>tablespace</w:t>
       </w:r>
       <w:proofErr w:type="spellEnd"/>
       <w:r>
+        <w:rPr>
+          <w:rFonts w:ascii="Verdana" w:hAnsi="Verdana"/>
+        </w:rPr>
         <w:t xml:space="preserve"> del sistema o los creados explícitamente), mientras que los de tipo Single corresponden a tablas individuales cuando </w:t>
       </w:r>
       <w:proofErr w:type="spellStart"/>
       <w:r>
+        <w:rPr>
+          <w:rFonts w:ascii="Verdana" w:hAnsi="Verdana"/>
+        </w:rPr>
         <w:t>innodb_file_per_table</w:t>
       </w:r>
       <w:proofErr w:type="spellEnd"/>
       <w:r>
+        <w:rPr>
+          <w:rFonts w:ascii="Verdana" w:hAnsi="Verdana"/>
+        </w:rPr>
         <w:t xml:space="preserve"> está activado.</w:t>
       </w:r>
     </w:p>
     <w:p>
       <w:pPr>
         <w:spacing w:before="60" w:after="60"/>
+        <w:rPr>
+          <w:rFonts w:ascii="Verdana" w:hAnsi="Verdana"/>
+        </w:rPr>
       </w:pPr>
     </w:p>
     <w:tbl>
@@ -3823,12 +4768,13 @@
           <w:p>
             <w:pPr>
               <w:rPr>
+                <w:rFonts w:ascii="Verdana" w:hAnsi="Verdana"/>
                 <w:lang w:val="en-US"/>
               </w:rPr>
             </w:pPr>
             <w:r>
               <w:rPr>
-                <w:rFonts w:ascii="Courier New" w:eastAsia="Courier New" w:hAnsi="Courier New" w:cs="Courier New"/>
+                <w:rFonts w:ascii="Verdana" w:eastAsia="Courier New" w:hAnsi="Verdana" w:cs="Courier New"/>
                 <w:sz w:val="18"/>
                 <w:szCs w:val="18"/>
                 <w:lang w:val="en-US"/>
@@ -3839,12 +4785,13 @@
           <w:p>
             <w:pPr>
               <w:rPr>
+                <w:rFonts w:ascii="Verdana" w:hAnsi="Verdana"/>
                 <w:lang w:val="en-US"/>
               </w:rPr>
             </w:pPr>
             <w:r>
               <w:rPr>
-                <w:rFonts w:ascii="Courier New" w:eastAsia="Courier New" w:hAnsi="Courier New" w:cs="Courier New"/>
+                <w:rFonts w:ascii="Verdana" w:eastAsia="Courier New" w:hAnsi="Verdana" w:cs="Courier New"/>
                 <w:sz w:val="18"/>
                 <w:szCs w:val="18"/>
                 <w:lang w:val="en-US"/>
@@ -3854,7 +4801,7 @@
             <w:proofErr w:type="spellStart"/>
             <w:r>
               <w:rPr>
-                <w:rFonts w:ascii="Courier New" w:eastAsia="Courier New" w:hAnsi="Courier New" w:cs="Courier New"/>
+                <w:rFonts w:ascii="Verdana" w:eastAsia="Courier New" w:hAnsi="Verdana" w:cs="Courier New"/>
                 <w:sz w:val="18"/>
                 <w:szCs w:val="18"/>
                 <w:lang w:val="en-US"/>
@@ -3864,7 +4811,7 @@
             <w:proofErr w:type="spellEnd"/>
             <w:r>
               <w:rPr>
-                <w:rFonts w:ascii="Courier New" w:eastAsia="Courier New" w:hAnsi="Courier New" w:cs="Courier New"/>
+                <w:rFonts w:ascii="Verdana" w:eastAsia="Courier New" w:hAnsi="Verdana" w:cs="Courier New"/>
                 <w:sz w:val="18"/>
                 <w:szCs w:val="18"/>
                 <w:lang w:val="en-US"/>
@@ -3875,12 +4822,13 @@
           <w:p>
             <w:pPr>
               <w:rPr>
+                <w:rFonts w:ascii="Verdana" w:hAnsi="Verdana"/>
                 <w:lang w:val="en-US"/>
               </w:rPr>
             </w:pPr>
             <w:r>
               <w:rPr>
-                <w:rFonts w:ascii="Courier New" w:eastAsia="Courier New" w:hAnsi="Courier New" w:cs="Courier New"/>
+                <w:rFonts w:ascii="Verdana" w:eastAsia="Courier New" w:hAnsi="Verdana" w:cs="Courier New"/>
                 <w:sz w:val="18"/>
                 <w:szCs w:val="18"/>
                 <w:lang w:val="en-US"/>
@@ -3890,7 +4838,7 @@
             <w:proofErr w:type="spellStart"/>
             <w:r>
               <w:rPr>
-                <w:rFonts w:ascii="Courier New" w:eastAsia="Courier New" w:hAnsi="Courier New" w:cs="Courier New"/>
+                <w:rFonts w:ascii="Verdana" w:eastAsia="Courier New" w:hAnsi="Verdana" w:cs="Courier New"/>
                 <w:sz w:val="18"/>
                 <w:szCs w:val="18"/>
                 <w:lang w:val="en-US"/>
@@ -3900,7 +4848,7 @@
             <w:proofErr w:type="spellEnd"/>
             <w:r>
               <w:rPr>
-                <w:rFonts w:ascii="Courier New" w:eastAsia="Courier New" w:hAnsi="Courier New" w:cs="Courier New"/>
+                <w:rFonts w:ascii="Verdana" w:eastAsia="Courier New" w:hAnsi="Verdana" w:cs="Courier New"/>
                 <w:sz w:val="18"/>
                 <w:szCs w:val="18"/>
                 <w:lang w:val="en-US"/>
@@ -3911,12 +4859,13 @@
           <w:p>
             <w:pPr>
               <w:rPr>
+                <w:rFonts w:ascii="Verdana" w:hAnsi="Verdana"/>
                 <w:lang w:val="en-US"/>
               </w:rPr>
             </w:pPr>
             <w:r>
               <w:rPr>
-                <w:rFonts w:ascii="Courier New" w:eastAsia="Courier New" w:hAnsi="Courier New" w:cs="Courier New"/>
+                <w:rFonts w:ascii="Verdana" w:eastAsia="Courier New" w:hAnsi="Verdana" w:cs="Courier New"/>
                 <w:sz w:val="18"/>
                 <w:szCs w:val="18"/>
                 <w:lang w:val="en-US"/>
@@ -3926,7 +4875,7 @@
             <w:proofErr w:type="spellStart"/>
             <w:r>
               <w:rPr>
-                <w:rFonts w:ascii="Courier New" w:eastAsia="Courier New" w:hAnsi="Courier New" w:cs="Courier New"/>
+                <w:rFonts w:ascii="Verdana" w:eastAsia="Courier New" w:hAnsi="Verdana" w:cs="Courier New"/>
                 <w:sz w:val="18"/>
                 <w:szCs w:val="18"/>
                 <w:lang w:val="en-US"/>
@@ -3936,7 +4885,7 @@
             <w:proofErr w:type="spellEnd"/>
             <w:r>
               <w:rPr>
-                <w:rFonts w:ascii="Courier New" w:eastAsia="Courier New" w:hAnsi="Courier New" w:cs="Courier New"/>
+                <w:rFonts w:ascii="Verdana" w:eastAsia="Courier New" w:hAnsi="Verdana" w:cs="Courier New"/>
                 <w:sz w:val="18"/>
                 <w:szCs w:val="18"/>
                 <w:lang w:val="en-US"/>
@@ -3946,7 +4895,7 @@
             <w:proofErr w:type="spellStart"/>
             <w:r>
               <w:rPr>
-                <w:rFonts w:ascii="Courier New" w:eastAsia="Courier New" w:hAnsi="Courier New" w:cs="Courier New"/>
+                <w:rFonts w:ascii="Verdana" w:eastAsia="Courier New" w:hAnsi="Verdana" w:cs="Courier New"/>
                 <w:sz w:val="18"/>
                 <w:szCs w:val="18"/>
                 <w:lang w:val="en-US"/>
@@ -3956,7 +4905,7 @@
             <w:proofErr w:type="spellEnd"/>
             <w:r>
               <w:rPr>
-                <w:rFonts w:ascii="Courier New" w:eastAsia="Courier New" w:hAnsi="Courier New" w:cs="Courier New"/>
+                <w:rFonts w:ascii="Verdana" w:eastAsia="Courier New" w:hAnsi="Verdana" w:cs="Courier New"/>
                 <w:sz w:val="18"/>
                 <w:szCs w:val="18"/>
                 <w:lang w:val="en-US"/>
@@ -3967,12 +4916,13 @@
           <w:p>
             <w:pPr>
               <w:rPr>
+                <w:rFonts w:ascii="Verdana" w:hAnsi="Verdana"/>
                 <w:lang w:val="en-US"/>
               </w:rPr>
             </w:pPr>
             <w:r>
               <w:rPr>
-                <w:rFonts w:ascii="Courier New" w:eastAsia="Courier New" w:hAnsi="Courier New" w:cs="Courier New"/>
+                <w:rFonts w:ascii="Verdana" w:eastAsia="Courier New" w:hAnsi="Verdana" w:cs="Courier New"/>
                 <w:sz w:val="18"/>
                 <w:szCs w:val="18"/>
                 <w:lang w:val="en-US"/>
@@ -3982,7 +4932,7 @@
             <w:proofErr w:type="spellStart"/>
             <w:r>
               <w:rPr>
-                <w:rFonts w:ascii="Courier New" w:eastAsia="Courier New" w:hAnsi="Courier New" w:cs="Courier New"/>
+                <w:rFonts w:ascii="Verdana" w:eastAsia="Courier New" w:hAnsi="Verdana" w:cs="Courier New"/>
                 <w:sz w:val="18"/>
                 <w:szCs w:val="18"/>
                 <w:lang w:val="en-US"/>
@@ -3992,7 +4942,7 @@
             <w:proofErr w:type="spellEnd"/>
             <w:r>
               <w:rPr>
-                <w:rFonts w:ascii="Courier New" w:eastAsia="Courier New" w:hAnsi="Courier New" w:cs="Courier New"/>
+                <w:rFonts w:ascii="Verdana" w:eastAsia="Courier New" w:hAnsi="Verdana" w:cs="Courier New"/>
                 <w:sz w:val="18"/>
                 <w:szCs w:val="18"/>
                 <w:lang w:val="en-US"/>
@@ -4003,59 +4953,90 @@
           <w:p>
             <w:pPr>
               <w:rPr>
+                <w:rFonts w:ascii="Verdana" w:hAnsi="Verdana"/>
                 <w:lang w:val="en-US"/>
               </w:rPr>
             </w:pPr>
             <w:r>
               <w:rPr>
-                <w:rFonts w:ascii="Courier New" w:eastAsia="Courier New" w:hAnsi="Courier New" w:cs="Courier New"/>
+                <w:rFonts w:ascii="Verdana" w:eastAsia="Courier New" w:hAnsi="Verdana" w:cs="Courier New"/>
                 <w:sz w:val="18"/>
                 <w:szCs w:val="18"/>
                 <w:lang w:val="en-US"/>
               </w:rPr>
-              <w:t xml:space="preserve">    </w:t>
-            </w:r>
-            <w:proofErr w:type="gramStart"/>
-            <w:r>
-              <w:rPr>
-                <w:rFonts w:ascii="Courier New" w:eastAsia="Courier New" w:hAnsi="Courier New" w:cs="Courier New"/>
+              <w:t xml:space="preserve">    ROUND(</w:t>
+            </w:r>
+            <w:proofErr w:type="spellStart"/>
+            <w:r>
+              <w:rPr>
+                <w:rFonts w:ascii="Verdana" w:eastAsia="Courier New" w:hAnsi="Verdana" w:cs="Courier New"/>
                 <w:sz w:val="18"/>
                 <w:szCs w:val="18"/>
                 <w:lang w:val="en-US"/>
               </w:rPr>
-              <w:t>ROUND(</w:t>
-            </w:r>
-            <w:proofErr w:type="spellStart"/>
-            <w:proofErr w:type="gramEnd"/>
-            <w:r>
-              <w:rPr>
-                <w:rFonts w:ascii="Courier New" w:eastAsia="Courier New" w:hAnsi="Courier New" w:cs="Courier New"/>
+              <w:t>file_size</w:t>
+            </w:r>
+            <w:proofErr w:type="spellEnd"/>
+            <w:r>
+              <w:rPr>
+                <w:rFonts w:ascii="Verdana" w:eastAsia="Courier New" w:hAnsi="Verdana" w:cs="Courier New"/>
                 <w:sz w:val="18"/>
                 <w:szCs w:val="18"/>
                 <w:lang w:val="en-US"/>
               </w:rPr>
-              <w:t>file_size</w:t>
-            </w:r>
-            <w:proofErr w:type="spellEnd"/>
-            <w:r>
-              <w:rPr>
-                <w:rFonts w:ascii="Courier New" w:eastAsia="Courier New" w:hAnsi="Courier New" w:cs="Courier New"/>
+              <w:t>/1048576,2</w:t>
+            </w:r>
+            <w:proofErr w:type="gramStart"/>
+            <w:r>
+              <w:rPr>
+                <w:rFonts w:ascii="Verdana" w:eastAsia="Courier New" w:hAnsi="Verdana" w:cs="Courier New"/>
                 <w:sz w:val="18"/>
                 <w:szCs w:val="18"/>
                 <w:lang w:val="en-US"/>
               </w:rPr>
-              <w:t>/1048576,2)  AS size_mb,</w:t>
+              <w:t>)  AS</w:t>
+            </w:r>
+            <w:proofErr w:type="gramEnd"/>
+            <w:r>
+              <w:rPr>
+                <w:rFonts w:ascii="Verdana" w:eastAsia="Courier New" w:hAnsi="Verdana" w:cs="Courier New"/>
+                <w:sz w:val="18"/>
+                <w:szCs w:val="18"/>
+                <w:lang w:val="en-US"/>
+              </w:rPr>
+              <w:t xml:space="preserve"> </w:t>
+            </w:r>
+            <w:proofErr w:type="spellStart"/>
+            <w:r>
+              <w:rPr>
+                <w:rFonts w:ascii="Verdana" w:eastAsia="Courier New" w:hAnsi="Verdana" w:cs="Courier New"/>
+                <w:sz w:val="18"/>
+                <w:szCs w:val="18"/>
+                <w:lang w:val="en-US"/>
+              </w:rPr>
+              <w:t>size_mb</w:t>
+            </w:r>
+            <w:proofErr w:type="spellEnd"/>
+            <w:r>
+              <w:rPr>
+                <w:rFonts w:ascii="Verdana" w:eastAsia="Courier New" w:hAnsi="Verdana" w:cs="Courier New"/>
+                <w:sz w:val="18"/>
+                <w:szCs w:val="18"/>
+                <w:lang w:val="en-US"/>
+              </w:rPr>
+              <w:t>,</w:t>
             </w:r>
           </w:p>
           <w:p>
             <w:pPr>
               <w:rPr>
+                <w:rFonts w:ascii="Verdana" w:hAnsi="Verdana"/>
                 <w:lang w:val="en-US"/>
               </w:rPr>
             </w:pPr>
             <w:r>
               <w:rPr>
-                <w:rFonts w:ascii="Courier New" w:eastAsia="Courier New" w:hAnsi="Courier New" w:cs="Courier New"/>
+                <w:rFonts w:ascii="Verdana" w:eastAsia="Courier New" w:hAnsi="Verdana" w:cs="Courier New"/>
                 <w:sz w:val="18"/>
                 <w:szCs w:val="18"/>
                 <w:lang w:val="en-US"/>
@@ -4065,7 +5046,7 @@
             <w:proofErr w:type="spellStart"/>
             <w:r>
               <w:rPr>
-                <w:rFonts w:ascii="Courier New" w:eastAsia="Courier New" w:hAnsi="Courier New" w:cs="Courier New"/>
+                <w:rFonts w:ascii="Verdana" w:eastAsia="Courier New" w:hAnsi="Verdana" w:cs="Courier New"/>
                 <w:sz w:val="18"/>
                 <w:szCs w:val="18"/>
                 <w:lang w:val="en-US"/>
@@ -4075,7 +5056,7 @@
             <w:proofErr w:type="spellEnd"/>
             <w:r>
               <w:rPr>
-                <w:rFonts w:ascii="Courier New" w:eastAsia="Courier New" w:hAnsi="Courier New" w:cs="Courier New"/>
+                <w:rFonts w:ascii="Verdana" w:eastAsia="Courier New" w:hAnsi="Verdana" w:cs="Courier New"/>
                 <w:sz w:val="18"/>
                 <w:szCs w:val="18"/>
                 <w:lang w:val="en-US"/>
@@ -4085,7 +5066,7 @@
             <w:proofErr w:type="spellStart"/>
             <w:r>
               <w:rPr>
-                <w:rFonts w:ascii="Courier New" w:eastAsia="Courier New" w:hAnsi="Courier New" w:cs="Courier New"/>
+                <w:rFonts w:ascii="Verdana" w:eastAsia="Courier New" w:hAnsi="Verdana" w:cs="Courier New"/>
                 <w:sz w:val="18"/>
                 <w:szCs w:val="18"/>
                 <w:lang w:val="en-US"/>
@@ -4097,12 +5078,13 @@
           <w:p>
             <w:pPr>
               <w:rPr>
+                <w:rFonts w:ascii="Verdana" w:hAnsi="Verdana"/>
                 <w:lang w:val="en-US"/>
               </w:rPr>
             </w:pPr>
             <w:r>
               <w:rPr>
-                <w:rFonts w:ascii="Courier New" w:eastAsia="Courier New" w:hAnsi="Courier New" w:cs="Courier New"/>
+                <w:rFonts w:ascii="Verdana" w:eastAsia="Courier New" w:hAnsi="Verdana" w:cs="Courier New"/>
                 <w:sz w:val="18"/>
                 <w:szCs w:val="18"/>
                 <w:lang w:val="en-US"/>
@@ -4112,7 +5094,7 @@
             <w:proofErr w:type="spellStart"/>
             <w:r>
               <w:rPr>
-                <w:rFonts w:ascii="Courier New" w:eastAsia="Courier New" w:hAnsi="Courier New" w:cs="Courier New"/>
+                <w:rFonts w:ascii="Verdana" w:eastAsia="Courier New" w:hAnsi="Verdana" w:cs="Courier New"/>
                 <w:sz w:val="18"/>
                 <w:szCs w:val="18"/>
                 <w:lang w:val="en-US"/>
@@ -4122,7 +5104,7 @@
             <w:proofErr w:type="gramStart"/>
             <w:r>
               <w:rPr>
-                <w:rFonts w:ascii="Courier New" w:eastAsia="Courier New" w:hAnsi="Courier New" w:cs="Courier New"/>
+                <w:rFonts w:ascii="Verdana" w:eastAsia="Courier New" w:hAnsi="Verdana" w:cs="Courier New"/>
                 <w:sz w:val="18"/>
                 <w:szCs w:val="18"/>
                 <w:lang w:val="en-US"/>
@@ -4132,7 +5114,7 @@
             <w:proofErr w:type="gramEnd"/>
             <w:r>
               <w:rPr>
-                <w:rFonts w:ascii="Courier New" w:eastAsia="Courier New" w:hAnsi="Courier New" w:cs="Courier New"/>
+                <w:rFonts w:ascii="Verdana" w:eastAsia="Courier New" w:hAnsi="Verdana" w:cs="Courier New"/>
                 <w:sz w:val="18"/>
                 <w:szCs w:val="18"/>
                 <w:lang w:val="en-US"/>
@@ -4144,12 +5126,13 @@
           <w:p>
             <w:pPr>
               <w:rPr>
+                <w:rFonts w:ascii="Verdana" w:hAnsi="Verdana"/>
                 <w:lang w:val="en-US"/>
               </w:rPr>
             </w:pPr>
             <w:r>
               <w:rPr>
-                <w:rFonts w:ascii="Courier New" w:eastAsia="Courier New" w:hAnsi="Courier New" w:cs="Courier New"/>
+                <w:rFonts w:ascii="Verdana" w:eastAsia="Courier New" w:hAnsi="Verdana" w:cs="Courier New"/>
                 <w:sz w:val="18"/>
                 <w:szCs w:val="18"/>
                 <w:lang w:val="en-US"/>
@@ -4159,7 +5142,7 @@
             <w:proofErr w:type="spellStart"/>
             <w:r>
               <w:rPr>
-                <w:rFonts w:ascii="Courier New" w:eastAsia="Courier New" w:hAnsi="Courier New" w:cs="Courier New"/>
+                <w:rFonts w:ascii="Verdana" w:eastAsia="Courier New" w:hAnsi="Verdana" w:cs="Courier New"/>
                 <w:sz w:val="18"/>
                 <w:szCs w:val="18"/>
                 <w:lang w:val="en-US"/>
@@ -4169,7 +5152,7 @@
             <w:proofErr w:type="spellEnd"/>
             <w:r>
               <w:rPr>
-                <w:rFonts w:ascii="Courier New" w:eastAsia="Courier New" w:hAnsi="Courier New" w:cs="Courier New"/>
+                <w:rFonts w:ascii="Verdana" w:eastAsia="Courier New" w:hAnsi="Verdana" w:cs="Courier New"/>
                 <w:sz w:val="18"/>
                 <w:szCs w:val="18"/>
                 <w:lang w:val="en-US"/>
@@ -4179,7 +5162,7 @@
             <w:proofErr w:type="spellStart"/>
             <w:r>
               <w:rPr>
-                <w:rFonts w:ascii="Courier New" w:eastAsia="Courier New" w:hAnsi="Courier New" w:cs="Courier New"/>
+                <w:rFonts w:ascii="Verdana" w:eastAsia="Courier New" w:hAnsi="Verdana" w:cs="Courier New"/>
                 <w:sz w:val="18"/>
                 <w:szCs w:val="18"/>
                 <w:lang w:val="en-US"/>
@@ -4189,7 +5172,7 @@
             <w:proofErr w:type="spellEnd"/>
             <w:r>
               <w:rPr>
-                <w:rFonts w:ascii="Courier New" w:eastAsia="Courier New" w:hAnsi="Courier New" w:cs="Courier New"/>
+                <w:rFonts w:ascii="Verdana" w:eastAsia="Courier New" w:hAnsi="Verdana" w:cs="Courier New"/>
                 <w:sz w:val="18"/>
                 <w:szCs w:val="18"/>
                 <w:lang w:val="en-US"/>
@@ -4198,9 +5181,14 @@
             </w:r>
           </w:p>
           <w:p>
-            <w:r>
-              <w:rPr>
-                <w:rFonts w:ascii="Courier New" w:eastAsia="Courier New" w:hAnsi="Courier New" w:cs="Courier New"/>
+            <w:pPr>
+              <w:rPr>
+                <w:rFonts w:ascii="Verdana" w:hAnsi="Verdana"/>
+              </w:rPr>
+            </w:pPr>
+            <w:r>
+              <w:rPr>
+                <w:rFonts w:ascii="Verdana" w:eastAsia="Courier New" w:hAnsi="Verdana" w:cs="Courier New"/>
                 <w:sz w:val="18"/>
                 <w:szCs w:val="18"/>
               </w:rPr>
@@ -4213,14 +5201,21 @@
     <w:p>
       <w:pPr>
         <w:spacing w:before="60" w:after="60"/>
+        <w:rPr>
+          <w:rFonts w:ascii="Verdana" w:hAnsi="Verdana"/>
+        </w:rPr>
       </w:pPr>
     </w:p>
     <w:p>
       <w:pPr>
         <w:spacing w:before="100" w:after="40"/>
-      </w:pPr>
-      <w:r>
-        <w:rPr>
+        <w:rPr>
+          <w:rFonts w:ascii="Verdana" w:hAnsi="Verdana"/>
+        </w:rPr>
+      </w:pPr>
+      <w:r>
+        <w:rPr>
+          <w:rFonts w:ascii="Verdana" w:hAnsi="Verdana"/>
           <w:i/>
           <w:iCs/>
           <w:color w:val="555555"/>
@@ -4233,16 +5228,20 @@
     <w:p>
       <w:pPr>
         <w:spacing w:before="120" w:after="120"/>
-      </w:pPr>
-      <w:r>
-        <w:rPr>
+        <w:rPr>
+          <w:rFonts w:ascii="Verdana" w:hAnsi="Verdana"/>
+        </w:rPr>
+      </w:pPr>
+      <w:r>
+        <w:rPr>
+          <w:rFonts w:ascii="Verdana" w:hAnsi="Verdana"/>
           <w:noProof/>
-        </w:rPr>
-        <w:lastRenderedPageBreak/>
+          <w:lang w:val="es-MX" w:eastAsia="es-MX"/>
+        </w:rPr>
         <w:drawing>
-          <wp:inline distT="0" distB="0" distL="0" distR="0" wp14:anchorId="4E9851D6" wp14:editId="3428DE01">
-            <wp:extent cx="5344816" cy="3186333"/>
-            <wp:effectExtent l="0" t="0" r="8255" b="0"/>
+          <wp:inline distT="0" distB="0" distL="0" distR="0" wp14:anchorId="4E9851D6" wp14:editId="0AE57021">
+            <wp:extent cx="3840480" cy="2289518"/>
+            <wp:effectExtent l="0" t="0" r="7620" b="0"/>
             <wp:docPr id="1067640971" name="Imagen 1067640971"/>
             <wp:cNvGraphicFramePr>
               <a:graphicFrameLocks xmlns:a="http://schemas.openxmlformats.org/drawingml/2006/main" noChangeAspect="1"/>
@@ -4266,7 +5265,7 @@
                   <pic:spPr bwMode="auto">
                     <a:xfrm>
                       <a:off x="0" y="0"/>
-                      <a:ext cx="5373840" cy="3203636"/>
+                      <a:ext cx="3877724" cy="2311721"/>
                     </a:xfrm>
                     <a:prstGeom prst="rect">
                       <a:avLst/>
@@ -4281,11 +5280,9 @@
     </w:p>
     <w:p>
       <w:pPr>
-        <w:jc w:val="both"/>
-        <w:rPr>
-          <w:rFonts w:ascii="Verdana" w:hAnsi="Verdana"/>
-          <w:sz w:val="24"/>
-          <w:szCs w:val="24"/>
+        <w:spacing w:before="120" w:after="120"/>
+        <w:rPr>
+          <w:rFonts w:ascii="Verdana" w:hAnsi="Verdana"/>
         </w:rPr>
       </w:pPr>
     </w:p>
@@ -4294,7 +5291,7 @@
         <w:pStyle w:val="Ttulo1"/>
         <w:ind w:firstLine="0"/>
       </w:pPr>
-      <w:bookmarkStart w:id="13" w:name="_Toc224899890"/>
+      <w:bookmarkStart w:id="13" w:name="_Toc225147398"/>
       <w:r>
         <w:t>Práctica 2 — Creación del Espacio Asignado para Cada Base de Datos</w:t>
       </w:r>
@@ -4372,6 +5369,7 @@
           <w:lang w:eastAsia="es-MX"/>
         </w:rPr>
       </w:pPr>
+      <w:bookmarkStart w:id="14" w:name="_Toc225147399"/>
       <w:r>
         <w:rPr>
           <w:rFonts w:eastAsia="Times New Roman"/>
@@ -4402,6 +5400,7 @@
         </w:rPr>
         <w:t xml:space="preserve"> generales:</w:t>
       </w:r>
+      <w:bookmarkEnd w:id="14"/>
     </w:p>
     <w:p>
       <w:pPr>
@@ -4632,7 +5631,6 @@
           <w:szCs w:val="24"/>
           <w:lang w:eastAsia="es-MX"/>
         </w:rPr>
-        <w:lastRenderedPageBreak/>
         <w:t>ts_comercial_productos</w:t>
       </w:r>
       <w:proofErr w:type="spellEnd"/>
@@ -5432,6 +6430,18 @@
         </w:rPr>
         <w:t>;</w:t>
       </w:r>
+    </w:p>
+    <w:p>
+      <w:pPr>
+        <w:jc w:val="both"/>
+        <w:rPr>
+          <w:rFonts w:ascii="Verdana" w:hAnsi="Verdana"/>
+          <w:color w:val="FFFFFF" w:themeColor="background1"/>
+          <w:sz w:val="24"/>
+          <w:szCs w:val="24"/>
+          <w:lang w:val="en-US"/>
+        </w:rPr>
+      </w:pPr>
     </w:p>
     <w:p>
       <w:pPr>
@@ -5748,12 +6758,14 @@
       <w:pPr>
         <w:pStyle w:val="Ttulo2"/>
       </w:pPr>
+      <w:bookmarkStart w:id="15" w:name="_Toc225147400"/>
       <w:r>
         <w:t xml:space="preserve">2. </w:t>
       </w:r>
       <w:r>
         <w:t>Creación y configuración de la base de datos</w:t>
       </w:r>
+      <w:bookmarkEnd w:id="15"/>
     </w:p>
     <w:p>
       <w:pPr>
@@ -5838,7 +6850,6 @@
           <w:rStyle w:val="citation-44"/>
           <w:rFonts w:ascii="Verdana" w:hAnsi="Verdana" w:cs="Arial"/>
         </w:rPr>
-        <w:lastRenderedPageBreak/>
         <w:t>Collation</w:t>
       </w:r>
       <w:proofErr w:type="spellEnd"/>
@@ -6751,7 +7762,6 @@
           <w:szCs w:val="24"/>
           <w:lang w:val="es-MX" w:eastAsia="es-MX"/>
         </w:rPr>
-        <w:lastRenderedPageBreak/>
         <w:drawing>
           <wp:inline distT="0" distB="0" distL="0" distR="0" wp14:anchorId="3E5907EF" wp14:editId="77D4A39B">
             <wp:extent cx="3953385" cy="4057650"/>
@@ -6870,6 +7880,7 @@
       <w:pPr>
         <w:pStyle w:val="Ttulo2"/>
       </w:pPr>
+      <w:bookmarkStart w:id="16" w:name="_Toc225147401"/>
       <w:r>
         <w:t xml:space="preserve">3. </w:t>
       </w:r>
@@ -6880,6 +7891,7 @@
       <w:r>
         <w:t>tablespaces</w:t>
       </w:r>
+      <w:bookmarkEnd w:id="16"/>
       <w:proofErr w:type="spellEnd"/>
     </w:p>
     <w:p>
@@ -7092,7 +8104,6 @@
           <w:szCs w:val="24"/>
           <w:lang w:val="es-MX" w:eastAsia="es-MX"/>
         </w:rPr>
-        <w:lastRenderedPageBreak/>
         <w:drawing>
           <wp:inline distT="0" distB="0" distL="0" distR="0" wp14:anchorId="2A59BF91" wp14:editId="0862F25C">
             <wp:extent cx="4724400" cy="1890953"/>
@@ -7158,11 +8169,9 @@
       <w:pPr>
         <w:jc w:val="both"/>
         <w:rPr>
-          <w:rFonts w:ascii="Verdana" w:hAnsi="Verdana"/>
-          <w:color w:val="FFFFFF" w:themeColor="background1"/>
-          <w:sz w:val="24"/>
-          <w:szCs w:val="24"/>
-          <w:lang w:val="es-MX"/>
+          <w:rFonts w:ascii="Verdana" w:hAnsi="Verdana" w:cs="Arial"/>
+          <w:sz w:val="24"/>
+          <w:szCs w:val="24"/>
         </w:rPr>
       </w:pPr>
       <w:r>
@@ -7331,6 +8340,48 @@
         </w:rPr>
         <w:t>.</w:t>
       </w:r>
+    </w:p>
+    <w:p>
+      <w:pPr>
+        <w:jc w:val="both"/>
+        <w:rPr>
+          <w:rFonts w:ascii="Verdana" w:hAnsi="Verdana" w:cs="Arial"/>
+          <w:sz w:val="24"/>
+          <w:szCs w:val="24"/>
+        </w:rPr>
+      </w:pPr>
+    </w:p>
+    <w:p>
+      <w:pPr>
+        <w:jc w:val="both"/>
+        <w:rPr>
+          <w:rFonts w:ascii="Verdana" w:hAnsi="Verdana" w:cs="Arial"/>
+          <w:sz w:val="24"/>
+          <w:szCs w:val="24"/>
+        </w:rPr>
+      </w:pPr>
+    </w:p>
+    <w:p>
+      <w:pPr>
+        <w:jc w:val="both"/>
+        <w:rPr>
+          <w:rFonts w:ascii="Verdana" w:hAnsi="Verdana" w:cs="Arial"/>
+          <w:sz w:val="24"/>
+          <w:szCs w:val="24"/>
+        </w:rPr>
+      </w:pPr>
+    </w:p>
+    <w:p>
+      <w:pPr>
+        <w:jc w:val="both"/>
+        <w:rPr>
+          <w:rFonts w:ascii="Verdana" w:hAnsi="Verdana"/>
+          <w:color w:val="FFFFFF" w:themeColor="background1"/>
+          <w:sz w:val="24"/>
+          <w:szCs w:val="24"/>
+          <w:lang w:val="es-MX"/>
+        </w:rPr>
+      </w:pPr>
     </w:p>
     <w:p>
       <w:pPr>
@@ -7514,7 +8565,6 @@
           <w:szCs w:val="24"/>
           <w:lang w:val="es-MX" w:eastAsia="es-MX"/>
         </w:rPr>
-        <w:lastRenderedPageBreak/>
         <w:drawing>
           <wp:inline distT="0" distB="0" distL="0" distR="0" wp14:anchorId="64B73508" wp14:editId="72F31B4F">
             <wp:extent cx="5612130" cy="1842893"/>
@@ -7717,6 +8767,56 @@
       <w:pPr>
         <w:jc w:val="both"/>
         <w:rPr>
+          <w:rFonts w:ascii="Verdana" w:hAnsi="Verdana" w:cs="Arial"/>
+          <w:sz w:val="24"/>
+          <w:szCs w:val="24"/>
+        </w:rPr>
+      </w:pPr>
+    </w:p>
+    <w:p>
+      <w:pPr>
+        <w:jc w:val="both"/>
+        <w:rPr>
+          <w:rFonts w:ascii="Verdana" w:hAnsi="Verdana" w:cs="Arial"/>
+          <w:sz w:val="24"/>
+          <w:szCs w:val="24"/>
+        </w:rPr>
+      </w:pPr>
+    </w:p>
+    <w:p>
+      <w:pPr>
+        <w:jc w:val="both"/>
+        <w:rPr>
+          <w:rFonts w:ascii="Verdana" w:hAnsi="Verdana" w:cs="Arial"/>
+          <w:sz w:val="24"/>
+          <w:szCs w:val="24"/>
+        </w:rPr>
+      </w:pPr>
+    </w:p>
+    <w:p>
+      <w:pPr>
+        <w:jc w:val="both"/>
+        <w:rPr>
+          <w:rFonts w:ascii="Verdana" w:hAnsi="Verdana" w:cs="Arial"/>
+          <w:sz w:val="24"/>
+          <w:szCs w:val="24"/>
+        </w:rPr>
+      </w:pPr>
+    </w:p>
+    <w:p>
+      <w:pPr>
+        <w:jc w:val="both"/>
+        <w:rPr>
+          <w:rFonts w:ascii="Verdana" w:hAnsi="Verdana" w:cs="Arial"/>
+          <w:sz w:val="24"/>
+          <w:szCs w:val="24"/>
+        </w:rPr>
+      </w:pPr>
+    </w:p>
+    <w:p>
+      <w:pPr>
+        <w:jc w:val="both"/>
+        <w:rPr>
           <w:rFonts w:ascii="Verdana" w:hAnsi="Verdana"/>
           <w:sz w:val="24"/>
           <w:szCs w:val="24"/>
@@ -7788,26 +8888,6 @@
       <w:pPr>
         <w:jc w:val="both"/>
         <w:rPr>
-          <w:rFonts w:ascii="Verdana" w:hAnsi="Verdana"/>
-          <w:sz w:val="24"/>
-          <w:szCs w:val="24"/>
-        </w:rPr>
-      </w:pPr>
-    </w:p>
-    <w:p>
-      <w:pPr>
-        <w:jc w:val="both"/>
-        <w:rPr>
-          <w:rFonts w:ascii="Verdana" w:hAnsi="Verdana"/>
-          <w:sz w:val="24"/>
-          <w:szCs w:val="24"/>
-        </w:rPr>
-      </w:pPr>
-    </w:p>
-    <w:p>
-      <w:pPr>
-        <w:jc w:val="both"/>
-        <w:rPr>
           <w:rFonts w:ascii="Verdana" w:hAnsi="Verdana" w:cs="Arial"/>
           <w:sz w:val="24"/>
           <w:szCs w:val="24"/>
@@ -7821,16 +8901,6 @@
         </w:rPr>
         <w:t>Una vez compilado el procedimiento, se ejecutó para inyectar 600,000 registros en la base de datos. Posteriormente, se realizó una consulta para confirmar que los datos se reflejaran correctamente en la tabla transaccional.</w:t>
       </w:r>
-    </w:p>
-    <w:p>
-      <w:pPr>
-        <w:jc w:val="both"/>
-        <w:rPr>
-          <w:rFonts w:ascii="Verdana" w:hAnsi="Verdana" w:cs="Arial"/>
-          <w:sz w:val="24"/>
-          <w:szCs w:val="24"/>
-        </w:rPr>
-      </w:pPr>
     </w:p>
     <w:p>
       <w:pPr>
@@ -7909,16 +8979,6 @@
         </w:rPr>
         <w:t>);</w:t>
       </w:r>
-    </w:p>
-    <w:p>
-      <w:pPr>
-        <w:jc w:val="both"/>
-        <w:rPr>
-          <w:rFonts w:ascii="Verdana" w:hAnsi="Verdana"/>
-          <w:sz w:val="24"/>
-          <w:szCs w:val="24"/>
-        </w:rPr>
-      </w:pPr>
     </w:p>
     <w:p>
       <w:pPr>
@@ -8096,46 +9156,6 @@
           <w:szCs w:val="24"/>
         </w:rPr>
       </w:pPr>
-    </w:p>
-    <w:p>
-      <w:pPr>
-        <w:jc w:val="both"/>
-        <w:rPr>
-          <w:rFonts w:ascii="Verdana" w:hAnsi="Verdana" w:cs="Arial"/>
-          <w:sz w:val="24"/>
-          <w:szCs w:val="24"/>
-        </w:rPr>
-      </w:pPr>
-    </w:p>
-    <w:p>
-      <w:pPr>
-        <w:jc w:val="both"/>
-        <w:rPr>
-          <w:rFonts w:ascii="Verdana" w:hAnsi="Verdana" w:cs="Arial"/>
-          <w:sz w:val="24"/>
-          <w:szCs w:val="24"/>
-        </w:rPr>
-      </w:pPr>
-    </w:p>
-    <w:p>
-      <w:pPr>
-        <w:jc w:val="both"/>
-        <w:rPr>
-          <w:rFonts w:ascii="Verdana" w:hAnsi="Verdana" w:cs="Arial"/>
-          <w:sz w:val="24"/>
-          <w:szCs w:val="24"/>
-        </w:rPr>
-      </w:pPr>
-    </w:p>
-    <w:p>
-      <w:pPr>
-        <w:jc w:val="both"/>
-        <w:rPr>
-          <w:rFonts w:ascii="Verdana" w:hAnsi="Verdana" w:cs="Arial"/>
-          <w:sz w:val="24"/>
-          <w:szCs w:val="24"/>
-        </w:rPr>
-      </w:pPr>
       <w:r>
         <w:rPr>
           <w:rFonts w:ascii="Verdana" w:hAnsi="Verdana" w:cs="Arial"/>
@@ -8144,10 +9164,9 @@
           <w:szCs w:val="24"/>
           <w:lang w:val="es-MX" w:eastAsia="es-MX"/>
         </w:rPr>
-        <w:lastRenderedPageBreak/>
         <w:drawing>
-          <wp:inline distT="0" distB="0" distL="0" distR="0" wp14:anchorId="1A8D3804" wp14:editId="059AF23E">
-            <wp:extent cx="5607076" cy="3848100"/>
+          <wp:inline distT="0" distB="0" distL="0" distR="0" wp14:anchorId="1A8D3804" wp14:editId="2D0A45DF">
+            <wp:extent cx="5258438" cy="3608832"/>
             <wp:effectExtent l="0" t="0" r="0" b="0"/>
             <wp:docPr id="964841479" name="Imagen 964841479" descr="C:\Users\asus\AppData\Local\Packages\5319275A.WhatsAppDesktop_cv1g1gvanyjgm\LocalState\sessions\8FA5CC8C2580CD6C3D3AA4D69E44C1D489748245\transfers\2026-12\WhatsApp Image 2026-03-19 at 9.47.15 AM.jpeg"/>
             <wp:cNvGraphicFramePr>
@@ -8176,7 +9195,7 @@
                   <pic:spPr bwMode="auto">
                     <a:xfrm>
                       <a:off x="0" y="0"/>
-                      <a:ext cx="5617744" cy="3855421"/>
+                      <a:ext cx="5280014" cy="3623640"/>
                     </a:xfrm>
                     <a:prstGeom prst="rect">
                       <a:avLst/>
@@ -8347,28 +9366,9 @@
     </w:p>
     <w:p>
       <w:pPr>
-        <w:jc w:val="both"/>
-        <w:rPr>
-          <w:rFonts w:ascii="Verdana" w:hAnsi="Verdana" w:cs="Arial"/>
-          <w:sz w:val="24"/>
-          <w:szCs w:val="24"/>
-        </w:rPr>
-      </w:pPr>
-    </w:p>
-    <w:p>
-      <w:pPr>
-        <w:jc w:val="both"/>
-        <w:rPr>
-          <w:rFonts w:ascii="Verdana" w:hAnsi="Verdana" w:cs="Arial"/>
-          <w:sz w:val="24"/>
-          <w:szCs w:val="24"/>
-        </w:rPr>
-      </w:pPr>
-    </w:p>
-    <w:p>
-      <w:pPr>
         <w:pStyle w:val="Ttulo2"/>
       </w:pPr>
+      <w:bookmarkStart w:id="17" w:name="_Toc225147402"/>
       <w:r>
         <w:t xml:space="preserve">4. </w:t>
       </w:r>
@@ -8383,6 +9383,7 @@
       <w:r>
         <w:t xml:space="preserve"> Histórico:</w:t>
       </w:r>
+      <w:bookmarkEnd w:id="17"/>
     </w:p>
     <w:p>
       <w:pPr>
@@ -9393,135 +10394,6 @@
       <w:pPr>
         <w:jc w:val="both"/>
         <w:rPr>
-          <w:rStyle w:val="citation-29"/>
-          <w:rFonts w:ascii="Verdana" w:hAnsi="Verdana" w:cs="Arial"/>
-          <w:b/>
-          <w:sz w:val="24"/>
-          <w:szCs w:val="24"/>
-        </w:rPr>
-      </w:pPr>
-    </w:p>
-    <w:p>
-      <w:pPr>
-        <w:jc w:val="both"/>
-        <w:rPr>
-          <w:rStyle w:val="citation-29"/>
-          <w:rFonts w:ascii="Verdana" w:hAnsi="Verdana" w:cs="Arial"/>
-          <w:b/>
-          <w:sz w:val="24"/>
-          <w:szCs w:val="24"/>
-        </w:rPr>
-      </w:pPr>
-    </w:p>
-    <w:p>
-      <w:pPr>
-        <w:jc w:val="both"/>
-        <w:rPr>
-          <w:rStyle w:val="citation-29"/>
-          <w:rFonts w:ascii="Verdana" w:hAnsi="Verdana" w:cs="Arial"/>
-          <w:b/>
-          <w:sz w:val="24"/>
-          <w:szCs w:val="24"/>
-        </w:rPr>
-      </w:pPr>
-    </w:p>
-    <w:p>
-      <w:pPr>
-        <w:jc w:val="both"/>
-        <w:rPr>
-          <w:rStyle w:val="citation-29"/>
-          <w:rFonts w:ascii="Verdana" w:hAnsi="Verdana" w:cs="Arial"/>
-          <w:b/>
-          <w:sz w:val="24"/>
-          <w:szCs w:val="24"/>
-        </w:rPr>
-      </w:pPr>
-    </w:p>
-    <w:p>
-      <w:pPr>
-        <w:jc w:val="both"/>
-        <w:rPr>
-          <w:rStyle w:val="citation-29"/>
-          <w:rFonts w:ascii="Verdana" w:hAnsi="Verdana" w:cs="Arial"/>
-          <w:b/>
-          <w:sz w:val="24"/>
-          <w:szCs w:val="24"/>
-        </w:rPr>
-      </w:pPr>
-    </w:p>
-    <w:p>
-      <w:pPr>
-        <w:jc w:val="both"/>
-        <w:rPr>
-          <w:rStyle w:val="citation-29"/>
-          <w:rFonts w:ascii="Verdana" w:hAnsi="Verdana" w:cs="Arial"/>
-          <w:b/>
-          <w:sz w:val="24"/>
-          <w:szCs w:val="24"/>
-        </w:rPr>
-      </w:pPr>
-    </w:p>
-    <w:p>
-      <w:pPr>
-        <w:jc w:val="both"/>
-        <w:rPr>
-          <w:rStyle w:val="citation-29"/>
-          <w:rFonts w:ascii="Verdana" w:hAnsi="Verdana" w:cs="Arial"/>
-          <w:b/>
-          <w:sz w:val="24"/>
-          <w:szCs w:val="24"/>
-        </w:rPr>
-      </w:pPr>
-    </w:p>
-    <w:p>
-      <w:pPr>
-        <w:jc w:val="both"/>
-        <w:rPr>
-          <w:rStyle w:val="citation-29"/>
-          <w:rFonts w:ascii="Verdana" w:hAnsi="Verdana" w:cs="Arial"/>
-          <w:b/>
-          <w:sz w:val="24"/>
-          <w:szCs w:val="24"/>
-        </w:rPr>
-      </w:pPr>
-    </w:p>
-    <w:p>
-      <w:pPr>
-        <w:jc w:val="both"/>
-        <w:rPr>
-          <w:rStyle w:val="citation-29"/>
-          <w:rFonts w:ascii="Verdana" w:hAnsi="Verdana" w:cs="Arial"/>
-          <w:b/>
-          <w:sz w:val="24"/>
-          <w:szCs w:val="24"/>
-        </w:rPr>
-      </w:pPr>
-    </w:p>
-    <w:p>
-      <w:pPr>
-        <w:jc w:val="both"/>
-        <w:rPr>
-          <w:rFonts w:ascii="Verdana" w:hAnsi="Verdana"/>
-          <w:sz w:val="24"/>
-          <w:szCs w:val="24"/>
-        </w:rPr>
-      </w:pPr>
-    </w:p>
-    <w:p>
-      <w:pPr>
-        <w:jc w:val="both"/>
-        <w:rPr>
-          <w:rFonts w:ascii="Verdana" w:hAnsi="Verdana"/>
-          <w:sz w:val="24"/>
-          <w:szCs w:val="24"/>
-          <w:lang w:val="es-MX"/>
-        </w:rPr>
-      </w:pPr>
-    </w:p>
-    <w:p>
-      <w:pPr>
-        <w:jc w:val="both"/>
-        <w:rPr>
           <w:rFonts w:ascii="Verdana" w:hAnsi="Verdana"/>
           <w:sz w:val="24"/>
           <w:szCs w:val="24"/>
@@ -9534,6 +10406,7 @@
         <w:pStyle w:val="Ttulo1"/>
         <w:ind w:firstLine="0"/>
       </w:pPr>
+      <w:bookmarkStart w:id="18" w:name="_Toc225147403"/>
       <w:r>
         <w:t xml:space="preserve">Práctica 3 — Control del Espacio por Usuario y </w:t>
       </w:r>
@@ -9543,16 +10416,19 @@
       </w:r>
       <w:proofErr w:type="spellEnd"/>
       <w:r>
-        <w:t xml:space="preserve"> en MySQL</w:t>
-      </w:r>
-    </w:p>
-    <w:p>
-      <w:pPr>
-        <w:jc w:val="both"/>
-        <w:rPr>
-          <w:rFonts w:ascii="Verdana" w:hAnsi="Verdana"/>
-          <w:b/>
-          <w:sz w:val="28"/>
+        <w:t xml:space="preserve"> en </w:t>
+      </w:r>
+      <w:proofErr w:type="spellStart"/>
+      <w:r>
+        <w:t>MySQL</w:t>
+      </w:r>
+      <w:bookmarkEnd w:id="18"/>
+      <w:proofErr w:type="spellEnd"/>
+    </w:p>
+    <w:p>
+      <w:pPr>
+        <w:rPr>
+          <w:lang w:val="es-ES_tradnl"/>
         </w:rPr>
       </w:pPr>
     </w:p>
@@ -9563,6 +10439,7 @@
           <w:lang w:val="es-MX"/>
         </w:rPr>
       </w:pPr>
+      <w:bookmarkStart w:id="19" w:name="_Toc225147404"/>
       <w:r>
         <w:t>1</w:t>
       </w:r>
@@ -9572,6 +10449,7 @@
       <w:r>
         <w:t xml:space="preserve">    Crear usuarios con límites de recursos</w:t>
       </w:r>
+      <w:bookmarkEnd w:id="19"/>
     </w:p>
     <w:p>
       <w:pPr>
@@ -9772,7 +10650,6 @@
                 <w:color w:val="000000" w:themeColor="text1"/>
                 <w:lang w:val="en-US"/>
               </w:rPr>
-              <w:lastRenderedPageBreak/>
               <w:t xml:space="preserve">    MAX_QUERIES_PER_HOUR     0</w:t>
             </w:r>
           </w:p>
@@ -10024,6 +10901,7 @@
                 <w:color w:val="000000" w:themeColor="text1"/>
                 <w:lang w:val="en-US"/>
               </w:rPr>
+              <w:lastRenderedPageBreak/>
               <w:t xml:space="preserve">    MAX_QUERIES_PER_HOUR     5000</w:t>
             </w:r>
           </w:p>
@@ -10750,6 +11628,7 @@
           <w:lang w:val="es-MX"/>
         </w:rPr>
       </w:pPr>
+      <w:bookmarkStart w:id="20" w:name="_Toc225147405"/>
       <w:r>
         <w:rPr>
           <w:lang w:val="es-MX"/>
@@ -10766,7 +11645,14 @@
         <w:rPr>
           <w:lang w:val="es-MX"/>
         </w:rPr>
-        <w:t xml:space="preserve">    Verificar los usuarios y sus restricciones </w:t>
+        <w:t xml:space="preserve">    Verificar los usuarios y sus restricciones</w:t>
+      </w:r>
+      <w:bookmarkEnd w:id="20"/>
+      <w:r>
+        <w:rPr>
+          <w:lang w:val="es-MX"/>
+        </w:rPr>
+        <w:t xml:space="preserve"> </w:t>
       </w:r>
     </w:p>
     <w:p>
@@ -10978,7 +11864,6 @@
                 <w:color w:val="000000" w:themeColor="text1"/>
                 <w:lang w:val="en-US"/>
               </w:rPr>
-              <w:lastRenderedPageBreak/>
               <w:t xml:space="preserve">    </w:t>
             </w:r>
             <w:proofErr w:type="spellStart"/>
@@ -11365,26 +12250,6 @@
         </w:tc>
       </w:tr>
     </w:tbl>
-    <w:p>
-      <w:pPr>
-        <w:jc w:val="both"/>
-        <w:rPr>
-          <w:rFonts w:ascii="Verdana" w:hAnsi="Verdana"/>
-          <w:color w:val="000000" w:themeColor="text1"/>
-          <w:lang w:val="en-US"/>
-        </w:rPr>
-      </w:pPr>
-    </w:p>
-    <w:p>
-      <w:pPr>
-        <w:jc w:val="both"/>
-        <w:rPr>
-          <w:rFonts w:ascii="Verdana" w:hAnsi="Verdana"/>
-          <w:color w:val="000000" w:themeColor="text1"/>
-          <w:lang w:val="en-US"/>
-        </w:rPr>
-      </w:pPr>
-    </w:p>
     <w:p>
       <w:pPr>
         <w:jc w:val="both"/>
@@ -11513,13 +12378,34 @@
     </w:p>
     <w:p>
       <w:pPr>
+        <w:pStyle w:val="Ttulo2"/>
+        <w:rPr>
+          <w:lang w:val="es-MX"/>
+        </w:rPr>
+      </w:pPr>
+      <w:r>
+        <w:rPr>
+          <w:lang w:val="es-MX"/>
+        </w:rPr>
+        <w:t xml:space="preserve">Práctica 3.2 — Monitoreo de espacio por </w:t>
+      </w:r>
+      <w:proofErr w:type="spellStart"/>
+      <w:r>
+        <w:rPr>
+          <w:lang w:val="es-MX"/>
+        </w:rPr>
+        <w:t>schema</w:t>
+      </w:r>
+      <w:proofErr w:type="spellEnd"/>
+    </w:p>
+    <w:p>
+      <w:pPr>
         <w:jc w:val="both"/>
         <w:rPr>
           <w:rFonts w:ascii="Verdana" w:hAnsi="Verdana"/>
           <w:b/>
           <w:bCs/>
           <w:color w:val="000000" w:themeColor="text1"/>
-          <w:sz w:val="28"/>
           <w:lang w:val="es-MX"/>
         </w:rPr>
       </w:pPr>
@@ -11529,10 +12415,9 @@
           <w:b/>
           <w:bCs/>
           <w:color w:val="000000" w:themeColor="text1"/>
-          <w:sz w:val="28"/>
-          <w:lang w:val="es-MX"/>
-        </w:rPr>
-        <w:t xml:space="preserve">Práctica 3.2 — Monitoreo de espacio por </w:t>
+          <w:lang w:val="es-MX"/>
+        </w:rPr>
+        <w:t xml:space="preserve">Espacio total por </w:t>
       </w:r>
       <w:proofErr w:type="spellStart"/>
       <w:r>
@@ -11541,16 +12426,12 @@
           <w:b/>
           <w:bCs/>
           <w:color w:val="000000" w:themeColor="text1"/>
-          <w:sz w:val="28"/>
           <w:lang w:val="es-MX"/>
         </w:rPr>
         <w:t>schema</w:t>
       </w:r>
       <w:proofErr w:type="spellEnd"/>
-    </w:p>
-    <w:p>
-      <w:pPr>
-        <w:jc w:val="both"/>
+      <w:r>
         <w:rPr>
           <w:rFonts w:ascii="Verdana" w:hAnsi="Verdana"/>
           <w:b/>
@@ -11558,37 +12439,6 @@
           <w:color w:val="000000" w:themeColor="text1"/>
           <w:lang w:val="es-MX"/>
         </w:rPr>
-      </w:pPr>
-      <w:r>
-        <w:rPr>
-          <w:rFonts w:ascii="Verdana" w:hAnsi="Verdana"/>
-          <w:b/>
-          <w:bCs/>
-          <w:color w:val="000000" w:themeColor="text1"/>
-          <w:lang w:val="es-MX"/>
-        </w:rPr>
-        <w:t xml:space="preserve">Espacio total por </w:t>
-      </w:r>
-      <w:proofErr w:type="spellStart"/>
-      <w:r>
-        <w:rPr>
-          <w:rFonts w:ascii="Verdana" w:hAnsi="Verdana"/>
-          <w:b/>
-          <w:bCs/>
-          <w:color w:val="000000" w:themeColor="text1"/>
-          <w:lang w:val="es-MX"/>
-        </w:rPr>
-        <w:t>schema</w:t>
-      </w:r>
-      <w:proofErr w:type="spellEnd"/>
-      <w:r>
-        <w:rPr>
-          <w:rFonts w:ascii="Verdana" w:hAnsi="Verdana"/>
-          <w:b/>
-          <w:bCs/>
-          <w:color w:val="000000" w:themeColor="text1"/>
-          <w:lang w:val="es-MX"/>
-        </w:rPr>
         <w:t xml:space="preserve"> con alertas</w:t>
       </w:r>
     </w:p>
@@ -11653,7 +12503,7 @@
           <w:color w:val="000000" w:themeColor="text1"/>
           <w:lang w:val="es-MX"/>
         </w:rPr>
-        <w:t xml:space="preserve"> internos de MySQL (</w:t>
+        <w:t xml:space="preserve"> internos de </w:t>
       </w:r>
       <w:proofErr w:type="spellStart"/>
       <w:r>
@@ -11662,6 +12512,24 @@
           <w:color w:val="000000" w:themeColor="text1"/>
           <w:lang w:val="es-MX"/>
         </w:rPr>
+        <w:t>MySQL</w:t>
+      </w:r>
+      <w:proofErr w:type="spellEnd"/>
+      <w:r>
+        <w:rPr>
+          <w:rFonts w:ascii="Verdana" w:hAnsi="Verdana"/>
+          <w:color w:val="000000" w:themeColor="text1"/>
+          <w:lang w:val="es-MX"/>
+        </w:rPr>
+        <w:t xml:space="preserve"> (</w:t>
+      </w:r>
+      <w:proofErr w:type="spellStart"/>
+      <w:r>
+        <w:rPr>
+          <w:rFonts w:ascii="Verdana" w:hAnsi="Verdana"/>
+          <w:color w:val="000000" w:themeColor="text1"/>
+          <w:lang w:val="es-MX"/>
+        </w:rPr>
         <w:t>information_schema</w:t>
       </w:r>
       <w:proofErr w:type="spellEnd"/>
@@ -11743,7 +12611,6 @@
           <w:color w:val="000000" w:themeColor="text1"/>
           <w:lang w:val="es-MX"/>
         </w:rPr>
-        <w:lastRenderedPageBreak/>
         <w:t xml:space="preserve">Incluye una columna de estado que clasifica el </w:t>
       </w:r>
       <w:proofErr w:type="spellStart"/>
@@ -12119,7 +12986,16 @@
                 <w:color w:val="000000" w:themeColor="text1"/>
                 <w:lang w:val="en-US"/>
               </w:rPr>
-              <w:t xml:space="preserve">    ROUND(</w:t>
+              <w:t xml:space="preserve">    ROUND(SUM(</w:t>
+            </w:r>
+            <w:proofErr w:type="spellStart"/>
+            <w:r>
+              <w:rPr>
+                <w:rFonts w:ascii="Verdana" w:hAnsi="Verdana"/>
+                <w:color w:val="000000" w:themeColor="text1"/>
+                <w:lang w:val="en-US"/>
+              </w:rPr>
+              <w:t>data_</w:t>
             </w:r>
             <w:proofErr w:type="gramStart"/>
             <w:r>
@@ -12128,9 +13004,17 @@
                 <w:color w:val="000000" w:themeColor="text1"/>
                 <w:lang w:val="en-US"/>
               </w:rPr>
-              <w:t>SUM(</w:t>
-            </w:r>
-            <w:proofErr w:type="spellStart"/>
+              <w:t>length</w:t>
+            </w:r>
+            <w:proofErr w:type="spellEnd"/>
+            <w:r>
+              <w:rPr>
+                <w:rFonts w:ascii="Verdana" w:hAnsi="Verdana"/>
+                <w:color w:val="000000" w:themeColor="text1"/>
+                <w:lang w:val="en-US"/>
+              </w:rPr>
+              <w:t xml:space="preserve">)   </w:t>
+            </w:r>
             <w:proofErr w:type="gramEnd"/>
             <w:r>
               <w:rPr>
@@ -12138,16 +13022,7 @@
                 <w:color w:val="000000" w:themeColor="text1"/>
                 <w:lang w:val="en-US"/>
               </w:rPr>
-              <w:t>data_length</w:t>
-            </w:r>
-            <w:proofErr w:type="spellEnd"/>
-            <w:r>
-              <w:rPr>
-                <w:rFonts w:ascii="Verdana" w:hAnsi="Verdana"/>
-                <w:color w:val="000000" w:themeColor="text1"/>
-                <w:lang w:val="en-US"/>
-              </w:rPr>
-              <w:t xml:space="preserve">)   / 1073741824, 3)           AS </w:t>
+              <w:t xml:space="preserve">/ 1073741824, 3)           AS </w:t>
             </w:r>
             <w:proofErr w:type="spellStart"/>
             <w:r>
@@ -12183,7 +13058,16 @@
                 <w:color w:val="000000" w:themeColor="text1"/>
                 <w:lang w:val="en-US"/>
               </w:rPr>
-              <w:t xml:space="preserve">    ROUND(</w:t>
+              <w:t xml:space="preserve">    ROUND(SUM(</w:t>
+            </w:r>
+            <w:proofErr w:type="spellStart"/>
+            <w:r>
+              <w:rPr>
+                <w:rFonts w:ascii="Verdana" w:hAnsi="Verdana"/>
+                <w:color w:val="000000" w:themeColor="text1"/>
+                <w:lang w:val="en-US"/>
+              </w:rPr>
+              <w:t>index_</w:t>
             </w:r>
             <w:proofErr w:type="gramStart"/>
             <w:r>
@@ -12192,9 +13076,17 @@
                 <w:color w:val="000000" w:themeColor="text1"/>
                 <w:lang w:val="en-US"/>
               </w:rPr>
-              <w:t>SUM(</w:t>
-            </w:r>
-            <w:proofErr w:type="spellStart"/>
+              <w:t>length</w:t>
+            </w:r>
+            <w:proofErr w:type="spellEnd"/>
+            <w:r>
+              <w:rPr>
+                <w:rFonts w:ascii="Verdana" w:hAnsi="Verdana"/>
+                <w:color w:val="000000" w:themeColor="text1"/>
+                <w:lang w:val="en-US"/>
+              </w:rPr>
+              <w:t>)  /</w:t>
+            </w:r>
             <w:proofErr w:type="gramEnd"/>
             <w:r>
               <w:rPr>
@@ -12202,16 +13094,7 @@
                 <w:color w:val="000000" w:themeColor="text1"/>
                 <w:lang w:val="en-US"/>
               </w:rPr>
-              <w:t>index_length</w:t>
-            </w:r>
-            <w:proofErr w:type="spellEnd"/>
-            <w:r>
-              <w:rPr>
-                <w:rFonts w:ascii="Verdana" w:hAnsi="Verdana"/>
-                <w:color w:val="000000" w:themeColor="text1"/>
-                <w:lang w:val="en-US"/>
-              </w:rPr>
-              <w:t xml:space="preserve">)  / 1073741824, 3)           AS </w:t>
+              <w:t xml:space="preserve"> 1073741824, 3)           AS </w:t>
             </w:r>
             <w:proofErr w:type="spellStart"/>
             <w:r>
@@ -12247,7 +13130,16 @@
                 <w:color w:val="000000" w:themeColor="text1"/>
                 <w:lang w:val="en-US"/>
               </w:rPr>
-              <w:t xml:space="preserve">    ROUND(</w:t>
+              <w:t xml:space="preserve">    ROUND(SUM(</w:t>
+            </w:r>
+            <w:proofErr w:type="spellStart"/>
+            <w:r>
+              <w:rPr>
+                <w:rFonts w:ascii="Verdana" w:hAnsi="Verdana"/>
+                <w:color w:val="000000" w:themeColor="text1"/>
+                <w:lang w:val="en-US"/>
+              </w:rPr>
+              <w:t>data_</w:t>
             </w:r>
             <w:proofErr w:type="gramStart"/>
             <w:r>
@@ -12256,9 +13148,17 @@
                 <w:color w:val="000000" w:themeColor="text1"/>
                 <w:lang w:val="en-US"/>
               </w:rPr>
-              <w:t>SUM(</w:t>
-            </w:r>
-            <w:proofErr w:type="spellStart"/>
+              <w:t>free</w:t>
+            </w:r>
+            <w:proofErr w:type="spellEnd"/>
+            <w:r>
+              <w:rPr>
+                <w:rFonts w:ascii="Verdana" w:hAnsi="Verdana"/>
+                <w:color w:val="000000" w:themeColor="text1"/>
+                <w:lang w:val="en-US"/>
+              </w:rPr>
+              <w:t xml:space="preserve">)   </w:t>
+            </w:r>
             <w:proofErr w:type="gramEnd"/>
             <w:r>
               <w:rPr>
@@ -12266,16 +13166,7 @@
                 <w:color w:val="000000" w:themeColor="text1"/>
                 <w:lang w:val="en-US"/>
               </w:rPr>
-              <w:t>data_free</w:t>
-            </w:r>
-            <w:proofErr w:type="spellEnd"/>
-            <w:r>
-              <w:rPr>
-                <w:rFonts w:ascii="Verdana" w:hAnsi="Verdana"/>
-                <w:color w:val="000000" w:themeColor="text1"/>
-                <w:lang w:val="en-US"/>
-              </w:rPr>
-              <w:t xml:space="preserve">)     / 1073741824, 3)           AS </w:t>
+              <w:t xml:space="preserve">  / 1073741824, 3)           AS </w:t>
             </w:r>
             <w:proofErr w:type="spellStart"/>
             <w:r>
@@ -12401,15 +13292,8 @@
                 <w:color w:val="000000" w:themeColor="text1"/>
                 <w:lang w:val="en-US"/>
               </w:rPr>
-              <w:t xml:space="preserve">    </w:t>
-            </w:r>
-            <w:r>
-              <w:rPr>
-                <w:rFonts w:ascii="Verdana" w:hAnsi="Verdana"/>
-                <w:color w:val="000000" w:themeColor="text1"/>
-                <w:lang w:val="en-US"/>
-              </w:rPr>
-              <w:t>CASE</w:t>
+              <w:lastRenderedPageBreak/>
+              <w:t xml:space="preserve">    CASE</w:t>
             </w:r>
           </w:p>
           <w:p>
@@ -13092,6 +13976,7 @@
                 <w:color w:val="000000" w:themeColor="text1"/>
                 <w:lang w:val="en-US"/>
               </w:rPr>
+              <w:lastRenderedPageBreak/>
               <w:t>SELECT</w:t>
             </w:r>
           </w:p>
@@ -13682,7 +14567,6 @@
           <w:color w:val="000000" w:themeColor="text1"/>
           <w:lang w:val="es-MX" w:eastAsia="es-MX"/>
         </w:rPr>
-        <w:lastRenderedPageBreak/>
         <w:drawing>
           <wp:inline distT="0" distB="0" distL="0" distR="0" wp14:anchorId="2F701D51" wp14:editId="7B21691D">
             <wp:extent cx="5943600" cy="1085850"/>
@@ -13735,34 +14619,19 @@
     </w:p>
     <w:p>
       <w:pPr>
-        <w:jc w:val="both"/>
-        <w:rPr>
-          <w:rFonts w:ascii="Verdana" w:hAnsi="Verdana"/>
-          <w:b/>
-          <w:bCs/>
-          <w:color w:val="000000" w:themeColor="text1"/>
-          <w:sz w:val="28"/>
-          <w:lang w:val="es-MX"/>
-        </w:rPr>
-      </w:pPr>
-      <w:r>
-        <w:rPr>
-          <w:rFonts w:ascii="Verdana" w:hAnsi="Verdana"/>
-          <w:b/>
-          <w:bCs/>
-          <w:color w:val="000000" w:themeColor="text1"/>
-          <w:sz w:val="28"/>
+        <w:pStyle w:val="Ttulo2"/>
+        <w:rPr>
+          <w:lang w:val="es-MX"/>
+        </w:rPr>
+      </w:pPr>
+      <w:r>
+        <w:rPr>
           <w:lang w:val="es-MX"/>
         </w:rPr>
         <w:t>3.4</w:t>
       </w:r>
       <w:r>
         <w:rPr>
-          <w:rFonts w:ascii="Verdana" w:hAnsi="Verdana"/>
-          <w:b/>
-          <w:bCs/>
-          <w:color w:val="000000" w:themeColor="text1"/>
-          <w:sz w:val="28"/>
           <w:lang w:val="es-MX"/>
         </w:rPr>
         <w:t xml:space="preserve"> Optimización de tablas fragmentadas</w:t>
@@ -13917,6 +14786,26 @@
         <w:jc w:val="both"/>
         <w:rPr>
           <w:rFonts w:ascii="Verdana" w:hAnsi="Verdana"/>
+          <w:color w:val="000000" w:themeColor="text1"/>
+          <w:lang w:val="es-MX"/>
+        </w:rPr>
+      </w:pPr>
+    </w:p>
+    <w:p>
+      <w:pPr>
+        <w:jc w:val="both"/>
+        <w:rPr>
+          <w:rFonts w:ascii="Verdana" w:hAnsi="Verdana"/>
+          <w:color w:val="000000" w:themeColor="text1"/>
+          <w:lang w:val="es-MX"/>
+        </w:rPr>
+      </w:pPr>
+    </w:p>
+    <w:p>
+      <w:pPr>
+        <w:jc w:val="both"/>
+        <w:rPr>
+          <w:rFonts w:ascii="Verdana" w:hAnsi="Verdana"/>
           <w:b/>
           <w:bCs/>
           <w:color w:val="000000" w:themeColor="text1"/>
@@ -14258,7 +15147,6 @@
                 <w:color w:val="000000" w:themeColor="text1"/>
                 <w:lang w:val="en-US"/>
               </w:rPr>
-              <w:lastRenderedPageBreak/>
               <w:t xml:space="preserve">SELECT </w:t>
             </w:r>
             <w:proofErr w:type="spellStart"/>
@@ -14631,85 +15519,84 @@
     </w:p>
     <w:p>
       <w:pPr>
-        <w:jc w:val="both"/>
-        <w:rPr>
-          <w:rFonts w:ascii="Verdana" w:hAnsi="Verdana"/>
-          <w:b/>
-          <w:bCs/>
+        <w:pStyle w:val="Ttulo2"/>
+        <w:rPr>
+          <w:lang w:val="es-MX"/>
+        </w:rPr>
+      </w:pPr>
+      <w:r>
+        <w:rPr>
+          <w:lang w:val="es-MX"/>
+        </w:rPr>
+        <w:t>Conclusiones</w:t>
+      </w:r>
+    </w:p>
+    <w:p>
+      <w:pPr>
+        <w:jc w:val="both"/>
+        <w:rPr>
+          <w:rFonts w:ascii="Verdana" w:hAnsi="Verdana"/>
           <w:color w:val="000000" w:themeColor="text1"/>
-          <w:lang w:val="es-MX"/>
-        </w:rPr>
-      </w:pPr>
-      <w:r>
-        <w:rPr>
-          <w:rFonts w:ascii="Verdana" w:hAnsi="Verdana"/>
-          <w:b/>
-          <w:bCs/>
+          <w:sz w:val="24"/>
+          <w:lang w:val="es-MX"/>
+        </w:rPr>
+      </w:pPr>
+    </w:p>
+    <w:p>
+      <w:pPr>
+        <w:jc w:val="both"/>
+        <w:rPr>
+          <w:rFonts w:ascii="Verdana" w:hAnsi="Verdana"/>
           <w:color w:val="000000" w:themeColor="text1"/>
-          <w:lang w:val="es-MX"/>
-        </w:rPr>
-        <w:t>Conclusiones</w:t>
-      </w:r>
-    </w:p>
-    <w:p>
-      <w:pPr>
-        <w:jc w:val="both"/>
+          <w:sz w:val="24"/>
+          <w:lang w:val="es-MX"/>
+        </w:rPr>
+      </w:pPr>
+      <w:r>
         <w:rPr>
           <w:rFonts w:ascii="Verdana" w:hAnsi="Verdana"/>
           <w:color w:val="000000" w:themeColor="text1"/>
-          <w:lang w:val="es-MX"/>
-        </w:rPr>
-      </w:pPr>
-    </w:p>
-    <w:p>
-      <w:pPr>
-        <w:jc w:val="both"/>
+          <w:sz w:val="24"/>
+          <w:lang w:val="es-MX"/>
+        </w:rPr>
+        <w:t xml:space="preserve">Se crearon los cuatro usuarios sin problema y la consulta de verificación los muestra con los límites correctos y las cuentas activas. El monitoreo de espacio no arrojó alertas, todos los </w:t>
+      </w:r>
+      <w:proofErr w:type="spellStart"/>
+      <w:r>
         <w:rPr>
           <w:rFonts w:ascii="Verdana" w:hAnsi="Verdana"/>
           <w:color w:val="000000" w:themeColor="text1"/>
-          <w:lang w:val="es-MX"/>
-        </w:rPr>
-      </w:pPr>
+          <w:sz w:val="24"/>
+          <w:lang w:val="es-MX"/>
+        </w:rPr>
+        <w:t>schemas</w:t>
+      </w:r>
+      <w:proofErr w:type="spellEnd"/>
       <w:r>
         <w:rPr>
           <w:rFonts w:ascii="Verdana" w:hAnsi="Verdana"/>
           <w:color w:val="000000" w:themeColor="text1"/>
-          <w:lang w:val="es-MX"/>
-        </w:rPr>
-        <w:t xml:space="preserve">Se crearon los cuatro usuarios sin problema y la consulta de verificación los muestra con los límites correctos y las cuentas activas. El monitoreo de espacio no arrojó alertas, todos los </w:t>
-      </w:r>
-      <w:proofErr w:type="spellStart"/>
-      <w:r>
+          <w:sz w:val="24"/>
+          <w:lang w:val="es-MX"/>
+        </w:rPr>
+        <w:t xml:space="preserve"> están en NORMAL, aunque ventas tiene una fragmentación bastante llamativa: más espacio desperdiciado que datos reales. Se intentó corregir con OPTIMIZE TABLE, pero la verificación final muestra que los 66 MB fragmentados siguen ahí, probablemente porque la tabla seguía activa durante el proceso.</w:t>
+      </w:r>
+    </w:p>
+    <w:p>
+      <w:pPr>
+        <w:jc w:val="both"/>
         <w:rPr>
           <w:rFonts w:ascii="Verdana" w:hAnsi="Verdana"/>
           <w:color w:val="000000" w:themeColor="text1"/>
-          <w:lang w:val="es-MX"/>
-        </w:rPr>
-        <w:t>schemas</w:t>
-      </w:r>
-      <w:proofErr w:type="spellEnd"/>
+          <w:sz w:val="24"/>
+          <w:lang w:val="es-MX"/>
+        </w:rPr>
+      </w:pPr>
       <w:r>
         <w:rPr>
           <w:rFonts w:ascii="Verdana" w:hAnsi="Verdana"/>
           <w:color w:val="000000" w:themeColor="text1"/>
-          <w:lang w:val="es-MX"/>
-        </w:rPr>
-        <w:t xml:space="preserve"> están en NORMAL, aunque ventas tiene una fragmentación bastante llamativa: más espacio desperdiciado que datos reales. Se intentó corregir con OPTIMIZE TABLE, pero la verificación final muestra que los 66 MB fragmentados siguen ahí, probablemente porque la tabla seguía activa durante el proceso.</w:t>
-      </w:r>
-    </w:p>
-    <w:p>
-      <w:pPr>
-        <w:jc w:val="both"/>
-        <w:rPr>
-          <w:rFonts w:ascii="Verdana" w:hAnsi="Verdana"/>
-          <w:color w:val="000000" w:themeColor="text1"/>
-          <w:lang w:val="es-MX"/>
-        </w:rPr>
-      </w:pPr>
-      <w:r>
-        <w:rPr>
-          <w:rFonts w:ascii="Verdana" w:hAnsi="Verdana"/>
-          <w:color w:val="000000" w:themeColor="text1"/>
+          <w:sz w:val="24"/>
           <w:lang w:val="es-MX"/>
         </w:rPr>
         <w:t>En general la práctica deja claro por qué vale la pena monitorear estas cosas antes de que se conviertan en un problema, y no después.</w:t>
@@ -14720,183 +15607,158 @@
         <w:jc w:val="both"/>
         <w:rPr>
           <w:rFonts w:ascii="Verdana" w:hAnsi="Verdana"/>
-          <w:lang w:val="es-MX"/>
-        </w:rPr>
-      </w:pPr>
-    </w:p>
-    <w:p>
-      <w:pPr>
-        <w:jc w:val="both"/>
-        <w:rPr>
-          <w:rFonts w:ascii="Verdana" w:hAnsi="Verdana"/>
-        </w:rPr>
-      </w:pPr>
-    </w:p>
-    <w:p>
-      <w:pPr>
-        <w:jc w:val="both"/>
-        <w:rPr>
-          <w:rFonts w:ascii="Verdana" w:hAnsi="Verdana"/>
-        </w:rPr>
-      </w:pPr>
-    </w:p>
-    <w:p>
-      <w:pPr>
-        <w:jc w:val="both"/>
-        <w:rPr>
-          <w:rFonts w:ascii="Verdana" w:hAnsi="Verdana"/>
-        </w:rPr>
-      </w:pPr>
-    </w:p>
-    <w:p>
-      <w:pPr>
-        <w:jc w:val="both"/>
-        <w:rPr>
-          <w:rFonts w:ascii="Verdana" w:hAnsi="Verdana"/>
-        </w:rPr>
-      </w:pPr>
-    </w:p>
-    <w:p>
-      <w:pPr>
-        <w:jc w:val="both"/>
-        <w:rPr>
-          <w:rFonts w:ascii="Verdana" w:hAnsi="Verdana"/>
-        </w:rPr>
-      </w:pPr>
-    </w:p>
-    <w:p>
-      <w:pPr>
-        <w:jc w:val="both"/>
-        <w:rPr>
-          <w:rFonts w:ascii="Verdana" w:hAnsi="Verdana"/>
-        </w:rPr>
-      </w:pPr>
-    </w:p>
-    <w:p>
-      <w:pPr>
-        <w:jc w:val="both"/>
-        <w:rPr>
-          <w:rFonts w:ascii="Verdana" w:hAnsi="Verdana"/>
-        </w:rPr>
-      </w:pPr>
-    </w:p>
-    <w:p>
-      <w:pPr>
-        <w:jc w:val="both"/>
-        <w:rPr>
-          <w:rFonts w:ascii="Verdana" w:hAnsi="Verdana"/>
-        </w:rPr>
-      </w:pPr>
-    </w:p>
-    <w:p>
-      <w:pPr>
-        <w:jc w:val="both"/>
-        <w:rPr>
-          <w:rFonts w:ascii="Verdana" w:hAnsi="Verdana"/>
-        </w:rPr>
-      </w:pPr>
-    </w:p>
-    <w:p>
-      <w:pPr>
-        <w:jc w:val="both"/>
-        <w:rPr>
-          <w:rFonts w:ascii="Verdana" w:hAnsi="Verdana"/>
-        </w:rPr>
-      </w:pPr>
-    </w:p>
-    <w:p>
-      <w:pPr>
-        <w:jc w:val="both"/>
-        <w:rPr>
-          <w:rFonts w:ascii="Verdana" w:hAnsi="Verdana"/>
-        </w:rPr>
-      </w:pPr>
-    </w:p>
-    <w:p>
-      <w:pPr>
-        <w:jc w:val="both"/>
-        <w:rPr>
-          <w:rFonts w:ascii="Verdana" w:hAnsi="Verdana"/>
-        </w:rPr>
-      </w:pPr>
-    </w:p>
-    <w:p>
-      <w:pPr>
-        <w:jc w:val="both"/>
-        <w:rPr>
-          <w:rFonts w:ascii="Verdana" w:hAnsi="Verdana"/>
-        </w:rPr>
-      </w:pPr>
-    </w:p>
-    <w:p>
-      <w:pPr>
-        <w:jc w:val="both"/>
-        <w:rPr>
-          <w:rFonts w:ascii="Verdana" w:hAnsi="Verdana"/>
-        </w:rPr>
-      </w:pPr>
-    </w:p>
-    <w:p>
-      <w:pPr>
-        <w:jc w:val="both"/>
-        <w:rPr>
-          <w:rFonts w:ascii="Verdana" w:hAnsi="Verdana"/>
-        </w:rPr>
-      </w:pPr>
-    </w:p>
-    <w:p>
-      <w:pPr>
-        <w:jc w:val="both"/>
-        <w:rPr>
-          <w:rFonts w:ascii="Verdana" w:hAnsi="Verdana"/>
-        </w:rPr>
-      </w:pPr>
-    </w:p>
-    <w:p>
-      <w:pPr>
-        <w:jc w:val="both"/>
-        <w:rPr>
-          <w:rFonts w:ascii="Verdana" w:hAnsi="Verdana"/>
-        </w:rPr>
-      </w:pPr>
-    </w:p>
-    <w:p>
-      <w:pPr>
-        <w:jc w:val="both"/>
-        <w:rPr>
-          <w:rFonts w:ascii="Verdana" w:hAnsi="Verdana"/>
-        </w:rPr>
-      </w:pPr>
-    </w:p>
-    <w:p>
-      <w:pPr>
-        <w:jc w:val="both"/>
-        <w:rPr>
-          <w:rFonts w:ascii="Verdana" w:hAnsi="Verdana"/>
-        </w:rPr>
-      </w:pPr>
-    </w:p>
-    <w:p>
-      <w:pPr>
-        <w:jc w:val="both"/>
-        <w:rPr>
-          <w:rFonts w:ascii="Verdana" w:hAnsi="Verdana"/>
-          <w:b/>
-          <w:bCs/>
-          <w:sz w:val="28"/>
-          <w:szCs w:val="24"/>
-          <w:lang w:val="es-MX"/>
-        </w:rPr>
-      </w:pPr>
-      <w:r>
-        <w:rPr>
-          <w:rFonts w:ascii="Verdana" w:hAnsi="Verdana"/>
-          <w:b/>
-          <w:bCs/>
-          <w:sz w:val="28"/>
-          <w:szCs w:val="24"/>
-          <w:lang w:val="es-MX"/>
-        </w:rPr>
+          <w:sz w:val="24"/>
+          <w:lang w:val="es-MX"/>
+        </w:rPr>
+      </w:pPr>
+    </w:p>
+    <w:p>
+      <w:pPr>
+        <w:jc w:val="both"/>
+        <w:rPr>
+          <w:rFonts w:ascii="Verdana" w:hAnsi="Verdana"/>
+        </w:rPr>
+      </w:pPr>
+    </w:p>
+    <w:p>
+      <w:pPr>
+        <w:jc w:val="both"/>
+        <w:rPr>
+          <w:rFonts w:ascii="Verdana" w:hAnsi="Verdana"/>
+        </w:rPr>
+      </w:pPr>
+    </w:p>
+    <w:p>
+      <w:pPr>
+        <w:jc w:val="both"/>
+        <w:rPr>
+          <w:rFonts w:ascii="Verdana" w:hAnsi="Verdana"/>
+        </w:rPr>
+      </w:pPr>
+    </w:p>
+    <w:p>
+      <w:pPr>
+        <w:jc w:val="both"/>
+        <w:rPr>
+          <w:rFonts w:ascii="Verdana" w:hAnsi="Verdana"/>
+        </w:rPr>
+      </w:pPr>
+    </w:p>
+    <w:p>
+      <w:pPr>
+        <w:jc w:val="both"/>
+        <w:rPr>
+          <w:rFonts w:ascii="Verdana" w:hAnsi="Verdana"/>
+        </w:rPr>
+      </w:pPr>
+    </w:p>
+    <w:p>
+      <w:pPr>
+        <w:jc w:val="both"/>
+        <w:rPr>
+          <w:rFonts w:ascii="Verdana" w:hAnsi="Verdana"/>
+        </w:rPr>
+      </w:pPr>
+    </w:p>
+    <w:p>
+      <w:pPr>
+        <w:jc w:val="both"/>
+        <w:rPr>
+          <w:rFonts w:ascii="Verdana" w:hAnsi="Verdana"/>
+        </w:rPr>
+      </w:pPr>
+    </w:p>
+    <w:p>
+      <w:pPr>
+        <w:jc w:val="both"/>
+        <w:rPr>
+          <w:rFonts w:ascii="Verdana" w:hAnsi="Verdana"/>
+        </w:rPr>
+      </w:pPr>
+    </w:p>
+    <w:p>
+      <w:pPr>
+        <w:jc w:val="both"/>
+        <w:rPr>
+          <w:rFonts w:ascii="Verdana" w:hAnsi="Verdana"/>
+        </w:rPr>
+      </w:pPr>
+    </w:p>
+    <w:p>
+      <w:pPr>
+        <w:jc w:val="both"/>
+        <w:rPr>
+          <w:rFonts w:ascii="Verdana" w:hAnsi="Verdana"/>
+        </w:rPr>
+      </w:pPr>
+    </w:p>
+    <w:p>
+      <w:pPr>
+        <w:jc w:val="both"/>
+        <w:rPr>
+          <w:rFonts w:ascii="Verdana" w:hAnsi="Verdana"/>
+        </w:rPr>
+      </w:pPr>
+    </w:p>
+    <w:p>
+      <w:pPr>
+        <w:jc w:val="both"/>
+        <w:rPr>
+          <w:rFonts w:ascii="Verdana" w:hAnsi="Verdana"/>
+        </w:rPr>
+      </w:pPr>
+    </w:p>
+    <w:p>
+      <w:pPr>
+        <w:jc w:val="both"/>
+        <w:rPr>
+          <w:rFonts w:ascii="Verdana" w:hAnsi="Verdana"/>
+        </w:rPr>
+      </w:pPr>
+    </w:p>
+    <w:p>
+      <w:pPr>
+        <w:jc w:val="both"/>
+        <w:rPr>
+          <w:rFonts w:ascii="Verdana" w:hAnsi="Verdana"/>
+        </w:rPr>
+      </w:pPr>
+    </w:p>
+    <w:p>
+      <w:pPr>
+        <w:jc w:val="both"/>
+        <w:rPr>
+          <w:rFonts w:ascii="Verdana" w:hAnsi="Verdana"/>
+        </w:rPr>
+      </w:pPr>
+    </w:p>
+    <w:p>
+      <w:pPr>
+        <w:jc w:val="both"/>
+        <w:rPr>
+          <w:rFonts w:ascii="Verdana" w:hAnsi="Verdana"/>
+        </w:rPr>
+      </w:pPr>
+    </w:p>
+    <w:p>
+      <w:pPr>
+        <w:pStyle w:val="Ttulo1"/>
+        <w:jc w:val="center"/>
+        <w:rPr>
+          <w:rFonts w:eastAsia="Calibri" w:cs="Times New Roman"/>
+          <w:b w:val="0"/>
+          <w:sz w:val="22"/>
+          <w:szCs w:val="22"/>
+          <w:lang w:val="es-ES"/>
+        </w:rPr>
+      </w:pPr>
+    </w:p>
+    <w:p>
+      <w:pPr>
+        <w:pStyle w:val="Ttulo1"/>
+        <w:jc w:val="center"/>
+      </w:pPr>
+      <w:r>
         <w:t>Práctica 4 — Gestión del Espacio de Objetos de la Base de Datos</w:t>
       </w:r>
     </w:p>
@@ -14945,6 +15807,7 @@
     <w:p>
       <w:pPr>
         <w:rPr>
+          <w:rFonts w:ascii="Verdana" w:hAnsi="Verdana"/>
           <w:b/>
           <w:bCs/>
           <w:color w:val="000000" w:themeColor="text1"/>
@@ -14954,6 +15817,7 @@
       </w:pPr>
       <w:r>
         <w:rPr>
+          <w:rFonts w:ascii="Verdana" w:hAnsi="Verdana"/>
           <w:b/>
           <w:bCs/>
           <w:color w:val="000000" w:themeColor="text1"/>
@@ -14974,6 +15838,7 @@
       </w:pPr>
       <w:r>
         <w:rPr>
+          <w:rFonts w:ascii="Verdana" w:hAnsi="Verdana"/>
           <w:b/>
           <w:bCs/>
           <w:noProof/>
@@ -14982,7 +15847,6 @@
           <w:szCs w:val="26"/>
           <w:lang w:val="es-MX" w:eastAsia="es-MX"/>
         </w:rPr>
-        <w:lastRenderedPageBreak/>
         <w:drawing>
           <wp:inline distT="0" distB="0" distL="0" distR="0" wp14:anchorId="01FE730D" wp14:editId="2F545170">
             <wp:extent cx="3555957" cy="3373290"/>
@@ -15023,6 +15887,7 @@
     <w:p>
       <w:pPr>
         <w:rPr>
+          <w:rFonts w:ascii="Verdana" w:hAnsi="Verdana"/>
           <w:b/>
           <w:bCs/>
           <w:color w:val="000000" w:themeColor="text1"/>
@@ -15034,6 +15899,7 @@
     <w:p>
       <w:pPr>
         <w:rPr>
+          <w:rFonts w:ascii="Verdana" w:hAnsi="Verdana"/>
           <w:b/>
           <w:bCs/>
           <w:color w:val="000000" w:themeColor="text1"/>
@@ -15045,6 +15911,7 @@
     <w:p>
       <w:pPr>
         <w:rPr>
+          <w:rFonts w:ascii="Verdana" w:hAnsi="Verdana"/>
           <w:b/>
           <w:bCs/>
           <w:color w:val="000000" w:themeColor="text1"/>
@@ -15056,6 +15923,7 @@
     <w:p>
       <w:pPr>
         <w:rPr>
+          <w:rFonts w:ascii="Verdana" w:hAnsi="Verdana"/>
           <w:b/>
           <w:bCs/>
           <w:color w:val="000000" w:themeColor="text1"/>
@@ -15067,6 +15935,7 @@
     <w:p>
       <w:pPr>
         <w:rPr>
+          <w:rFonts w:ascii="Verdana" w:hAnsi="Verdana"/>
           <w:b/>
           <w:bCs/>
           <w:color w:val="000000" w:themeColor="text1"/>
@@ -15078,6 +15947,7 @@
     <w:p>
       <w:pPr>
         <w:rPr>
+          <w:rFonts w:ascii="Verdana" w:hAnsi="Verdana"/>
           <w:b/>
           <w:bCs/>
           <w:color w:val="000000" w:themeColor="text1"/>
@@ -15089,6 +15959,7 @@
     <w:p>
       <w:pPr>
         <w:rPr>
+          <w:rFonts w:ascii="Verdana" w:hAnsi="Verdana"/>
           <w:b/>
           <w:bCs/>
           <w:color w:val="000000" w:themeColor="text1"/>
@@ -15100,6 +15971,7 @@
     <w:p>
       <w:pPr>
         <w:rPr>
+          <w:rFonts w:ascii="Verdana" w:hAnsi="Verdana"/>
           <w:b/>
           <w:bCs/>
           <w:color w:val="000000" w:themeColor="text1"/>
@@ -15111,6 +15983,7 @@
     <w:p>
       <w:pPr>
         <w:rPr>
+          <w:rFonts w:ascii="Verdana" w:hAnsi="Verdana"/>
           <w:b/>
           <w:bCs/>
           <w:color w:val="000000" w:themeColor="text1"/>
@@ -15120,6 +15993,7 @@
       </w:pPr>
       <w:r>
         <w:rPr>
+          <w:rFonts w:ascii="Verdana" w:hAnsi="Verdana"/>
           <w:b/>
           <w:bCs/>
           <w:color w:val="000000" w:themeColor="text1"/>
@@ -15140,6 +16014,7 @@
       </w:pPr>
       <w:r>
         <w:rPr>
+          <w:rFonts w:ascii="Verdana" w:hAnsi="Verdana"/>
           <w:b/>
           <w:bCs/>
           <w:noProof/>
@@ -15148,7 +16023,6 @@
           <w:szCs w:val="26"/>
           <w:lang w:val="es-MX" w:eastAsia="es-MX"/>
         </w:rPr>
-        <w:lastRenderedPageBreak/>
         <w:drawing>
           <wp:inline distT="0" distB="0" distL="0" distR="0" wp14:anchorId="6AF2E1D7" wp14:editId="41B86BCA">
             <wp:extent cx="5612130" cy="2194560"/>
@@ -15199,6 +16073,7 @@
     <w:p>
       <w:pPr>
         <w:rPr>
+          <w:rFonts w:ascii="Verdana" w:hAnsi="Verdana"/>
           <w:b/>
           <w:bCs/>
           <w:color w:val="000000" w:themeColor="text1"/>
@@ -15209,6 +16084,7 @@
       </w:pPr>
       <w:r>
         <w:rPr>
+          <w:rFonts w:ascii="Verdana" w:hAnsi="Verdana"/>
           <w:b/>
           <w:bCs/>
           <w:color w:val="000000" w:themeColor="text1"/>
@@ -15230,6 +16106,7 @@
       </w:pPr>
       <w:r>
         <w:rPr>
+          <w:rFonts w:ascii="Verdana" w:hAnsi="Verdana"/>
           <w:b/>
           <w:bCs/>
           <w:noProof/>
@@ -15288,33 +16165,16 @@
     </w:p>
     <w:p>
       <w:pPr>
-        <w:spacing w:line="259" w:lineRule="auto"/>
-        <w:rPr>
-          <w:b/>
-          <w:bCs/>
-          <w:color w:val="000000" w:themeColor="text1"/>
-          <w:sz w:val="26"/>
-          <w:szCs w:val="26"/>
-          <w:lang w:val="es-MX"/>
-        </w:rPr>
-      </w:pPr>
-      <w:r>
-        <w:rPr>
-          <w:b/>
-          <w:bCs/>
-          <w:color w:val="000000" w:themeColor="text1"/>
-          <w:sz w:val="26"/>
-          <w:szCs w:val="26"/>
-        </w:rPr>
+        <w:pStyle w:val="Ttulo2"/>
+        <w:rPr>
+          <w:lang w:val="es-MX"/>
+        </w:rPr>
+      </w:pPr>
+      <w:r>
         <w:t xml:space="preserve">Paso 2 </w:t>
       </w:r>
       <w:r>
         <w:rPr>
-          <w:b/>
-          <w:bCs/>
-          <w:color w:val="000000" w:themeColor="text1"/>
-          <w:sz w:val="26"/>
-          <w:szCs w:val="26"/>
           <w:lang w:val="es-MX"/>
         </w:rPr>
         <w:t xml:space="preserve">Insertar datos y verificar </w:t>
@@ -15322,11 +16182,6 @@
       <w:proofErr w:type="spellStart"/>
       <w:r>
         <w:rPr>
-          <w:b/>
-          <w:bCs/>
-          <w:color w:val="000000" w:themeColor="text1"/>
-          <w:sz w:val="26"/>
-          <w:szCs w:val="26"/>
           <w:lang w:val="es-MX"/>
         </w:rPr>
         <w:t>partition</w:t>
@@ -15334,11 +16189,6 @@
       <w:proofErr w:type="spellEnd"/>
       <w:r>
         <w:rPr>
-          <w:b/>
-          <w:bCs/>
-          <w:color w:val="000000" w:themeColor="text1"/>
-          <w:sz w:val="26"/>
-          <w:szCs w:val="26"/>
           <w:lang w:val="es-MX"/>
         </w:rPr>
         <w:t xml:space="preserve"> </w:t>
@@ -15346,11 +16196,6 @@
       <w:proofErr w:type="spellStart"/>
       <w:r>
         <w:rPr>
-          <w:b/>
-          <w:bCs/>
-          <w:color w:val="000000" w:themeColor="text1"/>
-          <w:sz w:val="26"/>
-          <w:szCs w:val="26"/>
           <w:lang w:val="es-MX"/>
         </w:rPr>
         <w:t>pruning</w:t>
@@ -15373,6 +16218,7 @@
       </w:pPr>
       <w:r>
         <w:rPr>
+          <w:rFonts w:ascii="Verdana" w:hAnsi="Verdana"/>
           <w:b/>
           <w:bCs/>
           <w:noProof/>
@@ -15497,6 +16343,7 @@
       <w:pPr>
         <w:jc w:val="both"/>
         <w:rPr>
+          <w:rFonts w:ascii="Verdana" w:hAnsi="Verdana"/>
           <w:b/>
           <w:bCs/>
           <w:color w:val="000000" w:themeColor="text1"/>
@@ -15506,98 +16353,130 @@
       </w:pPr>
       <w:r>
         <w:rPr>
+          <w:rFonts w:ascii="Verdana" w:hAnsi="Verdana"/>
           <w:b/>
           <w:bCs/>
           <w:color w:val="000000" w:themeColor="text1"/>
           <w:sz w:val="26"/>
           <w:szCs w:val="26"/>
         </w:rPr>
-        <w:lastRenderedPageBreak/>
-        <w:t xml:space="preserve">El EXPLAIN confirma que MySQL usó </w:t>
+        <w:t xml:space="preserve">El EXPLAIN confirma que </w:t>
       </w:r>
       <w:proofErr w:type="spellStart"/>
       <w:r>
         <w:rPr>
+          <w:rFonts w:ascii="Verdana" w:hAnsi="Verdana"/>
           <w:b/>
           <w:bCs/>
           <w:color w:val="000000" w:themeColor="text1"/>
           <w:sz w:val="26"/>
           <w:szCs w:val="26"/>
         </w:rPr>
-        <w:t>Partition</w:t>
+        <w:t>MySQL</w:t>
       </w:r>
       <w:proofErr w:type="spellEnd"/>
       <w:r>
         <w:rPr>
+          <w:rFonts w:ascii="Verdana" w:hAnsi="Verdana"/>
           <w:b/>
           <w:bCs/>
           <w:color w:val="000000" w:themeColor="text1"/>
           <w:sz w:val="26"/>
           <w:szCs w:val="26"/>
         </w:rPr>
-        <w:t xml:space="preserve"> </w:t>
+        <w:t xml:space="preserve"> usó </w:t>
       </w:r>
       <w:proofErr w:type="spellStart"/>
       <w:r>
         <w:rPr>
+          <w:rFonts w:ascii="Verdana" w:hAnsi="Verdana"/>
           <w:b/>
           <w:bCs/>
           <w:color w:val="000000" w:themeColor="text1"/>
           <w:sz w:val="26"/>
           <w:szCs w:val="26"/>
         </w:rPr>
-        <w:t>Pruning</w:t>
+        <w:t>Partition</w:t>
       </w:r>
       <w:proofErr w:type="spellEnd"/>
       <w:r>
         <w:rPr>
+          <w:rFonts w:ascii="Verdana" w:hAnsi="Verdana"/>
           <w:b/>
           <w:bCs/>
           <w:color w:val="000000" w:themeColor="text1"/>
           <w:sz w:val="26"/>
           <w:szCs w:val="26"/>
         </w:rPr>
-        <w:t xml:space="preserve">: </w:t>
-      </w:r>
-      <w:r>
-        <w:rPr>
-          <w:bCs/>
-          <w:color w:val="000000" w:themeColor="text1"/>
-          <w:sz w:val="26"/>
-          <w:szCs w:val="26"/>
-        </w:rPr>
-        <w:t>en lugar de escanear las 5 particiones, accedió únicamente a p2024 que contiene los datos del año 2024. Esto es fundamental para tablas históricas con cientos de millones de filas. La columna '</w:t>
+        <w:t xml:space="preserve"> </w:t>
       </w:r>
       <w:proofErr w:type="spellStart"/>
       <w:r>
         <w:rPr>
-          <w:bCs/>
-          <w:color w:val="000000" w:themeColor="text1"/>
-          <w:sz w:val="26"/>
-          <w:szCs w:val="26"/>
-        </w:rPr>
-        <w:t>partitions</w:t>
-      </w:r>
-      <w:proofErr w:type="spellEnd"/>
-      <w:r>
-        <w:rPr>
-          <w:bCs/>
-          <w:color w:val="000000" w:themeColor="text1"/>
-          <w:sz w:val="26"/>
-          <w:szCs w:val="26"/>
-        </w:rPr>
-        <w:t>' muestra exactamente qué particiones fueron leídas.</w:t>
-      </w:r>
-    </w:p>
-    <w:p>
-      <w:pPr>
-        <w:rPr>
+          <w:rFonts w:ascii="Verdana" w:hAnsi="Verdana"/>
           <w:b/>
           <w:bCs/>
           <w:color w:val="000000" w:themeColor="text1"/>
           <w:sz w:val="26"/>
           <w:szCs w:val="26"/>
         </w:rPr>
+        <w:t>Pruning</w:t>
+      </w:r>
+      <w:proofErr w:type="spellEnd"/>
+      <w:r>
+        <w:rPr>
+          <w:rFonts w:ascii="Verdana" w:hAnsi="Verdana"/>
+          <w:b/>
+          <w:bCs/>
+          <w:color w:val="000000" w:themeColor="text1"/>
+          <w:sz w:val="26"/>
+          <w:szCs w:val="26"/>
+        </w:rPr>
+        <w:t xml:space="preserve">: </w:t>
+      </w:r>
+      <w:r>
+        <w:rPr>
+          <w:rFonts w:ascii="Verdana" w:hAnsi="Verdana"/>
+          <w:bCs/>
+          <w:color w:val="000000" w:themeColor="text1"/>
+          <w:sz w:val="26"/>
+          <w:szCs w:val="26"/>
+        </w:rPr>
+        <w:t>en lugar de escanear las 5 particiones, accedió únicamente a p2024 que contiene los datos del año 2024. Esto es fundamental para tablas históricas con cientos de millones de filas. La columna '</w:t>
+      </w:r>
+      <w:proofErr w:type="spellStart"/>
+      <w:r>
+        <w:rPr>
+          <w:rFonts w:ascii="Verdana" w:hAnsi="Verdana"/>
+          <w:bCs/>
+          <w:color w:val="000000" w:themeColor="text1"/>
+          <w:sz w:val="26"/>
+          <w:szCs w:val="26"/>
+        </w:rPr>
+        <w:t>partitions</w:t>
+      </w:r>
+      <w:proofErr w:type="spellEnd"/>
+      <w:r>
+        <w:rPr>
+          <w:rFonts w:ascii="Verdana" w:hAnsi="Verdana"/>
+          <w:bCs/>
+          <w:color w:val="000000" w:themeColor="text1"/>
+          <w:sz w:val="26"/>
+          <w:szCs w:val="26"/>
+        </w:rPr>
+        <w:t>' muestra exactamente qué particiones fueron leídas.</w:t>
+      </w:r>
+    </w:p>
+    <w:p>
+      <w:pPr>
+        <w:rPr>
+          <w:rFonts w:ascii="Verdana" w:hAnsi="Verdana"/>
+          <w:b/>
+          <w:bCs/>
+          <w:color w:val="000000" w:themeColor="text1"/>
+          <w:sz w:val="26"/>
+          <w:szCs w:val="26"/>
+        </w:rPr>
       </w:pPr>
     </w:p>
     <w:p>
@@ -15615,6 +16494,7 @@
       </w:pPr>
       <w:r>
         <w:rPr>
+          <w:rFonts w:ascii="Verdana" w:hAnsi="Verdana"/>
           <w:b/>
           <w:bCs/>
           <w:noProof/>
@@ -15676,8 +16556,16 @@
     </w:p>
     <w:p>
       <w:pPr>
-        <w:spacing w:line="259" w:lineRule="auto"/>
-        <w:rPr>
+        <w:pStyle w:val="Ttulo2"/>
+      </w:pPr>
+      <w:r>
+        <w:t>Ejercicio 4.2</w:t>
+      </w:r>
+    </w:p>
+    <w:p>
+      <w:pPr>
+        <w:rPr>
+          <w:rFonts w:ascii="Verdana" w:hAnsi="Verdana"/>
           <w:b/>
           <w:bCs/>
           <w:color w:val="000000" w:themeColor="text1"/>
@@ -15687,18 +16575,20 @@
       </w:pPr>
       <w:r>
         <w:rPr>
+          <w:rFonts w:ascii="Verdana" w:hAnsi="Verdana"/>
           <w:b/>
           <w:bCs/>
           <w:color w:val="000000" w:themeColor="text1"/>
           <w:sz w:val="26"/>
           <w:szCs w:val="26"/>
         </w:rPr>
-        <w:t>Ejercicio 4.2</w:t>
-      </w:r>
-    </w:p>
-    <w:p>
-      <w:pPr>
-        <w:rPr>
+        <w:t>Gestión de índices y espacio en MySQL</w:t>
+      </w:r>
+    </w:p>
+    <w:p>
+      <w:pPr>
+        <w:rPr>
+          <w:rFonts w:ascii="Verdana" w:hAnsi="Verdana"/>
           <w:b/>
           <w:bCs/>
           <w:color w:val="000000" w:themeColor="text1"/>
@@ -15708,54 +16598,25 @@
       </w:pPr>
       <w:r>
         <w:rPr>
+          <w:rFonts w:ascii="Verdana" w:hAnsi="Verdana"/>
           <w:b/>
           <w:bCs/>
           <w:color w:val="000000" w:themeColor="text1"/>
           <w:sz w:val="26"/>
           <w:szCs w:val="26"/>
         </w:rPr>
-        <w:t>Gestión de índices y espacio en MySQL</w:t>
-      </w:r>
-    </w:p>
-    <w:p>
-      <w:pPr>
-        <w:rPr>
+        <w:t xml:space="preserve">Paso 1 Analizar fragmentación de índices con </w:t>
+      </w:r>
+      <w:proofErr w:type="spellStart"/>
+      <w:r>
+        <w:rPr>
+          <w:rFonts w:ascii="Verdana" w:hAnsi="Verdana"/>
           <w:b/>
           <w:bCs/>
           <w:color w:val="000000" w:themeColor="text1"/>
           <w:sz w:val="26"/>
           <w:szCs w:val="26"/>
         </w:rPr>
-      </w:pPr>
-      <w:r>
-        <w:rPr>
-          <w:b/>
-          <w:bCs/>
-          <w:color w:val="000000" w:themeColor="text1"/>
-          <w:sz w:val="26"/>
-          <w:szCs w:val="26"/>
-        </w:rPr>
-        <w:t xml:space="preserve">Paso 1 </w:t>
-      </w:r>
-      <w:r>
-        <w:rPr>
-          <w:b/>
-          <w:bCs/>
-          <w:color w:val="000000" w:themeColor="text1"/>
-          <w:sz w:val="26"/>
-          <w:szCs w:val="26"/>
-        </w:rPr>
-        <w:t xml:space="preserve">Analizar fragmentación de índices con </w:t>
-      </w:r>
-      <w:proofErr w:type="spellStart"/>
-      <w:r>
-        <w:rPr>
-          <w:b/>
-          <w:bCs/>
-          <w:color w:val="000000" w:themeColor="text1"/>
-          <w:sz w:val="26"/>
-          <w:szCs w:val="26"/>
-        </w:rPr>
         <w:t>optimizer_trace</w:t>
       </w:r>
       <w:proofErr w:type="spellEnd"/>
@@ -15775,6 +16636,7 @@
       </w:pPr>
       <w:r>
         <w:rPr>
+          <w:rFonts w:ascii="Verdana" w:hAnsi="Verdana"/>
           <w:b/>
           <w:bCs/>
           <w:noProof/>
@@ -15859,44 +16721,16 @@
     </w:p>
     <w:p>
       <w:pPr>
-        <w:rPr>
-          <w:b/>
-          <w:bCs/>
-          <w:color w:val="000000" w:themeColor="text1"/>
-          <w:sz w:val="26"/>
-          <w:szCs w:val="26"/>
-          <w:lang w:val="es-MX"/>
-        </w:rPr>
-      </w:pPr>
-      <w:r>
-        <w:rPr>
-          <w:b/>
-          <w:bCs/>
-          <w:color w:val="000000" w:themeColor="text1"/>
-          <w:sz w:val="26"/>
-          <w:szCs w:val="26"/>
-        </w:rPr>
-        <w:t xml:space="preserve">Paso 2 </w:t>
-      </w:r>
-      <w:r>
-        <w:rPr>
-          <w:b/>
-          <w:bCs/>
-          <w:color w:val="000000" w:themeColor="text1"/>
-          <w:sz w:val="26"/>
-          <w:szCs w:val="26"/>
-        </w:rPr>
-        <w:t xml:space="preserve">Detectar índices sin uso con </w:t>
+        <w:pStyle w:val="Ttulo2"/>
+        <w:rPr>
+          <w:lang w:val="es-MX"/>
+        </w:rPr>
+      </w:pPr>
+      <w:r>
+        <w:t xml:space="preserve">Paso 2 Detectar índices sin uso con </w:t>
       </w:r>
       <w:proofErr w:type="spellStart"/>
       <w:r>
-        <w:rPr>
-          <w:b/>
-          <w:bCs/>
-          <w:color w:val="000000" w:themeColor="text1"/>
-          <w:sz w:val="26"/>
-          <w:szCs w:val="26"/>
-        </w:rPr>
         <w:t>performance_schema</w:t>
       </w:r>
       <w:proofErr w:type="spellEnd"/>
@@ -15916,6 +16750,7 @@
       </w:pPr>
       <w:r>
         <w:rPr>
+          <w:rFonts w:ascii="Verdana" w:hAnsi="Verdana"/>
           <w:b/>
           <w:bCs/>
           <w:noProof/>
@@ -15982,6 +16817,7 @@
         <w:spacing w:line="259" w:lineRule="auto"/>
         <w:textAlignment w:val="auto"/>
         <w:rPr>
+          <w:rFonts w:ascii="Verdana" w:hAnsi="Verdana"/>
           <w:b/>
           <w:bCs/>
           <w:color w:val="000000" w:themeColor="text1"/>
@@ -15991,6 +16827,7 @@
       </w:pPr>
       <w:r>
         <w:rPr>
+          <w:rFonts w:ascii="Verdana" w:hAnsi="Verdana"/>
           <w:b/>
           <w:bCs/>
           <w:color w:val="000000" w:themeColor="text1"/>
@@ -16079,6 +16916,7 @@
           <w:szCs w:val="24"/>
           <w:lang w:val="es-MX" w:eastAsia="es-MX"/>
         </w:rPr>
+        <w:lastRenderedPageBreak/>
         <w:drawing>
           <wp:inline distT="0" distB="0" distL="0" distR="0" wp14:anchorId="196AA17B" wp14:editId="37BDC2C3">
             <wp:extent cx="5612130" cy="2496819"/>
@@ -16127,36 +16965,22 @@
     </w:p>
     <w:p>
       <w:pPr>
-        <w:jc w:val="both"/>
-        <w:rPr>
-          <w:rFonts w:ascii="Verdana" w:hAnsi="Verdana"/>
-          <w:sz w:val="24"/>
-          <w:szCs w:val="24"/>
-          <w:lang w:val="es-MX"/>
-        </w:rPr>
-      </w:pPr>
-    </w:p>
-    <w:p>
-      <w:pPr>
-        <w:jc w:val="both"/>
-        <w:rPr>
-          <w:rFonts w:ascii="Verdana" w:hAnsi="Verdana"/>
-          <w:b/>
-          <w:bCs/>
-          <w:sz w:val="28"/>
-          <w:szCs w:val="24"/>
-          <w:lang w:val="es-MX"/>
-        </w:rPr>
-      </w:pPr>
-      <w:r>
-        <w:rPr>
-          <w:rFonts w:ascii="Verdana" w:hAnsi="Verdana"/>
-          <w:b/>
-          <w:bCs/>
-          <w:sz w:val="28"/>
-          <w:szCs w:val="24"/>
-          <w:lang w:val="es-MX"/>
-        </w:rPr>
+        <w:pStyle w:val="Ttulo1"/>
+        <w:rPr>
+          <w:rFonts w:eastAsia="Calibri" w:cs="Times New Roman"/>
+          <w:b w:val="0"/>
+          <w:sz w:val="24"/>
+          <w:szCs w:val="24"/>
+          <w:lang w:val="es-MX"/>
+        </w:rPr>
+      </w:pPr>
+    </w:p>
+    <w:p>
+      <w:pPr>
+        <w:pStyle w:val="Ttulo1"/>
+        <w:jc w:val="center"/>
+      </w:pPr>
+      <w:r>
         <w:t>Práctica 5 — Roles y Privilegios de Almacenamiento en MySQL</w:t>
       </w:r>
     </w:p>
@@ -16212,24 +17036,24 @@
     </w:p>
     <w:p>
       <w:pPr>
-        <w:rPr>
-          <w:rFonts w:ascii="Verdana" w:hAnsi="Verdana"/>
-          <w:b/>
-          <w:sz w:val="24"/>
-          <w:szCs w:val="24"/>
-          <w:lang w:val="es-MX"/>
-        </w:rPr>
-      </w:pPr>
-      <w:r>
-        <w:rPr>
-          <w:rFonts w:ascii="Verdana" w:hAnsi="Verdana"/>
-          <w:b/>
-          <w:sz w:val="24"/>
-          <w:szCs w:val="24"/>
+        <w:pStyle w:val="Ttulo2"/>
+        <w:rPr>
+          <w:lang w:val="es-MX"/>
+        </w:rPr>
+      </w:pPr>
+      <w:r>
+        <w:rPr>
           <w:lang w:val="es-MX"/>
         </w:rPr>
         <w:t>PASO 1    Crear los roles de almacenamiento</w:t>
       </w:r>
+    </w:p>
+    <w:p>
+      <w:pPr>
+        <w:rPr>
+          <w:lang w:val="es-MX"/>
+        </w:rPr>
+      </w:pPr>
     </w:p>
     <w:p>
       <w:pPr>
@@ -16359,6 +17183,7 @@
           <w:szCs w:val="24"/>
           <w:lang w:val="es-MX" w:eastAsia="es-MX"/>
         </w:rPr>
+        <w:lastRenderedPageBreak/>
         <w:drawing>
           <wp:inline distT="0" distB="0" distL="0" distR="0" wp14:anchorId="001FD78F" wp14:editId="609D402B">
             <wp:extent cx="5220429" cy="2600688"/>
@@ -16522,6 +17347,7 @@
           <w:szCs w:val="24"/>
           <w:lang w:val="es-MX" w:eastAsia="es-MX"/>
         </w:rPr>
+        <w:lastRenderedPageBreak/>
         <w:drawing>
           <wp:inline distT="0" distB="0" distL="0" distR="0" wp14:anchorId="215B230A" wp14:editId="405BFA25">
             <wp:extent cx="4601217" cy="2324424"/>
@@ -16779,6 +17605,7 @@
           <w:szCs w:val="24"/>
           <w:lang w:val="es-MX" w:eastAsia="es-MX"/>
         </w:rPr>
+        <w:lastRenderedPageBreak/>
         <w:drawing>
           <wp:inline distT="0" distB="0" distL="0" distR="0" wp14:anchorId="32E42EFB" wp14:editId="76EB25E7">
             <wp:extent cx="3362794" cy="1581371"/>
@@ -17073,23 +17900,14 @@
     </w:p>
     <w:p>
       <w:pPr>
-        <w:rPr>
-          <w:rFonts w:ascii="Verdana" w:hAnsi="Verdana"/>
-          <w:b/>
-          <w:sz w:val="24"/>
-          <w:szCs w:val="24"/>
-        </w:rPr>
-      </w:pPr>
-      <w:r>
-        <w:rPr>
-          <w:rFonts w:ascii="Verdana" w:hAnsi="Verdana"/>
-          <w:b/>
-          <w:sz w:val="24"/>
-          <w:szCs w:val="24"/>
-        </w:rPr>
+        <w:pStyle w:val="Ttulo2"/>
+      </w:pPr>
+      <w:r>
+        <w:lastRenderedPageBreak/>
         <w:t>PASO 2    Asignar roles a los usuarios</w:t>
       </w:r>
     </w:p>
+    <w:p/>
     <w:p>
       <w:pPr>
         <w:rPr>
@@ -17509,15 +18327,7 @@
           <w:sz w:val="24"/>
           <w:szCs w:val="24"/>
         </w:rPr>
-        <w:t>Activar roles por de</w:t>
-      </w:r>
-      <w:r>
-        <w:rPr>
-          <w:rFonts w:ascii="Verdana" w:hAnsi="Verdana"/>
-          <w:sz w:val="24"/>
-          <w:szCs w:val="24"/>
-        </w:rPr>
-        <w:t>fecto al conectarse</w:t>
+        <w:t>Activar roles por defecto al conectarse</w:t>
       </w:r>
     </w:p>
     <w:p>
@@ -17593,20 +18403,9 @@
     </w:p>
     <w:p>
       <w:pPr>
-        <w:rPr>
-          <w:rFonts w:ascii="Verdana" w:hAnsi="Verdana"/>
-          <w:b/>
-          <w:sz w:val="24"/>
-          <w:szCs w:val="24"/>
-        </w:rPr>
-      </w:pPr>
-      <w:r>
-        <w:rPr>
-          <w:rFonts w:ascii="Verdana" w:hAnsi="Verdana"/>
-          <w:b/>
-          <w:sz w:val="24"/>
-          <w:szCs w:val="24"/>
-        </w:rPr>
+        <w:pStyle w:val="Ttulo2"/>
+      </w:pPr>
+      <w:r>
         <w:t>PASO 3    Verificar roles y privilegios asignados</w:t>
       </w:r>
     </w:p>
@@ -17801,6 +18600,7 @@
           <w:szCs w:val="24"/>
           <w:lang w:val="es-MX" w:eastAsia="es-MX"/>
         </w:rPr>
+        <w:lastRenderedPageBreak/>
         <w:drawing>
           <wp:inline distT="0" distB="0" distL="0" distR="0" wp14:anchorId="1FD3110B" wp14:editId="7F41A2A4">
             <wp:extent cx="2743583" cy="3648584"/>
@@ -17849,20 +18649,9 @@
     </w:p>
     <w:p>
       <w:pPr>
-        <w:rPr>
-          <w:rFonts w:ascii="Verdana" w:hAnsi="Verdana"/>
-          <w:b/>
-          <w:sz w:val="24"/>
-          <w:szCs w:val="24"/>
-        </w:rPr>
-      </w:pPr>
-      <w:r>
-        <w:rPr>
-          <w:rFonts w:ascii="Verdana" w:hAnsi="Verdana"/>
-          <w:b/>
-          <w:sz w:val="24"/>
-          <w:szCs w:val="24"/>
-        </w:rPr>
+        <w:pStyle w:val="Ttulo2"/>
+      </w:pPr>
+      <w:r>
         <w:t>Análisis de resultados</w:t>
       </w:r>
     </w:p>
@@ -17906,21 +18695,9 @@
     </w:p>
     <w:p>
       <w:pPr>
-        <w:jc w:val="both"/>
-        <w:rPr>
-          <w:rFonts w:ascii="Verdana" w:hAnsi="Verdana"/>
-          <w:b/>
-          <w:sz w:val="32"/>
-          <w:szCs w:val="24"/>
-        </w:rPr>
-      </w:pPr>
-      <w:r>
-        <w:rPr>
-          <w:rFonts w:ascii="Verdana" w:hAnsi="Verdana"/>
-          <w:b/>
-          <w:sz w:val="32"/>
-          <w:szCs w:val="24"/>
-        </w:rPr>
+        <w:pStyle w:val="Ttulo2"/>
+      </w:pPr>
+      <w:r>
         <w:t>Auditoria</w:t>
       </w:r>
     </w:p>
@@ -17959,6 +18736,7 @@
           <w:szCs w:val="24"/>
           <w:lang w:val="es-MX" w:eastAsia="es-MX"/>
         </w:rPr>
+        <w:lastRenderedPageBreak/>
         <w:drawing>
           <wp:inline distT="0" distB="0" distL="0" distR="0" wp14:anchorId="14097101" wp14:editId="4940FDEB">
             <wp:extent cx="5612130" cy="3373755"/>
@@ -18121,7 +18899,25 @@
           <w:sz w:val="24"/>
           <w:szCs w:val="24"/>
         </w:rPr>
-        <w:t xml:space="preserve"> al plugin de auditoría</w:t>
+        <w:t xml:space="preserve"> al </w:t>
+      </w:r>
+      <w:proofErr w:type="spellStart"/>
+      <w:r>
+        <w:rPr>
+          <w:rFonts w:ascii="Verdana" w:hAnsi="Verdana"/>
+          <w:sz w:val="24"/>
+          <w:szCs w:val="24"/>
+        </w:rPr>
+        <w:t>plugin</w:t>
+      </w:r>
+      <w:proofErr w:type="spellEnd"/>
+      <w:r>
+        <w:rPr>
+          <w:rFonts w:ascii="Verdana" w:hAnsi="Verdana"/>
+          <w:sz w:val="24"/>
+          <w:szCs w:val="24"/>
+        </w:rPr>
+        <w:t xml:space="preserve"> de auditoría</w:t>
       </w:r>
     </w:p>
     <w:p>
@@ -18192,7 +18988,25 @@
           <w:sz w:val="24"/>
           <w:szCs w:val="24"/>
         </w:rPr>
-        <w:t>Hola brayan</w:t>
+        <w:t xml:space="preserve">Hola </w:t>
+      </w:r>
+      <w:r>
+        <w:rPr>
+          <w:rFonts w:ascii="Verdana" w:hAnsi="Verdana"/>
+          <w:sz w:val="24"/>
+          <w:szCs w:val="24"/>
+        </w:rPr>
+        <w:t xml:space="preserve">Puto </w:t>
+      </w:r>
+      <w:bookmarkStart w:id="21" w:name="_GoBack"/>
+      <w:bookmarkEnd w:id="21"/>
+      <w:r>
+        <w:rPr>
+          <w:rFonts w:ascii="Verdana" w:hAnsi="Verdana"/>
+          <w:sz w:val="24"/>
+          <w:szCs w:val="24"/>
+        </w:rPr>
+        <w:t>Brayan</w:t>
       </w:r>
     </w:p>
     <w:sectPr>
@@ -18207,7 +19021,7 @@
 </file>
 
 <file path=word/endnotes.xml><?xml version="1.0" encoding="utf-8"?>
-<w:endnotes xmlns:wpc="http://schemas.microsoft.com/office/word/2010/wordprocessingCanvas" xmlns:cx="http://schemas.microsoft.com/office/drawing/2014/chartex" xmlns:cx1="http://schemas.microsoft.com/office/drawing/2015/9/8/chartex" xmlns:cx2="http://schemas.microsoft.com/office/drawing/2015/10/21/chartex" xmlns:cx3="http://schemas.microsoft.com/office/drawing/2016/5/9/chartex" xmlns:cx4="http://schemas.microsoft.com/office/drawing/2016/5/10/chartex" xmlns:cx5="http://schemas.microsoft.com/office/drawing/2016/5/11/chartex" xmlns:cx6="http://schemas.microsoft.com/office/drawing/2016/5/12/chartex" xmlns:cx7="http://schemas.microsoft.com/office/drawing/2016/5/13/chartex" xmlns:cx8="http://schemas.microsoft.com/office/drawing/2016/5/14/chartex" xmlns:mc="http://schemas.openxmlformats.org/markup-compatibility/2006" xmlns:aink="http://schemas.microsoft.com/office/drawing/2016/ink" xmlns:am3d="http://schemas.microsoft.com/office/drawing/2017/model3d" xmlns:o="urn:schemas-microsoft-com:office:office" xmlns:oel="http://schemas.microsoft.com/office/2019/extlst" xmlns:r="http://schemas.openxmlformats.org/officeDocument/2006/relationships" xmlns:m="http://schemas.openxmlformats.org/officeDocument/2006/math" xmlns:v="urn:schemas-microsoft-com:vml" xmlns:wp14="http://schemas.microsoft.com/office/word/2010/wordprocessingDrawing" xmlns:wp="http://schemas.openxmlformats.org/drawingml/2006/wordprocessingDrawing" xmlns:w10="urn:schemas-microsoft-com:office:word" xmlns:w="http://schemas.openxmlformats.org/wordprocessingml/2006/main" xmlns:w14="http://schemas.microsoft.com/office/word/2010/wordml" xmlns:w15="http://schemas.microsoft.com/office/word/2012/wordml" xmlns:w16cex="http://schemas.microsoft.com/office/word/2018/wordml/cex" xmlns:w16cid="http://schemas.microsoft.com/office/word/2016/wordml/cid" xmlns:w16="http://schemas.microsoft.com/office/word/2018/wordml" xmlns:w16sdtdh="http://schemas.microsoft.com/office/word/2020/wordml/sdtdatahash" xmlns:w16se="http://schemas.microsoft.com/office/word/2015/wordml/symex" xmlns:wpg="http://schemas.microsoft.com/office/word/2010/wordprocessingGroup" xmlns:wpi="http://schemas.microsoft.com/office/word/2010/wordprocessingInk" xmlns:wne="http://schemas.microsoft.com/office/word/2006/wordml" xmlns:wps="http://schemas.microsoft.com/office/word/2010/wordprocessingShape" mc:Ignorable="w14 w15 w16se w16cid w16 w16cex w16sdtdh wp14">
+<w:endnotes xmlns:wpc="http://schemas.microsoft.com/office/word/2010/wordprocessingCanvas" xmlns:cx="http://schemas.microsoft.com/office/drawing/2014/chartex" xmlns:mc="http://schemas.openxmlformats.org/markup-compatibility/2006" xmlns:o="urn:schemas-microsoft-com:office:office" xmlns:r="http://schemas.openxmlformats.org/officeDocument/2006/relationships" xmlns:m="http://schemas.openxmlformats.org/officeDocument/2006/math" xmlns:v="urn:schemas-microsoft-com:vml" xmlns:wp14="http://schemas.microsoft.com/office/word/2010/wordprocessingDrawing" xmlns:wp="http://schemas.openxmlformats.org/drawingml/2006/wordprocessingDrawing" xmlns:w10="urn:schemas-microsoft-com:office:word" xmlns:w="http://schemas.openxmlformats.org/wordprocessingml/2006/main" xmlns:w14="http://schemas.microsoft.com/office/word/2010/wordml" xmlns:w15="http://schemas.microsoft.com/office/word/2012/wordml" xmlns:w16se="http://schemas.microsoft.com/office/word/2015/wordml/symex" xmlns:wpg="http://schemas.microsoft.com/office/word/2010/wordprocessingGroup" xmlns:wpi="http://schemas.microsoft.com/office/word/2010/wordprocessingInk" xmlns:wne="http://schemas.microsoft.com/office/word/2006/wordml" xmlns:wps="http://schemas.microsoft.com/office/word/2010/wordprocessingShape" mc:Ignorable="w14 w15 w16se wp14">
   <w:endnote w:type="separator" w:id="-1">
     <w:p>
       <w:pPr>
@@ -18232,7 +19046,7 @@
 </file>
 
 <file path=word/footnotes.xml><?xml version="1.0" encoding="utf-8"?>
-<w:footnotes xmlns:wpc="http://schemas.microsoft.com/office/word/2010/wordprocessingCanvas" xmlns:cx="http://schemas.microsoft.com/office/drawing/2014/chartex" xmlns:cx1="http://schemas.microsoft.com/office/drawing/2015/9/8/chartex" xmlns:cx2="http://schemas.microsoft.com/office/drawing/2015/10/21/chartex" xmlns:cx3="http://schemas.microsoft.com/office/drawing/2016/5/9/chartex" xmlns:cx4="http://schemas.microsoft.com/office/drawing/2016/5/10/chartex" xmlns:cx5="http://schemas.microsoft.com/office/drawing/2016/5/11/chartex" xmlns:cx6="http://schemas.microsoft.com/office/drawing/2016/5/12/chartex" xmlns:cx7="http://schemas.microsoft.com/office/drawing/2016/5/13/chartex" xmlns:cx8="http://schemas.microsoft.com/office/drawing/2016/5/14/chartex" xmlns:mc="http://schemas.openxmlformats.org/markup-compatibility/2006" xmlns:aink="http://schemas.microsoft.com/office/drawing/2016/ink" xmlns:am3d="http://schemas.microsoft.com/office/drawing/2017/model3d" xmlns:o="urn:schemas-microsoft-com:office:office" xmlns:oel="http://schemas.microsoft.com/office/2019/extlst" xmlns:r="http://schemas.openxmlformats.org/officeDocument/2006/relationships" xmlns:m="http://schemas.openxmlformats.org/officeDocument/2006/math" xmlns:v="urn:schemas-microsoft-com:vml" xmlns:wp14="http://schemas.microsoft.com/office/word/2010/wordprocessingDrawing" xmlns:wp="http://schemas.openxmlformats.org/drawingml/2006/wordprocessingDrawing" xmlns:w10="urn:schemas-microsoft-com:office:word" xmlns:w="http://schemas.openxmlformats.org/wordprocessingml/2006/main" xmlns:w14="http://schemas.microsoft.com/office/word/2010/wordml" xmlns:w15="http://schemas.microsoft.com/office/word/2012/wordml" xmlns:w16cex="http://schemas.microsoft.com/office/word/2018/wordml/cex" xmlns:w16cid="http://schemas.microsoft.com/office/word/2016/wordml/cid" xmlns:w16="http://schemas.microsoft.com/office/word/2018/wordml" xmlns:w16sdtdh="http://schemas.microsoft.com/office/word/2020/wordml/sdtdatahash" xmlns:w16se="http://schemas.microsoft.com/office/word/2015/wordml/symex" xmlns:wpg="http://schemas.microsoft.com/office/word/2010/wordprocessingGroup" xmlns:wpi="http://schemas.microsoft.com/office/word/2010/wordprocessingInk" xmlns:wne="http://schemas.microsoft.com/office/word/2006/wordml" xmlns:wps="http://schemas.microsoft.com/office/word/2010/wordprocessingShape" mc:Ignorable="w14 w15 w16se w16cid w16 w16cex w16sdtdh wp14">
+<w:footnotes xmlns:wpc="http://schemas.microsoft.com/office/word/2010/wordprocessingCanvas" xmlns:cx="http://schemas.microsoft.com/office/drawing/2014/chartex" xmlns:mc="http://schemas.openxmlformats.org/markup-compatibility/2006" xmlns:o="urn:schemas-microsoft-com:office:office" xmlns:r="http://schemas.openxmlformats.org/officeDocument/2006/relationships" xmlns:m="http://schemas.openxmlformats.org/officeDocument/2006/math" xmlns:v="urn:schemas-microsoft-com:vml" xmlns:wp14="http://schemas.microsoft.com/office/word/2010/wordprocessingDrawing" xmlns:wp="http://schemas.openxmlformats.org/drawingml/2006/wordprocessingDrawing" xmlns:w10="urn:schemas-microsoft-com:office:word" xmlns:w="http://schemas.openxmlformats.org/wordprocessingml/2006/main" xmlns:w14="http://schemas.microsoft.com/office/word/2010/wordml" xmlns:w15="http://schemas.microsoft.com/office/word/2012/wordml" xmlns:w16se="http://schemas.microsoft.com/office/word/2015/wordml/symex" xmlns:wpg="http://schemas.microsoft.com/office/word/2010/wordprocessingGroup" xmlns:wpi="http://schemas.microsoft.com/office/word/2010/wordprocessingInk" xmlns:wne="http://schemas.microsoft.com/office/word/2006/wordml" xmlns:wps="http://schemas.microsoft.com/office/word/2010/wordprocessingShape" mc:Ignorable="w14 w15 w16se wp14">
   <w:footnote w:type="separator" w:id="-1">
     <w:p>
       <w:pPr>
@@ -18257,7 +19071,7 @@
 </file>
 
 <file path=word/header1.xml><?xml version="1.0" encoding="utf-8"?>
-<w:hdr xmlns:wpc="http://schemas.microsoft.com/office/word/2010/wordprocessingCanvas" xmlns:cx="http://schemas.microsoft.com/office/drawing/2014/chartex" xmlns:cx1="http://schemas.microsoft.com/office/drawing/2015/9/8/chartex" xmlns:cx2="http://schemas.microsoft.com/office/drawing/2015/10/21/chartex" xmlns:cx3="http://schemas.microsoft.com/office/drawing/2016/5/9/chartex" xmlns:cx4="http://schemas.microsoft.com/office/drawing/2016/5/10/chartex" xmlns:cx5="http://schemas.microsoft.com/office/drawing/2016/5/11/chartex" xmlns:cx6="http://schemas.microsoft.com/office/drawing/2016/5/12/chartex" xmlns:cx7="http://schemas.microsoft.com/office/drawing/2016/5/13/chartex" xmlns:cx8="http://schemas.microsoft.com/office/drawing/2016/5/14/chartex" xmlns:mc="http://schemas.openxmlformats.org/markup-compatibility/2006" xmlns:aink="http://schemas.microsoft.com/office/drawing/2016/ink" xmlns:am3d="http://schemas.microsoft.com/office/drawing/2017/model3d" xmlns:o="urn:schemas-microsoft-com:office:office" xmlns:oel="http://schemas.microsoft.com/office/2019/extlst" xmlns:r="http://schemas.openxmlformats.org/officeDocument/2006/relationships" xmlns:m="http://schemas.openxmlformats.org/officeDocument/2006/math" xmlns:v="urn:schemas-microsoft-com:vml" xmlns:wp14="http://schemas.microsoft.com/office/word/2010/wordprocessingDrawing" xmlns:wp="http://schemas.openxmlformats.org/drawingml/2006/wordprocessingDrawing" xmlns:w10="urn:schemas-microsoft-com:office:word" xmlns:w="http://schemas.openxmlformats.org/wordprocessingml/2006/main" xmlns:w14="http://schemas.microsoft.com/office/word/2010/wordml" xmlns:w15="http://schemas.microsoft.com/office/word/2012/wordml" xmlns:w16cex="http://schemas.microsoft.com/office/word/2018/wordml/cex" xmlns:w16cid="http://schemas.microsoft.com/office/word/2016/wordml/cid" xmlns:w16="http://schemas.microsoft.com/office/word/2018/wordml" xmlns:w16sdtdh="http://schemas.microsoft.com/office/word/2020/wordml/sdtdatahash" xmlns:w16se="http://schemas.microsoft.com/office/word/2015/wordml/symex" xmlns:wpg="http://schemas.microsoft.com/office/word/2010/wordprocessingGroup" xmlns:wpi="http://schemas.microsoft.com/office/word/2010/wordprocessingInk" xmlns:wne="http://schemas.microsoft.com/office/word/2006/wordml" xmlns:wps="http://schemas.microsoft.com/office/word/2010/wordprocessingShape" mc:Ignorable="w14 w15 w16se w16cid w16 w16cex w16sdtdh wp14">
+<w:hdr xmlns:wpc="http://schemas.microsoft.com/office/word/2010/wordprocessingCanvas" xmlns:cx="http://schemas.microsoft.com/office/drawing/2014/chartex" xmlns:mc="http://schemas.openxmlformats.org/markup-compatibility/2006" xmlns:o="urn:schemas-microsoft-com:office:office" xmlns:r="http://schemas.openxmlformats.org/officeDocument/2006/relationships" xmlns:m="http://schemas.openxmlformats.org/officeDocument/2006/math" xmlns:v="urn:schemas-microsoft-com:vml" xmlns:wp14="http://schemas.microsoft.com/office/word/2010/wordprocessingDrawing" xmlns:wp="http://schemas.openxmlformats.org/drawingml/2006/wordprocessingDrawing" xmlns:w10="urn:schemas-microsoft-com:office:word" xmlns:w="http://schemas.openxmlformats.org/wordprocessingml/2006/main" xmlns:w14="http://schemas.microsoft.com/office/word/2010/wordml" xmlns:w15="http://schemas.microsoft.com/office/word/2012/wordml" xmlns:w16se="http://schemas.microsoft.com/office/word/2015/wordml/symex" xmlns:wpg="http://schemas.microsoft.com/office/word/2010/wordprocessingGroup" xmlns:wpi="http://schemas.microsoft.com/office/word/2010/wordprocessingInk" xmlns:wne="http://schemas.microsoft.com/office/word/2006/wordml" xmlns:wps="http://schemas.microsoft.com/office/word/2010/wordprocessingShape" mc:Ignorable="w14 w15 w16se wp14">
   <w:p>
     <w:pPr>
       <w:pStyle w:val="Encabezado"/>
@@ -18393,7 +19207,7 @@
 </file>
 
 <file path=word/numbering.xml><?xml version="1.0" encoding="utf-8"?>
-<w:numbering xmlns:wpc="http://schemas.microsoft.com/office/word/2010/wordprocessingCanvas" xmlns:cx="http://schemas.microsoft.com/office/drawing/2014/chartex" xmlns:cx1="http://schemas.microsoft.com/office/drawing/2015/9/8/chartex" xmlns:cx2="http://schemas.microsoft.com/office/drawing/2015/10/21/chartex" xmlns:cx3="http://schemas.microsoft.com/office/drawing/2016/5/9/chartex" xmlns:cx4="http://schemas.microsoft.com/office/drawing/2016/5/10/chartex" xmlns:cx5="http://schemas.microsoft.com/office/drawing/2016/5/11/chartex" xmlns:cx6="http://schemas.microsoft.com/office/drawing/2016/5/12/chartex" xmlns:cx7="http://schemas.microsoft.com/office/drawing/2016/5/13/chartex" xmlns:cx8="http://schemas.microsoft.com/office/drawing/2016/5/14/chartex" xmlns:mc="http://schemas.openxmlformats.org/markup-compatibility/2006" xmlns:aink="http://schemas.microsoft.com/office/drawing/2016/ink" xmlns:am3d="http://schemas.microsoft.com/office/drawing/2017/model3d" xmlns:o="urn:schemas-microsoft-com:office:office" xmlns:oel="http://schemas.microsoft.com/office/2019/extlst" xmlns:r="http://schemas.openxmlformats.org/officeDocument/2006/relationships" xmlns:m="http://schemas.openxmlformats.org/officeDocument/2006/math" xmlns:v="urn:schemas-microsoft-com:vml" xmlns:wp14="http://schemas.microsoft.com/office/word/2010/wordprocessingDrawing" xmlns:wp="http://schemas.openxmlformats.org/drawingml/2006/wordprocessingDrawing" xmlns:w10="urn:schemas-microsoft-com:office:word" xmlns:w="http://schemas.openxmlformats.org/wordprocessingml/2006/main" xmlns:w14="http://schemas.microsoft.com/office/word/2010/wordml" xmlns:w15="http://schemas.microsoft.com/office/word/2012/wordml" xmlns:w16cex="http://schemas.microsoft.com/office/word/2018/wordml/cex" xmlns:w16cid="http://schemas.microsoft.com/office/word/2016/wordml/cid" xmlns:w16="http://schemas.microsoft.com/office/word/2018/wordml" xmlns:w16sdtdh="http://schemas.microsoft.com/office/word/2020/wordml/sdtdatahash" xmlns:w16se="http://schemas.microsoft.com/office/word/2015/wordml/symex" xmlns:wpg="http://schemas.microsoft.com/office/word/2010/wordprocessingGroup" xmlns:wpi="http://schemas.microsoft.com/office/word/2010/wordprocessingInk" xmlns:wne="http://schemas.microsoft.com/office/word/2006/wordml" xmlns:wps="http://schemas.microsoft.com/office/word/2010/wordprocessingShape" mc:Ignorable="w14 w15 w16se w16cid w16 w16cex w16sdtdh wp14">
+<w:numbering xmlns:wpc="http://schemas.microsoft.com/office/word/2010/wordprocessingCanvas" xmlns:cx="http://schemas.microsoft.com/office/drawing/2014/chartex" xmlns:mc="http://schemas.openxmlformats.org/markup-compatibility/2006" xmlns:o="urn:schemas-microsoft-com:office:office" xmlns:r="http://schemas.openxmlformats.org/officeDocument/2006/relationships" xmlns:m="http://schemas.openxmlformats.org/officeDocument/2006/math" xmlns:v="urn:schemas-microsoft-com:vml" xmlns:wp14="http://schemas.microsoft.com/office/word/2010/wordprocessingDrawing" xmlns:wp="http://schemas.openxmlformats.org/drawingml/2006/wordprocessingDrawing" xmlns:w10="urn:schemas-microsoft-com:office:word" xmlns:w="http://schemas.openxmlformats.org/wordprocessingml/2006/main" xmlns:w14="http://schemas.microsoft.com/office/word/2010/wordml" xmlns:w15="http://schemas.microsoft.com/office/word/2012/wordml" xmlns:w16se="http://schemas.microsoft.com/office/word/2015/wordml/symex" xmlns:wpg="http://schemas.microsoft.com/office/word/2010/wordprocessingGroup" xmlns:wpi="http://schemas.microsoft.com/office/word/2010/wordprocessingInk" xmlns:wne="http://schemas.microsoft.com/office/word/2006/wordml" xmlns:wps="http://schemas.microsoft.com/office/word/2010/wordprocessingShape" mc:Ignorable="w14 w15 w16se wp14">
   <w:abstractNum w:abstractNumId="0" w15:restartNumberingAfterBreak="0">
     <w:nsid w:val="1A7A61C8"/>
     <w:multiLevelType w:val="hybridMultilevel"/>
@@ -18708,20 +19522,20 @@
       </w:pPr>
     </w:lvl>
   </w:abstractNum>
-  <w:num w:numId="1" w16cid:durableId="1253392301">
+  <w:num w:numId="1">
     <w:abstractNumId w:val="0"/>
   </w:num>
-  <w:num w:numId="2" w16cid:durableId="1334262589">
+  <w:num w:numId="2">
     <w:abstractNumId w:val="2"/>
   </w:num>
-  <w:num w:numId="3" w16cid:durableId="774397964">
+  <w:num w:numId="3">
     <w:abstractNumId w:val="1"/>
   </w:num>
 </w:numbering>
 </file>
 
 <file path=word/styles.xml><?xml version="1.0" encoding="utf-8"?>
-<w:styles xmlns:mc="http://schemas.openxmlformats.org/markup-compatibility/2006" xmlns:r="http://schemas.openxmlformats.org/officeDocument/2006/relationships" xmlns:w="http://schemas.openxmlformats.org/wordprocessingml/2006/main" xmlns:w14="http://schemas.microsoft.com/office/word/2010/wordml" xmlns:w15="http://schemas.microsoft.com/office/word/2012/wordml" xmlns:w16cex="http://schemas.microsoft.com/office/word/2018/wordml/cex" xmlns:w16cid="http://schemas.microsoft.com/office/word/2016/wordml/cid" xmlns:w16="http://schemas.microsoft.com/office/word/2018/wordml" xmlns:w16sdtdh="http://schemas.microsoft.com/office/word/2020/wordml/sdtdatahash" xmlns:w16se="http://schemas.microsoft.com/office/word/2015/wordml/symex" mc:Ignorable="w14 w15 w16se w16cid w16 w16cex w16sdtdh">
+<w:styles xmlns:mc="http://schemas.openxmlformats.org/markup-compatibility/2006" xmlns:r="http://schemas.openxmlformats.org/officeDocument/2006/relationships" xmlns:w="http://schemas.openxmlformats.org/wordprocessingml/2006/main" xmlns:w14="http://schemas.microsoft.com/office/word/2010/wordml" xmlns:w15="http://schemas.microsoft.com/office/word/2012/wordml" xmlns:w16se="http://schemas.microsoft.com/office/word/2015/wordml/symex" mc:Ignorable="w14 w15 w16se">
   <w:docDefaults>
     <w:rPrDefault>
       <w:rPr>
@@ -18737,7 +19551,7 @@
       </w:pPr>
     </w:pPrDefault>
   </w:docDefaults>
-  <w:latentStyles w:defLockedState="0" w:defUIPriority="99" w:defSemiHidden="0" w:defUnhideWhenUsed="0" w:defQFormat="0" w:count="376">
+  <w:latentStyles w:defLockedState="0" w:defUIPriority="99" w:defSemiHidden="0" w:defUnhideWhenUsed="0" w:defQFormat="0" w:count="371">
     <w:lsdException w:name="Normal" w:uiPriority="0" w:qFormat="1"/>
     <w:lsdException w:name="heading 1" w:uiPriority="9" w:qFormat="1"/>
     <w:lsdException w:name="heading 2" w:semiHidden="1" w:uiPriority="9" w:unhideWhenUsed="1" w:qFormat="1"/>
@@ -19109,11 +19923,6 @@
     <w:lsdException w:name="List Table 5 Dark Accent 6" w:uiPriority="50"/>
     <w:lsdException w:name="List Table 6 Colorful Accent 6" w:uiPriority="51"/>
     <w:lsdException w:name="List Table 7 Colorful Accent 6" w:uiPriority="52"/>
-    <w:lsdException w:name="Mention" w:semiHidden="1" w:unhideWhenUsed="1"/>
-    <w:lsdException w:name="Smart Hyperlink" w:semiHidden="1" w:unhideWhenUsed="1"/>
-    <w:lsdException w:name="Hashtag" w:semiHidden="1" w:unhideWhenUsed="1"/>
-    <w:lsdException w:name="Unresolved Mention" w:semiHidden="1" w:unhideWhenUsed="1"/>
-    <w:lsdException w:name="Smart Link" w:semiHidden="1" w:unhideWhenUsed="1"/>
   </w:latentStyles>
   <w:style w:type="paragraph" w:default="1" w:styleId="Normal">
     <w:name w:val="Normal"/>
@@ -19887,7 +20696,7 @@
 </file>
 
 <file path=customXml/itemProps1.xml><?xml version="1.0" encoding="utf-8"?>
-<ds:datastoreItem xmlns:ds="http://schemas.openxmlformats.org/officeDocument/2006/customXml" ds:itemID="{61685D64-3B47-4A1E-8BB8-8A7543775490}">
+<ds:datastoreItem xmlns:ds="http://schemas.openxmlformats.org/officeDocument/2006/customXml" ds:itemID="{415913EB-D3EA-41A1-B753-C113C61B53E9}">
   <ds:schemaRefs>
     <ds:schemaRef ds:uri="http://schemas.openxmlformats.org/officeDocument/2006/bibliography"/>
   </ds:schemaRefs>

--- a/Configuracion y Administracion del espacio en disco2 (Reparado).docx
+++ b/Configuracion y Administracion del espacio en disco2 (Reparado).docx
@@ -457,7 +457,7 @@
             </w:rPr>
             <w:fldChar w:fldCharType="separate"/>
           </w:r>
-          <w:hyperlink w:anchor="_Toc225147386" w:history="1">
+          <w:hyperlink w:anchor="_Toc225148131" w:history="1">
             <w:r>
               <w:rPr>
                 <w:rStyle w:val="Hipervnculo"/>
@@ -484,7 +484,7 @@
                 <w:noProof/>
                 <w:webHidden/>
               </w:rPr>
-              <w:instrText xml:space="preserve"> PAGEREF _Toc225147386 \h </w:instrText>
+              <w:instrText xml:space="preserve"> PAGEREF _Toc225148131 \h </w:instrText>
             </w:r>
             <w:r>
               <w:rPr>
@@ -504,7 +504,7 @@
                 <w:noProof/>
                 <w:webHidden/>
               </w:rPr>
-              <w:t>3</w:t>
+              <w:t>4</w:t>
             </w:r>
             <w:r>
               <w:rPr>
@@ -526,7 +526,7 @@
               <w:noProof/>
             </w:rPr>
           </w:pPr>
-          <w:hyperlink w:anchor="_Toc225147387" w:history="1">
+          <w:hyperlink w:anchor="_Toc225148132" w:history="1">
             <w:r>
               <w:rPr>
                 <w:rStyle w:val="Hipervnculo"/>
@@ -553,7 +553,7 @@
                 <w:noProof/>
                 <w:webHidden/>
               </w:rPr>
-              <w:instrText xml:space="preserve"> PAGEREF _Toc225147387 \h </w:instrText>
+              <w:instrText xml:space="preserve"> PAGEREF _Toc225148132 \h </w:instrText>
             </w:r>
             <w:r>
               <w:rPr>
@@ -573,7 +573,7 @@
                 <w:noProof/>
                 <w:webHidden/>
               </w:rPr>
-              <w:t>4</w:t>
+              <w:t>5</w:t>
             </w:r>
             <w:r>
               <w:rPr>
@@ -595,7 +595,7 @@
               <w:noProof/>
             </w:rPr>
           </w:pPr>
-          <w:hyperlink w:anchor="_Toc225147388" w:history="1">
+          <w:hyperlink w:anchor="_Toc225148133" w:history="1">
             <w:r>
               <w:rPr>
                 <w:rStyle w:val="Hipervnculo"/>
@@ -622,7 +622,7 @@
                 <w:noProof/>
                 <w:webHidden/>
               </w:rPr>
-              <w:instrText xml:space="preserve"> PAGEREF _Toc225147388 \h </w:instrText>
+              <w:instrText xml:space="preserve"> PAGEREF _Toc225148133 \h </w:instrText>
             </w:r>
             <w:r>
               <w:rPr>
@@ -642,7 +642,7 @@
                 <w:noProof/>
                 <w:webHidden/>
               </w:rPr>
-              <w:t>4</w:t>
+              <w:t>5</w:t>
             </w:r>
             <w:r>
               <w:rPr>
@@ -664,7 +664,7 @@
               <w:noProof/>
             </w:rPr>
           </w:pPr>
-          <w:hyperlink w:anchor="_Toc225147389" w:history="1">
+          <w:hyperlink w:anchor="_Toc225148134" w:history="1">
             <w:r>
               <w:rPr>
                 <w:rStyle w:val="Hipervnculo"/>
@@ -691,7 +691,7 @@
                 <w:noProof/>
                 <w:webHidden/>
               </w:rPr>
-              <w:instrText xml:space="preserve"> PAGEREF _Toc225147389 \h </w:instrText>
+              <w:instrText xml:space="preserve"> PAGEREF _Toc225148134 \h </w:instrText>
             </w:r>
             <w:r>
               <w:rPr>
@@ -711,7 +711,7 @@
                 <w:noProof/>
                 <w:webHidden/>
               </w:rPr>
-              <w:t>4</w:t>
+              <w:t>5</w:t>
             </w:r>
             <w:r>
               <w:rPr>
@@ -733,7 +733,7 @@
               <w:noProof/>
             </w:rPr>
           </w:pPr>
-          <w:hyperlink w:anchor="_Toc225147390" w:history="1">
+          <w:hyperlink w:anchor="_Toc225148135" w:history="1">
             <w:r>
               <w:rPr>
                 <w:rStyle w:val="Hipervnculo"/>
@@ -760,7 +760,7 @@
                 <w:noProof/>
                 <w:webHidden/>
               </w:rPr>
-              <w:instrText xml:space="preserve"> PAGEREF _Toc225147390 \h </w:instrText>
+              <w:instrText xml:space="preserve"> PAGEREF _Toc225148135 \h </w:instrText>
             </w:r>
             <w:r>
               <w:rPr>
@@ -780,7 +780,7 @@
                 <w:noProof/>
                 <w:webHidden/>
               </w:rPr>
-              <w:t>4</w:t>
+              <w:t>5</w:t>
             </w:r>
             <w:r>
               <w:rPr>
@@ -802,7 +802,7 @@
               <w:noProof/>
             </w:rPr>
           </w:pPr>
-          <w:hyperlink w:anchor="_Toc225147391" w:history="1">
+          <w:hyperlink w:anchor="_Toc225148136" w:history="1">
             <w:r>
               <w:rPr>
                 <w:rStyle w:val="Hipervnculo"/>
@@ -829,7 +829,7 @@
                 <w:noProof/>
                 <w:webHidden/>
               </w:rPr>
-              <w:instrText xml:space="preserve"> PAGEREF _Toc225147391 \h </w:instrText>
+              <w:instrText xml:space="preserve"> PAGEREF _Toc225148136 \h </w:instrText>
             </w:r>
             <w:r>
               <w:rPr>
@@ -849,7 +849,7 @@
                 <w:noProof/>
                 <w:webHidden/>
               </w:rPr>
-              <w:t>5</w:t>
+              <w:t>6</w:t>
             </w:r>
             <w:r>
               <w:rPr>
@@ -871,7 +871,7 @@
               <w:noProof/>
             </w:rPr>
           </w:pPr>
-          <w:hyperlink w:anchor="_Toc225147392" w:history="1">
+          <w:hyperlink w:anchor="_Toc225148137" w:history="1">
             <w:r>
               <w:rPr>
                 <w:rStyle w:val="Hipervnculo"/>
@@ -898,7 +898,7 @@
                 <w:noProof/>
                 <w:webHidden/>
               </w:rPr>
-              <w:instrText xml:space="preserve"> PAGEREF _Toc225147392 \h </w:instrText>
+              <w:instrText xml:space="preserve"> PAGEREF _Toc225148137 \h </w:instrText>
             </w:r>
             <w:r>
               <w:rPr>
@@ -918,7 +918,7 @@
                 <w:noProof/>
                 <w:webHidden/>
               </w:rPr>
-              <w:t>5</w:t>
+              <w:t>6</w:t>
             </w:r>
             <w:r>
               <w:rPr>
@@ -940,7 +940,7 @@
               <w:noProof/>
             </w:rPr>
           </w:pPr>
-          <w:hyperlink w:anchor="_Toc225147393" w:history="1">
+          <w:hyperlink w:anchor="_Toc225148138" w:history="1">
             <w:r>
               <w:rPr>
                 <w:rStyle w:val="Hipervnculo"/>
@@ -967,7 +967,7 @@
                 <w:noProof/>
                 <w:webHidden/>
               </w:rPr>
-              <w:instrText xml:space="preserve"> PAGEREF _Toc225147393 \h </w:instrText>
+              <w:instrText xml:space="preserve"> PAGEREF _Toc225148138 \h </w:instrText>
             </w:r>
             <w:r>
               <w:rPr>
@@ -987,7 +987,7 @@
                 <w:noProof/>
                 <w:webHidden/>
               </w:rPr>
-              <w:t>5</w:t>
+              <w:t>6</w:t>
             </w:r>
             <w:r>
               <w:rPr>
@@ -1009,7 +1009,7 @@
               <w:noProof/>
             </w:rPr>
           </w:pPr>
-          <w:hyperlink w:anchor="_Toc225147394" w:history="1">
+          <w:hyperlink w:anchor="_Toc225148139" w:history="1">
             <w:r>
               <w:rPr>
                 <w:rStyle w:val="Hipervnculo"/>
@@ -1036,7 +1036,7 @@
                 <w:noProof/>
                 <w:webHidden/>
               </w:rPr>
-              <w:instrText xml:space="preserve"> PAGEREF _Toc225147394 \h </w:instrText>
+              <w:instrText xml:space="preserve"> PAGEREF _Toc225148139 \h </w:instrText>
             </w:r>
             <w:r>
               <w:rPr>
@@ -1056,7 +1056,7 @@
                 <w:noProof/>
                 <w:webHidden/>
               </w:rPr>
-              <w:t>6</w:t>
+              <w:t>7</w:t>
             </w:r>
             <w:r>
               <w:rPr>
@@ -1078,7 +1078,7 @@
               <w:noProof/>
             </w:rPr>
           </w:pPr>
-          <w:hyperlink w:anchor="_Toc225147395" w:history="1">
+          <w:hyperlink w:anchor="_Toc225148140" w:history="1">
             <w:r>
               <w:rPr>
                 <w:rStyle w:val="Hipervnculo"/>
@@ -1105,7 +1105,7 @@
                 <w:noProof/>
                 <w:webHidden/>
               </w:rPr>
-              <w:instrText xml:space="preserve"> PAGEREF _Toc225147395 \h </w:instrText>
+              <w:instrText xml:space="preserve"> PAGEREF _Toc225148140 \h </w:instrText>
             </w:r>
             <w:r>
               <w:rPr>
@@ -1125,7 +1125,7 @@
                 <w:noProof/>
                 <w:webHidden/>
               </w:rPr>
-              <w:t>6</w:t>
+              <w:t>7</w:t>
             </w:r>
             <w:r>
               <w:rPr>
@@ -1147,7 +1147,7 @@
               <w:noProof/>
             </w:rPr>
           </w:pPr>
-          <w:hyperlink w:anchor="_Toc225147396" w:history="1">
+          <w:hyperlink w:anchor="_Toc225148141" w:history="1">
             <w:r>
               <w:rPr>
                 <w:rStyle w:val="Hipervnculo"/>
@@ -1174,7 +1174,7 @@
                 <w:noProof/>
                 <w:webHidden/>
               </w:rPr>
-              <w:instrText xml:space="preserve"> PAGEREF _Toc225147396 \h </w:instrText>
+              <w:instrText xml:space="preserve"> PAGEREF _Toc225148141 \h </w:instrText>
             </w:r>
             <w:r>
               <w:rPr>
@@ -1194,7 +1194,7 @@
                 <w:noProof/>
                 <w:webHidden/>
               </w:rPr>
-              <w:t>7</w:t>
+              <w:t>8</w:t>
             </w:r>
             <w:r>
               <w:rPr>
@@ -1216,7 +1216,7 @@
               <w:noProof/>
             </w:rPr>
           </w:pPr>
-          <w:hyperlink w:anchor="_Toc225147397" w:history="1">
+          <w:hyperlink w:anchor="_Toc225148142" w:history="1">
             <w:r>
               <w:rPr>
                 <w:rStyle w:val="Hipervnculo"/>
@@ -1243,7 +1243,7 @@
                 <w:noProof/>
                 <w:webHidden/>
               </w:rPr>
-              <w:instrText xml:space="preserve"> PAGEREF _Toc225147397 \h </w:instrText>
+              <w:instrText xml:space="preserve"> PAGEREF _Toc225148142 \h </w:instrText>
             </w:r>
             <w:r>
               <w:rPr>
@@ -1263,7 +1263,7 @@
                 <w:noProof/>
                 <w:webHidden/>
               </w:rPr>
-              <w:t>8</w:t>
+              <w:t>9</w:t>
             </w:r>
             <w:r>
               <w:rPr>
@@ -1285,7 +1285,7 @@
               <w:noProof/>
             </w:rPr>
           </w:pPr>
-          <w:hyperlink w:anchor="_Toc225147398" w:history="1">
+          <w:hyperlink w:anchor="_Toc225148143" w:history="1">
             <w:r>
               <w:rPr>
                 <w:rStyle w:val="Hipervnculo"/>
@@ -1312,7 +1312,7 @@
                 <w:noProof/>
                 <w:webHidden/>
               </w:rPr>
-              <w:instrText xml:space="preserve"> PAGEREF _Toc225147398 \h </w:instrText>
+              <w:instrText xml:space="preserve"> PAGEREF _Toc225148143 \h </w:instrText>
             </w:r>
             <w:r>
               <w:rPr>
@@ -1332,7 +1332,7 @@
                 <w:noProof/>
                 <w:webHidden/>
               </w:rPr>
-              <w:t>9</w:t>
+              <w:t>10</w:t>
             </w:r>
             <w:r>
               <w:rPr>
@@ -1354,7 +1354,7 @@
               <w:noProof/>
             </w:rPr>
           </w:pPr>
-          <w:hyperlink w:anchor="_Toc225147399" w:history="1">
+          <w:hyperlink w:anchor="_Toc225148144" w:history="1">
             <w:r>
               <w:rPr>
                 <w:rStyle w:val="Hipervnculo"/>
@@ -1382,7 +1382,7 @@
                 <w:noProof/>
                 <w:webHidden/>
               </w:rPr>
-              <w:instrText xml:space="preserve"> PAGEREF _Toc225147399 \h </w:instrText>
+              <w:instrText xml:space="preserve"> PAGEREF _Toc225148144 \h </w:instrText>
             </w:r>
             <w:r>
               <w:rPr>
@@ -1402,7 +1402,7 @@
                 <w:noProof/>
                 <w:webHidden/>
               </w:rPr>
-              <w:t>9</w:t>
+              <w:t>10</w:t>
             </w:r>
             <w:r>
               <w:rPr>
@@ -1424,7 +1424,7 @@
               <w:noProof/>
             </w:rPr>
           </w:pPr>
-          <w:hyperlink w:anchor="_Toc225147400" w:history="1">
+          <w:hyperlink w:anchor="_Toc225148145" w:history="1">
             <w:r>
               <w:rPr>
                 <w:rStyle w:val="Hipervnculo"/>
@@ -1451,7 +1451,7 @@
                 <w:noProof/>
                 <w:webHidden/>
               </w:rPr>
-              <w:instrText xml:space="preserve"> PAGEREF _Toc225147400 \h </w:instrText>
+              <w:instrText xml:space="preserve"> PAGEREF _Toc225148145 \h </w:instrText>
             </w:r>
             <w:r>
               <w:rPr>
@@ -1471,7 +1471,7 @@
                 <w:noProof/>
                 <w:webHidden/>
               </w:rPr>
-              <w:t>10</w:t>
+              <w:t>11</w:t>
             </w:r>
             <w:r>
               <w:rPr>
@@ -1493,7 +1493,7 @@
               <w:noProof/>
             </w:rPr>
           </w:pPr>
-          <w:hyperlink w:anchor="_Toc225147401" w:history="1">
+          <w:hyperlink w:anchor="_Toc225148146" w:history="1">
             <w:r>
               <w:rPr>
                 <w:rStyle w:val="Hipervnculo"/>
@@ -1520,7 +1520,7 @@
                 <w:noProof/>
                 <w:webHidden/>
               </w:rPr>
-              <w:instrText xml:space="preserve"> PAGEREF _Toc225147401 \h </w:instrText>
+              <w:instrText xml:space="preserve"> PAGEREF _Toc225148146 \h </w:instrText>
             </w:r>
             <w:r>
               <w:rPr>
@@ -1540,7 +1540,7 @@
                 <w:noProof/>
                 <w:webHidden/>
               </w:rPr>
-              <w:t>12</w:t>
+              <w:t>13</w:t>
             </w:r>
             <w:r>
               <w:rPr>
@@ -1562,7 +1562,7 @@
               <w:noProof/>
             </w:rPr>
           </w:pPr>
-          <w:hyperlink w:anchor="_Toc225147402" w:history="1">
+          <w:hyperlink w:anchor="_Toc225148147" w:history="1">
             <w:r>
               <w:rPr>
                 <w:rStyle w:val="Hipervnculo"/>
@@ -1589,7 +1589,7 @@
                 <w:noProof/>
                 <w:webHidden/>
               </w:rPr>
-              <w:instrText xml:space="preserve"> PAGEREF _Toc225147402 \h </w:instrText>
+              <w:instrText xml:space="preserve"> PAGEREF _Toc225148147 \h </w:instrText>
             </w:r>
             <w:r>
               <w:rPr>
@@ -1631,7 +1631,7 @@
               <w:noProof/>
             </w:rPr>
           </w:pPr>
-          <w:hyperlink w:anchor="_Toc225147403" w:history="1">
+          <w:hyperlink w:anchor="_Toc225148148" w:history="1">
             <w:r>
               <w:rPr>
                 <w:rStyle w:val="Hipervnculo"/>
@@ -1658,7 +1658,7 @@
                 <w:noProof/>
                 <w:webHidden/>
               </w:rPr>
-              <w:instrText xml:space="preserve"> PAGEREF _Toc225147403 \h </w:instrText>
+              <w:instrText xml:space="preserve"> PAGEREF _Toc225148148 \h </w:instrText>
             </w:r>
             <w:r>
               <w:rPr>
@@ -1700,7 +1700,7 @@
               <w:noProof/>
             </w:rPr>
           </w:pPr>
-          <w:hyperlink w:anchor="_Toc225147404" w:history="1">
+          <w:hyperlink w:anchor="_Toc225148149" w:history="1">
             <w:r>
               <w:rPr>
                 <w:rStyle w:val="Hipervnculo"/>
@@ -1727,7 +1727,7 @@
                 <w:noProof/>
                 <w:webHidden/>
               </w:rPr>
-              <w:instrText xml:space="preserve"> PAGEREF _Toc225147404 \h </w:instrText>
+              <w:instrText xml:space="preserve"> PAGEREF _Toc225148149 \h </w:instrText>
             </w:r>
             <w:r>
               <w:rPr>
@@ -1769,7 +1769,7 @@
               <w:noProof/>
             </w:rPr>
           </w:pPr>
-          <w:hyperlink w:anchor="_Toc225147405" w:history="1">
+          <w:hyperlink w:anchor="_Toc225148150" w:history="1">
             <w:r>
               <w:rPr>
                 <w:rStyle w:val="Hipervnculo"/>
@@ -1796,7 +1796,7 @@
                 <w:noProof/>
                 <w:webHidden/>
               </w:rPr>
-              <w:instrText xml:space="preserve"> PAGEREF _Toc225147405 \h </w:instrText>
+              <w:instrText xml:space="preserve"> PAGEREF _Toc225148150 \h </w:instrText>
             </w:r>
             <w:r>
               <w:rPr>
@@ -1817,6 +1817,903 @@
                 <w:webHidden/>
               </w:rPr>
               <w:t>21</w:t>
+            </w:r>
+            <w:r>
+              <w:rPr>
+                <w:noProof/>
+                <w:webHidden/>
+              </w:rPr>
+              <w:fldChar w:fldCharType="end"/>
+            </w:r>
+          </w:hyperlink>
+        </w:p>
+        <w:p>
+          <w:pPr>
+            <w:pStyle w:val="TDC2"/>
+            <w:tabs>
+              <w:tab w:val="right" w:leader="dot" w:pos="8828"/>
+            </w:tabs>
+            <w:rPr>
+              <w:rFonts w:asciiTheme="minorHAnsi" w:eastAsiaTheme="minorEastAsia" w:hAnsiTheme="minorHAnsi" w:cstheme="minorBidi"/>
+              <w:noProof/>
+            </w:rPr>
+          </w:pPr>
+          <w:hyperlink w:anchor="_Toc225148151" w:history="1">
+            <w:r>
+              <w:rPr>
+                <w:rStyle w:val="Hipervnculo"/>
+                <w:noProof/>
+              </w:rPr>
+              <w:t>Práctica 3.2 — Monitoreo de espacio por schema</w:t>
+            </w:r>
+            <w:r>
+              <w:rPr>
+                <w:noProof/>
+                <w:webHidden/>
+              </w:rPr>
+              <w:tab/>
+            </w:r>
+            <w:r>
+              <w:rPr>
+                <w:noProof/>
+                <w:webHidden/>
+              </w:rPr>
+              <w:fldChar w:fldCharType="begin"/>
+            </w:r>
+            <w:r>
+              <w:rPr>
+                <w:noProof/>
+                <w:webHidden/>
+              </w:rPr>
+              <w:instrText xml:space="preserve"> PAGEREF _Toc225148151 \h </w:instrText>
+            </w:r>
+            <w:r>
+              <w:rPr>
+                <w:noProof/>
+                <w:webHidden/>
+              </w:rPr>
+            </w:r>
+            <w:r>
+              <w:rPr>
+                <w:noProof/>
+                <w:webHidden/>
+              </w:rPr>
+              <w:fldChar w:fldCharType="separate"/>
+            </w:r>
+            <w:r>
+              <w:rPr>
+                <w:noProof/>
+                <w:webHidden/>
+              </w:rPr>
+              <w:t>22</w:t>
+            </w:r>
+            <w:r>
+              <w:rPr>
+                <w:noProof/>
+                <w:webHidden/>
+              </w:rPr>
+              <w:fldChar w:fldCharType="end"/>
+            </w:r>
+          </w:hyperlink>
+        </w:p>
+        <w:p>
+          <w:pPr>
+            <w:pStyle w:val="TDC2"/>
+            <w:tabs>
+              <w:tab w:val="right" w:leader="dot" w:pos="8828"/>
+            </w:tabs>
+            <w:rPr>
+              <w:rFonts w:asciiTheme="minorHAnsi" w:eastAsiaTheme="minorEastAsia" w:hAnsiTheme="minorHAnsi" w:cstheme="minorBidi"/>
+              <w:noProof/>
+            </w:rPr>
+          </w:pPr>
+          <w:hyperlink w:anchor="_Toc225148152" w:history="1">
+            <w:r>
+              <w:rPr>
+                <w:rStyle w:val="Hipervnculo"/>
+                <w:noProof/>
+              </w:rPr>
+              <w:t>3.4 Optimización de tablas fragmentadas</w:t>
+            </w:r>
+            <w:r>
+              <w:rPr>
+                <w:noProof/>
+                <w:webHidden/>
+              </w:rPr>
+              <w:tab/>
+            </w:r>
+            <w:r>
+              <w:rPr>
+                <w:noProof/>
+                <w:webHidden/>
+              </w:rPr>
+              <w:fldChar w:fldCharType="begin"/>
+            </w:r>
+            <w:r>
+              <w:rPr>
+                <w:noProof/>
+                <w:webHidden/>
+              </w:rPr>
+              <w:instrText xml:space="preserve"> PAGEREF _Toc225148152 \h </w:instrText>
+            </w:r>
+            <w:r>
+              <w:rPr>
+                <w:noProof/>
+                <w:webHidden/>
+              </w:rPr>
+            </w:r>
+            <w:r>
+              <w:rPr>
+                <w:noProof/>
+                <w:webHidden/>
+              </w:rPr>
+              <w:fldChar w:fldCharType="separate"/>
+            </w:r>
+            <w:r>
+              <w:rPr>
+                <w:noProof/>
+                <w:webHidden/>
+              </w:rPr>
+              <w:t>24</w:t>
+            </w:r>
+            <w:r>
+              <w:rPr>
+                <w:noProof/>
+                <w:webHidden/>
+              </w:rPr>
+              <w:fldChar w:fldCharType="end"/>
+            </w:r>
+          </w:hyperlink>
+        </w:p>
+        <w:p>
+          <w:pPr>
+            <w:pStyle w:val="TDC2"/>
+            <w:tabs>
+              <w:tab w:val="right" w:leader="dot" w:pos="8828"/>
+            </w:tabs>
+            <w:rPr>
+              <w:rFonts w:asciiTheme="minorHAnsi" w:eastAsiaTheme="minorEastAsia" w:hAnsiTheme="minorHAnsi" w:cstheme="minorBidi"/>
+              <w:noProof/>
+            </w:rPr>
+          </w:pPr>
+          <w:hyperlink w:anchor="_Toc225148153" w:history="1">
+            <w:r>
+              <w:rPr>
+                <w:rStyle w:val="Hipervnculo"/>
+                <w:noProof/>
+              </w:rPr>
+              <w:t>Conclusiones</w:t>
+            </w:r>
+            <w:r>
+              <w:rPr>
+                <w:noProof/>
+                <w:webHidden/>
+              </w:rPr>
+              <w:tab/>
+            </w:r>
+            <w:r>
+              <w:rPr>
+                <w:noProof/>
+                <w:webHidden/>
+              </w:rPr>
+              <w:fldChar w:fldCharType="begin"/>
+            </w:r>
+            <w:r>
+              <w:rPr>
+                <w:noProof/>
+                <w:webHidden/>
+              </w:rPr>
+              <w:instrText xml:space="preserve"> PAGEREF _Toc225148153 \h </w:instrText>
+            </w:r>
+            <w:r>
+              <w:rPr>
+                <w:noProof/>
+                <w:webHidden/>
+              </w:rPr>
+            </w:r>
+            <w:r>
+              <w:rPr>
+                <w:noProof/>
+                <w:webHidden/>
+              </w:rPr>
+              <w:fldChar w:fldCharType="separate"/>
+            </w:r>
+            <w:r>
+              <w:rPr>
+                <w:noProof/>
+                <w:webHidden/>
+              </w:rPr>
+              <w:t>26</w:t>
+            </w:r>
+            <w:r>
+              <w:rPr>
+                <w:noProof/>
+                <w:webHidden/>
+              </w:rPr>
+              <w:fldChar w:fldCharType="end"/>
+            </w:r>
+          </w:hyperlink>
+        </w:p>
+        <w:p>
+          <w:pPr>
+            <w:pStyle w:val="TDC1"/>
+            <w:tabs>
+              <w:tab w:val="right" w:leader="dot" w:pos="8828"/>
+            </w:tabs>
+            <w:rPr>
+              <w:rFonts w:asciiTheme="minorHAnsi" w:eastAsiaTheme="minorEastAsia" w:hAnsiTheme="minorHAnsi" w:cstheme="minorBidi"/>
+              <w:noProof/>
+            </w:rPr>
+          </w:pPr>
+          <w:hyperlink w:anchor="_Toc225148154" w:history="1">
+            <w:r>
+              <w:rPr>
+                <w:rStyle w:val="Hipervnculo"/>
+                <w:noProof/>
+              </w:rPr>
+              <w:t>Práctica 4 — Gestión del Espacio de Objetos de la Base de Datos</w:t>
+            </w:r>
+            <w:r>
+              <w:rPr>
+                <w:noProof/>
+                <w:webHidden/>
+              </w:rPr>
+              <w:tab/>
+            </w:r>
+            <w:r>
+              <w:rPr>
+                <w:noProof/>
+                <w:webHidden/>
+              </w:rPr>
+              <w:fldChar w:fldCharType="begin"/>
+            </w:r>
+            <w:r>
+              <w:rPr>
+                <w:noProof/>
+                <w:webHidden/>
+              </w:rPr>
+              <w:instrText xml:space="preserve"> PAGEREF _Toc225148154 \h </w:instrText>
+            </w:r>
+            <w:r>
+              <w:rPr>
+                <w:noProof/>
+                <w:webHidden/>
+              </w:rPr>
+            </w:r>
+            <w:r>
+              <w:rPr>
+                <w:noProof/>
+                <w:webHidden/>
+              </w:rPr>
+              <w:fldChar w:fldCharType="separate"/>
+            </w:r>
+            <w:r>
+              <w:rPr>
+                <w:noProof/>
+                <w:webHidden/>
+              </w:rPr>
+              <w:t>27</w:t>
+            </w:r>
+            <w:r>
+              <w:rPr>
+                <w:noProof/>
+                <w:webHidden/>
+              </w:rPr>
+              <w:fldChar w:fldCharType="end"/>
+            </w:r>
+          </w:hyperlink>
+        </w:p>
+        <w:p>
+          <w:pPr>
+            <w:pStyle w:val="TDC2"/>
+            <w:tabs>
+              <w:tab w:val="right" w:leader="dot" w:pos="8828"/>
+            </w:tabs>
+            <w:rPr>
+              <w:rFonts w:asciiTheme="minorHAnsi" w:eastAsiaTheme="minorEastAsia" w:hAnsiTheme="minorHAnsi" w:cstheme="minorBidi"/>
+              <w:noProof/>
+            </w:rPr>
+          </w:pPr>
+          <w:hyperlink w:anchor="_Toc225148155" w:history="1">
+            <w:r>
+              <w:rPr>
+                <w:rStyle w:val="Hipervnculo"/>
+                <w:noProof/>
+              </w:rPr>
+              <w:t>Paso 2 Insertar datos y verificar partition pruning</w:t>
+            </w:r>
+            <w:r>
+              <w:rPr>
+                <w:noProof/>
+                <w:webHidden/>
+              </w:rPr>
+              <w:tab/>
+            </w:r>
+            <w:r>
+              <w:rPr>
+                <w:noProof/>
+                <w:webHidden/>
+              </w:rPr>
+              <w:fldChar w:fldCharType="begin"/>
+            </w:r>
+            <w:r>
+              <w:rPr>
+                <w:noProof/>
+                <w:webHidden/>
+              </w:rPr>
+              <w:instrText xml:space="preserve"> PAGEREF _Toc225148155 \h </w:instrText>
+            </w:r>
+            <w:r>
+              <w:rPr>
+                <w:noProof/>
+                <w:webHidden/>
+              </w:rPr>
+            </w:r>
+            <w:r>
+              <w:rPr>
+                <w:noProof/>
+                <w:webHidden/>
+              </w:rPr>
+              <w:fldChar w:fldCharType="separate"/>
+            </w:r>
+            <w:r>
+              <w:rPr>
+                <w:noProof/>
+                <w:webHidden/>
+              </w:rPr>
+              <w:t>28</w:t>
+            </w:r>
+            <w:r>
+              <w:rPr>
+                <w:noProof/>
+                <w:webHidden/>
+              </w:rPr>
+              <w:fldChar w:fldCharType="end"/>
+            </w:r>
+          </w:hyperlink>
+        </w:p>
+        <w:p>
+          <w:pPr>
+            <w:pStyle w:val="TDC2"/>
+            <w:tabs>
+              <w:tab w:val="right" w:leader="dot" w:pos="8828"/>
+            </w:tabs>
+            <w:rPr>
+              <w:rFonts w:asciiTheme="minorHAnsi" w:eastAsiaTheme="minorEastAsia" w:hAnsiTheme="minorHAnsi" w:cstheme="minorBidi"/>
+              <w:noProof/>
+            </w:rPr>
+          </w:pPr>
+          <w:hyperlink w:anchor="_Toc225148156" w:history="1">
+            <w:r>
+              <w:rPr>
+                <w:rStyle w:val="Hipervnculo"/>
+                <w:noProof/>
+              </w:rPr>
+              <w:t>Ejercicio 4.2</w:t>
+            </w:r>
+            <w:r>
+              <w:rPr>
+                <w:noProof/>
+                <w:webHidden/>
+              </w:rPr>
+              <w:tab/>
+            </w:r>
+            <w:r>
+              <w:rPr>
+                <w:noProof/>
+                <w:webHidden/>
+              </w:rPr>
+              <w:fldChar w:fldCharType="begin"/>
+            </w:r>
+            <w:r>
+              <w:rPr>
+                <w:noProof/>
+                <w:webHidden/>
+              </w:rPr>
+              <w:instrText xml:space="preserve"> PAGEREF _Toc225148156 \h </w:instrText>
+            </w:r>
+            <w:r>
+              <w:rPr>
+                <w:noProof/>
+                <w:webHidden/>
+              </w:rPr>
+            </w:r>
+            <w:r>
+              <w:rPr>
+                <w:noProof/>
+                <w:webHidden/>
+              </w:rPr>
+              <w:fldChar w:fldCharType="separate"/>
+            </w:r>
+            <w:r>
+              <w:rPr>
+                <w:noProof/>
+                <w:webHidden/>
+              </w:rPr>
+              <w:t>29</w:t>
+            </w:r>
+            <w:r>
+              <w:rPr>
+                <w:noProof/>
+                <w:webHidden/>
+              </w:rPr>
+              <w:fldChar w:fldCharType="end"/>
+            </w:r>
+          </w:hyperlink>
+        </w:p>
+        <w:p>
+          <w:pPr>
+            <w:pStyle w:val="TDC2"/>
+            <w:tabs>
+              <w:tab w:val="right" w:leader="dot" w:pos="8828"/>
+            </w:tabs>
+            <w:rPr>
+              <w:rFonts w:asciiTheme="minorHAnsi" w:eastAsiaTheme="minorEastAsia" w:hAnsiTheme="minorHAnsi" w:cstheme="minorBidi"/>
+              <w:noProof/>
+            </w:rPr>
+          </w:pPr>
+          <w:hyperlink w:anchor="_Toc225148157" w:history="1">
+            <w:r>
+              <w:rPr>
+                <w:rStyle w:val="Hipervnculo"/>
+                <w:noProof/>
+              </w:rPr>
+              <w:t>Paso 2 Detectar índices sin uso con performance_schema</w:t>
+            </w:r>
+            <w:r>
+              <w:rPr>
+                <w:noProof/>
+                <w:webHidden/>
+              </w:rPr>
+              <w:tab/>
+            </w:r>
+            <w:r>
+              <w:rPr>
+                <w:noProof/>
+                <w:webHidden/>
+              </w:rPr>
+              <w:fldChar w:fldCharType="begin"/>
+            </w:r>
+            <w:r>
+              <w:rPr>
+                <w:noProof/>
+                <w:webHidden/>
+              </w:rPr>
+              <w:instrText xml:space="preserve"> PAGEREF _Toc225148157 \h </w:instrText>
+            </w:r>
+            <w:r>
+              <w:rPr>
+                <w:noProof/>
+                <w:webHidden/>
+              </w:rPr>
+            </w:r>
+            <w:r>
+              <w:rPr>
+                <w:noProof/>
+                <w:webHidden/>
+              </w:rPr>
+              <w:fldChar w:fldCharType="separate"/>
+            </w:r>
+            <w:r>
+              <w:rPr>
+                <w:noProof/>
+                <w:webHidden/>
+              </w:rPr>
+              <w:t>30</w:t>
+            </w:r>
+            <w:r>
+              <w:rPr>
+                <w:noProof/>
+                <w:webHidden/>
+              </w:rPr>
+              <w:fldChar w:fldCharType="end"/>
+            </w:r>
+          </w:hyperlink>
+        </w:p>
+        <w:p>
+          <w:pPr>
+            <w:pStyle w:val="TDC1"/>
+            <w:tabs>
+              <w:tab w:val="right" w:leader="dot" w:pos="8828"/>
+            </w:tabs>
+            <w:rPr>
+              <w:rFonts w:asciiTheme="minorHAnsi" w:eastAsiaTheme="minorEastAsia" w:hAnsiTheme="minorHAnsi" w:cstheme="minorBidi"/>
+              <w:noProof/>
+            </w:rPr>
+          </w:pPr>
+          <w:hyperlink w:anchor="_Toc225148158" w:history="1">
+            <w:r>
+              <w:rPr>
+                <w:rStyle w:val="Hipervnculo"/>
+                <w:noProof/>
+              </w:rPr>
+              <w:t>Práctica 5 — Roles y Privilegios de Almacenamiento en MySQL</w:t>
+            </w:r>
+            <w:r>
+              <w:rPr>
+                <w:noProof/>
+                <w:webHidden/>
+              </w:rPr>
+              <w:tab/>
+            </w:r>
+            <w:r>
+              <w:rPr>
+                <w:noProof/>
+                <w:webHidden/>
+              </w:rPr>
+              <w:fldChar w:fldCharType="begin"/>
+            </w:r>
+            <w:r>
+              <w:rPr>
+                <w:noProof/>
+                <w:webHidden/>
+              </w:rPr>
+              <w:instrText xml:space="preserve"> PAGEREF _Toc225148158 \h </w:instrText>
+            </w:r>
+            <w:r>
+              <w:rPr>
+                <w:noProof/>
+                <w:webHidden/>
+              </w:rPr>
+            </w:r>
+            <w:r>
+              <w:rPr>
+                <w:noProof/>
+                <w:webHidden/>
+              </w:rPr>
+              <w:fldChar w:fldCharType="separate"/>
+            </w:r>
+            <w:r>
+              <w:rPr>
+                <w:noProof/>
+                <w:webHidden/>
+              </w:rPr>
+              <w:t>32</w:t>
+            </w:r>
+            <w:r>
+              <w:rPr>
+                <w:noProof/>
+                <w:webHidden/>
+              </w:rPr>
+              <w:fldChar w:fldCharType="end"/>
+            </w:r>
+          </w:hyperlink>
+        </w:p>
+        <w:p>
+          <w:pPr>
+            <w:pStyle w:val="TDC2"/>
+            <w:tabs>
+              <w:tab w:val="right" w:leader="dot" w:pos="8828"/>
+            </w:tabs>
+            <w:rPr>
+              <w:rFonts w:asciiTheme="minorHAnsi" w:eastAsiaTheme="minorEastAsia" w:hAnsiTheme="minorHAnsi" w:cstheme="minorBidi"/>
+              <w:noProof/>
+            </w:rPr>
+          </w:pPr>
+          <w:hyperlink w:anchor="_Toc225148159" w:history="1">
+            <w:r>
+              <w:rPr>
+                <w:rStyle w:val="Hipervnculo"/>
+                <w:noProof/>
+              </w:rPr>
+              <w:t>PASO 1    Crear los roles de almacenamiento</w:t>
+            </w:r>
+            <w:r>
+              <w:rPr>
+                <w:noProof/>
+                <w:webHidden/>
+              </w:rPr>
+              <w:tab/>
+            </w:r>
+            <w:r>
+              <w:rPr>
+                <w:noProof/>
+                <w:webHidden/>
+              </w:rPr>
+              <w:fldChar w:fldCharType="begin"/>
+            </w:r>
+            <w:r>
+              <w:rPr>
+                <w:noProof/>
+                <w:webHidden/>
+              </w:rPr>
+              <w:instrText xml:space="preserve"> PAGEREF _Toc225148159 \h </w:instrText>
+            </w:r>
+            <w:r>
+              <w:rPr>
+                <w:noProof/>
+                <w:webHidden/>
+              </w:rPr>
+            </w:r>
+            <w:r>
+              <w:rPr>
+                <w:noProof/>
+                <w:webHidden/>
+              </w:rPr>
+              <w:fldChar w:fldCharType="separate"/>
+            </w:r>
+            <w:r>
+              <w:rPr>
+                <w:noProof/>
+                <w:webHidden/>
+              </w:rPr>
+              <w:t>32</w:t>
+            </w:r>
+            <w:r>
+              <w:rPr>
+                <w:noProof/>
+                <w:webHidden/>
+              </w:rPr>
+              <w:fldChar w:fldCharType="end"/>
+            </w:r>
+          </w:hyperlink>
+        </w:p>
+        <w:p>
+          <w:pPr>
+            <w:pStyle w:val="TDC2"/>
+            <w:tabs>
+              <w:tab w:val="right" w:leader="dot" w:pos="8828"/>
+            </w:tabs>
+            <w:rPr>
+              <w:rFonts w:asciiTheme="minorHAnsi" w:eastAsiaTheme="minorEastAsia" w:hAnsiTheme="minorHAnsi" w:cstheme="minorBidi"/>
+              <w:noProof/>
+            </w:rPr>
+          </w:pPr>
+          <w:hyperlink w:anchor="_Toc225148160" w:history="1">
+            <w:r>
+              <w:rPr>
+                <w:rStyle w:val="Hipervnculo"/>
+                <w:noProof/>
+              </w:rPr>
+              <w:t>PASO 2    Asignar roles a los usuarios</w:t>
+            </w:r>
+            <w:r>
+              <w:rPr>
+                <w:noProof/>
+                <w:webHidden/>
+              </w:rPr>
+              <w:tab/>
+            </w:r>
+            <w:r>
+              <w:rPr>
+                <w:noProof/>
+                <w:webHidden/>
+              </w:rPr>
+              <w:fldChar w:fldCharType="begin"/>
+            </w:r>
+            <w:r>
+              <w:rPr>
+                <w:noProof/>
+                <w:webHidden/>
+              </w:rPr>
+              <w:instrText xml:space="preserve"> PAGEREF _Toc225148160 \h </w:instrText>
+            </w:r>
+            <w:r>
+              <w:rPr>
+                <w:noProof/>
+                <w:webHidden/>
+              </w:rPr>
+            </w:r>
+            <w:r>
+              <w:rPr>
+                <w:noProof/>
+                <w:webHidden/>
+              </w:rPr>
+              <w:fldChar w:fldCharType="separate"/>
+            </w:r>
+            <w:r>
+              <w:rPr>
+                <w:noProof/>
+                <w:webHidden/>
+              </w:rPr>
+              <w:t>36</w:t>
+            </w:r>
+            <w:r>
+              <w:rPr>
+                <w:noProof/>
+                <w:webHidden/>
+              </w:rPr>
+              <w:fldChar w:fldCharType="end"/>
+            </w:r>
+          </w:hyperlink>
+        </w:p>
+        <w:p>
+          <w:pPr>
+            <w:pStyle w:val="TDC2"/>
+            <w:tabs>
+              <w:tab w:val="right" w:leader="dot" w:pos="8828"/>
+            </w:tabs>
+            <w:rPr>
+              <w:rFonts w:asciiTheme="minorHAnsi" w:eastAsiaTheme="minorEastAsia" w:hAnsiTheme="minorHAnsi" w:cstheme="minorBidi"/>
+              <w:noProof/>
+            </w:rPr>
+          </w:pPr>
+          <w:hyperlink w:anchor="_Toc225148161" w:history="1">
+            <w:r>
+              <w:rPr>
+                <w:rStyle w:val="Hipervnculo"/>
+                <w:noProof/>
+              </w:rPr>
+              <w:t>PASO 3    Verificar roles y privilegios asignados</w:t>
+            </w:r>
+            <w:r>
+              <w:rPr>
+                <w:noProof/>
+                <w:webHidden/>
+              </w:rPr>
+              <w:tab/>
+            </w:r>
+            <w:r>
+              <w:rPr>
+                <w:noProof/>
+                <w:webHidden/>
+              </w:rPr>
+              <w:fldChar w:fldCharType="begin"/>
+            </w:r>
+            <w:r>
+              <w:rPr>
+                <w:noProof/>
+                <w:webHidden/>
+              </w:rPr>
+              <w:instrText xml:space="preserve"> PAGEREF _Toc225148161 \h </w:instrText>
+            </w:r>
+            <w:r>
+              <w:rPr>
+                <w:noProof/>
+                <w:webHidden/>
+              </w:rPr>
+            </w:r>
+            <w:r>
+              <w:rPr>
+                <w:noProof/>
+                <w:webHidden/>
+              </w:rPr>
+              <w:fldChar w:fldCharType="separate"/>
+            </w:r>
+            <w:r>
+              <w:rPr>
+                <w:noProof/>
+                <w:webHidden/>
+              </w:rPr>
+              <w:t>37</w:t>
+            </w:r>
+            <w:r>
+              <w:rPr>
+                <w:noProof/>
+                <w:webHidden/>
+              </w:rPr>
+              <w:fldChar w:fldCharType="end"/>
+            </w:r>
+          </w:hyperlink>
+        </w:p>
+        <w:p>
+          <w:pPr>
+            <w:pStyle w:val="TDC2"/>
+            <w:tabs>
+              <w:tab w:val="right" w:leader="dot" w:pos="8828"/>
+            </w:tabs>
+            <w:rPr>
+              <w:rFonts w:asciiTheme="minorHAnsi" w:eastAsiaTheme="minorEastAsia" w:hAnsiTheme="minorHAnsi" w:cstheme="minorBidi"/>
+              <w:noProof/>
+            </w:rPr>
+          </w:pPr>
+          <w:hyperlink w:anchor="_Toc225148162" w:history="1">
+            <w:r>
+              <w:rPr>
+                <w:rStyle w:val="Hipervnculo"/>
+                <w:noProof/>
+              </w:rPr>
+              <w:t>Análisis de resultados</w:t>
+            </w:r>
+            <w:r>
+              <w:rPr>
+                <w:noProof/>
+                <w:webHidden/>
+              </w:rPr>
+              <w:tab/>
+            </w:r>
+            <w:r>
+              <w:rPr>
+                <w:noProof/>
+                <w:webHidden/>
+              </w:rPr>
+              <w:fldChar w:fldCharType="begin"/>
+            </w:r>
+            <w:r>
+              <w:rPr>
+                <w:noProof/>
+                <w:webHidden/>
+              </w:rPr>
+              <w:instrText xml:space="preserve"> PAGEREF _Toc225148162 \h </w:instrText>
+            </w:r>
+            <w:r>
+              <w:rPr>
+                <w:noProof/>
+                <w:webHidden/>
+              </w:rPr>
+            </w:r>
+            <w:r>
+              <w:rPr>
+                <w:noProof/>
+                <w:webHidden/>
+              </w:rPr>
+              <w:fldChar w:fldCharType="separate"/>
+            </w:r>
+            <w:r>
+              <w:rPr>
+                <w:noProof/>
+                <w:webHidden/>
+              </w:rPr>
+              <w:t>38</w:t>
+            </w:r>
+            <w:r>
+              <w:rPr>
+                <w:noProof/>
+                <w:webHidden/>
+              </w:rPr>
+              <w:fldChar w:fldCharType="end"/>
+            </w:r>
+          </w:hyperlink>
+        </w:p>
+        <w:p>
+          <w:pPr>
+            <w:pStyle w:val="TDC2"/>
+            <w:tabs>
+              <w:tab w:val="right" w:leader="dot" w:pos="8828"/>
+            </w:tabs>
+            <w:rPr>
+              <w:rFonts w:asciiTheme="minorHAnsi" w:eastAsiaTheme="minorEastAsia" w:hAnsiTheme="minorHAnsi" w:cstheme="minorBidi"/>
+              <w:noProof/>
+            </w:rPr>
+          </w:pPr>
+          <w:hyperlink w:anchor="_Toc225148163" w:history="1">
+            <w:r>
+              <w:rPr>
+                <w:rStyle w:val="Hipervnculo"/>
+                <w:noProof/>
+              </w:rPr>
+              <w:t>Auditoria</w:t>
+            </w:r>
+            <w:r>
+              <w:rPr>
+                <w:noProof/>
+                <w:webHidden/>
+              </w:rPr>
+              <w:tab/>
+            </w:r>
+            <w:r>
+              <w:rPr>
+                <w:noProof/>
+                <w:webHidden/>
+              </w:rPr>
+              <w:fldChar w:fldCharType="begin"/>
+            </w:r>
+            <w:r>
+              <w:rPr>
+                <w:noProof/>
+                <w:webHidden/>
+              </w:rPr>
+              <w:instrText xml:space="preserve"> PAGEREF _Toc225148163 \h </w:instrText>
+            </w:r>
+            <w:r>
+              <w:rPr>
+                <w:noProof/>
+                <w:webHidden/>
+              </w:rPr>
+            </w:r>
+            <w:r>
+              <w:rPr>
+                <w:noProof/>
+                <w:webHidden/>
+              </w:rPr>
+              <w:fldChar w:fldCharType="separate"/>
+            </w:r>
+            <w:r>
+              <w:rPr>
+                <w:noProof/>
+                <w:webHidden/>
+              </w:rPr>
+              <w:t>38</w:t>
             </w:r>
             <w:r>
               <w:rPr>
@@ -1885,6 +2782,8 @@
         </w:rPr>
         <w:br w:type="page"/>
       </w:r>
+      <w:bookmarkStart w:id="1" w:name="_GoBack"/>
+      <w:bookmarkEnd w:id="1"/>
     </w:p>
     <w:p>
       <w:pPr>
@@ -1901,11 +2800,11 @@
         <w:pStyle w:val="Ttulo1"/>
         <w:ind w:firstLine="0"/>
       </w:pPr>
-      <w:bookmarkStart w:id="1" w:name="_Toc225147386"/>
+      <w:bookmarkStart w:id="2" w:name="_Toc225148131"/>
       <w:r>
         <w:t>Introducción</w:t>
       </w:r>
-      <w:bookmarkEnd w:id="1"/>
+      <w:bookmarkEnd w:id="2"/>
     </w:p>
     <w:p>
       <w:pPr>
@@ -1984,17 +2883,17 @@
         <w:pStyle w:val="Ttulo1"/>
         <w:ind w:firstLine="0"/>
       </w:pPr>
-      <w:bookmarkStart w:id="2" w:name="_Toc225147387"/>
+      <w:bookmarkStart w:id="3" w:name="_Toc225148132"/>
       <w:r>
         <w:t>Práctica 1 — Definición y Verificación del Espacio de Almacenamiento</w:t>
       </w:r>
-      <w:bookmarkEnd w:id="2"/>
+      <w:bookmarkEnd w:id="3"/>
     </w:p>
     <w:p>
       <w:pPr>
         <w:pStyle w:val="Ttulo2"/>
       </w:pPr>
-      <w:bookmarkStart w:id="3" w:name="_Toc225147388"/>
+      <w:bookmarkStart w:id="4" w:name="_Toc225148133"/>
       <w:r>
         <w:t xml:space="preserve">1. Variables de configuración de </w:t>
       </w:r>
@@ -2002,7 +2901,7 @@
       <w:r>
         <w:t>InnoDB</w:t>
       </w:r>
-      <w:bookmarkEnd w:id="3"/>
+      <w:bookmarkEnd w:id="4"/>
       <w:proofErr w:type="spellEnd"/>
     </w:p>
     <w:p>
@@ -2045,11 +2944,11 @@
       <w:pPr>
         <w:pStyle w:val="Ttulo3"/>
       </w:pPr>
-      <w:bookmarkStart w:id="4" w:name="_Toc225147389"/>
+      <w:bookmarkStart w:id="5" w:name="_Toc225148134"/>
       <w:r>
         <w:t>1.1 Directorio de datos</w:t>
       </w:r>
-      <w:bookmarkEnd w:id="4"/>
+      <w:bookmarkEnd w:id="5"/>
     </w:p>
     <w:p>
       <w:pPr>
@@ -2234,7 +3133,7 @@
       <w:pPr>
         <w:pStyle w:val="Ttulo3"/>
       </w:pPr>
-      <w:bookmarkStart w:id="5" w:name="_Toc225147390"/>
+      <w:bookmarkStart w:id="6" w:name="_Toc225148135"/>
       <w:r>
         <w:t xml:space="preserve">1.2 </w:t>
       </w:r>
@@ -2246,7 +3145,7 @@
       <w:r>
         <w:t xml:space="preserve"> del sistema (ibdata1)</w:t>
       </w:r>
-      <w:bookmarkEnd w:id="5"/>
+      <w:bookmarkEnd w:id="6"/>
     </w:p>
     <w:p>
       <w:pPr>
@@ -2494,7 +3393,7 @@
       <w:pPr>
         <w:pStyle w:val="Ttulo3"/>
       </w:pPr>
-      <w:bookmarkStart w:id="6" w:name="_Toc225147391"/>
+      <w:bookmarkStart w:id="7" w:name="_Toc225148136"/>
       <w:r>
         <w:t xml:space="preserve">1.3 </w:t>
       </w:r>
@@ -2511,7 +3410,7 @@
       <w:r>
         <w:t xml:space="preserve"> por tabla</w:t>
       </w:r>
-      <w:bookmarkEnd w:id="6"/>
+      <w:bookmarkEnd w:id="7"/>
     </w:p>
     <w:p>
       <w:pPr>
@@ -2723,7 +3622,7 @@
       <w:pPr>
         <w:pStyle w:val="Ttulo3"/>
       </w:pPr>
-      <w:bookmarkStart w:id="7" w:name="_Toc225147392"/>
+      <w:bookmarkStart w:id="8" w:name="_Toc225148137"/>
       <w:r>
         <w:t xml:space="preserve">1.4 Tamaño de página </w:t>
       </w:r>
@@ -2731,7 +3630,7 @@
       <w:r>
         <w:t>InnoDB</w:t>
       </w:r>
-      <w:bookmarkEnd w:id="7"/>
+      <w:bookmarkEnd w:id="8"/>
       <w:proofErr w:type="spellEnd"/>
     </w:p>
     <w:p>
@@ -2936,11 +3835,11 @@
       <w:pPr>
         <w:pStyle w:val="Ttulo3"/>
       </w:pPr>
-      <w:bookmarkStart w:id="8" w:name="_Toc225147393"/>
+      <w:bookmarkStart w:id="9" w:name="_Toc225148138"/>
       <w:r>
         <w:t>1.5 Tamaño del buffer pool</w:t>
       </w:r>
-      <w:bookmarkEnd w:id="8"/>
+      <w:bookmarkEnd w:id="9"/>
     </w:p>
     <w:p>
       <w:pPr>
@@ -3154,7 +4053,7 @@
       <w:pPr>
         <w:pStyle w:val="Ttulo3"/>
       </w:pPr>
-      <w:bookmarkStart w:id="9" w:name="_Toc225147394"/>
+      <w:bookmarkStart w:id="10" w:name="_Toc225148139"/>
       <w:r>
         <w:t xml:space="preserve">1.6 Directorio de </w:t>
       </w:r>
@@ -3178,7 +4077,7 @@
       <w:r>
         <w:t>temp</w:t>
       </w:r>
-      <w:bookmarkEnd w:id="9"/>
+      <w:bookmarkEnd w:id="10"/>
       <w:proofErr w:type="spellEnd"/>
     </w:p>
     <w:p>
@@ -3397,11 +4296,11 @@
       <w:pPr>
         <w:pStyle w:val="Ttulo3"/>
       </w:pPr>
-      <w:bookmarkStart w:id="10" w:name="_Toc225147395"/>
+      <w:bookmarkStart w:id="11" w:name="_Toc225148140"/>
       <w:r>
         <w:t>1.7 Tamaño del log de transacciones</w:t>
       </w:r>
-      <w:bookmarkEnd w:id="10"/>
+      <w:bookmarkEnd w:id="11"/>
     </w:p>
     <w:p>
       <w:pPr>
@@ -3667,11 +4566,11 @@
       <w:pPr>
         <w:pStyle w:val="Ttulo2"/>
       </w:pPr>
-      <w:bookmarkStart w:id="11" w:name="_Toc225147396"/>
+      <w:bookmarkStart w:id="12" w:name="_Toc225148141"/>
       <w:r>
         <w:t>2. Espacio total por base de datos</w:t>
       </w:r>
-      <w:bookmarkEnd w:id="11"/>
+      <w:bookmarkEnd w:id="12"/>
     </w:p>
     <w:p>
       <w:pPr>
@@ -4591,7 +5490,7 @@
       <w:pPr>
         <w:pStyle w:val="Ttulo2"/>
       </w:pPr>
-      <w:bookmarkStart w:id="12" w:name="_Toc225147397"/>
+      <w:bookmarkStart w:id="13" w:name="_Toc225148142"/>
       <w:r>
         <w:t xml:space="preserve">3. </w:t>
       </w:r>
@@ -4611,7 +5510,7 @@
       <w:r>
         <w:t xml:space="preserve"> y archivos físicos</w:t>
       </w:r>
-      <w:bookmarkEnd w:id="12"/>
+      <w:bookmarkEnd w:id="13"/>
     </w:p>
     <w:p>
       <w:pPr>
@@ -5291,11 +6190,11 @@
         <w:pStyle w:val="Ttulo1"/>
         <w:ind w:firstLine="0"/>
       </w:pPr>
-      <w:bookmarkStart w:id="13" w:name="_Toc225147398"/>
+      <w:bookmarkStart w:id="14" w:name="_Toc225148143"/>
       <w:r>
         <w:t>Práctica 2 — Creación del Espacio Asignado para Cada Base de Datos</w:t>
       </w:r>
-      <w:bookmarkEnd w:id="13"/>
+      <w:bookmarkEnd w:id="14"/>
     </w:p>
     <w:p>
       <w:pPr>
@@ -5369,7 +6268,7 @@
           <w:lang w:eastAsia="es-MX"/>
         </w:rPr>
       </w:pPr>
-      <w:bookmarkStart w:id="14" w:name="_Toc225147399"/>
+      <w:bookmarkStart w:id="15" w:name="_Toc225148144"/>
       <w:r>
         <w:rPr>
           <w:rFonts w:eastAsia="Times New Roman"/>
@@ -5400,7 +6299,7 @@
         </w:rPr>
         <w:t xml:space="preserve"> generales:</w:t>
       </w:r>
-      <w:bookmarkEnd w:id="14"/>
+      <w:bookmarkEnd w:id="15"/>
     </w:p>
     <w:p>
       <w:pPr>
@@ -6758,14 +7657,14 @@
       <w:pPr>
         <w:pStyle w:val="Ttulo2"/>
       </w:pPr>
-      <w:bookmarkStart w:id="15" w:name="_Toc225147400"/>
+      <w:bookmarkStart w:id="16" w:name="_Toc225148145"/>
       <w:r>
         <w:t xml:space="preserve">2. </w:t>
       </w:r>
       <w:r>
         <w:t>Creación y configuración de la base de datos</w:t>
       </w:r>
-      <w:bookmarkEnd w:id="15"/>
+      <w:bookmarkEnd w:id="16"/>
     </w:p>
     <w:p>
       <w:pPr>
@@ -7880,7 +8779,7 @@
       <w:pPr>
         <w:pStyle w:val="Ttulo2"/>
       </w:pPr>
-      <w:bookmarkStart w:id="16" w:name="_Toc225147401"/>
+      <w:bookmarkStart w:id="17" w:name="_Toc225148146"/>
       <w:r>
         <w:t xml:space="preserve">3. </w:t>
       </w:r>
@@ -7891,7 +8790,7 @@
       <w:r>
         <w:t>tablespaces</w:t>
       </w:r>
-      <w:bookmarkEnd w:id="16"/>
+      <w:bookmarkEnd w:id="17"/>
       <w:proofErr w:type="spellEnd"/>
     </w:p>
     <w:p>
@@ -9368,7 +10267,7 @@
       <w:pPr>
         <w:pStyle w:val="Ttulo2"/>
       </w:pPr>
-      <w:bookmarkStart w:id="17" w:name="_Toc225147402"/>
+      <w:bookmarkStart w:id="18" w:name="_Toc225148147"/>
       <w:r>
         <w:t xml:space="preserve">4. </w:t>
       </w:r>
@@ -9383,7 +10282,7 @@
       <w:r>
         <w:t xml:space="preserve"> Histórico:</w:t>
       </w:r>
-      <w:bookmarkEnd w:id="17"/>
+      <w:bookmarkEnd w:id="18"/>
     </w:p>
     <w:p>
       <w:pPr>
@@ -10406,7 +11305,7 @@
         <w:pStyle w:val="Ttulo1"/>
         <w:ind w:firstLine="0"/>
       </w:pPr>
-      <w:bookmarkStart w:id="18" w:name="_Toc225147403"/>
+      <w:bookmarkStart w:id="19" w:name="_Toc225148148"/>
       <w:r>
         <w:t xml:space="preserve">Práctica 3 — Control del Espacio por Usuario y </w:t>
       </w:r>
@@ -10422,7 +11321,7 @@
       <w:r>
         <w:t>MySQL</w:t>
       </w:r>
-      <w:bookmarkEnd w:id="18"/>
+      <w:bookmarkEnd w:id="19"/>
       <w:proofErr w:type="spellEnd"/>
     </w:p>
     <w:p>
@@ -10439,7 +11338,7 @@
           <w:lang w:val="es-MX"/>
         </w:rPr>
       </w:pPr>
-      <w:bookmarkStart w:id="19" w:name="_Toc225147404"/>
+      <w:bookmarkStart w:id="20" w:name="_Toc225148149"/>
       <w:r>
         <w:t>1</w:t>
       </w:r>
@@ -10449,7 +11348,7 @@
       <w:r>
         <w:t xml:space="preserve">    Crear usuarios con límites de recursos</w:t>
       </w:r>
-      <w:bookmarkEnd w:id="19"/>
+      <w:bookmarkEnd w:id="20"/>
     </w:p>
     <w:p>
       <w:pPr>
@@ -11628,7 +12527,7 @@
           <w:lang w:val="es-MX"/>
         </w:rPr>
       </w:pPr>
-      <w:bookmarkStart w:id="20" w:name="_Toc225147405"/>
+      <w:bookmarkStart w:id="21" w:name="_Toc225148150"/>
       <w:r>
         <w:rPr>
           <w:lang w:val="es-MX"/>
@@ -11647,7 +12546,7 @@
         </w:rPr>
         <w:t xml:space="preserve">    Verificar los usuarios y sus restricciones</w:t>
       </w:r>
-      <w:bookmarkEnd w:id="20"/>
+      <w:bookmarkEnd w:id="21"/>
       <w:r>
         <w:rPr>
           <w:lang w:val="es-MX"/>
@@ -12383,6 +13282,7 @@
           <w:lang w:val="es-MX"/>
         </w:rPr>
       </w:pPr>
+      <w:bookmarkStart w:id="22" w:name="_Toc225148151"/>
       <w:r>
         <w:rPr>
           <w:lang w:val="es-MX"/>
@@ -12396,6 +13296,7 @@
         </w:rPr>
         <w:t>schema</w:t>
       </w:r>
+      <w:bookmarkEnd w:id="22"/>
       <w:proofErr w:type="spellEnd"/>
     </w:p>
     <w:p>
@@ -14624,6 +15525,7 @@
           <w:lang w:val="es-MX"/>
         </w:rPr>
       </w:pPr>
+      <w:bookmarkStart w:id="23" w:name="_Toc225148152"/>
       <w:r>
         <w:rPr>
           <w:lang w:val="es-MX"/>
@@ -14636,6 +15538,7 @@
         </w:rPr>
         <w:t xml:space="preserve"> Optimización de tablas fragmentadas</w:t>
       </w:r>
+      <w:bookmarkEnd w:id="23"/>
     </w:p>
     <w:p>
       <w:pPr>
@@ -15524,12 +16427,14 @@
           <w:lang w:val="es-MX"/>
         </w:rPr>
       </w:pPr>
+      <w:bookmarkStart w:id="24" w:name="_Toc225148153"/>
       <w:r>
         <w:rPr>
           <w:lang w:val="es-MX"/>
         </w:rPr>
         <w:t>Conclusiones</w:t>
       </w:r>
+      <w:bookmarkEnd w:id="24"/>
     </w:p>
     <w:p>
       <w:pPr>
@@ -15758,9 +16663,11 @@
         <w:pStyle w:val="Ttulo1"/>
         <w:jc w:val="center"/>
       </w:pPr>
+      <w:bookmarkStart w:id="25" w:name="_Toc225148154"/>
       <w:r>
         <w:t>Práctica 4 — Gestión del Espacio de Objetos de la Base de Datos</w:t>
       </w:r>
+      <w:bookmarkEnd w:id="25"/>
     </w:p>
     <w:p>
       <w:pPr>
@@ -16170,6 +17077,7 @@
           <w:lang w:val="es-MX"/>
         </w:rPr>
       </w:pPr>
+      <w:bookmarkStart w:id="26" w:name="_Toc225148155"/>
       <w:r>
         <w:t xml:space="preserve">Paso 2 </w:t>
       </w:r>
@@ -16200,6 +17108,7 @@
         </w:rPr>
         <w:t>pruning</w:t>
       </w:r>
+      <w:bookmarkEnd w:id="26"/>
       <w:proofErr w:type="spellEnd"/>
     </w:p>
     <w:p>
@@ -16558,9 +17467,11 @@
       <w:pPr>
         <w:pStyle w:val="Ttulo2"/>
       </w:pPr>
+      <w:bookmarkStart w:id="27" w:name="_Toc225148156"/>
       <w:r>
         <w:t>Ejercicio 4.2</w:t>
       </w:r>
+      <w:bookmarkEnd w:id="27"/>
     </w:p>
     <w:p>
       <w:pPr>
@@ -16726,6 +17637,7 @@
           <w:lang w:val="es-MX"/>
         </w:rPr>
       </w:pPr>
+      <w:bookmarkStart w:id="28" w:name="_Toc225148157"/>
       <w:r>
         <w:t xml:space="preserve">Paso 2 Detectar índices sin uso con </w:t>
       </w:r>
@@ -16733,6 +17645,7 @@
       <w:r>
         <w:t>performance_schema</w:t>
       </w:r>
+      <w:bookmarkEnd w:id="28"/>
       <w:proofErr w:type="spellEnd"/>
     </w:p>
     <w:p>
@@ -16980,9 +17893,11 @@
         <w:pStyle w:val="Ttulo1"/>
         <w:jc w:val="center"/>
       </w:pPr>
+      <w:bookmarkStart w:id="29" w:name="_Toc225148158"/>
       <w:r>
         <w:t>Práctica 5 — Roles y Privilegios de Almacenamiento en MySQL</w:t>
       </w:r>
+      <w:bookmarkEnd w:id="29"/>
     </w:p>
     <w:p>
       <w:pPr>
@@ -17041,12 +17956,14 @@
           <w:lang w:val="es-MX"/>
         </w:rPr>
       </w:pPr>
+      <w:bookmarkStart w:id="30" w:name="_Toc225148159"/>
       <w:r>
         <w:rPr>
           <w:lang w:val="es-MX"/>
         </w:rPr>
         <w:t>PASO 1    Crear los roles de almacenamiento</w:t>
       </w:r>
+      <w:bookmarkEnd w:id="30"/>
     </w:p>
     <w:p>
       <w:pPr>
@@ -17902,10 +18819,12 @@
       <w:pPr>
         <w:pStyle w:val="Ttulo2"/>
       </w:pPr>
+      <w:bookmarkStart w:id="31" w:name="_Toc225148160"/>
       <w:r>
         <w:lastRenderedPageBreak/>
         <w:t>PASO 2    Asignar roles a los usuarios</w:t>
       </w:r>
+      <w:bookmarkEnd w:id="31"/>
     </w:p>
     <w:p/>
     <w:p>
@@ -18405,9 +19324,11 @@
       <w:pPr>
         <w:pStyle w:val="Ttulo2"/>
       </w:pPr>
+      <w:bookmarkStart w:id="32" w:name="_Toc225148161"/>
       <w:r>
         <w:t>PASO 3    Verificar roles y privilegios asignados</w:t>
       </w:r>
+      <w:bookmarkEnd w:id="32"/>
     </w:p>
     <w:p>
       <w:pPr>
@@ -18651,9 +19572,11 @@
       <w:pPr>
         <w:pStyle w:val="Ttulo2"/>
       </w:pPr>
+      <w:bookmarkStart w:id="33" w:name="_Toc225148162"/>
       <w:r>
         <w:t>Análisis de resultados</w:t>
       </w:r>
+      <w:bookmarkEnd w:id="33"/>
     </w:p>
     <w:p>
       <w:pPr>
@@ -18697,9 +19620,11 @@
       <w:pPr>
         <w:pStyle w:val="Ttulo2"/>
       </w:pPr>
+      <w:bookmarkStart w:id="34" w:name="_Toc225148163"/>
       <w:r>
         <w:t>Auditoria</w:t>
       </w:r>
+      <w:bookmarkEnd w:id="34"/>
     </w:p>
     <w:p>
       <w:pPr>
@@ -18996,17 +19921,7 @@
           <w:sz w:val="24"/>
           <w:szCs w:val="24"/>
         </w:rPr>
-        <w:t xml:space="preserve">Puto </w:t>
-      </w:r>
-      <w:bookmarkStart w:id="21" w:name="_GoBack"/>
-      <w:bookmarkEnd w:id="21"/>
-      <w:r>
-        <w:rPr>
-          <w:rFonts w:ascii="Verdana" w:hAnsi="Verdana"/>
-          <w:sz w:val="24"/>
-          <w:szCs w:val="24"/>
-        </w:rPr>
-        <w:t>Brayan</w:t>
+        <w:t>Puto Brayan</w:t>
       </w:r>
     </w:p>
     <w:sectPr>
@@ -20696,7 +21611,7 @@
 </file>
 
 <file path=customXml/itemProps1.xml><?xml version="1.0" encoding="utf-8"?>
-<ds:datastoreItem xmlns:ds="http://schemas.openxmlformats.org/officeDocument/2006/customXml" ds:itemID="{415913EB-D3EA-41A1-B753-C113C61B53E9}">
+<ds:datastoreItem xmlns:ds="http://schemas.openxmlformats.org/officeDocument/2006/customXml" ds:itemID="{2C7FEC14-7AC8-4AFE-8EA2-154C4944A374}">
   <ds:schemaRefs>
     <ds:schemaRef ds:uri="http://schemas.openxmlformats.org/officeDocument/2006/bibliography"/>
   </ds:schemaRefs>

--- a/Configuracion y Administracion del espacio en disco2 (Reparado).docx
+++ b/Configuracion y Administracion del espacio en disco2 (Reparado).docx
@@ -428,7 +428,7 @@
           <w:r>
             <w:fldChar w:fldCharType="separate"/>
           </w:r>
-          <w:hyperlink w:anchor="_Toc224899878" w:history="1">
+          <w:hyperlink w:anchor="_Toc225185311" w:history="1">
             <w:r>
               <w:rPr>
                 <w:rStyle w:val="Hipervnculo"/>
@@ -455,7 +455,7 @@
                 <w:noProof/>
                 <w:webHidden/>
               </w:rPr>
-              <w:instrText xml:space="preserve"> PAGEREF _Toc224899878 \h </w:instrText>
+              <w:instrText xml:space="preserve"> PAGEREF _Toc225185311 \h </w:instrText>
             </w:r>
             <w:r>
               <w:rPr>
@@ -499,7 +499,7 @@
               <w14:ligatures w14:val="standardContextual"/>
             </w:rPr>
           </w:pPr>
-          <w:hyperlink w:anchor="_Toc224899879" w:history="1">
+          <w:hyperlink w:anchor="_Toc225185312" w:history="1">
             <w:r>
               <w:rPr>
                 <w:rStyle w:val="Hipervnculo"/>
@@ -526,7 +526,7 @@
                 <w:noProof/>
                 <w:webHidden/>
               </w:rPr>
-              <w:instrText xml:space="preserve"> PAGEREF _Toc224899879 \h </w:instrText>
+              <w:instrText xml:space="preserve"> PAGEREF _Toc225185312 \h </w:instrText>
             </w:r>
             <w:r>
               <w:rPr>
@@ -570,7 +570,7 @@
               <w14:ligatures w14:val="standardContextual"/>
             </w:rPr>
           </w:pPr>
-          <w:hyperlink w:anchor="_Toc224899880" w:history="1">
+          <w:hyperlink w:anchor="_Toc225185313" w:history="1">
             <w:r>
               <w:rPr>
                 <w:rStyle w:val="Hipervnculo"/>
@@ -597,7 +597,7 @@
                 <w:noProof/>
                 <w:webHidden/>
               </w:rPr>
-              <w:instrText xml:space="preserve"> PAGEREF _Toc224899880 \h </w:instrText>
+              <w:instrText xml:space="preserve"> PAGEREF _Toc225185313 \h </w:instrText>
             </w:r>
             <w:r>
               <w:rPr>
@@ -641,7 +641,7 @@
               <w14:ligatures w14:val="standardContextual"/>
             </w:rPr>
           </w:pPr>
-          <w:hyperlink w:anchor="_Toc224899881" w:history="1">
+          <w:hyperlink w:anchor="_Toc225185314" w:history="1">
             <w:r>
               <w:rPr>
                 <w:rStyle w:val="Hipervnculo"/>
@@ -668,7 +668,7 @@
                 <w:noProof/>
                 <w:webHidden/>
               </w:rPr>
-              <w:instrText xml:space="preserve"> PAGEREF _Toc224899881 \h </w:instrText>
+              <w:instrText xml:space="preserve"> PAGEREF _Toc225185314 \h </w:instrText>
             </w:r>
             <w:r>
               <w:rPr>
@@ -712,7 +712,7 @@
               <w14:ligatures w14:val="standardContextual"/>
             </w:rPr>
           </w:pPr>
-          <w:hyperlink w:anchor="_Toc224899882" w:history="1">
+          <w:hyperlink w:anchor="_Toc225185315" w:history="1">
             <w:r>
               <w:rPr>
                 <w:rStyle w:val="Hipervnculo"/>
@@ -739,7 +739,7 @@
                 <w:noProof/>
                 <w:webHidden/>
               </w:rPr>
-              <w:instrText xml:space="preserve"> PAGEREF _Toc224899882 \h </w:instrText>
+              <w:instrText xml:space="preserve"> PAGEREF _Toc225185315 \h </w:instrText>
             </w:r>
             <w:r>
               <w:rPr>
@@ -783,7 +783,7 @@
               <w14:ligatures w14:val="standardContextual"/>
             </w:rPr>
           </w:pPr>
-          <w:hyperlink w:anchor="_Toc224899883" w:history="1">
+          <w:hyperlink w:anchor="_Toc225185316" w:history="1">
             <w:r>
               <w:rPr>
                 <w:rStyle w:val="Hipervnculo"/>
@@ -810,7 +810,7 @@
                 <w:noProof/>
                 <w:webHidden/>
               </w:rPr>
-              <w:instrText xml:space="preserve"> PAGEREF _Toc224899883 \h </w:instrText>
+              <w:instrText xml:space="preserve"> PAGEREF _Toc225185316 \h </w:instrText>
             </w:r>
             <w:r>
               <w:rPr>
@@ -854,7 +854,7 @@
               <w14:ligatures w14:val="standardContextual"/>
             </w:rPr>
           </w:pPr>
-          <w:hyperlink w:anchor="_Toc224899884" w:history="1">
+          <w:hyperlink w:anchor="_Toc225185317" w:history="1">
             <w:r>
               <w:rPr>
                 <w:rStyle w:val="Hipervnculo"/>
@@ -881,7 +881,7 @@
                 <w:noProof/>
                 <w:webHidden/>
               </w:rPr>
-              <w:instrText xml:space="preserve"> PAGEREF _Toc224899884 \h </w:instrText>
+              <w:instrText xml:space="preserve"> PAGEREF _Toc225185317 \h </w:instrText>
             </w:r>
             <w:r>
               <w:rPr>
@@ -925,7 +925,7 @@
               <w14:ligatures w14:val="standardContextual"/>
             </w:rPr>
           </w:pPr>
-          <w:hyperlink w:anchor="_Toc224899885" w:history="1">
+          <w:hyperlink w:anchor="_Toc225185318" w:history="1">
             <w:r>
               <w:rPr>
                 <w:rStyle w:val="Hipervnculo"/>
@@ -952,7 +952,7 @@
                 <w:noProof/>
                 <w:webHidden/>
               </w:rPr>
-              <w:instrText xml:space="preserve"> PAGEREF _Toc224899885 \h </w:instrText>
+              <w:instrText xml:space="preserve"> PAGEREF _Toc225185318 \h </w:instrText>
             </w:r>
             <w:r>
               <w:rPr>
@@ -996,7 +996,7 @@
               <w14:ligatures w14:val="standardContextual"/>
             </w:rPr>
           </w:pPr>
-          <w:hyperlink w:anchor="_Toc224899886" w:history="1">
+          <w:hyperlink w:anchor="_Toc225185319" w:history="1">
             <w:r>
               <w:rPr>
                 <w:rStyle w:val="Hipervnculo"/>
@@ -1023,7 +1023,7 @@
                 <w:noProof/>
                 <w:webHidden/>
               </w:rPr>
-              <w:instrText xml:space="preserve"> PAGEREF _Toc224899886 \h </w:instrText>
+              <w:instrText xml:space="preserve"> PAGEREF _Toc225185319 \h </w:instrText>
             </w:r>
             <w:r>
               <w:rPr>
@@ -1067,7 +1067,7 @@
               <w14:ligatures w14:val="standardContextual"/>
             </w:rPr>
           </w:pPr>
-          <w:hyperlink w:anchor="_Toc224899887" w:history="1">
+          <w:hyperlink w:anchor="_Toc225185320" w:history="1">
             <w:r>
               <w:rPr>
                 <w:rStyle w:val="Hipervnculo"/>
@@ -1094,7 +1094,7 @@
                 <w:noProof/>
                 <w:webHidden/>
               </w:rPr>
-              <w:instrText xml:space="preserve"> PAGEREF _Toc224899887 \h </w:instrText>
+              <w:instrText xml:space="preserve"> PAGEREF _Toc225185320 \h </w:instrText>
             </w:r>
             <w:r>
               <w:rPr>
@@ -1138,7 +1138,7 @@
               <w14:ligatures w14:val="standardContextual"/>
             </w:rPr>
           </w:pPr>
-          <w:hyperlink w:anchor="_Toc224899888" w:history="1">
+          <w:hyperlink w:anchor="_Toc225185321" w:history="1">
             <w:r>
               <w:rPr>
                 <w:rStyle w:val="Hipervnculo"/>
@@ -1165,7 +1165,7 @@
                 <w:noProof/>
                 <w:webHidden/>
               </w:rPr>
-              <w:instrText xml:space="preserve"> PAGEREF _Toc224899888 \h </w:instrText>
+              <w:instrText xml:space="preserve"> PAGEREF _Toc225185321 \h </w:instrText>
             </w:r>
             <w:r>
               <w:rPr>
@@ -1209,7 +1209,7 @@
               <w14:ligatures w14:val="standardContextual"/>
             </w:rPr>
           </w:pPr>
-          <w:hyperlink w:anchor="_Toc224899889" w:history="1">
+          <w:hyperlink w:anchor="_Toc225185322" w:history="1">
             <w:r>
               <w:rPr>
                 <w:rStyle w:val="Hipervnculo"/>
@@ -1236,7 +1236,7 @@
                 <w:noProof/>
                 <w:webHidden/>
               </w:rPr>
-              <w:instrText xml:space="preserve"> PAGEREF _Toc224899889 \h </w:instrText>
+              <w:instrText xml:space="preserve"> PAGEREF _Toc225185322 \h </w:instrText>
             </w:r>
             <w:r>
               <w:rPr>
@@ -1280,7 +1280,7 @@
               <w14:ligatures w14:val="standardContextual"/>
             </w:rPr>
           </w:pPr>
-          <w:hyperlink w:anchor="_Toc224899890" w:history="1">
+          <w:hyperlink w:anchor="_Toc225185323" w:history="1">
             <w:r>
               <w:rPr>
                 <w:rStyle w:val="Hipervnculo"/>
@@ -1307,7 +1307,7 @@
                 <w:noProof/>
                 <w:webHidden/>
               </w:rPr>
-              <w:instrText xml:space="preserve"> PAGEREF _Toc224899890 \h </w:instrText>
+              <w:instrText xml:space="preserve"> PAGEREF _Toc225185323 \h </w:instrText>
             </w:r>
             <w:r>
               <w:rPr>
@@ -1328,6 +1328,1570 @@
                 <w:webHidden/>
               </w:rPr>
               <w:t>9</w:t>
+            </w:r>
+            <w:r>
+              <w:rPr>
+                <w:noProof/>
+                <w:webHidden/>
+              </w:rPr>
+              <w:fldChar w:fldCharType="end"/>
+            </w:r>
+          </w:hyperlink>
+        </w:p>
+        <w:p>
+          <w:pPr>
+            <w:pStyle w:val="TDC2"/>
+            <w:tabs>
+              <w:tab w:val="right" w:leader="dot" w:pos="8828"/>
+            </w:tabs>
+            <w:rPr>
+              <w:rFonts w:asciiTheme="minorHAnsi" w:eastAsiaTheme="minorEastAsia" w:hAnsiTheme="minorHAnsi" w:cstheme="minorBidi"/>
+              <w:noProof/>
+              <w:kern w:val="2"/>
+              <w14:ligatures w14:val="standardContextual"/>
+            </w:rPr>
+          </w:pPr>
+          <w:hyperlink w:anchor="_Toc225185324" w:history="1">
+            <w:r>
+              <w:rPr>
+                <w:rStyle w:val="Hipervnculo"/>
+                <w:rFonts w:eastAsia="Times New Roman"/>
+                <w:noProof/>
+              </w:rPr>
+              <w:t>1. Creación de tablespace generales:</w:t>
+            </w:r>
+            <w:r>
+              <w:rPr>
+                <w:noProof/>
+                <w:webHidden/>
+              </w:rPr>
+              <w:tab/>
+            </w:r>
+            <w:r>
+              <w:rPr>
+                <w:noProof/>
+                <w:webHidden/>
+              </w:rPr>
+              <w:fldChar w:fldCharType="begin"/>
+            </w:r>
+            <w:r>
+              <w:rPr>
+                <w:noProof/>
+                <w:webHidden/>
+              </w:rPr>
+              <w:instrText xml:space="preserve"> PAGEREF _Toc225185324 \h </w:instrText>
+            </w:r>
+            <w:r>
+              <w:rPr>
+                <w:noProof/>
+                <w:webHidden/>
+              </w:rPr>
+            </w:r>
+            <w:r>
+              <w:rPr>
+                <w:noProof/>
+                <w:webHidden/>
+              </w:rPr>
+              <w:fldChar w:fldCharType="separate"/>
+            </w:r>
+            <w:r>
+              <w:rPr>
+                <w:noProof/>
+                <w:webHidden/>
+              </w:rPr>
+              <w:t>9</w:t>
+            </w:r>
+            <w:r>
+              <w:rPr>
+                <w:noProof/>
+                <w:webHidden/>
+              </w:rPr>
+              <w:fldChar w:fldCharType="end"/>
+            </w:r>
+          </w:hyperlink>
+        </w:p>
+        <w:p>
+          <w:pPr>
+            <w:pStyle w:val="TDC2"/>
+            <w:tabs>
+              <w:tab w:val="right" w:leader="dot" w:pos="8828"/>
+            </w:tabs>
+            <w:rPr>
+              <w:rFonts w:asciiTheme="minorHAnsi" w:eastAsiaTheme="minorEastAsia" w:hAnsiTheme="minorHAnsi" w:cstheme="minorBidi"/>
+              <w:noProof/>
+              <w:kern w:val="2"/>
+              <w14:ligatures w14:val="standardContextual"/>
+            </w:rPr>
+          </w:pPr>
+          <w:hyperlink w:anchor="_Toc225185325" w:history="1">
+            <w:r>
+              <w:rPr>
+                <w:rStyle w:val="Hipervnculo"/>
+                <w:noProof/>
+              </w:rPr>
+              <w:t>2. Creación y configuración de la base de datos</w:t>
+            </w:r>
+            <w:r>
+              <w:rPr>
+                <w:noProof/>
+                <w:webHidden/>
+              </w:rPr>
+              <w:tab/>
+            </w:r>
+            <w:r>
+              <w:rPr>
+                <w:noProof/>
+                <w:webHidden/>
+              </w:rPr>
+              <w:fldChar w:fldCharType="begin"/>
+            </w:r>
+            <w:r>
+              <w:rPr>
+                <w:noProof/>
+                <w:webHidden/>
+              </w:rPr>
+              <w:instrText xml:space="preserve"> PAGEREF _Toc225185325 \h </w:instrText>
+            </w:r>
+            <w:r>
+              <w:rPr>
+                <w:noProof/>
+                <w:webHidden/>
+              </w:rPr>
+            </w:r>
+            <w:r>
+              <w:rPr>
+                <w:noProof/>
+                <w:webHidden/>
+              </w:rPr>
+              <w:fldChar w:fldCharType="separate"/>
+            </w:r>
+            <w:r>
+              <w:rPr>
+                <w:noProof/>
+                <w:webHidden/>
+              </w:rPr>
+              <w:t>10</w:t>
+            </w:r>
+            <w:r>
+              <w:rPr>
+                <w:noProof/>
+                <w:webHidden/>
+              </w:rPr>
+              <w:fldChar w:fldCharType="end"/>
+            </w:r>
+          </w:hyperlink>
+        </w:p>
+        <w:p>
+          <w:pPr>
+            <w:pStyle w:val="TDC2"/>
+            <w:tabs>
+              <w:tab w:val="right" w:leader="dot" w:pos="8828"/>
+            </w:tabs>
+            <w:rPr>
+              <w:rFonts w:asciiTheme="minorHAnsi" w:eastAsiaTheme="minorEastAsia" w:hAnsiTheme="minorHAnsi" w:cstheme="minorBidi"/>
+              <w:noProof/>
+              <w:kern w:val="2"/>
+              <w14:ligatures w14:val="standardContextual"/>
+            </w:rPr>
+          </w:pPr>
+          <w:hyperlink w:anchor="_Toc225185326" w:history="1">
+            <w:r>
+              <w:rPr>
+                <w:rStyle w:val="Hipervnculo"/>
+                <w:noProof/>
+              </w:rPr>
+              <w:t>3. Creación de tablas y asignación a tablespaces</w:t>
+            </w:r>
+            <w:r>
+              <w:rPr>
+                <w:noProof/>
+                <w:webHidden/>
+              </w:rPr>
+              <w:tab/>
+            </w:r>
+            <w:r>
+              <w:rPr>
+                <w:noProof/>
+                <w:webHidden/>
+              </w:rPr>
+              <w:fldChar w:fldCharType="begin"/>
+            </w:r>
+            <w:r>
+              <w:rPr>
+                <w:noProof/>
+                <w:webHidden/>
+              </w:rPr>
+              <w:instrText xml:space="preserve"> PAGEREF _Toc225185326 \h </w:instrText>
+            </w:r>
+            <w:r>
+              <w:rPr>
+                <w:noProof/>
+                <w:webHidden/>
+              </w:rPr>
+            </w:r>
+            <w:r>
+              <w:rPr>
+                <w:noProof/>
+                <w:webHidden/>
+              </w:rPr>
+              <w:fldChar w:fldCharType="separate"/>
+            </w:r>
+            <w:r>
+              <w:rPr>
+                <w:noProof/>
+                <w:webHidden/>
+              </w:rPr>
+              <w:t>12</w:t>
+            </w:r>
+            <w:r>
+              <w:rPr>
+                <w:noProof/>
+                <w:webHidden/>
+              </w:rPr>
+              <w:fldChar w:fldCharType="end"/>
+            </w:r>
+          </w:hyperlink>
+        </w:p>
+        <w:p>
+          <w:pPr>
+            <w:pStyle w:val="TDC2"/>
+            <w:tabs>
+              <w:tab w:val="right" w:leader="dot" w:pos="8828"/>
+            </w:tabs>
+            <w:rPr>
+              <w:rFonts w:asciiTheme="minorHAnsi" w:eastAsiaTheme="minorEastAsia" w:hAnsiTheme="minorHAnsi" w:cstheme="minorBidi"/>
+              <w:noProof/>
+              <w:kern w:val="2"/>
+              <w14:ligatures w14:val="standardContextual"/>
+            </w:rPr>
+          </w:pPr>
+          <w:hyperlink w:anchor="_Toc225185327" w:history="1">
+            <w:r>
+              <w:rPr>
+                <w:rStyle w:val="Hipervnculo"/>
+                <w:noProof/>
+              </w:rPr>
+              <w:t>4. Migración y Archivado en el Tablespace Histórico:</w:t>
+            </w:r>
+            <w:r>
+              <w:rPr>
+                <w:noProof/>
+                <w:webHidden/>
+              </w:rPr>
+              <w:tab/>
+            </w:r>
+            <w:r>
+              <w:rPr>
+                <w:noProof/>
+                <w:webHidden/>
+              </w:rPr>
+              <w:fldChar w:fldCharType="begin"/>
+            </w:r>
+            <w:r>
+              <w:rPr>
+                <w:noProof/>
+                <w:webHidden/>
+              </w:rPr>
+              <w:instrText xml:space="preserve"> PAGEREF _Toc225185327 \h </w:instrText>
+            </w:r>
+            <w:r>
+              <w:rPr>
+                <w:noProof/>
+                <w:webHidden/>
+              </w:rPr>
+            </w:r>
+            <w:r>
+              <w:rPr>
+                <w:noProof/>
+                <w:webHidden/>
+              </w:rPr>
+              <w:fldChar w:fldCharType="separate"/>
+            </w:r>
+            <w:r>
+              <w:rPr>
+                <w:noProof/>
+                <w:webHidden/>
+              </w:rPr>
+              <w:t>17</w:t>
+            </w:r>
+            <w:r>
+              <w:rPr>
+                <w:noProof/>
+                <w:webHidden/>
+              </w:rPr>
+              <w:fldChar w:fldCharType="end"/>
+            </w:r>
+          </w:hyperlink>
+        </w:p>
+        <w:p>
+          <w:pPr>
+            <w:pStyle w:val="TDC1"/>
+            <w:tabs>
+              <w:tab w:val="right" w:leader="dot" w:pos="8828"/>
+            </w:tabs>
+            <w:rPr>
+              <w:rFonts w:asciiTheme="minorHAnsi" w:eastAsiaTheme="minorEastAsia" w:hAnsiTheme="minorHAnsi" w:cstheme="minorBidi"/>
+              <w:noProof/>
+              <w:kern w:val="2"/>
+              <w14:ligatures w14:val="standardContextual"/>
+            </w:rPr>
+          </w:pPr>
+          <w:hyperlink w:anchor="_Toc225185328" w:history="1">
+            <w:r>
+              <w:rPr>
+                <w:rStyle w:val="Hipervnculo"/>
+                <w:noProof/>
+              </w:rPr>
+              <w:t>Práctica 3 — Control del Espacio por Usuario y Schema en MySQL</w:t>
+            </w:r>
+            <w:r>
+              <w:rPr>
+                <w:noProof/>
+                <w:webHidden/>
+              </w:rPr>
+              <w:tab/>
+            </w:r>
+            <w:r>
+              <w:rPr>
+                <w:noProof/>
+                <w:webHidden/>
+              </w:rPr>
+              <w:fldChar w:fldCharType="begin"/>
+            </w:r>
+            <w:r>
+              <w:rPr>
+                <w:noProof/>
+                <w:webHidden/>
+              </w:rPr>
+              <w:instrText xml:space="preserve"> PAGEREF _Toc225185328 \h </w:instrText>
+            </w:r>
+            <w:r>
+              <w:rPr>
+                <w:noProof/>
+                <w:webHidden/>
+              </w:rPr>
+            </w:r>
+            <w:r>
+              <w:rPr>
+                <w:noProof/>
+                <w:webHidden/>
+              </w:rPr>
+              <w:fldChar w:fldCharType="separate"/>
+            </w:r>
+            <w:r>
+              <w:rPr>
+                <w:noProof/>
+                <w:webHidden/>
+              </w:rPr>
+              <w:t>19</w:t>
+            </w:r>
+            <w:r>
+              <w:rPr>
+                <w:noProof/>
+                <w:webHidden/>
+              </w:rPr>
+              <w:fldChar w:fldCharType="end"/>
+            </w:r>
+          </w:hyperlink>
+        </w:p>
+        <w:p>
+          <w:pPr>
+            <w:pStyle w:val="TDC2"/>
+            <w:tabs>
+              <w:tab w:val="right" w:leader="dot" w:pos="8828"/>
+            </w:tabs>
+            <w:rPr>
+              <w:rFonts w:asciiTheme="minorHAnsi" w:eastAsiaTheme="minorEastAsia" w:hAnsiTheme="minorHAnsi" w:cstheme="minorBidi"/>
+              <w:noProof/>
+              <w:kern w:val="2"/>
+              <w14:ligatures w14:val="standardContextual"/>
+            </w:rPr>
+          </w:pPr>
+          <w:hyperlink w:anchor="_Toc225185329" w:history="1">
+            <w:r>
+              <w:rPr>
+                <w:rStyle w:val="Hipervnculo"/>
+                <w:noProof/>
+              </w:rPr>
+              <w:t>3.1    Crear usuarios con límites de recursos</w:t>
+            </w:r>
+            <w:r>
+              <w:rPr>
+                <w:noProof/>
+                <w:webHidden/>
+              </w:rPr>
+              <w:tab/>
+            </w:r>
+            <w:r>
+              <w:rPr>
+                <w:noProof/>
+                <w:webHidden/>
+              </w:rPr>
+              <w:fldChar w:fldCharType="begin"/>
+            </w:r>
+            <w:r>
+              <w:rPr>
+                <w:noProof/>
+                <w:webHidden/>
+              </w:rPr>
+              <w:instrText xml:space="preserve"> PAGEREF _Toc225185329 \h </w:instrText>
+            </w:r>
+            <w:r>
+              <w:rPr>
+                <w:noProof/>
+                <w:webHidden/>
+              </w:rPr>
+            </w:r>
+            <w:r>
+              <w:rPr>
+                <w:noProof/>
+                <w:webHidden/>
+              </w:rPr>
+              <w:fldChar w:fldCharType="separate"/>
+            </w:r>
+            <w:r>
+              <w:rPr>
+                <w:noProof/>
+                <w:webHidden/>
+              </w:rPr>
+              <w:t>19</w:t>
+            </w:r>
+            <w:r>
+              <w:rPr>
+                <w:noProof/>
+                <w:webHidden/>
+              </w:rPr>
+              <w:fldChar w:fldCharType="end"/>
+            </w:r>
+          </w:hyperlink>
+        </w:p>
+        <w:p>
+          <w:pPr>
+            <w:pStyle w:val="TDC3"/>
+            <w:tabs>
+              <w:tab w:val="right" w:leader="dot" w:pos="8828"/>
+            </w:tabs>
+            <w:rPr>
+              <w:rFonts w:asciiTheme="minorHAnsi" w:eastAsiaTheme="minorEastAsia" w:hAnsiTheme="minorHAnsi" w:cstheme="minorBidi"/>
+              <w:noProof/>
+              <w:kern w:val="2"/>
+              <w14:ligatures w14:val="standardContextual"/>
+            </w:rPr>
+          </w:pPr>
+          <w:hyperlink w:anchor="_Toc225185330" w:history="1">
+            <w:r>
+              <w:rPr>
+                <w:rStyle w:val="Hipervnculo"/>
+                <w:noProof/>
+              </w:rPr>
+              <w:t>1.Crear usuarios con límites de recursos</w:t>
+            </w:r>
+            <w:r>
+              <w:rPr>
+                <w:noProof/>
+                <w:webHidden/>
+              </w:rPr>
+              <w:tab/>
+            </w:r>
+            <w:r>
+              <w:rPr>
+                <w:noProof/>
+                <w:webHidden/>
+              </w:rPr>
+              <w:fldChar w:fldCharType="begin"/>
+            </w:r>
+            <w:r>
+              <w:rPr>
+                <w:noProof/>
+                <w:webHidden/>
+              </w:rPr>
+              <w:instrText xml:space="preserve"> PAGEREF _Toc225185330 \h </w:instrText>
+            </w:r>
+            <w:r>
+              <w:rPr>
+                <w:noProof/>
+                <w:webHidden/>
+              </w:rPr>
+            </w:r>
+            <w:r>
+              <w:rPr>
+                <w:noProof/>
+                <w:webHidden/>
+              </w:rPr>
+              <w:fldChar w:fldCharType="separate"/>
+            </w:r>
+            <w:r>
+              <w:rPr>
+                <w:noProof/>
+                <w:webHidden/>
+              </w:rPr>
+              <w:t>19</w:t>
+            </w:r>
+            <w:r>
+              <w:rPr>
+                <w:noProof/>
+                <w:webHidden/>
+              </w:rPr>
+              <w:fldChar w:fldCharType="end"/>
+            </w:r>
+          </w:hyperlink>
+        </w:p>
+        <w:p>
+          <w:pPr>
+            <w:pStyle w:val="TDC3"/>
+            <w:tabs>
+              <w:tab w:val="right" w:leader="dot" w:pos="8828"/>
+            </w:tabs>
+            <w:rPr>
+              <w:rFonts w:asciiTheme="minorHAnsi" w:eastAsiaTheme="minorEastAsia" w:hAnsiTheme="minorHAnsi" w:cstheme="minorBidi"/>
+              <w:noProof/>
+              <w:kern w:val="2"/>
+              <w14:ligatures w14:val="standardContextual"/>
+            </w:rPr>
+          </w:pPr>
+          <w:hyperlink w:anchor="_Toc225185331" w:history="1">
+            <w:r>
+              <w:rPr>
+                <w:rStyle w:val="Hipervnculo"/>
+                <w:noProof/>
+              </w:rPr>
+              <w:t>2.    Verificar los usuarios y sus restricciones</w:t>
+            </w:r>
+            <w:r>
+              <w:rPr>
+                <w:noProof/>
+                <w:webHidden/>
+              </w:rPr>
+              <w:tab/>
+            </w:r>
+            <w:r>
+              <w:rPr>
+                <w:noProof/>
+                <w:webHidden/>
+              </w:rPr>
+              <w:fldChar w:fldCharType="begin"/>
+            </w:r>
+            <w:r>
+              <w:rPr>
+                <w:noProof/>
+                <w:webHidden/>
+              </w:rPr>
+              <w:instrText xml:space="preserve"> PAGEREF _Toc225185331 \h </w:instrText>
+            </w:r>
+            <w:r>
+              <w:rPr>
+                <w:noProof/>
+                <w:webHidden/>
+              </w:rPr>
+            </w:r>
+            <w:r>
+              <w:rPr>
+                <w:noProof/>
+                <w:webHidden/>
+              </w:rPr>
+              <w:fldChar w:fldCharType="separate"/>
+            </w:r>
+            <w:r>
+              <w:rPr>
+                <w:noProof/>
+                <w:webHidden/>
+              </w:rPr>
+              <w:t>21</w:t>
+            </w:r>
+            <w:r>
+              <w:rPr>
+                <w:noProof/>
+                <w:webHidden/>
+              </w:rPr>
+              <w:fldChar w:fldCharType="end"/>
+            </w:r>
+          </w:hyperlink>
+        </w:p>
+        <w:p>
+          <w:pPr>
+            <w:pStyle w:val="TDC2"/>
+            <w:tabs>
+              <w:tab w:val="right" w:leader="dot" w:pos="8828"/>
+            </w:tabs>
+            <w:rPr>
+              <w:rFonts w:asciiTheme="minorHAnsi" w:eastAsiaTheme="minorEastAsia" w:hAnsiTheme="minorHAnsi" w:cstheme="minorBidi"/>
+              <w:noProof/>
+              <w:kern w:val="2"/>
+              <w14:ligatures w14:val="standardContextual"/>
+            </w:rPr>
+          </w:pPr>
+          <w:hyperlink w:anchor="_Toc225185332" w:history="1">
+            <w:r>
+              <w:rPr>
+                <w:rStyle w:val="Hipervnculo"/>
+                <w:noProof/>
+              </w:rPr>
+              <w:t>Práctica 3.2 — Monitoreo de espacio por schema</w:t>
+            </w:r>
+            <w:r>
+              <w:rPr>
+                <w:noProof/>
+                <w:webHidden/>
+              </w:rPr>
+              <w:tab/>
+            </w:r>
+            <w:r>
+              <w:rPr>
+                <w:noProof/>
+                <w:webHidden/>
+              </w:rPr>
+              <w:fldChar w:fldCharType="begin"/>
+            </w:r>
+            <w:r>
+              <w:rPr>
+                <w:noProof/>
+                <w:webHidden/>
+              </w:rPr>
+              <w:instrText xml:space="preserve"> PAGEREF _Toc225185332 \h </w:instrText>
+            </w:r>
+            <w:r>
+              <w:rPr>
+                <w:noProof/>
+                <w:webHidden/>
+              </w:rPr>
+            </w:r>
+            <w:r>
+              <w:rPr>
+                <w:noProof/>
+                <w:webHidden/>
+              </w:rPr>
+              <w:fldChar w:fldCharType="separate"/>
+            </w:r>
+            <w:r>
+              <w:rPr>
+                <w:noProof/>
+                <w:webHidden/>
+              </w:rPr>
+              <w:t>22</w:t>
+            </w:r>
+            <w:r>
+              <w:rPr>
+                <w:noProof/>
+                <w:webHidden/>
+              </w:rPr>
+              <w:fldChar w:fldCharType="end"/>
+            </w:r>
+          </w:hyperlink>
+        </w:p>
+        <w:p>
+          <w:pPr>
+            <w:pStyle w:val="TDC2"/>
+            <w:tabs>
+              <w:tab w:val="right" w:leader="dot" w:pos="8828"/>
+            </w:tabs>
+            <w:rPr>
+              <w:rFonts w:asciiTheme="minorHAnsi" w:eastAsiaTheme="minorEastAsia" w:hAnsiTheme="minorHAnsi" w:cstheme="minorBidi"/>
+              <w:noProof/>
+              <w:kern w:val="2"/>
+              <w14:ligatures w14:val="standardContextual"/>
+            </w:rPr>
+          </w:pPr>
+          <w:hyperlink w:anchor="_Toc225185333" w:history="1">
+            <w:r>
+              <w:rPr>
+                <w:rStyle w:val="Hipervnculo"/>
+                <w:bCs/>
+                <w:noProof/>
+              </w:rPr>
+              <w:t>Espacio total por schema con alertas</w:t>
+            </w:r>
+            <w:r>
+              <w:rPr>
+                <w:noProof/>
+                <w:webHidden/>
+              </w:rPr>
+              <w:tab/>
+            </w:r>
+            <w:r>
+              <w:rPr>
+                <w:noProof/>
+                <w:webHidden/>
+              </w:rPr>
+              <w:fldChar w:fldCharType="begin"/>
+            </w:r>
+            <w:r>
+              <w:rPr>
+                <w:noProof/>
+                <w:webHidden/>
+              </w:rPr>
+              <w:instrText xml:space="preserve"> PAGEREF _Toc225185333 \h </w:instrText>
+            </w:r>
+            <w:r>
+              <w:rPr>
+                <w:noProof/>
+                <w:webHidden/>
+              </w:rPr>
+            </w:r>
+            <w:r>
+              <w:rPr>
+                <w:noProof/>
+                <w:webHidden/>
+              </w:rPr>
+              <w:fldChar w:fldCharType="separate"/>
+            </w:r>
+            <w:r>
+              <w:rPr>
+                <w:noProof/>
+                <w:webHidden/>
+              </w:rPr>
+              <w:t>22</w:t>
+            </w:r>
+            <w:r>
+              <w:rPr>
+                <w:noProof/>
+                <w:webHidden/>
+              </w:rPr>
+              <w:fldChar w:fldCharType="end"/>
+            </w:r>
+          </w:hyperlink>
+        </w:p>
+        <w:p>
+          <w:pPr>
+            <w:pStyle w:val="TDC1"/>
+            <w:tabs>
+              <w:tab w:val="right" w:leader="dot" w:pos="8828"/>
+            </w:tabs>
+            <w:rPr>
+              <w:rFonts w:asciiTheme="minorHAnsi" w:eastAsiaTheme="minorEastAsia" w:hAnsiTheme="minorHAnsi" w:cstheme="minorBidi"/>
+              <w:noProof/>
+              <w:kern w:val="2"/>
+              <w14:ligatures w14:val="standardContextual"/>
+            </w:rPr>
+          </w:pPr>
+          <w:hyperlink w:anchor="_Toc225185334" w:history="1">
+            <w:r>
+              <w:rPr>
+                <w:rStyle w:val="Hipervnculo"/>
+                <w:noProof/>
+              </w:rPr>
+              <w:t>Práctica 4 — Gestión del Espacio de Objetos de la Base de Datos</w:t>
+            </w:r>
+            <w:r>
+              <w:rPr>
+                <w:noProof/>
+                <w:webHidden/>
+              </w:rPr>
+              <w:tab/>
+            </w:r>
+            <w:r>
+              <w:rPr>
+                <w:noProof/>
+                <w:webHidden/>
+              </w:rPr>
+              <w:fldChar w:fldCharType="begin"/>
+            </w:r>
+            <w:r>
+              <w:rPr>
+                <w:noProof/>
+                <w:webHidden/>
+              </w:rPr>
+              <w:instrText xml:space="preserve"> PAGEREF _Toc225185334 \h </w:instrText>
+            </w:r>
+            <w:r>
+              <w:rPr>
+                <w:noProof/>
+                <w:webHidden/>
+              </w:rPr>
+            </w:r>
+            <w:r>
+              <w:rPr>
+                <w:noProof/>
+                <w:webHidden/>
+              </w:rPr>
+              <w:fldChar w:fldCharType="separate"/>
+            </w:r>
+            <w:r>
+              <w:rPr>
+                <w:noProof/>
+                <w:webHidden/>
+              </w:rPr>
+              <w:t>26</w:t>
+            </w:r>
+            <w:r>
+              <w:rPr>
+                <w:noProof/>
+                <w:webHidden/>
+              </w:rPr>
+              <w:fldChar w:fldCharType="end"/>
+            </w:r>
+          </w:hyperlink>
+        </w:p>
+        <w:p>
+          <w:pPr>
+            <w:pStyle w:val="TDC2"/>
+            <w:tabs>
+              <w:tab w:val="right" w:leader="dot" w:pos="8828"/>
+            </w:tabs>
+            <w:rPr>
+              <w:rFonts w:asciiTheme="minorHAnsi" w:eastAsiaTheme="minorEastAsia" w:hAnsiTheme="minorHAnsi" w:cstheme="minorBidi"/>
+              <w:noProof/>
+              <w:kern w:val="2"/>
+              <w14:ligatures w14:val="standardContextual"/>
+            </w:rPr>
+          </w:pPr>
+          <w:hyperlink w:anchor="_Toc225185335" w:history="1">
+            <w:r>
+              <w:rPr>
+                <w:rStyle w:val="Hipervnculo"/>
+                <w:noProof/>
+              </w:rPr>
+              <w:t>Ejercicio 4.1 Crear tabla particionada para gestión eficiente del espacio</w:t>
+            </w:r>
+            <w:r>
+              <w:rPr>
+                <w:noProof/>
+                <w:webHidden/>
+              </w:rPr>
+              <w:tab/>
+            </w:r>
+            <w:r>
+              <w:rPr>
+                <w:noProof/>
+                <w:webHidden/>
+              </w:rPr>
+              <w:fldChar w:fldCharType="begin"/>
+            </w:r>
+            <w:r>
+              <w:rPr>
+                <w:noProof/>
+                <w:webHidden/>
+              </w:rPr>
+              <w:instrText xml:space="preserve"> PAGEREF _Toc225185335 \h </w:instrText>
+            </w:r>
+            <w:r>
+              <w:rPr>
+                <w:noProof/>
+                <w:webHidden/>
+              </w:rPr>
+            </w:r>
+            <w:r>
+              <w:rPr>
+                <w:noProof/>
+                <w:webHidden/>
+              </w:rPr>
+              <w:fldChar w:fldCharType="separate"/>
+            </w:r>
+            <w:r>
+              <w:rPr>
+                <w:noProof/>
+                <w:webHidden/>
+              </w:rPr>
+              <w:t>26</w:t>
+            </w:r>
+            <w:r>
+              <w:rPr>
+                <w:noProof/>
+                <w:webHidden/>
+              </w:rPr>
+              <w:fldChar w:fldCharType="end"/>
+            </w:r>
+          </w:hyperlink>
+        </w:p>
+        <w:p>
+          <w:pPr>
+            <w:pStyle w:val="TDC3"/>
+            <w:tabs>
+              <w:tab w:val="right" w:leader="dot" w:pos="8828"/>
+            </w:tabs>
+            <w:rPr>
+              <w:rFonts w:asciiTheme="minorHAnsi" w:eastAsiaTheme="minorEastAsia" w:hAnsiTheme="minorHAnsi" w:cstheme="minorBidi"/>
+              <w:noProof/>
+              <w:kern w:val="2"/>
+              <w14:ligatures w14:val="standardContextual"/>
+            </w:rPr>
+          </w:pPr>
+          <w:hyperlink w:anchor="_Toc225185336" w:history="1">
+            <w:r>
+              <w:rPr>
+                <w:rStyle w:val="Hipervnculo"/>
+                <w:noProof/>
+              </w:rPr>
+              <w:t>1 Crear tabla particionada para gestión eficiente del espacio</w:t>
+            </w:r>
+            <w:r>
+              <w:rPr>
+                <w:noProof/>
+                <w:webHidden/>
+              </w:rPr>
+              <w:tab/>
+            </w:r>
+            <w:r>
+              <w:rPr>
+                <w:noProof/>
+                <w:webHidden/>
+              </w:rPr>
+              <w:fldChar w:fldCharType="begin"/>
+            </w:r>
+            <w:r>
+              <w:rPr>
+                <w:noProof/>
+                <w:webHidden/>
+              </w:rPr>
+              <w:instrText xml:space="preserve"> PAGEREF _Toc225185336 \h </w:instrText>
+            </w:r>
+            <w:r>
+              <w:rPr>
+                <w:noProof/>
+                <w:webHidden/>
+              </w:rPr>
+            </w:r>
+            <w:r>
+              <w:rPr>
+                <w:noProof/>
+                <w:webHidden/>
+              </w:rPr>
+              <w:fldChar w:fldCharType="separate"/>
+            </w:r>
+            <w:r>
+              <w:rPr>
+                <w:noProof/>
+                <w:webHidden/>
+              </w:rPr>
+              <w:t>26</w:t>
+            </w:r>
+            <w:r>
+              <w:rPr>
+                <w:noProof/>
+                <w:webHidden/>
+              </w:rPr>
+              <w:fldChar w:fldCharType="end"/>
+            </w:r>
+          </w:hyperlink>
+        </w:p>
+        <w:p>
+          <w:pPr>
+            <w:pStyle w:val="TDC3"/>
+            <w:tabs>
+              <w:tab w:val="right" w:leader="dot" w:pos="8828"/>
+            </w:tabs>
+            <w:rPr>
+              <w:rFonts w:asciiTheme="minorHAnsi" w:eastAsiaTheme="minorEastAsia" w:hAnsiTheme="minorHAnsi" w:cstheme="minorBidi"/>
+              <w:noProof/>
+              <w:kern w:val="2"/>
+              <w14:ligatures w14:val="standardContextual"/>
+            </w:rPr>
+          </w:pPr>
+          <w:hyperlink w:anchor="_Toc225185337" w:history="1">
+            <w:r>
+              <w:rPr>
+                <w:rStyle w:val="Hipervnculo"/>
+                <w:noProof/>
+              </w:rPr>
+              <w:t>2  Verificar las particiones creadas</w:t>
+            </w:r>
+            <w:r>
+              <w:rPr>
+                <w:noProof/>
+                <w:webHidden/>
+              </w:rPr>
+              <w:tab/>
+            </w:r>
+            <w:r>
+              <w:rPr>
+                <w:noProof/>
+                <w:webHidden/>
+              </w:rPr>
+              <w:fldChar w:fldCharType="begin"/>
+            </w:r>
+            <w:r>
+              <w:rPr>
+                <w:noProof/>
+                <w:webHidden/>
+              </w:rPr>
+              <w:instrText xml:space="preserve"> PAGEREF _Toc225185337 \h </w:instrText>
+            </w:r>
+            <w:r>
+              <w:rPr>
+                <w:noProof/>
+                <w:webHidden/>
+              </w:rPr>
+            </w:r>
+            <w:r>
+              <w:rPr>
+                <w:noProof/>
+                <w:webHidden/>
+              </w:rPr>
+              <w:fldChar w:fldCharType="separate"/>
+            </w:r>
+            <w:r>
+              <w:rPr>
+                <w:noProof/>
+                <w:webHidden/>
+              </w:rPr>
+              <w:t>27</w:t>
+            </w:r>
+            <w:r>
+              <w:rPr>
+                <w:noProof/>
+                <w:webHidden/>
+              </w:rPr>
+              <w:fldChar w:fldCharType="end"/>
+            </w:r>
+          </w:hyperlink>
+        </w:p>
+        <w:p>
+          <w:pPr>
+            <w:pStyle w:val="TDC3"/>
+            <w:tabs>
+              <w:tab w:val="right" w:leader="dot" w:pos="8828"/>
+            </w:tabs>
+            <w:rPr>
+              <w:rFonts w:asciiTheme="minorHAnsi" w:eastAsiaTheme="minorEastAsia" w:hAnsiTheme="minorHAnsi" w:cstheme="minorBidi"/>
+              <w:noProof/>
+              <w:kern w:val="2"/>
+              <w14:ligatures w14:val="standardContextual"/>
+            </w:rPr>
+          </w:pPr>
+          <w:hyperlink w:anchor="_Toc225185338" w:history="1">
+            <w:r>
+              <w:rPr>
+                <w:rStyle w:val="Hipervnculo"/>
+                <w:noProof/>
+              </w:rPr>
+              <w:t>3 Insertar datos y verificar partition pruning</w:t>
+            </w:r>
+            <w:r>
+              <w:rPr>
+                <w:noProof/>
+                <w:webHidden/>
+              </w:rPr>
+              <w:tab/>
+            </w:r>
+            <w:r>
+              <w:rPr>
+                <w:noProof/>
+                <w:webHidden/>
+              </w:rPr>
+              <w:fldChar w:fldCharType="begin"/>
+            </w:r>
+            <w:r>
+              <w:rPr>
+                <w:noProof/>
+                <w:webHidden/>
+              </w:rPr>
+              <w:instrText xml:space="preserve"> PAGEREF _Toc225185338 \h </w:instrText>
+            </w:r>
+            <w:r>
+              <w:rPr>
+                <w:noProof/>
+                <w:webHidden/>
+              </w:rPr>
+            </w:r>
+            <w:r>
+              <w:rPr>
+                <w:noProof/>
+                <w:webHidden/>
+              </w:rPr>
+              <w:fldChar w:fldCharType="separate"/>
+            </w:r>
+            <w:r>
+              <w:rPr>
+                <w:noProof/>
+                <w:webHidden/>
+              </w:rPr>
+              <w:t>27</w:t>
+            </w:r>
+            <w:r>
+              <w:rPr>
+                <w:noProof/>
+                <w:webHidden/>
+              </w:rPr>
+              <w:fldChar w:fldCharType="end"/>
+            </w:r>
+          </w:hyperlink>
+        </w:p>
+        <w:p>
+          <w:pPr>
+            <w:pStyle w:val="TDC2"/>
+            <w:tabs>
+              <w:tab w:val="right" w:leader="dot" w:pos="8828"/>
+            </w:tabs>
+            <w:rPr>
+              <w:rFonts w:asciiTheme="minorHAnsi" w:eastAsiaTheme="minorEastAsia" w:hAnsiTheme="minorHAnsi" w:cstheme="minorBidi"/>
+              <w:noProof/>
+              <w:kern w:val="2"/>
+              <w14:ligatures w14:val="standardContextual"/>
+            </w:rPr>
+          </w:pPr>
+          <w:hyperlink w:anchor="_Toc225185339" w:history="1">
+            <w:r>
+              <w:rPr>
+                <w:rStyle w:val="Hipervnculo"/>
+                <w:noProof/>
+              </w:rPr>
+              <w:t>Ejercicio 4.2 Gestión de índices y espacio en MySQL</w:t>
+            </w:r>
+            <w:r>
+              <w:rPr>
+                <w:noProof/>
+                <w:webHidden/>
+              </w:rPr>
+              <w:tab/>
+            </w:r>
+            <w:r>
+              <w:rPr>
+                <w:noProof/>
+                <w:webHidden/>
+              </w:rPr>
+              <w:fldChar w:fldCharType="begin"/>
+            </w:r>
+            <w:r>
+              <w:rPr>
+                <w:noProof/>
+                <w:webHidden/>
+              </w:rPr>
+              <w:instrText xml:space="preserve"> PAGEREF _Toc225185339 \h </w:instrText>
+            </w:r>
+            <w:r>
+              <w:rPr>
+                <w:noProof/>
+                <w:webHidden/>
+              </w:rPr>
+            </w:r>
+            <w:r>
+              <w:rPr>
+                <w:noProof/>
+                <w:webHidden/>
+              </w:rPr>
+              <w:fldChar w:fldCharType="separate"/>
+            </w:r>
+            <w:r>
+              <w:rPr>
+                <w:noProof/>
+                <w:webHidden/>
+              </w:rPr>
+              <w:t>28</w:t>
+            </w:r>
+            <w:r>
+              <w:rPr>
+                <w:noProof/>
+                <w:webHidden/>
+              </w:rPr>
+              <w:fldChar w:fldCharType="end"/>
+            </w:r>
+          </w:hyperlink>
+        </w:p>
+        <w:p>
+          <w:pPr>
+            <w:pStyle w:val="TDC3"/>
+            <w:tabs>
+              <w:tab w:val="right" w:leader="dot" w:pos="8828"/>
+            </w:tabs>
+            <w:rPr>
+              <w:rFonts w:asciiTheme="minorHAnsi" w:eastAsiaTheme="minorEastAsia" w:hAnsiTheme="minorHAnsi" w:cstheme="minorBidi"/>
+              <w:noProof/>
+              <w:kern w:val="2"/>
+              <w14:ligatures w14:val="standardContextual"/>
+            </w:rPr>
+          </w:pPr>
+          <w:hyperlink w:anchor="_Toc225185340" w:history="1">
+            <w:r>
+              <w:rPr>
+                <w:rStyle w:val="Hipervnculo"/>
+                <w:noProof/>
+              </w:rPr>
+              <w:t>1 Analizar fragmentación de índices con optimizer_trace</w:t>
+            </w:r>
+            <w:r>
+              <w:rPr>
+                <w:noProof/>
+                <w:webHidden/>
+              </w:rPr>
+              <w:tab/>
+            </w:r>
+            <w:r>
+              <w:rPr>
+                <w:noProof/>
+                <w:webHidden/>
+              </w:rPr>
+              <w:fldChar w:fldCharType="begin"/>
+            </w:r>
+            <w:r>
+              <w:rPr>
+                <w:noProof/>
+                <w:webHidden/>
+              </w:rPr>
+              <w:instrText xml:space="preserve"> PAGEREF _Toc225185340 \h </w:instrText>
+            </w:r>
+            <w:r>
+              <w:rPr>
+                <w:noProof/>
+                <w:webHidden/>
+              </w:rPr>
+            </w:r>
+            <w:r>
+              <w:rPr>
+                <w:noProof/>
+                <w:webHidden/>
+              </w:rPr>
+              <w:fldChar w:fldCharType="separate"/>
+            </w:r>
+            <w:r>
+              <w:rPr>
+                <w:noProof/>
+                <w:webHidden/>
+              </w:rPr>
+              <w:t>28</w:t>
+            </w:r>
+            <w:r>
+              <w:rPr>
+                <w:noProof/>
+                <w:webHidden/>
+              </w:rPr>
+              <w:fldChar w:fldCharType="end"/>
+            </w:r>
+          </w:hyperlink>
+        </w:p>
+        <w:p>
+          <w:pPr>
+            <w:pStyle w:val="TDC3"/>
+            <w:tabs>
+              <w:tab w:val="right" w:leader="dot" w:pos="8828"/>
+            </w:tabs>
+            <w:rPr>
+              <w:rFonts w:asciiTheme="minorHAnsi" w:eastAsiaTheme="minorEastAsia" w:hAnsiTheme="minorHAnsi" w:cstheme="minorBidi"/>
+              <w:noProof/>
+              <w:kern w:val="2"/>
+              <w14:ligatures w14:val="standardContextual"/>
+            </w:rPr>
+          </w:pPr>
+          <w:hyperlink w:anchor="_Toc225185341" w:history="1">
+            <w:r>
+              <w:rPr>
+                <w:rStyle w:val="Hipervnculo"/>
+                <w:noProof/>
+              </w:rPr>
+              <w:t>2 Detectar índices sin uso con performance_schema</w:t>
+            </w:r>
+            <w:r>
+              <w:rPr>
+                <w:noProof/>
+                <w:webHidden/>
+              </w:rPr>
+              <w:tab/>
+            </w:r>
+            <w:r>
+              <w:rPr>
+                <w:noProof/>
+                <w:webHidden/>
+              </w:rPr>
+              <w:fldChar w:fldCharType="begin"/>
+            </w:r>
+            <w:r>
+              <w:rPr>
+                <w:noProof/>
+                <w:webHidden/>
+              </w:rPr>
+              <w:instrText xml:space="preserve"> PAGEREF _Toc225185341 \h </w:instrText>
+            </w:r>
+            <w:r>
+              <w:rPr>
+                <w:noProof/>
+                <w:webHidden/>
+              </w:rPr>
+            </w:r>
+            <w:r>
+              <w:rPr>
+                <w:noProof/>
+                <w:webHidden/>
+              </w:rPr>
+              <w:fldChar w:fldCharType="separate"/>
+            </w:r>
+            <w:r>
+              <w:rPr>
+                <w:noProof/>
+                <w:webHidden/>
+              </w:rPr>
+              <w:t>29</w:t>
+            </w:r>
+            <w:r>
+              <w:rPr>
+                <w:noProof/>
+                <w:webHidden/>
+              </w:rPr>
+              <w:fldChar w:fldCharType="end"/>
+            </w:r>
+          </w:hyperlink>
+        </w:p>
+        <w:p>
+          <w:pPr>
+            <w:pStyle w:val="TDC1"/>
+            <w:tabs>
+              <w:tab w:val="right" w:leader="dot" w:pos="8828"/>
+            </w:tabs>
+            <w:rPr>
+              <w:rFonts w:asciiTheme="minorHAnsi" w:eastAsiaTheme="minorEastAsia" w:hAnsiTheme="minorHAnsi" w:cstheme="minorBidi"/>
+              <w:noProof/>
+              <w:kern w:val="2"/>
+              <w14:ligatures w14:val="standardContextual"/>
+            </w:rPr>
+          </w:pPr>
+          <w:hyperlink w:anchor="_Toc225185342" w:history="1">
+            <w:r>
+              <w:rPr>
+                <w:rStyle w:val="Hipervnculo"/>
+                <w:noProof/>
+              </w:rPr>
+              <w:t>Práctica 5 — Roles y Privilegios de Almacenamiento en MySQL</w:t>
+            </w:r>
+            <w:r>
+              <w:rPr>
+                <w:noProof/>
+                <w:webHidden/>
+              </w:rPr>
+              <w:tab/>
+            </w:r>
+            <w:r>
+              <w:rPr>
+                <w:noProof/>
+                <w:webHidden/>
+              </w:rPr>
+              <w:fldChar w:fldCharType="begin"/>
+            </w:r>
+            <w:r>
+              <w:rPr>
+                <w:noProof/>
+                <w:webHidden/>
+              </w:rPr>
+              <w:instrText xml:space="preserve"> PAGEREF _Toc225185342 \h </w:instrText>
+            </w:r>
+            <w:r>
+              <w:rPr>
+                <w:noProof/>
+                <w:webHidden/>
+              </w:rPr>
+            </w:r>
+            <w:r>
+              <w:rPr>
+                <w:noProof/>
+                <w:webHidden/>
+              </w:rPr>
+              <w:fldChar w:fldCharType="separate"/>
+            </w:r>
+            <w:r>
+              <w:rPr>
+                <w:noProof/>
+                <w:webHidden/>
+              </w:rPr>
+              <w:t>30</w:t>
+            </w:r>
+            <w:r>
+              <w:rPr>
+                <w:noProof/>
+                <w:webHidden/>
+              </w:rPr>
+              <w:fldChar w:fldCharType="end"/>
+            </w:r>
+          </w:hyperlink>
+        </w:p>
+        <w:p>
+          <w:pPr>
+            <w:pStyle w:val="TDC2"/>
+            <w:tabs>
+              <w:tab w:val="right" w:leader="dot" w:pos="8828"/>
+            </w:tabs>
+            <w:rPr>
+              <w:rFonts w:asciiTheme="minorHAnsi" w:eastAsiaTheme="minorEastAsia" w:hAnsiTheme="minorHAnsi" w:cstheme="minorBidi"/>
+              <w:noProof/>
+              <w:kern w:val="2"/>
+              <w14:ligatures w14:val="standardContextual"/>
+            </w:rPr>
+          </w:pPr>
+          <w:hyperlink w:anchor="_Toc225185343" w:history="1">
+            <w:r>
+              <w:rPr>
+                <w:rStyle w:val="Hipervnculo"/>
+                <w:noProof/>
+              </w:rPr>
+              <w:t>1    Crear los roles de almacenamiento</w:t>
+            </w:r>
+            <w:r>
+              <w:rPr>
+                <w:noProof/>
+                <w:webHidden/>
+              </w:rPr>
+              <w:tab/>
+            </w:r>
+            <w:r>
+              <w:rPr>
+                <w:noProof/>
+                <w:webHidden/>
+              </w:rPr>
+              <w:fldChar w:fldCharType="begin"/>
+            </w:r>
+            <w:r>
+              <w:rPr>
+                <w:noProof/>
+                <w:webHidden/>
+              </w:rPr>
+              <w:instrText xml:space="preserve"> PAGEREF _Toc225185343 \h </w:instrText>
+            </w:r>
+            <w:r>
+              <w:rPr>
+                <w:noProof/>
+                <w:webHidden/>
+              </w:rPr>
+            </w:r>
+            <w:r>
+              <w:rPr>
+                <w:noProof/>
+                <w:webHidden/>
+              </w:rPr>
+              <w:fldChar w:fldCharType="separate"/>
+            </w:r>
+            <w:r>
+              <w:rPr>
+                <w:noProof/>
+                <w:webHidden/>
+              </w:rPr>
+              <w:t>30</w:t>
+            </w:r>
+            <w:r>
+              <w:rPr>
+                <w:noProof/>
+                <w:webHidden/>
+              </w:rPr>
+              <w:fldChar w:fldCharType="end"/>
+            </w:r>
+          </w:hyperlink>
+        </w:p>
+        <w:p>
+          <w:pPr>
+            <w:pStyle w:val="TDC2"/>
+            <w:tabs>
+              <w:tab w:val="right" w:leader="dot" w:pos="8828"/>
+            </w:tabs>
+            <w:rPr>
+              <w:rFonts w:asciiTheme="minorHAnsi" w:eastAsiaTheme="minorEastAsia" w:hAnsiTheme="minorHAnsi" w:cstheme="minorBidi"/>
+              <w:noProof/>
+              <w:kern w:val="2"/>
+              <w14:ligatures w14:val="standardContextual"/>
+            </w:rPr>
+          </w:pPr>
+          <w:hyperlink w:anchor="_Toc225185344" w:history="1">
+            <w:r>
+              <w:rPr>
+                <w:rStyle w:val="Hipervnculo"/>
+                <w:noProof/>
+              </w:rPr>
+              <w:t>2    Asignar roles a los usuarios</w:t>
+            </w:r>
+            <w:r>
+              <w:rPr>
+                <w:noProof/>
+                <w:webHidden/>
+              </w:rPr>
+              <w:tab/>
+            </w:r>
+            <w:r>
+              <w:rPr>
+                <w:noProof/>
+                <w:webHidden/>
+              </w:rPr>
+              <w:fldChar w:fldCharType="begin"/>
+            </w:r>
+            <w:r>
+              <w:rPr>
+                <w:noProof/>
+                <w:webHidden/>
+              </w:rPr>
+              <w:instrText xml:space="preserve"> PAGEREF _Toc225185344 \h </w:instrText>
+            </w:r>
+            <w:r>
+              <w:rPr>
+                <w:noProof/>
+                <w:webHidden/>
+              </w:rPr>
+            </w:r>
+            <w:r>
+              <w:rPr>
+                <w:noProof/>
+                <w:webHidden/>
+              </w:rPr>
+              <w:fldChar w:fldCharType="separate"/>
+            </w:r>
+            <w:r>
+              <w:rPr>
+                <w:noProof/>
+                <w:webHidden/>
+              </w:rPr>
+              <w:t>34</w:t>
+            </w:r>
+            <w:r>
+              <w:rPr>
+                <w:noProof/>
+                <w:webHidden/>
+              </w:rPr>
+              <w:fldChar w:fldCharType="end"/>
+            </w:r>
+          </w:hyperlink>
+        </w:p>
+        <w:p>
+          <w:pPr>
+            <w:pStyle w:val="TDC2"/>
+            <w:tabs>
+              <w:tab w:val="right" w:leader="dot" w:pos="8828"/>
+            </w:tabs>
+            <w:rPr>
+              <w:rFonts w:asciiTheme="minorHAnsi" w:eastAsiaTheme="minorEastAsia" w:hAnsiTheme="minorHAnsi" w:cstheme="minorBidi"/>
+              <w:noProof/>
+              <w:kern w:val="2"/>
+              <w14:ligatures w14:val="standardContextual"/>
+            </w:rPr>
+          </w:pPr>
+          <w:hyperlink w:anchor="_Toc225185345" w:history="1">
+            <w:r>
+              <w:rPr>
+                <w:rStyle w:val="Hipervnculo"/>
+                <w:noProof/>
+              </w:rPr>
+              <w:t>3    Verificar roles y privilegios asignados</w:t>
+            </w:r>
+            <w:r>
+              <w:rPr>
+                <w:noProof/>
+                <w:webHidden/>
+              </w:rPr>
+              <w:tab/>
+            </w:r>
+            <w:r>
+              <w:rPr>
+                <w:noProof/>
+                <w:webHidden/>
+              </w:rPr>
+              <w:fldChar w:fldCharType="begin"/>
+            </w:r>
+            <w:r>
+              <w:rPr>
+                <w:noProof/>
+                <w:webHidden/>
+              </w:rPr>
+              <w:instrText xml:space="preserve"> PAGEREF _Toc225185345 \h </w:instrText>
+            </w:r>
+            <w:r>
+              <w:rPr>
+                <w:noProof/>
+                <w:webHidden/>
+              </w:rPr>
+            </w:r>
+            <w:r>
+              <w:rPr>
+                <w:noProof/>
+                <w:webHidden/>
+              </w:rPr>
+              <w:fldChar w:fldCharType="separate"/>
+            </w:r>
+            <w:r>
+              <w:rPr>
+                <w:noProof/>
+                <w:webHidden/>
+              </w:rPr>
+              <w:t>35</w:t>
             </w:r>
             <w:r>
               <w:rPr>
@@ -1362,6 +2926,10 @@
         <w:tabs>
           <w:tab w:val="right" w:leader="dot" w:pos="9350"/>
         </w:tabs>
+        <w:rPr>
+          <w:sz w:val="24"/>
+          <w:szCs w:val="24"/>
+        </w:rPr>
       </w:pPr>
       <w:r>
         <w:rPr>
@@ -1369,63 +2937,6 @@
           <w:szCs w:val="24"/>
         </w:rPr>
         <w:t xml:space="preserve"> </w:t>
-      </w:r>
-    </w:p>
-    <w:p>
-      <w:r>
-        <w:rPr>
-          <w:rFonts w:ascii="Arial" w:hAnsi="Arial" w:cs="Arial"/>
-          <w:sz w:val="24"/>
-          <w:szCs w:val="24"/>
-        </w:rPr>
-        <w:br w:type="page"/>
-      </w:r>
-    </w:p>
-    <w:p>
-      <w:pPr>
-        <w:jc w:val="right"/>
-        <w:rPr>
-          <w:rFonts w:ascii="Arial" w:hAnsi="Arial" w:cs="Arial"/>
-          <w:sz w:val="24"/>
-          <w:szCs w:val="24"/>
-        </w:rPr>
-      </w:pPr>
-    </w:p>
-    <w:p>
-      <w:pPr>
-        <w:pStyle w:val="Ttulo1"/>
-        <w:ind w:firstLine="0"/>
-      </w:pPr>
-      <w:bookmarkStart w:id="1" w:name="_Toc224899878"/>
-      <w:r>
-        <w:t>In</w:t>
-      </w:r>
-      <w:r>
-        <w:t>troducción</w:t>
-      </w:r>
-      <w:bookmarkEnd w:id="1"/>
-    </w:p>
-    <w:p>
-      <w:pPr>
-        <w:spacing w:before="80" w:after="80" w:line="276" w:lineRule="auto"/>
-        <w:jc w:val="both"/>
-      </w:pPr>
-      <w:r>
-        <w:t>En el ámbito de la administración de bases de datos, la gestión eficiente del espacio en disco representa uno de los desafíos más críticos y constantes para cualquier equipo de tecnología. A medida que los sistemas de información crecen en volumen y complejidad, la capacidad de organizar, monitorear y optimizar el almacenamiento físico y lógico se convierte en una habilidad indispensable para garantizar la continuidad operativa d las aplicaciones. Una mala planificación en este aspecto no solo puede derivar en un deterioro progresivo del rendimiento, sino también en interrupciones del servicio, pérdida de integridad de los datos y un incremento desproporcionado en los costos de infraestructura. Por esta razón, los administradores de bases de datos deben dominar las herramientas y mecanismos que los motores de bases de datos ponen a su disposición para anticiparse a estos problemas antes de que se conviertan en incidentes críticos.</w:t>
-      </w:r>
-    </w:p>
-    <w:p>
-      <w:pPr>
-        <w:spacing w:before="100" w:after="100"/>
-      </w:pPr>
-    </w:p>
-    <w:p>
-      <w:pPr>
-        <w:spacing w:before="80" w:after="80" w:line="276" w:lineRule="auto"/>
-        <w:jc w:val="both"/>
-      </w:pPr>
-      <w:r>
-        <w:t>El presente reporte de prácticas documenta de manera detallada una serie de actividades realizadas sobre el motor MySQL con el objetivo de adquirir competencias prácticas en la configuración y administración del espacio en disco.</w:t>
       </w:r>
     </w:p>
     <w:p>
@@ -1435,19 +2946,36 @@
         <w:spacing w:line="259" w:lineRule="auto"/>
         <w:textAlignment w:val="auto"/>
         <w:rPr>
-          <w:rFonts w:ascii="Arial" w:hAnsi="Arial" w:cs="Arial"/>
-          <w:sz w:val="24"/>
-          <w:szCs w:val="24"/>
-        </w:rPr>
-      </w:pPr>
-      <w:r>
-        <w:rPr>
-          <w:rFonts w:ascii="Arial" w:hAnsi="Arial" w:cs="Arial"/>
-          <w:sz w:val="24"/>
-          <w:szCs w:val="24"/>
+          <w:lang w:val="es-MX" w:eastAsia="es-MX"/>
+        </w:rPr>
+      </w:pPr>
+      <w:r>
+        <w:rPr>
+          <w:lang w:val="es-MX" w:eastAsia="es-MX"/>
         </w:rPr>
         <w:br w:type="page"/>
       </w:r>
+    </w:p>
+    <w:p>
+      <w:pPr>
+        <w:rPr>
+          <w:lang w:val="es-MX" w:eastAsia="es-MX"/>
+        </w:rPr>
+      </w:pPr>
+    </w:p>
+    <w:p>
+      <w:pPr>
+        <w:pStyle w:val="Ttulo1"/>
+        <w:ind w:firstLine="0"/>
+      </w:pPr>
+      <w:bookmarkStart w:id="1" w:name="_Toc225185311"/>
+      <w:r>
+        <w:t>In</w:t>
+      </w:r>
+      <w:r>
+        <w:t>troducción</w:t>
+      </w:r>
+      <w:bookmarkEnd w:id="1"/>
     </w:p>
     <w:p>
       <w:pPr>
@@ -1456,6 +2984,187 @@
         <w:spacing w:line="259" w:lineRule="auto"/>
         <w:textAlignment w:val="auto"/>
         <w:rPr>
+          <w:lang w:val="es-MX"/>
+        </w:rPr>
+      </w:pPr>
+      <w:r>
+        <w:rPr>
+          <w:lang w:val="es-MX"/>
+        </w:rPr>
+        <w:t xml:space="preserve">La administración del espacio en disco dentro de los sistemas gestores de bases de datos es un aspecto fundamental para garantizar el rendimiento, la disponibilidad y la eficiencia en el manejo de la información. En el caso de MySQL 8.0, específicamente con el motor de almacenamiento </w:t>
+      </w:r>
+      <w:proofErr w:type="spellStart"/>
+      <w:r>
+        <w:rPr>
+          <w:lang w:val="es-MX"/>
+        </w:rPr>
+        <w:t>InnoDB</w:t>
+      </w:r>
+      <w:proofErr w:type="spellEnd"/>
+      <w:r>
+        <w:rPr>
+          <w:lang w:val="es-MX"/>
+        </w:rPr>
+        <w:t xml:space="preserve">, esta gestión adquiere una relevancia aún mayor debido a la forma en que organiza los datos en archivos físicos, </w:t>
+      </w:r>
+      <w:proofErr w:type="spellStart"/>
+      <w:r>
+        <w:rPr>
+          <w:lang w:val="es-MX"/>
+        </w:rPr>
+        <w:t>tablespaces</w:t>
+      </w:r>
+      <w:proofErr w:type="spellEnd"/>
+      <w:r>
+        <w:rPr>
+          <w:lang w:val="es-MX"/>
+        </w:rPr>
+        <w:t xml:space="preserve"> y estructuras internas como índices, buffers y logs de transacciones. A lo largo de esta práctica, se aborda de manera integral cómo se configura, monitorea y optimiza el uso del almacenamiento, partiendo desde la comprensión de variables clave del sistema hasta la implementación de estrategias avanzadas para el control del espacio.</w:t>
+      </w:r>
+    </w:p>
+    <w:p>
+      <w:pPr>
+        <w:suppressAutoHyphens w:val="0"/>
+        <w:autoSpaceDN/>
+        <w:spacing w:line="259" w:lineRule="auto"/>
+        <w:textAlignment w:val="auto"/>
+        <w:rPr>
+          <w:lang w:val="es-MX"/>
+        </w:rPr>
+      </w:pPr>
+      <w:r>
+        <w:rPr>
+          <w:lang w:val="es-MX"/>
+        </w:rPr>
+        <w:t xml:space="preserve">Uno de los principales objetivos es comprender cómo MySQL maneja el almacenamiento físico de las bases de datos, identificando elementos como el directorio de datos, los </w:t>
+      </w:r>
+      <w:proofErr w:type="gramStart"/>
+      <w:r>
+        <w:rPr>
+          <w:lang w:val="es-MX"/>
+        </w:rPr>
+        <w:t>archivos .</w:t>
+      </w:r>
+      <w:proofErr w:type="spellStart"/>
+      <w:r>
+        <w:rPr>
+          <w:lang w:val="es-MX"/>
+        </w:rPr>
+        <w:t>ibd</w:t>
+      </w:r>
+      <w:proofErr w:type="spellEnd"/>
+      <w:proofErr w:type="gramEnd"/>
+      <w:r>
+        <w:rPr>
+          <w:lang w:val="es-MX"/>
+        </w:rPr>
+        <w:t xml:space="preserve">, y el uso de </w:t>
+      </w:r>
+      <w:proofErr w:type="spellStart"/>
+      <w:r>
+        <w:rPr>
+          <w:lang w:val="es-MX"/>
+        </w:rPr>
+        <w:t>tablespaces</w:t>
+      </w:r>
+      <w:proofErr w:type="spellEnd"/>
+      <w:r>
+        <w:rPr>
+          <w:lang w:val="es-MX"/>
+        </w:rPr>
+        <w:t xml:space="preserve"> tanto generales como individuales por tabla. Asimismo, se analizan las configuraciones más relevantes, como el tamaño del buffer pool o el uso de </w:t>
+      </w:r>
+      <w:proofErr w:type="spellStart"/>
+      <w:r>
+        <w:rPr>
+          <w:lang w:val="es-MX"/>
+        </w:rPr>
+        <w:t>innodb_file_per_table</w:t>
+      </w:r>
+      <w:proofErr w:type="spellEnd"/>
+      <w:r>
+        <w:rPr>
+          <w:lang w:val="es-MX"/>
+        </w:rPr>
+        <w:t>, que impactan directamente en el rendimiento del sistema. Estos conocimientos permiten al administrador tomar decisiones informadas para optimizar el uso de recursos en distintos entornos, desde desarrollo hasta producción.</w:t>
+      </w:r>
+    </w:p>
+    <w:p>
+      <w:pPr>
+        <w:suppressAutoHyphens w:val="0"/>
+        <w:autoSpaceDN/>
+        <w:spacing w:line="259" w:lineRule="auto"/>
+        <w:textAlignment w:val="auto"/>
+        <w:rPr>
+          <w:lang w:val="es-MX"/>
+        </w:rPr>
+      </w:pPr>
+      <w:r>
+        <w:rPr>
+          <w:lang w:val="es-MX"/>
+        </w:rPr>
+        <w:t xml:space="preserve">Además, la práctica profundiza en técnicas para organizar eficientemente los datos mediante la creación de </w:t>
+      </w:r>
+      <w:proofErr w:type="spellStart"/>
+      <w:r>
+        <w:rPr>
+          <w:lang w:val="es-MX"/>
+        </w:rPr>
+        <w:t>tablespaces</w:t>
+      </w:r>
+      <w:proofErr w:type="spellEnd"/>
+      <w:r>
+        <w:rPr>
+          <w:lang w:val="es-MX"/>
+        </w:rPr>
+        <w:t xml:space="preserve"> específicos, separación de información activa e histórica, y uso de compresión. También se introducen mecanismos de control, como la asignación de roles, restricciones de usuarios y monitoreo del consumo de espacio por esquema, lo cual es esencial en entornos multiusuario. De igual forma, se exploran estrategias de mantenimiento como la eliminación de fragmentación, optimización de tablas e identificación de índices innecesarios.</w:t>
+      </w:r>
+    </w:p>
+    <w:p>
+      <w:pPr>
+        <w:suppressAutoHyphens w:val="0"/>
+        <w:autoSpaceDN/>
+        <w:spacing w:line="259" w:lineRule="auto"/>
+        <w:textAlignment w:val="auto"/>
+        <w:rPr>
+          <w:lang w:val="es-MX"/>
+        </w:rPr>
+      </w:pPr>
+      <w:r>
+        <w:rPr>
+          <w:lang w:val="es-MX"/>
+        </w:rPr>
+        <w:t>En conjunto, esta práctica no solo proporciona habilidades técnicas para la gestión del almacenamiento en MySQL, sino que también fomenta una visión estratégica sobre cómo administrar grandes volúmenes de datos de manera eficiente, segura y escalable, lo cual es indispensable en el contexto actual donde la información es un recurso crítico para las organizaciones.</w:t>
+      </w:r>
+    </w:p>
+    <w:p>
+      <w:pPr>
+        <w:suppressAutoHyphens w:val="0"/>
+        <w:autoSpaceDN/>
+        <w:spacing w:line="259" w:lineRule="auto"/>
+        <w:textAlignment w:val="auto"/>
+        <w:rPr>
+          <w:rFonts w:ascii="Arial" w:hAnsi="Arial" w:cs="Arial"/>
+          <w:sz w:val="24"/>
+          <w:szCs w:val="24"/>
+        </w:rPr>
+      </w:pPr>
+      <w:r>
+        <w:rPr>
+          <w:rFonts w:ascii="Arial" w:hAnsi="Arial" w:cs="Arial"/>
+          <w:sz w:val="24"/>
+          <w:szCs w:val="24"/>
+        </w:rPr>
+        <w:br w:type="page"/>
+      </w:r>
+    </w:p>
+    <w:p>
+      <w:pPr>
+        <w:suppressAutoHyphens w:val="0"/>
+        <w:autoSpaceDN/>
+        <w:spacing w:line="259" w:lineRule="auto"/>
+        <w:textAlignment w:val="auto"/>
+        <w:rPr>
           <w:rFonts w:ascii="Arial" w:hAnsi="Arial" w:cs="Arial"/>
           <w:sz w:val="24"/>
           <w:szCs w:val="24"/>
@@ -1467,7 +3176,7 @@
         <w:pStyle w:val="Ttulo1"/>
         <w:ind w:firstLine="0"/>
       </w:pPr>
-      <w:bookmarkStart w:id="2" w:name="_Toc224899879"/>
+      <w:bookmarkStart w:id="2" w:name="_Toc225185312"/>
       <w:r>
         <w:t>Práctica 1 — Definición y Verificación del Espacio de Almacenamiento</w:t>
       </w:r>
@@ -1477,7 +3186,7 @@
       <w:pPr>
         <w:pStyle w:val="Ttulo2"/>
       </w:pPr>
-      <w:bookmarkStart w:id="3" w:name="_Toc224899880"/>
+      <w:bookmarkStart w:id="3" w:name="_Toc225185313"/>
       <w:r>
         <w:t xml:space="preserve">1. Variables de configuración de </w:t>
       </w:r>
@@ -1513,7 +3222,7 @@
       <w:pPr>
         <w:pStyle w:val="Ttulo3"/>
       </w:pPr>
-      <w:bookmarkStart w:id="4" w:name="_Toc224899881"/>
+      <w:bookmarkStart w:id="4" w:name="_Toc225185314"/>
       <w:r>
         <w:t>1.1 Directorio de datos</w:t>
       </w:r>
@@ -1673,7 +3382,7 @@
       <w:pPr>
         <w:pStyle w:val="Ttulo3"/>
       </w:pPr>
-      <w:bookmarkStart w:id="5" w:name="_Toc224899882"/>
+      <w:bookmarkStart w:id="5" w:name="_Toc225185315"/>
       <w:r>
         <w:t xml:space="preserve">1.2 </w:t>
       </w:r>
@@ -1886,7 +3595,7 @@
       <w:pPr>
         <w:pStyle w:val="Ttulo3"/>
       </w:pPr>
-      <w:bookmarkStart w:id="6" w:name="_Toc224899883"/>
+      <w:bookmarkStart w:id="6" w:name="_Toc225185316"/>
       <w:r>
         <w:t xml:space="preserve">1.3 </w:t>
       </w:r>
@@ -2083,7 +3792,7 @@
       <w:pPr>
         <w:pStyle w:val="Ttulo3"/>
       </w:pPr>
-      <w:bookmarkStart w:id="7" w:name="_Toc224899884"/>
+      <w:bookmarkStart w:id="7" w:name="_Toc225185317"/>
       <w:r>
         <w:t xml:space="preserve">1.4 Tamaño de página </w:t>
       </w:r>
@@ -2267,7 +3976,7 @@
       <w:pPr>
         <w:pStyle w:val="Ttulo3"/>
       </w:pPr>
-      <w:bookmarkStart w:id="8" w:name="_Toc224899885"/>
+      <w:bookmarkStart w:id="8" w:name="_Toc225185318"/>
       <w:r>
         <w:t>1.5 Tamaño del buffer pool</w:t>
       </w:r>
@@ -2454,7 +4163,7 @@
       <w:pPr>
         <w:pStyle w:val="Ttulo3"/>
       </w:pPr>
-      <w:bookmarkStart w:id="9" w:name="_Toc224899886"/>
+      <w:bookmarkStart w:id="9" w:name="_Toc225185319"/>
       <w:r>
         <w:t xml:space="preserve">1.6 Directorio de </w:t>
       </w:r>
@@ -2662,7 +4371,7 @@
       <w:pPr>
         <w:pStyle w:val="Ttulo3"/>
       </w:pPr>
-      <w:bookmarkStart w:id="10" w:name="_Toc224899887"/>
+      <w:bookmarkStart w:id="10" w:name="_Toc225185320"/>
       <w:r>
         <w:t>1.7 Tamaño del log de transacciones</w:t>
       </w:r>
@@ -2879,7 +4588,7 @@
       <w:pPr>
         <w:pStyle w:val="Ttulo2"/>
       </w:pPr>
-      <w:bookmarkStart w:id="11" w:name="_Toc224899888"/>
+      <w:bookmarkStart w:id="11" w:name="_Toc225185321"/>
       <w:r>
         <w:t>2. Espacio total por base de datos</w:t>
       </w:r>
@@ -3697,7 +5406,7 @@
       <w:pPr>
         <w:pStyle w:val="Ttulo2"/>
       </w:pPr>
-      <w:bookmarkStart w:id="12" w:name="_Toc224899889"/>
+      <w:bookmarkStart w:id="12" w:name="_Toc225185322"/>
       <w:r>
         <w:t xml:space="preserve">3. </w:t>
       </w:r>
@@ -4294,7 +6003,7 @@
         <w:pStyle w:val="Ttulo1"/>
         <w:ind w:firstLine="0"/>
       </w:pPr>
-      <w:bookmarkStart w:id="13" w:name="_Toc224899890"/>
+      <w:bookmarkStart w:id="13" w:name="_Toc225185323"/>
       <w:r>
         <w:t>Práctica 2 — Creación del Espacio Asignado para Cada Base de Datos</w:t>
       </w:r>
@@ -4372,6 +6081,7 @@
           <w:lang w:eastAsia="es-MX"/>
         </w:rPr>
       </w:pPr>
+      <w:bookmarkStart w:id="14" w:name="_Toc225185324"/>
       <w:r>
         <w:rPr>
           <w:rFonts w:eastAsia="Times New Roman"/>
@@ -4402,6 +6112,7 @@
         </w:rPr>
         <w:t xml:space="preserve"> generales:</w:t>
       </w:r>
+      <w:bookmarkEnd w:id="14"/>
     </w:p>
     <w:p>
       <w:pPr>
@@ -5748,12 +7459,14 @@
       <w:pPr>
         <w:pStyle w:val="Ttulo2"/>
       </w:pPr>
+      <w:bookmarkStart w:id="15" w:name="_Toc225185325"/>
       <w:r>
         <w:t xml:space="preserve">2. </w:t>
       </w:r>
       <w:r>
         <w:t>Creación y configuración de la base de datos</w:t>
       </w:r>
+      <w:bookmarkEnd w:id="15"/>
     </w:p>
     <w:p>
       <w:pPr>
@@ -6870,6 +8583,7 @@
       <w:pPr>
         <w:pStyle w:val="Ttulo2"/>
       </w:pPr>
+      <w:bookmarkStart w:id="16" w:name="_Toc225185326"/>
       <w:r>
         <w:t xml:space="preserve">3. </w:t>
       </w:r>
@@ -6880,6 +8594,7 @@
       <w:r>
         <w:t>tablespaces</w:t>
       </w:r>
+      <w:bookmarkEnd w:id="16"/>
       <w:proofErr w:type="spellEnd"/>
     </w:p>
     <w:p>
@@ -8369,6 +10084,7 @@
       <w:pPr>
         <w:pStyle w:val="Ttulo2"/>
       </w:pPr>
+      <w:bookmarkStart w:id="17" w:name="_Toc225185327"/>
       <w:r>
         <w:t xml:space="preserve">4. </w:t>
       </w:r>
@@ -8383,6 +10099,7 @@
       <w:r>
         <w:t xml:space="preserve"> Histórico:</w:t>
       </w:r>
+      <w:bookmarkEnd w:id="17"/>
     </w:p>
     <w:p>
       <w:pPr>
@@ -9393,135 +11110,6 @@
       <w:pPr>
         <w:jc w:val="both"/>
         <w:rPr>
-          <w:rStyle w:val="citation-29"/>
-          <w:rFonts w:ascii="Verdana" w:hAnsi="Verdana" w:cs="Arial"/>
-          <w:b/>
-          <w:sz w:val="24"/>
-          <w:szCs w:val="24"/>
-        </w:rPr>
-      </w:pPr>
-    </w:p>
-    <w:p>
-      <w:pPr>
-        <w:jc w:val="both"/>
-        <w:rPr>
-          <w:rStyle w:val="citation-29"/>
-          <w:rFonts w:ascii="Verdana" w:hAnsi="Verdana" w:cs="Arial"/>
-          <w:b/>
-          <w:sz w:val="24"/>
-          <w:szCs w:val="24"/>
-        </w:rPr>
-      </w:pPr>
-    </w:p>
-    <w:p>
-      <w:pPr>
-        <w:jc w:val="both"/>
-        <w:rPr>
-          <w:rStyle w:val="citation-29"/>
-          <w:rFonts w:ascii="Verdana" w:hAnsi="Verdana" w:cs="Arial"/>
-          <w:b/>
-          <w:sz w:val="24"/>
-          <w:szCs w:val="24"/>
-        </w:rPr>
-      </w:pPr>
-    </w:p>
-    <w:p>
-      <w:pPr>
-        <w:jc w:val="both"/>
-        <w:rPr>
-          <w:rStyle w:val="citation-29"/>
-          <w:rFonts w:ascii="Verdana" w:hAnsi="Verdana" w:cs="Arial"/>
-          <w:b/>
-          <w:sz w:val="24"/>
-          <w:szCs w:val="24"/>
-        </w:rPr>
-      </w:pPr>
-    </w:p>
-    <w:p>
-      <w:pPr>
-        <w:jc w:val="both"/>
-        <w:rPr>
-          <w:rStyle w:val="citation-29"/>
-          <w:rFonts w:ascii="Verdana" w:hAnsi="Verdana" w:cs="Arial"/>
-          <w:b/>
-          <w:sz w:val="24"/>
-          <w:szCs w:val="24"/>
-        </w:rPr>
-      </w:pPr>
-    </w:p>
-    <w:p>
-      <w:pPr>
-        <w:jc w:val="both"/>
-        <w:rPr>
-          <w:rStyle w:val="citation-29"/>
-          <w:rFonts w:ascii="Verdana" w:hAnsi="Verdana" w:cs="Arial"/>
-          <w:b/>
-          <w:sz w:val="24"/>
-          <w:szCs w:val="24"/>
-        </w:rPr>
-      </w:pPr>
-    </w:p>
-    <w:p>
-      <w:pPr>
-        <w:jc w:val="both"/>
-        <w:rPr>
-          <w:rStyle w:val="citation-29"/>
-          <w:rFonts w:ascii="Verdana" w:hAnsi="Verdana" w:cs="Arial"/>
-          <w:b/>
-          <w:sz w:val="24"/>
-          <w:szCs w:val="24"/>
-        </w:rPr>
-      </w:pPr>
-    </w:p>
-    <w:p>
-      <w:pPr>
-        <w:jc w:val="both"/>
-        <w:rPr>
-          <w:rStyle w:val="citation-29"/>
-          <w:rFonts w:ascii="Verdana" w:hAnsi="Verdana" w:cs="Arial"/>
-          <w:b/>
-          <w:sz w:val="24"/>
-          <w:szCs w:val="24"/>
-        </w:rPr>
-      </w:pPr>
-    </w:p>
-    <w:p>
-      <w:pPr>
-        <w:jc w:val="both"/>
-        <w:rPr>
-          <w:rStyle w:val="citation-29"/>
-          <w:rFonts w:ascii="Verdana" w:hAnsi="Verdana" w:cs="Arial"/>
-          <w:b/>
-          <w:sz w:val="24"/>
-          <w:szCs w:val="24"/>
-        </w:rPr>
-      </w:pPr>
-    </w:p>
-    <w:p>
-      <w:pPr>
-        <w:jc w:val="both"/>
-        <w:rPr>
-          <w:rFonts w:ascii="Verdana" w:hAnsi="Verdana"/>
-          <w:sz w:val="24"/>
-          <w:szCs w:val="24"/>
-        </w:rPr>
-      </w:pPr>
-    </w:p>
-    <w:p>
-      <w:pPr>
-        <w:jc w:val="both"/>
-        <w:rPr>
-          <w:rFonts w:ascii="Verdana" w:hAnsi="Verdana"/>
-          <w:sz w:val="24"/>
-          <w:szCs w:val="24"/>
-          <w:lang w:val="es-MX"/>
-        </w:rPr>
-      </w:pPr>
-    </w:p>
-    <w:p>
-      <w:pPr>
-        <w:jc w:val="both"/>
-        <w:rPr>
           <w:rFonts w:ascii="Verdana" w:hAnsi="Verdana"/>
           <w:sz w:val="24"/>
           <w:szCs w:val="24"/>
@@ -9534,6 +11122,7 @@
         <w:pStyle w:val="Ttulo1"/>
         <w:ind w:firstLine="0"/>
       </w:pPr>
+      <w:bookmarkStart w:id="18" w:name="_Toc225185328"/>
       <w:r>
         <w:t xml:space="preserve">Práctica 3 — Control del Espacio por Usuario y </w:t>
       </w:r>
@@ -9545,6 +11134,7 @@
       <w:r>
         <w:t xml:space="preserve"> en MySQL</w:t>
       </w:r>
+      <w:bookmarkEnd w:id="18"/>
     </w:p>
     <w:p>
       <w:pPr>
@@ -9559,19 +11149,15 @@
     <w:p>
       <w:pPr>
         <w:pStyle w:val="Ttulo2"/>
-        <w:rPr>
-          <w:lang w:val="es-MX"/>
-        </w:rPr>
-      </w:pPr>
-      <w:r>
-        <w:t>1</w:t>
-      </w:r>
-      <w:r>
-        <w:t>.</w:t>
-      </w:r>
-      <w:r>
-        <w:t xml:space="preserve">    Crear usuarios con límites de recursos</w:t>
-      </w:r>
+      </w:pPr>
+      <w:bookmarkStart w:id="19" w:name="_Toc225185329"/>
+      <w:r>
+        <w:t>3.</w:t>
+      </w:r>
+      <w:r>
+        <w:t>1    Crear usuarios con límites de recursos</w:t>
+      </w:r>
+      <w:bookmarkEnd w:id="19"/>
     </w:p>
     <w:p>
       <w:pPr>
@@ -9652,6 +11238,22 @@
         </w:rPr>
         <w:t>Puede conectarse desde cualquier host (%). No tiene límite de consultas ni de actualizaciones, pero está limitado a 100 conexiones por hora y no puede tener más de 10 conexiones activas al mismo tiempo.</w:t>
       </w:r>
+    </w:p>
+    <w:p>
+      <w:pPr>
+        <w:pStyle w:val="Ttulo3"/>
+        <w:rPr>
+          <w:lang w:val="es-MX"/>
+        </w:rPr>
+      </w:pPr>
+      <w:bookmarkStart w:id="20" w:name="_Toc225185330"/>
+      <w:r>
+        <w:t>1.</w:t>
+      </w:r>
+      <w:r>
+        <w:t>Crear usuarios con límites de recursos</w:t>
+      </w:r>
+      <w:bookmarkEnd w:id="20"/>
     </w:p>
     <w:tbl>
       <w:tblPr>
@@ -9772,7 +11374,6 @@
                 <w:color w:val="000000" w:themeColor="text1"/>
                 <w:lang w:val="en-US"/>
               </w:rPr>
-              <w:lastRenderedPageBreak/>
               <w:t xml:space="preserve">    MAX_QUERIES_PER_HOUR     0</w:t>
             </w:r>
           </w:p>
@@ -10006,6 +11607,7 @@
                 <w:color w:val="000000" w:themeColor="text1"/>
                 <w:lang w:val="en-US"/>
               </w:rPr>
+              <w:lastRenderedPageBreak/>
               <w:t xml:space="preserve">    WITH</w:t>
             </w:r>
           </w:p>
@@ -10586,6 +12188,7 @@
                 <w:color w:val="000000" w:themeColor="text1"/>
                 <w:lang w:val="en-US"/>
               </w:rPr>
+              <w:lastRenderedPageBreak/>
               <w:t xml:space="preserve">    </w:t>
             </w:r>
             <w:r>
@@ -10745,11 +12348,12 @@
     </w:p>
     <w:p>
       <w:pPr>
-        <w:pStyle w:val="Ttulo2"/>
-        <w:rPr>
-          <w:lang w:val="es-MX"/>
-        </w:rPr>
-      </w:pPr>
+        <w:pStyle w:val="Ttulo3"/>
+        <w:rPr>
+          <w:lang w:val="es-MX"/>
+        </w:rPr>
+      </w:pPr>
+      <w:bookmarkStart w:id="21" w:name="_Toc225185331"/>
       <w:r>
         <w:rPr>
           <w:lang w:val="es-MX"/>
@@ -10766,7 +12370,14 @@
         <w:rPr>
           <w:lang w:val="es-MX"/>
         </w:rPr>
-        <w:t xml:space="preserve">    Verificar los usuarios y sus restricciones </w:t>
+        <w:t xml:space="preserve">    Verificar los usuarios y sus restricciones</w:t>
+      </w:r>
+      <w:bookmarkEnd w:id="21"/>
+      <w:r>
+        <w:rPr>
+          <w:lang w:val="es-MX"/>
+        </w:rPr>
+        <w:t xml:space="preserve"> </w:t>
       </w:r>
     </w:p>
     <w:p>
@@ -10978,7 +12589,6 @@
                 <w:color w:val="000000" w:themeColor="text1"/>
                 <w:lang w:val="en-US"/>
               </w:rPr>
-              <w:lastRenderedPageBreak/>
               <w:t xml:space="preserve">    </w:t>
             </w:r>
             <w:proofErr w:type="spellStart"/>
@@ -11513,84 +13123,65 @@
     </w:p>
     <w:p>
       <w:pPr>
-        <w:jc w:val="both"/>
-        <w:rPr>
-          <w:rFonts w:ascii="Verdana" w:hAnsi="Verdana"/>
-          <w:b/>
+        <w:pStyle w:val="Ttulo2"/>
+        <w:rPr>
+          <w:lang w:val="es-MX"/>
+        </w:rPr>
+      </w:pPr>
+      <w:bookmarkStart w:id="22" w:name="_Toc225185332"/>
+      <w:r>
+        <w:rPr>
+          <w:lang w:val="es-MX"/>
+        </w:rPr>
+        <w:t xml:space="preserve">Práctica 3.2 — Monitoreo de espacio por </w:t>
+      </w:r>
+      <w:proofErr w:type="spellStart"/>
+      <w:r>
+        <w:rPr>
+          <w:lang w:val="es-MX"/>
+        </w:rPr>
+        <w:t>schema</w:t>
+      </w:r>
+      <w:bookmarkEnd w:id="22"/>
+      <w:proofErr w:type="spellEnd"/>
+    </w:p>
+    <w:p>
+      <w:pPr>
+        <w:pStyle w:val="Ttulo2"/>
+        <w:rPr>
           <w:bCs/>
           <w:color w:val="000000" w:themeColor="text1"/>
-          <w:sz w:val="28"/>
-          <w:lang w:val="es-MX"/>
-        </w:rPr>
-      </w:pPr>
-      <w:r>
-        <w:rPr>
-          <w:rFonts w:ascii="Verdana" w:hAnsi="Verdana"/>
-          <w:b/>
+          <w:lang w:val="es-MX"/>
+        </w:rPr>
+      </w:pPr>
+      <w:bookmarkStart w:id="23" w:name="_Toc225185333"/>
+      <w:r>
+        <w:rPr>
           <w:bCs/>
           <w:color w:val="000000" w:themeColor="text1"/>
-          <w:sz w:val="28"/>
-          <w:lang w:val="es-MX"/>
-        </w:rPr>
-        <w:t xml:space="preserve">Práctica 3.2 — Monitoreo de espacio por </w:t>
+          <w:lang w:val="es-MX"/>
+        </w:rPr>
+        <w:t xml:space="preserve">Espacio total por </w:t>
       </w:r>
       <w:proofErr w:type="spellStart"/>
       <w:r>
         <w:rPr>
-          <w:rFonts w:ascii="Verdana" w:hAnsi="Verdana"/>
-          <w:b/>
           <w:bCs/>
           <w:color w:val="000000" w:themeColor="text1"/>
-          <w:sz w:val="28"/>
           <w:lang w:val="es-MX"/>
         </w:rPr>
         <w:t>schema</w:t>
       </w:r>
       <w:proofErr w:type="spellEnd"/>
-    </w:p>
-    <w:p>
-      <w:pPr>
-        <w:jc w:val="both"/>
-        <w:rPr>
-          <w:rFonts w:ascii="Verdana" w:hAnsi="Verdana"/>
-          <w:b/>
+      <w:r>
+        <w:rPr>
           <w:bCs/>
           <w:color w:val="000000" w:themeColor="text1"/>
           <w:lang w:val="es-MX"/>
         </w:rPr>
-      </w:pPr>
-      <w:r>
-        <w:rPr>
-          <w:rFonts w:ascii="Verdana" w:hAnsi="Verdana"/>
-          <w:b/>
-          <w:bCs/>
-          <w:color w:val="000000" w:themeColor="text1"/>
-          <w:lang w:val="es-MX"/>
-        </w:rPr>
-        <w:t xml:space="preserve">Espacio total por </w:t>
-      </w:r>
-      <w:proofErr w:type="spellStart"/>
-      <w:r>
-        <w:rPr>
-          <w:rFonts w:ascii="Verdana" w:hAnsi="Verdana"/>
-          <w:b/>
-          <w:bCs/>
-          <w:color w:val="000000" w:themeColor="text1"/>
-          <w:lang w:val="es-MX"/>
-        </w:rPr>
-        <w:t>schema</w:t>
-      </w:r>
-      <w:proofErr w:type="spellEnd"/>
-      <w:r>
-        <w:rPr>
-          <w:rFonts w:ascii="Verdana" w:hAnsi="Verdana"/>
-          <w:b/>
-          <w:bCs/>
-          <w:color w:val="000000" w:themeColor="text1"/>
-          <w:lang w:val="es-MX"/>
-        </w:rPr>
         <w:t xml:space="preserve"> con alertas</w:t>
       </w:r>
+      <w:bookmarkEnd w:id="23"/>
     </w:p>
     <w:p>
       <w:pPr>
@@ -11743,7 +13334,6 @@
           <w:color w:val="000000" w:themeColor="text1"/>
           <w:lang w:val="es-MX"/>
         </w:rPr>
-        <w:lastRenderedPageBreak/>
         <w:t xml:space="preserve">Incluye una columna de estado que clasifica el </w:t>
       </w:r>
       <w:proofErr w:type="spellStart"/>
@@ -12183,6 +13773,7 @@
                 <w:color w:val="000000" w:themeColor="text1"/>
                 <w:lang w:val="en-US"/>
               </w:rPr>
+              <w:lastRenderedPageBreak/>
               <w:t xml:space="preserve">    ROUND(</w:t>
             </w:r>
             <w:proofErr w:type="gramStart"/>
@@ -12978,6 +14569,7 @@
           <w:color w:val="000000" w:themeColor="text1"/>
           <w:lang w:val="es-MX"/>
         </w:rPr>
+        <w:lastRenderedPageBreak/>
         <w:t xml:space="preserve">Busca las tablas del </w:t>
       </w:r>
       <w:proofErr w:type="spellStart"/>
@@ -13682,7 +15274,6 @@
           <w:color w:val="000000" w:themeColor="text1"/>
           <w:lang w:val="es-MX" w:eastAsia="es-MX"/>
         </w:rPr>
-        <w:lastRenderedPageBreak/>
         <w:drawing>
           <wp:inline distT="0" distB="0" distL="0" distR="0" wp14:anchorId="2F701D51" wp14:editId="7B21691D">
             <wp:extent cx="5943600" cy="1085850"/>
@@ -13745,41 +15336,6 @@
           <w:lang w:val="es-MX"/>
         </w:rPr>
       </w:pPr>
-      <w:r>
-        <w:rPr>
-          <w:rFonts w:ascii="Verdana" w:hAnsi="Verdana"/>
-          <w:b/>
-          <w:bCs/>
-          <w:color w:val="000000" w:themeColor="text1"/>
-          <w:sz w:val="28"/>
-          <w:lang w:val="es-MX"/>
-        </w:rPr>
-        <w:t>3.4</w:t>
-      </w:r>
-      <w:r>
-        <w:rPr>
-          <w:rFonts w:ascii="Verdana" w:hAnsi="Verdana"/>
-          <w:b/>
-          <w:bCs/>
-          <w:color w:val="000000" w:themeColor="text1"/>
-          <w:sz w:val="28"/>
-          <w:lang w:val="es-MX"/>
-        </w:rPr>
-        <w:t xml:space="preserve"> Optimización de tablas fragmentadas</w:t>
-      </w:r>
-    </w:p>
-    <w:p>
-      <w:pPr>
-        <w:jc w:val="both"/>
-        <w:rPr>
-          <w:rFonts w:ascii="Verdana" w:hAnsi="Verdana"/>
-          <w:b/>
-          <w:bCs/>
-          <w:color w:val="000000" w:themeColor="text1"/>
-          <w:sz w:val="28"/>
-          <w:lang w:val="es-MX"/>
-        </w:rPr>
-      </w:pPr>
     </w:p>
     <w:p>
       <w:pPr>
@@ -14258,7 +15814,6 @@
                 <w:color w:val="000000" w:themeColor="text1"/>
                 <w:lang w:val="en-US"/>
               </w:rPr>
-              <w:lastRenderedPageBreak/>
               <w:t xml:space="preserve">SELECT </w:t>
             </w:r>
             <w:proofErr w:type="spellStart"/>
@@ -14604,7 +16159,39 @@
         <w:jc w:val="both"/>
         <w:rPr>
           <w:rFonts w:ascii="Verdana" w:hAnsi="Verdana"/>
-          <w:color w:val="000000" w:themeColor="text1"/>
+        </w:rPr>
+      </w:pPr>
+    </w:p>
+    <w:p>
+      <w:pPr>
+        <w:pStyle w:val="Ttulo1"/>
+        <w:ind w:firstLine="0"/>
+      </w:pPr>
+      <w:bookmarkStart w:id="24" w:name="_Toc225185334"/>
+      <w:r>
+        <w:t>Práctica 4 — Gestión del Espacio de Objetos de la Base de Datos</w:t>
+      </w:r>
+      <w:bookmarkEnd w:id="24"/>
+    </w:p>
+    <w:p>
+      <w:pPr>
+        <w:pStyle w:val="Ttulo2"/>
+      </w:pPr>
+      <w:bookmarkStart w:id="25" w:name="_Toc225185335"/>
+      <w:r>
+        <w:t>Ejercicio 4.1</w:t>
+      </w:r>
+      <w:r>
+        <w:t xml:space="preserve"> </w:t>
+      </w:r>
+      <w:r>
+        <w:t>Crear tabla particionada para gestión eficiente del espacio</w:t>
+      </w:r>
+      <w:bookmarkEnd w:id="25"/>
+    </w:p>
+    <w:p>
+      <w:pPr>
+        <w:rPr>
           <w:lang w:val="es-MX"/>
         </w:rPr>
       </w:pPr>
@@ -14614,354 +16201,49 @@
         <w:jc w:val="both"/>
         <w:rPr>
           <w:rFonts w:ascii="Verdana" w:hAnsi="Verdana"/>
-          <w:color w:val="000000" w:themeColor="text1"/>
-          <w:lang w:val="es-MX"/>
-        </w:rPr>
-      </w:pPr>
+          <w:sz w:val="24"/>
+          <w:szCs w:val="24"/>
+          <w:lang w:val="es-MX"/>
+        </w:rPr>
+      </w:pPr>
+      <w:r>
+        <w:rPr>
+          <w:rFonts w:ascii="Verdana" w:hAnsi="Verdana"/>
+          <w:sz w:val="24"/>
+          <w:szCs w:val="24"/>
+          <w:lang w:val="es-MX"/>
+        </w:rPr>
+        <w:t>En esta práctica se administra el espacio de tablas con diferentes motores y configuraciones, se trabaja con tablas particionadas para gestionar datos históricos, y se monitorean y optimizan índices fragmentados.</w:t>
+      </w:r>
     </w:p>
     <w:p>
       <w:pPr>
         <w:jc w:val="both"/>
         <w:rPr>
           <w:rFonts w:ascii="Verdana" w:hAnsi="Verdana"/>
-          <w:color w:val="000000" w:themeColor="text1"/>
-          <w:lang w:val="es-MX"/>
-        </w:rPr>
-      </w:pPr>
-    </w:p>
-    <w:p>
-      <w:pPr>
-        <w:jc w:val="both"/>
-        <w:rPr>
-          <w:rFonts w:ascii="Verdana" w:hAnsi="Verdana"/>
-          <w:b/>
-          <w:bCs/>
-          <w:color w:val="000000" w:themeColor="text1"/>
-          <w:lang w:val="es-MX"/>
-        </w:rPr>
-      </w:pPr>
-      <w:r>
-        <w:rPr>
-          <w:rFonts w:ascii="Verdana" w:hAnsi="Verdana"/>
-          <w:b/>
-          <w:bCs/>
-          <w:color w:val="000000" w:themeColor="text1"/>
-          <w:lang w:val="es-MX"/>
-        </w:rPr>
-        <w:t>Conclusiones</w:t>
-      </w:r>
-    </w:p>
-    <w:p>
-      <w:pPr>
-        <w:jc w:val="both"/>
-        <w:rPr>
-          <w:rFonts w:ascii="Verdana" w:hAnsi="Verdana"/>
-          <w:color w:val="000000" w:themeColor="text1"/>
-          <w:lang w:val="es-MX"/>
-        </w:rPr>
-      </w:pPr>
-    </w:p>
-    <w:p>
-      <w:pPr>
-        <w:jc w:val="both"/>
-        <w:rPr>
-          <w:rFonts w:ascii="Verdana" w:hAnsi="Verdana"/>
-          <w:color w:val="000000" w:themeColor="text1"/>
-          <w:lang w:val="es-MX"/>
-        </w:rPr>
-      </w:pPr>
-      <w:r>
-        <w:rPr>
-          <w:rFonts w:ascii="Verdana" w:hAnsi="Verdana"/>
-          <w:color w:val="000000" w:themeColor="text1"/>
-          <w:lang w:val="es-MX"/>
-        </w:rPr>
-        <w:t xml:space="preserve">Se crearon los cuatro usuarios sin problema y la consulta de verificación los muestra con los límites correctos y las cuentas activas. El monitoreo de espacio no arrojó alertas, todos los </w:t>
-      </w:r>
-      <w:proofErr w:type="spellStart"/>
-      <w:r>
-        <w:rPr>
-          <w:rFonts w:ascii="Verdana" w:hAnsi="Verdana"/>
-          <w:color w:val="000000" w:themeColor="text1"/>
-          <w:lang w:val="es-MX"/>
-        </w:rPr>
-        <w:t>schemas</w:t>
-      </w:r>
-      <w:proofErr w:type="spellEnd"/>
-      <w:r>
-        <w:rPr>
-          <w:rFonts w:ascii="Verdana" w:hAnsi="Verdana"/>
-          <w:color w:val="000000" w:themeColor="text1"/>
-          <w:lang w:val="es-MX"/>
-        </w:rPr>
-        <w:t xml:space="preserve"> están en NORMAL, aunque ventas tiene una fragmentación bastante llamativa: más espacio desperdiciado que datos reales. Se intentó corregir con OPTIMIZE TABLE, pero la verificación final muestra que los 66 MB fragmentados siguen ahí, probablemente porque la tabla seguía activa durante el proceso.</w:t>
-      </w:r>
-    </w:p>
-    <w:p>
-      <w:pPr>
-        <w:jc w:val="both"/>
-        <w:rPr>
-          <w:rFonts w:ascii="Verdana" w:hAnsi="Verdana"/>
-          <w:color w:val="000000" w:themeColor="text1"/>
-          <w:lang w:val="es-MX"/>
-        </w:rPr>
-      </w:pPr>
-      <w:r>
-        <w:rPr>
-          <w:rFonts w:ascii="Verdana" w:hAnsi="Verdana"/>
-          <w:color w:val="000000" w:themeColor="text1"/>
-          <w:lang w:val="es-MX"/>
-        </w:rPr>
-        <w:t>En general la práctica deja claro por qué vale la pena monitorear estas cosas antes de que se conviertan en un problema, y no después.</w:t>
-      </w:r>
-    </w:p>
-    <w:p>
-      <w:pPr>
-        <w:jc w:val="both"/>
-        <w:rPr>
-          <w:rFonts w:ascii="Verdana" w:hAnsi="Verdana"/>
-          <w:lang w:val="es-MX"/>
-        </w:rPr>
-      </w:pPr>
-    </w:p>
-    <w:p>
-      <w:pPr>
-        <w:jc w:val="both"/>
-        <w:rPr>
-          <w:rFonts w:ascii="Verdana" w:hAnsi="Verdana"/>
-        </w:rPr>
-      </w:pPr>
-    </w:p>
-    <w:p>
-      <w:pPr>
-        <w:jc w:val="both"/>
-        <w:rPr>
-          <w:rFonts w:ascii="Verdana" w:hAnsi="Verdana"/>
-        </w:rPr>
-      </w:pPr>
-    </w:p>
-    <w:p>
-      <w:pPr>
-        <w:jc w:val="both"/>
-        <w:rPr>
-          <w:rFonts w:ascii="Verdana" w:hAnsi="Verdana"/>
-        </w:rPr>
-      </w:pPr>
-    </w:p>
-    <w:p>
-      <w:pPr>
-        <w:jc w:val="both"/>
-        <w:rPr>
-          <w:rFonts w:ascii="Verdana" w:hAnsi="Verdana"/>
-        </w:rPr>
-      </w:pPr>
-    </w:p>
-    <w:p>
-      <w:pPr>
-        <w:jc w:val="both"/>
-        <w:rPr>
-          <w:rFonts w:ascii="Verdana" w:hAnsi="Verdana"/>
-        </w:rPr>
-      </w:pPr>
-    </w:p>
-    <w:p>
-      <w:pPr>
-        <w:jc w:val="both"/>
-        <w:rPr>
-          <w:rFonts w:ascii="Verdana" w:hAnsi="Verdana"/>
-        </w:rPr>
-      </w:pPr>
-    </w:p>
-    <w:p>
-      <w:pPr>
-        <w:jc w:val="both"/>
-        <w:rPr>
-          <w:rFonts w:ascii="Verdana" w:hAnsi="Verdana"/>
-        </w:rPr>
-      </w:pPr>
-    </w:p>
-    <w:p>
-      <w:pPr>
-        <w:jc w:val="both"/>
-        <w:rPr>
-          <w:rFonts w:ascii="Verdana" w:hAnsi="Verdana"/>
-        </w:rPr>
-      </w:pPr>
-    </w:p>
-    <w:p>
-      <w:pPr>
-        <w:jc w:val="both"/>
-        <w:rPr>
-          <w:rFonts w:ascii="Verdana" w:hAnsi="Verdana"/>
-        </w:rPr>
-      </w:pPr>
-    </w:p>
-    <w:p>
-      <w:pPr>
-        <w:jc w:val="both"/>
-        <w:rPr>
-          <w:rFonts w:ascii="Verdana" w:hAnsi="Verdana"/>
-        </w:rPr>
-      </w:pPr>
-    </w:p>
-    <w:p>
-      <w:pPr>
-        <w:jc w:val="both"/>
-        <w:rPr>
-          <w:rFonts w:ascii="Verdana" w:hAnsi="Verdana"/>
-        </w:rPr>
-      </w:pPr>
-    </w:p>
-    <w:p>
-      <w:pPr>
-        <w:jc w:val="both"/>
-        <w:rPr>
-          <w:rFonts w:ascii="Verdana" w:hAnsi="Verdana"/>
-        </w:rPr>
-      </w:pPr>
-    </w:p>
-    <w:p>
-      <w:pPr>
-        <w:jc w:val="both"/>
-        <w:rPr>
-          <w:rFonts w:ascii="Verdana" w:hAnsi="Verdana"/>
-        </w:rPr>
-      </w:pPr>
-    </w:p>
-    <w:p>
-      <w:pPr>
-        <w:jc w:val="both"/>
-        <w:rPr>
-          <w:rFonts w:ascii="Verdana" w:hAnsi="Verdana"/>
-        </w:rPr>
-      </w:pPr>
-    </w:p>
-    <w:p>
-      <w:pPr>
-        <w:jc w:val="both"/>
-        <w:rPr>
-          <w:rFonts w:ascii="Verdana" w:hAnsi="Verdana"/>
-        </w:rPr>
-      </w:pPr>
-    </w:p>
-    <w:p>
-      <w:pPr>
-        <w:jc w:val="both"/>
-        <w:rPr>
-          <w:rFonts w:ascii="Verdana" w:hAnsi="Verdana"/>
-        </w:rPr>
-      </w:pPr>
-    </w:p>
-    <w:p>
-      <w:pPr>
-        <w:jc w:val="both"/>
-        <w:rPr>
-          <w:rFonts w:ascii="Verdana" w:hAnsi="Verdana"/>
-        </w:rPr>
-      </w:pPr>
-    </w:p>
-    <w:p>
-      <w:pPr>
-        <w:jc w:val="both"/>
-        <w:rPr>
-          <w:rFonts w:ascii="Verdana" w:hAnsi="Verdana"/>
-        </w:rPr>
-      </w:pPr>
-    </w:p>
-    <w:p>
-      <w:pPr>
-        <w:jc w:val="both"/>
-        <w:rPr>
-          <w:rFonts w:ascii="Verdana" w:hAnsi="Verdana"/>
-        </w:rPr>
-      </w:pPr>
-    </w:p>
-    <w:p>
-      <w:pPr>
-        <w:jc w:val="both"/>
-        <w:rPr>
-          <w:rFonts w:ascii="Verdana" w:hAnsi="Verdana"/>
-          <w:b/>
-          <w:bCs/>
-          <w:sz w:val="28"/>
-          <w:szCs w:val="24"/>
-          <w:lang w:val="es-MX"/>
-        </w:rPr>
-      </w:pPr>
-      <w:r>
-        <w:rPr>
-          <w:rFonts w:ascii="Verdana" w:hAnsi="Verdana"/>
-          <w:b/>
-          <w:bCs/>
-          <w:sz w:val="28"/>
-          <w:szCs w:val="24"/>
-          <w:lang w:val="es-MX"/>
-        </w:rPr>
-        <w:t>Práctica 4 — Gestión del Espacio de Objetos de la Base de Datos</w:t>
-      </w:r>
-    </w:p>
-    <w:p>
-      <w:pPr>
-        <w:jc w:val="both"/>
-        <w:rPr>
-          <w:rFonts w:ascii="Verdana" w:hAnsi="Verdana"/>
-          <w:sz w:val="24"/>
-          <w:szCs w:val="24"/>
-          <w:lang w:val="es-MX"/>
-        </w:rPr>
-      </w:pPr>
-    </w:p>
-    <w:p>
-      <w:pPr>
-        <w:jc w:val="both"/>
-        <w:rPr>
-          <w:rFonts w:ascii="Verdana" w:hAnsi="Verdana"/>
-          <w:sz w:val="24"/>
-          <w:szCs w:val="24"/>
-          <w:lang w:val="es-MX"/>
-        </w:rPr>
-      </w:pPr>
-      <w:r>
-        <w:rPr>
-          <w:rFonts w:ascii="Verdana" w:hAnsi="Verdana"/>
-          <w:sz w:val="24"/>
-          <w:szCs w:val="24"/>
-          <w:lang w:val="es-MX"/>
-        </w:rPr>
-        <w:t>En esta práctica se administra el espacio de tablas con diferentes motores y configuraciones, se trabaja con tablas particionadas para gestionar datos históricos, y se monitorean y optimizan índices fragmentados.</w:t>
-      </w:r>
-    </w:p>
-    <w:p>
-      <w:pPr>
-        <w:jc w:val="both"/>
-        <w:rPr>
-          <w:rFonts w:ascii="Verdana" w:hAnsi="Verdana"/>
-          <w:sz w:val="24"/>
-          <w:szCs w:val="24"/>
-          <w:lang w:val="es-MX"/>
-        </w:rPr>
-      </w:pPr>
-    </w:p>
-    <w:p>
-      <w:pPr>
-        <w:rPr>
-          <w:b/>
-          <w:bCs/>
-          <w:color w:val="000000" w:themeColor="text1"/>
-          <w:sz w:val="26"/>
-          <w:szCs w:val="26"/>
-        </w:rPr>
-      </w:pPr>
-      <w:r>
-        <w:rPr>
-          <w:b/>
-          <w:bCs/>
-          <w:color w:val="000000" w:themeColor="text1"/>
-          <w:sz w:val="26"/>
-          <w:szCs w:val="26"/>
-        </w:rPr>
-        <w:t>Crear tabla particionada para gestión eficiente del espacio</w:t>
-      </w:r>
+          <w:sz w:val="24"/>
+          <w:szCs w:val="24"/>
+          <w:lang w:val="es-MX"/>
+        </w:rPr>
+      </w:pPr>
+    </w:p>
+    <w:p>
+      <w:pPr>
+        <w:pStyle w:val="Ttulo3"/>
+      </w:pPr>
+      <w:bookmarkStart w:id="26" w:name="_Toc225185336"/>
+      <w:r>
+        <w:t xml:space="preserve">1 </w:t>
+      </w:r>
+      <w:proofErr w:type="gramStart"/>
+      <w:r>
+        <w:t>Crear</w:t>
+      </w:r>
+      <w:proofErr w:type="gramEnd"/>
+      <w:r>
+        <w:t xml:space="preserve"> tabla particionada para gestión eficiente del espacio</w:t>
+      </w:r>
+      <w:bookmarkEnd w:id="26"/>
     </w:p>
     <w:p>
       <w:pPr>
@@ -14982,7 +16264,6 @@
           <w:szCs w:val="26"/>
           <w:lang w:val="es-MX" w:eastAsia="es-MX"/>
         </w:rPr>
-        <w:lastRenderedPageBreak/>
         <w:drawing>
           <wp:inline distT="0" distB="0" distL="0" distR="0" wp14:anchorId="01FE730D" wp14:editId="2F545170">
             <wp:extent cx="3555957" cy="3373290"/>
@@ -15028,19 +16309,20 @@
           <w:color w:val="000000" w:themeColor="text1"/>
           <w:sz w:val="26"/>
           <w:szCs w:val="26"/>
-        </w:rPr>
-      </w:pPr>
-    </w:p>
-    <w:p>
-      <w:pPr>
+          <w:lang w:val="es-MX"/>
+        </w:rPr>
+      </w:pPr>
+      <w:r>
         <w:rPr>
           <w:b/>
           <w:bCs/>
           <w:color w:val="000000" w:themeColor="text1"/>
           <w:sz w:val="26"/>
           <w:szCs w:val="26"/>
-        </w:rPr>
-      </w:pPr>
+          <w:lang w:val="es-MX"/>
+        </w:rPr>
+        <w:t>El particionamiento en MySQL permite dividir una tabla grande en porciones más manejables, mejorando el rendimiento de las consultas y facilitando el archivado y eliminación de datos históricos.</w:t>
+      </w:r>
     </w:p>
     <w:p>
       <w:pPr>
@@ -15077,57 +16359,21 @@
     </w:p>
     <w:p>
       <w:pPr>
-        <w:rPr>
-          <w:b/>
-          <w:bCs/>
-          <w:color w:val="000000" w:themeColor="text1"/>
-          <w:sz w:val="26"/>
-          <w:szCs w:val="26"/>
-        </w:rPr>
-      </w:pPr>
-    </w:p>
-    <w:p>
-      <w:pPr>
-        <w:rPr>
-          <w:b/>
-          <w:bCs/>
-          <w:color w:val="000000" w:themeColor="text1"/>
-          <w:sz w:val="26"/>
-          <w:szCs w:val="26"/>
-        </w:rPr>
-      </w:pPr>
-    </w:p>
-    <w:p>
-      <w:pPr>
-        <w:rPr>
-          <w:b/>
-          <w:bCs/>
-          <w:color w:val="000000" w:themeColor="text1"/>
-          <w:sz w:val="26"/>
-          <w:szCs w:val="26"/>
-        </w:rPr>
-      </w:pPr>
-    </w:p>
-    <w:p>
-      <w:pPr>
-        <w:rPr>
-          <w:b/>
-          <w:bCs/>
-          <w:color w:val="000000" w:themeColor="text1"/>
-          <w:sz w:val="26"/>
-          <w:szCs w:val="26"/>
-        </w:rPr>
-      </w:pPr>
-      <w:r>
-        <w:rPr>
-          <w:b/>
-          <w:bCs/>
-          <w:color w:val="000000" w:themeColor="text1"/>
-          <w:sz w:val="26"/>
-          <w:szCs w:val="26"/>
-        </w:rPr>
-        <w:t xml:space="preserve">Ver particiones </w:t>
-      </w:r>
+        <w:pStyle w:val="Ttulo3"/>
+      </w:pPr>
+      <w:bookmarkStart w:id="27" w:name="_Toc225185337"/>
+      <w:proofErr w:type="gramStart"/>
+      <w:r>
+        <w:t xml:space="preserve">2  </w:t>
+      </w:r>
+      <w:r>
+        <w:t>Verificar</w:t>
+      </w:r>
+      <w:proofErr w:type="gramEnd"/>
+      <w:r>
+        <w:t xml:space="preserve"> las particiones creadas</w:t>
+      </w:r>
+      <w:bookmarkEnd w:id="27"/>
     </w:p>
     <w:p>
       <w:pPr>
@@ -15148,7 +16394,6 @@
           <w:szCs w:val="26"/>
           <w:lang w:val="es-MX" w:eastAsia="es-MX"/>
         </w:rPr>
-        <w:lastRenderedPageBreak/>
         <w:drawing>
           <wp:inline distT="0" distB="0" distL="0" distR="0" wp14:anchorId="6AF2E1D7" wp14:editId="41B86BCA">
             <wp:extent cx="5612130" cy="2194560"/>
@@ -15288,73 +16533,39 @@
     </w:p>
     <w:p>
       <w:pPr>
-        <w:spacing w:line="259" w:lineRule="auto"/>
-        <w:rPr>
-          <w:b/>
-          <w:bCs/>
-          <w:color w:val="000000" w:themeColor="text1"/>
-          <w:sz w:val="26"/>
-          <w:szCs w:val="26"/>
-          <w:lang w:val="es-MX"/>
-        </w:rPr>
-      </w:pPr>
-      <w:r>
-        <w:rPr>
-          <w:b/>
-          <w:bCs/>
-          <w:color w:val="000000" w:themeColor="text1"/>
-          <w:sz w:val="26"/>
-          <w:szCs w:val="26"/>
-        </w:rPr>
-        <w:t xml:space="preserve">Paso 2 </w:t>
-      </w:r>
-      <w:r>
-        <w:rPr>
-          <w:b/>
-          <w:bCs/>
-          <w:color w:val="000000" w:themeColor="text1"/>
-          <w:sz w:val="26"/>
-          <w:szCs w:val="26"/>
-          <w:lang w:val="es-MX"/>
-        </w:rPr>
-        <w:t xml:space="preserve">Insertar datos y verificar </w:t>
+        <w:pStyle w:val="Ttulo3"/>
+        <w:rPr>
+          <w:lang w:val="es-MX"/>
+        </w:rPr>
+      </w:pPr>
+      <w:bookmarkStart w:id="28" w:name="_Toc225185338"/>
+      <w:r>
+        <w:t>3</w:t>
+      </w:r>
+      <w:r>
+        <w:t xml:space="preserve"> </w:t>
+      </w:r>
+      <w:proofErr w:type="gramStart"/>
+      <w:r>
+        <w:t>Insertar</w:t>
+      </w:r>
+      <w:proofErr w:type="gramEnd"/>
+      <w:r>
+        <w:t xml:space="preserve"> datos y verificar </w:t>
       </w:r>
       <w:proofErr w:type="spellStart"/>
       <w:r>
-        <w:rPr>
-          <w:b/>
-          <w:bCs/>
-          <w:color w:val="000000" w:themeColor="text1"/>
-          <w:sz w:val="26"/>
-          <w:szCs w:val="26"/>
-          <w:lang w:val="es-MX"/>
-        </w:rPr>
         <w:t>partition</w:t>
       </w:r>
       <w:proofErr w:type="spellEnd"/>
       <w:r>
-        <w:rPr>
-          <w:b/>
-          <w:bCs/>
-          <w:color w:val="000000" w:themeColor="text1"/>
-          <w:sz w:val="26"/>
-          <w:szCs w:val="26"/>
-          <w:lang w:val="es-MX"/>
-        </w:rPr>
         <w:t xml:space="preserve"> </w:t>
       </w:r>
       <w:proofErr w:type="spellStart"/>
       <w:r>
-        <w:rPr>
-          <w:b/>
-          <w:bCs/>
-          <w:color w:val="000000" w:themeColor="text1"/>
-          <w:sz w:val="26"/>
-          <w:szCs w:val="26"/>
-          <w:lang w:val="es-MX"/>
-        </w:rPr>
         <w:t>pruning</w:t>
       </w:r>
+      <w:bookmarkEnd w:id="28"/>
       <w:proofErr w:type="spellEnd"/>
     </w:p>
     <w:p>
@@ -15512,7 +16723,6 @@
           <w:sz w:val="26"/>
           <w:szCs w:val="26"/>
         </w:rPr>
-        <w:lastRenderedPageBreak/>
         <w:t xml:space="preserve">El EXPLAIN confirma que MySQL usó </w:t>
       </w:r>
       <w:proofErr w:type="spellStart"/>
@@ -15676,88 +16886,42 @@
     </w:p>
     <w:p>
       <w:pPr>
-        <w:spacing w:line="259" w:lineRule="auto"/>
-        <w:rPr>
-          <w:b/>
-          <w:bCs/>
-          <w:color w:val="000000" w:themeColor="text1"/>
-          <w:sz w:val="26"/>
-          <w:szCs w:val="26"/>
-        </w:rPr>
-      </w:pPr>
-      <w:r>
-        <w:rPr>
-          <w:b/>
-          <w:bCs/>
-          <w:color w:val="000000" w:themeColor="text1"/>
-          <w:sz w:val="26"/>
-          <w:szCs w:val="26"/>
-        </w:rPr>
+        <w:pStyle w:val="Ttulo2"/>
+      </w:pPr>
+      <w:bookmarkStart w:id="29" w:name="_Toc225185339"/>
+      <w:r>
         <w:t>Ejercicio 4.2</w:t>
       </w:r>
-    </w:p>
-    <w:p>
-      <w:pPr>
-        <w:rPr>
-          <w:b/>
-          <w:bCs/>
-          <w:color w:val="000000" w:themeColor="text1"/>
-          <w:sz w:val="26"/>
-          <w:szCs w:val="26"/>
-        </w:rPr>
-      </w:pPr>
-      <w:r>
-        <w:rPr>
-          <w:b/>
-          <w:bCs/>
-          <w:color w:val="000000" w:themeColor="text1"/>
-          <w:sz w:val="26"/>
-          <w:szCs w:val="26"/>
-        </w:rPr>
+      <w:r>
+        <w:t xml:space="preserve"> </w:t>
+      </w:r>
+      <w:r>
         <w:t>Gestión de índices y espacio en MySQL</w:t>
       </w:r>
-    </w:p>
-    <w:p>
-      <w:pPr>
-        <w:rPr>
-          <w:b/>
-          <w:bCs/>
-          <w:color w:val="000000" w:themeColor="text1"/>
-          <w:sz w:val="26"/>
-          <w:szCs w:val="26"/>
-        </w:rPr>
-      </w:pPr>
-      <w:r>
-        <w:rPr>
-          <w:b/>
-          <w:bCs/>
-          <w:color w:val="000000" w:themeColor="text1"/>
-          <w:sz w:val="26"/>
-          <w:szCs w:val="26"/>
-        </w:rPr>
-        <w:t xml:space="preserve">Paso 1 </w:t>
-      </w:r>
-      <w:r>
-        <w:rPr>
-          <w:b/>
-          <w:bCs/>
-          <w:color w:val="000000" w:themeColor="text1"/>
-          <w:sz w:val="26"/>
-          <w:szCs w:val="26"/>
-        </w:rPr>
-        <w:t xml:space="preserve">Analizar fragmentación de índices con </w:t>
+      <w:bookmarkEnd w:id="29"/>
+    </w:p>
+    <w:p/>
+    <w:p>
+      <w:pPr>
+        <w:pStyle w:val="Ttulo3"/>
+      </w:pPr>
+      <w:bookmarkStart w:id="30" w:name="_Toc225185340"/>
+      <w:r>
+        <w:t xml:space="preserve">1 </w:t>
+      </w:r>
+      <w:proofErr w:type="gramStart"/>
+      <w:r>
+        <w:t>Analizar</w:t>
+      </w:r>
+      <w:proofErr w:type="gramEnd"/>
+      <w:r>
+        <w:t xml:space="preserve"> fragmentación de índices con </w:t>
       </w:r>
       <w:proofErr w:type="spellStart"/>
       <w:r>
-        <w:rPr>
-          <w:b/>
-          <w:bCs/>
-          <w:color w:val="000000" w:themeColor="text1"/>
-          <w:sz w:val="26"/>
-          <w:szCs w:val="26"/>
-        </w:rPr>
         <w:t>optimizer_trace</w:t>
       </w:r>
+      <w:bookmarkEnd w:id="30"/>
       <w:proofErr w:type="spellEnd"/>
     </w:p>
     <w:p>
@@ -15859,46 +17023,31 @@
     </w:p>
     <w:p>
       <w:pPr>
-        <w:rPr>
-          <w:b/>
-          <w:bCs/>
-          <w:color w:val="000000" w:themeColor="text1"/>
-          <w:sz w:val="26"/>
-          <w:szCs w:val="26"/>
-          <w:lang w:val="es-MX"/>
-        </w:rPr>
-      </w:pPr>
-      <w:r>
-        <w:rPr>
-          <w:b/>
-          <w:bCs/>
-          <w:color w:val="000000" w:themeColor="text1"/>
-          <w:sz w:val="26"/>
-          <w:szCs w:val="26"/>
-        </w:rPr>
-        <w:t xml:space="preserve">Paso 2 </w:t>
-      </w:r>
-      <w:r>
-        <w:rPr>
-          <w:b/>
-          <w:bCs/>
-          <w:color w:val="000000" w:themeColor="text1"/>
-          <w:sz w:val="26"/>
-          <w:szCs w:val="26"/>
-        </w:rPr>
-        <w:t xml:space="preserve">Detectar índices sin uso con </w:t>
+        <w:pStyle w:val="Ttulo3"/>
+        <w:rPr>
+          <w:lang w:val="es-MX"/>
+        </w:rPr>
+      </w:pPr>
+      <w:bookmarkStart w:id="31" w:name="_Toc225185341"/>
+      <w:r>
+        <w:t>2</w:t>
+      </w:r>
+      <w:r>
+        <w:t xml:space="preserve"> </w:t>
+      </w:r>
+      <w:proofErr w:type="gramStart"/>
+      <w:r>
+        <w:t>Detectar</w:t>
+      </w:r>
+      <w:proofErr w:type="gramEnd"/>
+      <w:r>
+        <w:t xml:space="preserve"> índices sin uso con </w:t>
       </w:r>
       <w:proofErr w:type="spellStart"/>
       <w:r>
-        <w:rPr>
-          <w:b/>
-          <w:bCs/>
-          <w:color w:val="000000" w:themeColor="text1"/>
-          <w:sz w:val="26"/>
-          <w:szCs w:val="26"/>
-        </w:rPr>
         <w:t>performance_schema</w:t>
       </w:r>
+      <w:bookmarkEnd w:id="31"/>
       <w:proofErr w:type="spellEnd"/>
     </w:p>
     <w:p>
@@ -16138,33 +17287,20 @@
     </w:p>
     <w:p>
       <w:pPr>
+        <w:pStyle w:val="Ttulo1"/>
+        <w:ind w:firstLine="0"/>
+      </w:pPr>
+      <w:bookmarkStart w:id="32" w:name="_Toc225185342"/>
+      <w:r>
+        <w:t>Práctica 5 — Roles y Privilegios de Almacenamiento en MySQL</w:t>
+      </w:r>
+      <w:bookmarkEnd w:id="32"/>
+    </w:p>
+    <w:p>
+      <w:pPr>
         <w:jc w:val="both"/>
         <w:rPr>
           <w:rFonts w:ascii="Verdana" w:hAnsi="Verdana"/>
-          <w:b/>
-          <w:bCs/>
-          <w:sz w:val="28"/>
-          <w:szCs w:val="24"/>
-          <w:lang w:val="es-MX"/>
-        </w:rPr>
-      </w:pPr>
-      <w:r>
-        <w:rPr>
-          <w:rFonts w:ascii="Verdana" w:hAnsi="Verdana"/>
-          <w:b/>
-          <w:bCs/>
-          <w:sz w:val="28"/>
-          <w:szCs w:val="24"/>
-          <w:lang w:val="es-MX"/>
-        </w:rPr>
-        <w:t>Práctica 5 — Roles y Privilegios de Almacenamiento en MySQL</w:t>
-      </w:r>
-    </w:p>
-    <w:p>
-      <w:pPr>
-        <w:jc w:val="both"/>
-        <w:rPr>
-          <w:rFonts w:ascii="Verdana" w:hAnsi="Verdana"/>
           <w:sz w:val="24"/>
           <w:szCs w:val="24"/>
           <w:lang w:val="es-MX"/>
@@ -16212,24 +17348,33 @@
     </w:p>
     <w:p>
       <w:pPr>
-        <w:rPr>
-          <w:rFonts w:ascii="Verdana" w:hAnsi="Verdana"/>
-          <w:b/>
-          <w:sz w:val="24"/>
-          <w:szCs w:val="24"/>
-          <w:lang w:val="es-MX"/>
-        </w:rPr>
-      </w:pPr>
-      <w:r>
-        <w:rPr>
-          <w:rFonts w:ascii="Verdana" w:hAnsi="Verdana"/>
-          <w:b/>
-          <w:sz w:val="24"/>
-          <w:szCs w:val="24"/>
-          <w:lang w:val="es-MX"/>
-        </w:rPr>
-        <w:t>PASO 1    Crear los roles de almacenamiento</w:t>
-      </w:r>
+        <w:pStyle w:val="Ttulo2"/>
+        <w:rPr>
+          <w:lang w:val="es-MX"/>
+        </w:rPr>
+      </w:pPr>
+      <w:bookmarkStart w:id="33" w:name="_Toc225185343"/>
+      <w:r>
+        <w:rPr>
+          <w:lang w:val="es-MX"/>
+        </w:rPr>
+        <w:t xml:space="preserve">1    </w:t>
+      </w:r>
+      <w:proofErr w:type="gramStart"/>
+      <w:r>
+        <w:rPr>
+          <w:lang w:val="es-MX"/>
+        </w:rPr>
+        <w:t>Crear</w:t>
+      </w:r>
+      <w:proofErr w:type="gramEnd"/>
+      <w:r>
+        <w:rPr>
+          <w:lang w:val="es-MX"/>
+        </w:rPr>
+        <w:t xml:space="preserve"> los roles de almacenamiento</w:t>
+      </w:r>
+      <w:bookmarkEnd w:id="33"/>
     </w:p>
     <w:p>
       <w:pPr>
@@ -16359,6 +17504,7 @@
           <w:szCs w:val="24"/>
           <w:lang w:val="es-MX" w:eastAsia="es-MX"/>
         </w:rPr>
+        <w:lastRenderedPageBreak/>
         <w:drawing>
           <wp:inline distT="0" distB="0" distL="0" distR="0" wp14:anchorId="001FD78F" wp14:editId="609D402B">
             <wp:extent cx="5220429" cy="2600688"/>
@@ -16497,6 +17643,78 @@
           <w:szCs w:val="24"/>
         </w:rPr>
       </w:pPr>
+    </w:p>
+    <w:p>
+      <w:pPr>
+        <w:rPr>
+          <w:rFonts w:ascii="Verdana" w:hAnsi="Verdana"/>
+          <w:sz w:val="24"/>
+          <w:szCs w:val="24"/>
+        </w:rPr>
+      </w:pPr>
+    </w:p>
+    <w:p>
+      <w:pPr>
+        <w:rPr>
+          <w:rFonts w:ascii="Verdana" w:hAnsi="Verdana"/>
+          <w:sz w:val="24"/>
+          <w:szCs w:val="24"/>
+        </w:rPr>
+      </w:pPr>
+    </w:p>
+    <w:p>
+      <w:pPr>
+        <w:rPr>
+          <w:rFonts w:ascii="Verdana" w:hAnsi="Verdana"/>
+          <w:sz w:val="24"/>
+          <w:szCs w:val="24"/>
+        </w:rPr>
+      </w:pPr>
+    </w:p>
+    <w:p>
+      <w:pPr>
+        <w:rPr>
+          <w:rFonts w:ascii="Verdana" w:hAnsi="Verdana"/>
+          <w:sz w:val="24"/>
+          <w:szCs w:val="24"/>
+        </w:rPr>
+      </w:pPr>
+    </w:p>
+    <w:p>
+      <w:pPr>
+        <w:rPr>
+          <w:rFonts w:ascii="Verdana" w:hAnsi="Verdana"/>
+          <w:sz w:val="24"/>
+          <w:szCs w:val="24"/>
+        </w:rPr>
+      </w:pPr>
+    </w:p>
+    <w:p>
+      <w:pPr>
+        <w:rPr>
+          <w:rFonts w:ascii="Verdana" w:hAnsi="Verdana"/>
+          <w:sz w:val="24"/>
+          <w:szCs w:val="24"/>
+        </w:rPr>
+      </w:pPr>
+    </w:p>
+    <w:p>
+      <w:pPr>
+        <w:rPr>
+          <w:rFonts w:ascii="Verdana" w:hAnsi="Verdana"/>
+          <w:sz w:val="24"/>
+          <w:szCs w:val="24"/>
+        </w:rPr>
+      </w:pPr>
+    </w:p>
+    <w:p>
+      <w:pPr>
+        <w:rPr>
+          <w:rFonts w:ascii="Verdana" w:hAnsi="Verdana"/>
+          <w:sz w:val="24"/>
+          <w:szCs w:val="24"/>
+        </w:rPr>
+      </w:pPr>
       <w:r>
         <w:rPr>
           <w:rFonts w:ascii="Verdana" w:hAnsi="Verdana"/>
@@ -17073,22 +18291,21 @@
     </w:p>
     <w:p>
       <w:pPr>
-        <w:rPr>
-          <w:rFonts w:ascii="Verdana" w:hAnsi="Verdana"/>
-          <w:b/>
-          <w:sz w:val="24"/>
-          <w:szCs w:val="24"/>
-        </w:rPr>
-      </w:pPr>
-      <w:r>
-        <w:rPr>
-          <w:rFonts w:ascii="Verdana" w:hAnsi="Verdana"/>
-          <w:b/>
-          <w:sz w:val="24"/>
-          <w:szCs w:val="24"/>
-        </w:rPr>
-        <w:t>PASO 2    Asignar roles a los usuarios</w:t>
-      </w:r>
+        <w:pStyle w:val="Ttulo2"/>
+      </w:pPr>
+      <w:bookmarkStart w:id="34" w:name="_Toc225185344"/>
+      <w:r>
+        <w:t xml:space="preserve">2    </w:t>
+      </w:r>
+      <w:proofErr w:type="gramStart"/>
+      <w:r>
+        <w:t>Asignar</w:t>
+      </w:r>
+      <w:proofErr w:type="gramEnd"/>
+      <w:r>
+        <w:t xml:space="preserve"> roles a los usuarios</w:t>
+      </w:r>
+      <w:bookmarkEnd w:id="34"/>
     </w:p>
     <w:p>
       <w:pPr>
@@ -17593,22 +18810,21 @@
     </w:p>
     <w:p>
       <w:pPr>
-        <w:rPr>
-          <w:rFonts w:ascii="Verdana" w:hAnsi="Verdana"/>
-          <w:b/>
-          <w:sz w:val="24"/>
-          <w:szCs w:val="24"/>
-        </w:rPr>
-      </w:pPr>
-      <w:r>
-        <w:rPr>
-          <w:rFonts w:ascii="Verdana" w:hAnsi="Verdana"/>
-          <w:b/>
-          <w:sz w:val="24"/>
-          <w:szCs w:val="24"/>
-        </w:rPr>
-        <w:t>PASO 3    Verificar roles y privilegios asignados</w:t>
-      </w:r>
+        <w:pStyle w:val="Ttulo2"/>
+      </w:pPr>
+      <w:bookmarkStart w:id="35" w:name="_Toc225185345"/>
+      <w:r>
+        <w:t xml:space="preserve">3    </w:t>
+      </w:r>
+      <w:proofErr w:type="gramStart"/>
+      <w:r>
+        <w:t>Verificar</w:t>
+      </w:r>
+      <w:proofErr w:type="gramEnd"/>
+      <w:r>
+        <w:t xml:space="preserve"> roles y privilegios asignados</w:t>
+      </w:r>
+      <w:bookmarkEnd w:id="35"/>
     </w:p>
     <w:p>
       <w:pPr>
@@ -17801,6 +19017,7 @@
           <w:szCs w:val="24"/>
           <w:lang w:val="es-MX" w:eastAsia="es-MX"/>
         </w:rPr>
+        <w:lastRenderedPageBreak/>
         <w:drawing>
           <wp:inline distT="0" distB="0" distL="0" distR="0" wp14:anchorId="1FD3110B" wp14:editId="7F41A2A4">
             <wp:extent cx="2743583" cy="3648584"/>
@@ -17909,6 +19126,86 @@
         <w:jc w:val="both"/>
         <w:rPr>
           <w:rFonts w:ascii="Verdana" w:hAnsi="Verdana"/>
+          <w:sz w:val="24"/>
+          <w:szCs w:val="24"/>
+        </w:rPr>
+      </w:pPr>
+    </w:p>
+    <w:p>
+      <w:pPr>
+        <w:jc w:val="both"/>
+        <w:rPr>
+          <w:rFonts w:ascii="Verdana" w:hAnsi="Verdana"/>
+          <w:sz w:val="24"/>
+          <w:szCs w:val="24"/>
+        </w:rPr>
+      </w:pPr>
+    </w:p>
+    <w:p>
+      <w:pPr>
+        <w:jc w:val="both"/>
+        <w:rPr>
+          <w:rFonts w:ascii="Verdana" w:hAnsi="Verdana"/>
+          <w:sz w:val="24"/>
+          <w:szCs w:val="24"/>
+        </w:rPr>
+      </w:pPr>
+    </w:p>
+    <w:p>
+      <w:pPr>
+        <w:jc w:val="both"/>
+        <w:rPr>
+          <w:rFonts w:ascii="Verdana" w:hAnsi="Verdana"/>
+          <w:sz w:val="24"/>
+          <w:szCs w:val="24"/>
+        </w:rPr>
+      </w:pPr>
+    </w:p>
+    <w:p>
+      <w:pPr>
+        <w:jc w:val="both"/>
+        <w:rPr>
+          <w:rFonts w:ascii="Verdana" w:hAnsi="Verdana"/>
+          <w:sz w:val="24"/>
+          <w:szCs w:val="24"/>
+        </w:rPr>
+      </w:pPr>
+    </w:p>
+    <w:p>
+      <w:pPr>
+        <w:jc w:val="both"/>
+        <w:rPr>
+          <w:rFonts w:ascii="Verdana" w:hAnsi="Verdana"/>
+          <w:sz w:val="24"/>
+          <w:szCs w:val="24"/>
+        </w:rPr>
+      </w:pPr>
+    </w:p>
+    <w:p>
+      <w:pPr>
+        <w:jc w:val="both"/>
+        <w:rPr>
+          <w:rFonts w:ascii="Verdana" w:hAnsi="Verdana"/>
+          <w:sz w:val="24"/>
+          <w:szCs w:val="24"/>
+        </w:rPr>
+      </w:pPr>
+    </w:p>
+    <w:p>
+      <w:pPr>
+        <w:jc w:val="both"/>
+        <w:rPr>
+          <w:rFonts w:ascii="Verdana" w:hAnsi="Verdana"/>
+          <w:sz w:val="24"/>
+          <w:szCs w:val="24"/>
+        </w:rPr>
+      </w:pPr>
+    </w:p>
+    <w:p>
+      <w:pPr>
+        <w:jc w:val="both"/>
+        <w:rPr>
+          <w:rFonts w:ascii="Verdana" w:hAnsi="Verdana"/>
           <w:b/>
           <w:sz w:val="32"/>
           <w:szCs w:val="24"/>
@@ -17921,6 +19218,7 @@
           <w:sz w:val="32"/>
           <w:szCs w:val="24"/>
         </w:rPr>
+        <w:lastRenderedPageBreak/>
         <w:t>Auditoria</w:t>
       </w:r>
     </w:p>
@@ -18186,14 +19484,159 @@
           <w:szCs w:val="24"/>
         </w:rPr>
       </w:pPr>
-      <w:r>
-        <w:rPr>
-          <w:rFonts w:ascii="Verdana" w:hAnsi="Verdana"/>
-          <w:sz w:val="24"/>
-          <w:szCs w:val="24"/>
-        </w:rPr>
-        <w:t>Hola brayan</w:t>
-      </w:r>
+    </w:p>
+    <w:p>
+      <w:pPr>
+        <w:rPr>
+          <w:rFonts w:ascii="Verdana" w:hAnsi="Verdana"/>
+          <w:sz w:val="24"/>
+          <w:szCs w:val="24"/>
+        </w:rPr>
+      </w:pPr>
+    </w:p>
+    <w:p>
+      <w:pPr>
+        <w:rPr>
+          <w:rFonts w:ascii="Verdana" w:hAnsi="Verdana"/>
+          <w:sz w:val="24"/>
+          <w:szCs w:val="24"/>
+        </w:rPr>
+      </w:pPr>
+    </w:p>
+    <w:p>
+      <w:pPr>
+        <w:rPr>
+          <w:rFonts w:ascii="Verdana" w:hAnsi="Verdana"/>
+          <w:sz w:val="24"/>
+          <w:szCs w:val="24"/>
+        </w:rPr>
+      </w:pPr>
+    </w:p>
+    <w:p>
+      <w:pPr>
+        <w:rPr>
+          <w:rFonts w:ascii="Verdana" w:hAnsi="Verdana"/>
+          <w:sz w:val="24"/>
+          <w:szCs w:val="24"/>
+        </w:rPr>
+      </w:pPr>
+    </w:p>
+    <w:p>
+      <w:pPr>
+        <w:pStyle w:val="Ttulo1"/>
+        <w:ind w:firstLine="0"/>
+      </w:pPr>
+      <w:r>
+        <w:t>Conclusión</w:t>
+      </w:r>
+    </w:p>
+    <w:p>
+      <w:pPr>
+        <w:rPr>
+          <w:rFonts w:ascii="Verdana" w:hAnsi="Verdana"/>
+          <w:sz w:val="24"/>
+          <w:szCs w:val="24"/>
+          <w:lang w:val="es-MX"/>
+        </w:rPr>
+      </w:pPr>
+      <w:r>
+        <w:rPr>
+          <w:rFonts w:ascii="Verdana" w:hAnsi="Verdana"/>
+          <w:sz w:val="24"/>
+          <w:szCs w:val="24"/>
+          <w:lang w:val="es-MX"/>
+        </w:rPr>
+        <w:t xml:space="preserve">En conclusión, la administración del espacio en disco en MySQL con el motor </w:t>
+      </w:r>
+      <w:proofErr w:type="spellStart"/>
+      <w:r>
+        <w:rPr>
+          <w:rFonts w:ascii="Verdana" w:hAnsi="Verdana"/>
+          <w:sz w:val="24"/>
+          <w:szCs w:val="24"/>
+          <w:lang w:val="es-MX"/>
+        </w:rPr>
+        <w:t>InnoDB</w:t>
+      </w:r>
+      <w:proofErr w:type="spellEnd"/>
+      <w:r>
+        <w:rPr>
+          <w:rFonts w:ascii="Verdana" w:hAnsi="Verdana"/>
+          <w:sz w:val="24"/>
+          <w:szCs w:val="24"/>
+          <w:lang w:val="es-MX"/>
+        </w:rPr>
+        <w:t xml:space="preserve"> representa un proceso integral que combina configuración, monitoreo, optimización y control de acceso. A través de las prácticas desarrolladas, se demuestra que, aunque MySQL no cuenta con ciertas funcionalidades avanzadas como cuotas nativas de almacenamiento, es posible implementar soluciones eficientes mediante el uso de </w:t>
+      </w:r>
+      <w:proofErr w:type="spellStart"/>
+      <w:r>
+        <w:rPr>
+          <w:rFonts w:ascii="Verdana" w:hAnsi="Verdana"/>
+          <w:sz w:val="24"/>
+          <w:szCs w:val="24"/>
+          <w:lang w:val="es-MX"/>
+        </w:rPr>
+        <w:t>tablespaces</w:t>
+      </w:r>
+      <w:proofErr w:type="spellEnd"/>
+      <w:r>
+        <w:rPr>
+          <w:rFonts w:ascii="Verdana" w:hAnsi="Verdana"/>
+          <w:sz w:val="24"/>
+          <w:szCs w:val="24"/>
+          <w:lang w:val="es-MX"/>
+        </w:rPr>
+        <w:t>, particionamiento de tablas, monitoreo con herramientas del sistema y mantenimiento periódico. Estas estrategias permiten no solo optimizar el uso del espacio, sino también mejorar significativamente el rendimiento general del sistema.</w:t>
+      </w:r>
+    </w:p>
+    <w:p>
+      <w:pPr>
+        <w:rPr>
+          <w:rFonts w:ascii="Verdana" w:hAnsi="Verdana"/>
+          <w:sz w:val="24"/>
+          <w:szCs w:val="24"/>
+          <w:lang w:val="es-MX"/>
+        </w:rPr>
+      </w:pPr>
+      <w:r>
+        <w:rPr>
+          <w:rFonts w:ascii="Verdana" w:hAnsi="Verdana"/>
+          <w:sz w:val="24"/>
+          <w:szCs w:val="24"/>
+          <w:lang w:val="es-MX"/>
+        </w:rPr>
+        <w:t>Un aspecto clave observado es la importancia del monitoreo constante del espacio utilizado por bases de datos, tablas e índices. La identificación de fragmentación y el uso de comandos como OPTIMIZE TABLE permiten recuperar espacio desperdiciado, mientras que la eliminación de índices no utilizados contribuye a reducir el tamaño total de almacenamiento. Asimismo, el particionamiento de tablas se presenta como una solución poderosa para manejar grandes volúmenes de datos, facilitando tanto las consultas como el mantenimiento.</w:t>
+      </w:r>
+    </w:p>
+    <w:p>
+      <w:pPr>
+        <w:rPr>
+          <w:rFonts w:ascii="Verdana" w:hAnsi="Verdana"/>
+          <w:sz w:val="24"/>
+          <w:szCs w:val="24"/>
+          <w:lang w:val="es-MX"/>
+        </w:rPr>
+      </w:pPr>
+      <w:r>
+        <w:rPr>
+          <w:rFonts w:ascii="Verdana" w:hAnsi="Verdana"/>
+          <w:sz w:val="24"/>
+          <w:szCs w:val="24"/>
+          <w:lang w:val="es-MX"/>
+        </w:rPr>
+        <w:t>Por otro lado, el uso de roles y privilegios introduce un enfoque de seguridad basado en el principio de mínimo privilegio, lo que ayuda a prevenir errores y accesos indebidos que puedan afectar la integridad o el almacenamiento de la base de datos. Esto es especialmente importante en entornos empresariales donde múltiples usuarios interactúan con la información.</w:t>
+      </w:r>
+    </w:p>
+    <w:p>
+      <w:pPr>
+        <w:rPr>
+          <w:rFonts w:ascii="Verdana" w:hAnsi="Verdana"/>
+          <w:sz w:val="24"/>
+          <w:szCs w:val="24"/>
+          <w:u w:val="single"/>
+          <w:lang w:val="es-MX"/>
+        </w:rPr>
+      </w:pPr>
     </w:p>
     <w:sectPr>
       <w:headerReference w:type="default" r:id="rId66"/>

--- a/Configuracion y Administracion del espacio en disco2 (Reparado).docx
+++ b/Configuracion y Administracion del espacio en disco2 (Reparado).docx
@@ -1,6 +1,6 @@
 
 <file path=word/document.xml><?xml version="1.0" encoding="utf-8"?>
-<w:document xmlns:wpc="http://schemas.microsoft.com/office/word/2010/wordprocessingCanvas" xmlns:cx="http://schemas.microsoft.com/office/drawing/2014/chartex" xmlns:cx1="http://schemas.microsoft.com/office/drawing/2015/9/8/chartex" xmlns:cx2="http://schemas.microsoft.com/office/drawing/2015/10/21/chartex" xmlns:cx3="http://schemas.microsoft.com/office/drawing/2016/5/9/chartex" xmlns:cx4="http://schemas.microsoft.com/office/drawing/2016/5/10/chartex" xmlns:cx5="http://schemas.microsoft.com/office/drawing/2016/5/11/chartex" xmlns:cx6="http://schemas.microsoft.com/office/drawing/2016/5/12/chartex" xmlns:cx7="http://schemas.microsoft.com/office/drawing/2016/5/13/chartex" xmlns:cx8="http://schemas.microsoft.com/office/drawing/2016/5/14/chartex" xmlns:mc="http://schemas.openxmlformats.org/markup-compatibility/2006" xmlns:aink="http://schemas.microsoft.com/office/drawing/2016/ink" xmlns:am3d="http://schemas.microsoft.com/office/drawing/2017/model3d" xmlns:o="urn:schemas-microsoft-com:office:office" xmlns:oel="http://schemas.microsoft.com/office/2019/extlst" xmlns:r="http://schemas.openxmlformats.org/officeDocument/2006/relationships" xmlns:m="http://schemas.openxmlformats.org/officeDocument/2006/math" xmlns:v="urn:schemas-microsoft-com:vml" xmlns:wp14="http://schemas.microsoft.com/office/word/2010/wordprocessingDrawing" xmlns:wp="http://schemas.openxmlformats.org/drawingml/2006/wordprocessingDrawing" xmlns:w10="urn:schemas-microsoft-com:office:word" xmlns:w="http://schemas.openxmlformats.org/wordprocessingml/2006/main" xmlns:w14="http://schemas.microsoft.com/office/word/2010/wordml" xmlns:w15="http://schemas.microsoft.com/office/word/2012/wordml" xmlns:w16cex="http://schemas.microsoft.com/office/word/2018/wordml/cex" xmlns:w16cid="http://schemas.microsoft.com/office/word/2016/wordml/cid" xmlns:w16="http://schemas.microsoft.com/office/word/2018/wordml" xmlns:w16sdtdh="http://schemas.microsoft.com/office/word/2020/wordml/sdtdatahash" xmlns:w16se="http://schemas.microsoft.com/office/word/2015/wordml/symex" xmlns:wpg="http://schemas.microsoft.com/office/word/2010/wordprocessingGroup" xmlns:wpi="http://schemas.microsoft.com/office/word/2010/wordprocessingInk" xmlns:wne="http://schemas.microsoft.com/office/word/2006/wordml" xmlns:wps="http://schemas.microsoft.com/office/word/2010/wordprocessingShape" mc:Ignorable="w14 w15 w16se w16cid w16 w16cex w16sdtdh wp14">
+<w:document xmlns:wpc="http://schemas.microsoft.com/office/word/2010/wordprocessingCanvas" xmlns:cx="http://schemas.microsoft.com/office/drawing/2014/chartex" xmlns:mc="http://schemas.openxmlformats.org/markup-compatibility/2006" xmlns:o="urn:schemas-microsoft-com:office:office" xmlns:r="http://schemas.openxmlformats.org/officeDocument/2006/relationships" xmlns:m="http://schemas.openxmlformats.org/officeDocument/2006/math" xmlns:v="urn:schemas-microsoft-com:vml" xmlns:wp14="http://schemas.microsoft.com/office/word/2010/wordprocessingDrawing" xmlns:wp="http://schemas.openxmlformats.org/drawingml/2006/wordprocessingDrawing" xmlns:w10="urn:schemas-microsoft-com:office:word" xmlns:w="http://schemas.openxmlformats.org/wordprocessingml/2006/main" xmlns:w14="http://schemas.microsoft.com/office/word/2010/wordml" xmlns:w15="http://schemas.microsoft.com/office/word/2012/wordml" xmlns:w16se="http://schemas.microsoft.com/office/word/2015/wordml/symex" xmlns:wpg="http://schemas.microsoft.com/office/word/2010/wordprocessingGroup" xmlns:wpi="http://schemas.microsoft.com/office/word/2010/wordprocessingInk" xmlns:wne="http://schemas.microsoft.com/office/word/2006/wordml" xmlns:wps="http://schemas.microsoft.com/office/word/2010/wordprocessingShape" mc:Ignorable="w14 w15 w16se wp14">
   <w:body>
     <w:p/>
     <w:p/>
@@ -303,7 +303,17 @@
           <w:sz w:val="28"/>
           <w:szCs w:val="32"/>
         </w:rPr>
-        <w:t xml:space="preserve">Felícitas López Vargas </w:t>
+        <w:t>Felícitas Ló</w:t>
+      </w:r>
+      <w:bookmarkStart w:id="0" w:name="_GoBack"/>
+      <w:bookmarkEnd w:id="0"/>
+      <w:r>
+        <w:rPr>
+          <w:rFonts w:ascii="Arial" w:hAnsi="Arial" w:cs="Arial"/>
+          <w:sz w:val="28"/>
+          <w:szCs w:val="32"/>
+        </w:rPr>
+        <w:t xml:space="preserve">pez Vargas </w:t>
       </w:r>
     </w:p>
     <w:p>
@@ -353,8 +363,8 @@
         </w:rPr>
         <w:t xml:space="preserve">H. Zitácuaro, Mich. </w:t>
       </w:r>
-      <w:bookmarkStart w:id="0" w:name="_Hlk108436338"/>
-      <w:bookmarkEnd w:id="0"/>
+      <w:bookmarkStart w:id="1" w:name="_Hlk108436338"/>
+      <w:bookmarkEnd w:id="1"/>
       <w:r>
         <w:rPr>
           <w:rFonts w:ascii="Arial" w:hAnsi="Arial" w:cs="Arial"/>
@@ -363,18 +373,6 @@
         </w:rPr>
         <w:t>Marzo 2026</w:t>
       </w:r>
-    </w:p>
-    <w:p>
-      <w:pPr>
-        <w:pStyle w:val="TDC1"/>
-        <w:tabs>
-          <w:tab w:val="right" w:leader="dot" w:pos="9350"/>
-        </w:tabs>
-        <w:rPr>
-          <w:sz w:val="24"/>
-          <w:szCs w:val="24"/>
-        </w:rPr>
-      </w:pPr>
     </w:p>
     <w:sdt>
       <w:sdtPr>
@@ -401,8 +399,16 @@
         <w:p>
           <w:pPr>
             <w:pStyle w:val="TtuloTDC"/>
+            <w:rPr>
+              <w:rFonts w:ascii="Arial" w:hAnsi="Arial" w:cs="Arial"/>
+            </w:rPr>
           </w:pPr>
           <w:r>
+            <w:rPr>
+              <w:rFonts w:ascii="Arial" w:hAnsi="Arial" w:cs="Arial"/>
+              <w:b/>
+              <w:color w:val="auto"/>
+            </w:rPr>
             <w:t>Contenido</w:t>
           </w:r>
         </w:p>
@@ -415,8 +421,6 @@
             <w:rPr>
               <w:rFonts w:asciiTheme="minorHAnsi" w:eastAsiaTheme="minorEastAsia" w:hAnsiTheme="minorHAnsi" w:cstheme="minorBidi"/>
               <w:noProof/>
-              <w:kern w:val="2"/>
-              <w14:ligatures w14:val="standardContextual"/>
             </w:rPr>
           </w:pPr>
           <w:r>
@@ -428,7 +432,7 @@
           <w:r>
             <w:fldChar w:fldCharType="separate"/>
           </w:r>
-          <w:hyperlink w:anchor="_Toc225185311" w:history="1">
+          <w:hyperlink w:anchor="_Toc225274301" w:history="1">
             <w:r>
               <w:rPr>
                 <w:rStyle w:val="Hipervnculo"/>
@@ -455,7 +459,7 @@
                 <w:noProof/>
                 <w:webHidden/>
               </w:rPr>
-              <w:instrText xml:space="preserve"> PAGEREF _Toc225185311 \h </w:instrText>
+              <w:instrText xml:space="preserve"> PAGEREF _Toc225274301 \h </w:instrText>
             </w:r>
             <w:r>
               <w:rPr>
@@ -475,7 +479,7 @@
                 <w:noProof/>
                 <w:webHidden/>
               </w:rPr>
-              <w:t>3</w:t>
+              <w:t>4</w:t>
             </w:r>
             <w:r>
               <w:rPr>
@@ -495,11 +499,9 @@
             <w:rPr>
               <w:rFonts w:asciiTheme="minorHAnsi" w:eastAsiaTheme="minorEastAsia" w:hAnsiTheme="minorHAnsi" w:cstheme="minorBidi"/>
               <w:noProof/>
-              <w:kern w:val="2"/>
-              <w14:ligatures w14:val="standardContextual"/>
             </w:rPr>
           </w:pPr>
-          <w:hyperlink w:anchor="_Toc225185312" w:history="1">
+          <w:hyperlink w:anchor="_Toc225274302" w:history="1">
             <w:r>
               <w:rPr>
                 <w:rStyle w:val="Hipervnculo"/>
@@ -526,7 +528,7 @@
                 <w:noProof/>
                 <w:webHidden/>
               </w:rPr>
-              <w:instrText xml:space="preserve"> PAGEREF _Toc225185312 \h </w:instrText>
+              <w:instrText xml:space="preserve"> PAGEREF _Toc225274302 \h </w:instrText>
             </w:r>
             <w:r>
               <w:rPr>
@@ -546,7 +548,7 @@
                 <w:noProof/>
                 <w:webHidden/>
               </w:rPr>
-              <w:t>4</w:t>
+              <w:t>5</w:t>
             </w:r>
             <w:r>
               <w:rPr>
@@ -566,11 +568,9 @@
             <w:rPr>
               <w:rFonts w:asciiTheme="minorHAnsi" w:eastAsiaTheme="minorEastAsia" w:hAnsiTheme="minorHAnsi" w:cstheme="minorBidi"/>
               <w:noProof/>
-              <w:kern w:val="2"/>
-              <w14:ligatures w14:val="standardContextual"/>
             </w:rPr>
           </w:pPr>
-          <w:hyperlink w:anchor="_Toc225185313" w:history="1">
+          <w:hyperlink w:anchor="_Toc225274303" w:history="1">
             <w:r>
               <w:rPr>
                 <w:rStyle w:val="Hipervnculo"/>
@@ -597,7 +597,7 @@
                 <w:noProof/>
                 <w:webHidden/>
               </w:rPr>
-              <w:instrText xml:space="preserve"> PAGEREF _Toc225185313 \h </w:instrText>
+              <w:instrText xml:space="preserve"> PAGEREF _Toc225274303 \h </w:instrText>
             </w:r>
             <w:r>
               <w:rPr>
@@ -617,7 +617,7 @@
                 <w:noProof/>
                 <w:webHidden/>
               </w:rPr>
-              <w:t>4</w:t>
+              <w:t>5</w:t>
             </w:r>
             <w:r>
               <w:rPr>
@@ -637,11 +637,9 @@
             <w:rPr>
               <w:rFonts w:asciiTheme="minorHAnsi" w:eastAsiaTheme="minorEastAsia" w:hAnsiTheme="minorHAnsi" w:cstheme="minorBidi"/>
               <w:noProof/>
-              <w:kern w:val="2"/>
-              <w14:ligatures w14:val="standardContextual"/>
             </w:rPr>
           </w:pPr>
-          <w:hyperlink w:anchor="_Toc225185314" w:history="1">
+          <w:hyperlink w:anchor="_Toc225274304" w:history="1">
             <w:r>
               <w:rPr>
                 <w:rStyle w:val="Hipervnculo"/>
@@ -668,7 +666,7 @@
                 <w:noProof/>
                 <w:webHidden/>
               </w:rPr>
-              <w:instrText xml:space="preserve"> PAGEREF _Toc225185314 \h </w:instrText>
+              <w:instrText xml:space="preserve"> PAGEREF _Toc225274304 \h </w:instrText>
             </w:r>
             <w:r>
               <w:rPr>
@@ -688,7 +686,7 @@
                 <w:noProof/>
                 <w:webHidden/>
               </w:rPr>
-              <w:t>4</w:t>
+              <w:t>5</w:t>
             </w:r>
             <w:r>
               <w:rPr>
@@ -708,11 +706,9 @@
             <w:rPr>
               <w:rFonts w:asciiTheme="minorHAnsi" w:eastAsiaTheme="minorEastAsia" w:hAnsiTheme="minorHAnsi" w:cstheme="minorBidi"/>
               <w:noProof/>
-              <w:kern w:val="2"/>
-              <w14:ligatures w14:val="standardContextual"/>
             </w:rPr>
           </w:pPr>
-          <w:hyperlink w:anchor="_Toc225185315" w:history="1">
+          <w:hyperlink w:anchor="_Toc225274305" w:history="1">
             <w:r>
               <w:rPr>
                 <w:rStyle w:val="Hipervnculo"/>
@@ -739,7 +735,7 @@
                 <w:noProof/>
                 <w:webHidden/>
               </w:rPr>
-              <w:instrText xml:space="preserve"> PAGEREF _Toc225185315 \h </w:instrText>
+              <w:instrText xml:space="preserve"> PAGEREF _Toc225274305 \h </w:instrText>
             </w:r>
             <w:r>
               <w:rPr>
@@ -759,7 +755,7 @@
                 <w:noProof/>
                 <w:webHidden/>
               </w:rPr>
-              <w:t>4</w:t>
+              <w:t>5</w:t>
             </w:r>
             <w:r>
               <w:rPr>
@@ -779,11 +775,9 @@
             <w:rPr>
               <w:rFonts w:asciiTheme="minorHAnsi" w:eastAsiaTheme="minorEastAsia" w:hAnsiTheme="minorHAnsi" w:cstheme="minorBidi"/>
               <w:noProof/>
-              <w:kern w:val="2"/>
-              <w14:ligatures w14:val="standardContextual"/>
             </w:rPr>
           </w:pPr>
-          <w:hyperlink w:anchor="_Toc225185316" w:history="1">
+          <w:hyperlink w:anchor="_Toc225274306" w:history="1">
             <w:r>
               <w:rPr>
                 <w:rStyle w:val="Hipervnculo"/>
@@ -810,7 +804,7 @@
                 <w:noProof/>
                 <w:webHidden/>
               </w:rPr>
-              <w:instrText xml:space="preserve"> PAGEREF _Toc225185316 \h </w:instrText>
+              <w:instrText xml:space="preserve"> PAGEREF _Toc225274306 \h </w:instrText>
             </w:r>
             <w:r>
               <w:rPr>
@@ -830,7 +824,7 @@
                 <w:noProof/>
                 <w:webHidden/>
               </w:rPr>
-              <w:t>5</w:t>
+              <w:t>6</w:t>
             </w:r>
             <w:r>
               <w:rPr>
@@ -850,11 +844,9 @@
             <w:rPr>
               <w:rFonts w:asciiTheme="minorHAnsi" w:eastAsiaTheme="minorEastAsia" w:hAnsiTheme="minorHAnsi" w:cstheme="minorBidi"/>
               <w:noProof/>
-              <w:kern w:val="2"/>
-              <w14:ligatures w14:val="standardContextual"/>
             </w:rPr>
           </w:pPr>
-          <w:hyperlink w:anchor="_Toc225185317" w:history="1">
+          <w:hyperlink w:anchor="_Toc225274307" w:history="1">
             <w:r>
               <w:rPr>
                 <w:rStyle w:val="Hipervnculo"/>
@@ -881,7 +873,7 @@
                 <w:noProof/>
                 <w:webHidden/>
               </w:rPr>
-              <w:instrText xml:space="preserve"> PAGEREF _Toc225185317 \h </w:instrText>
+              <w:instrText xml:space="preserve"> PAGEREF _Toc225274307 \h </w:instrText>
             </w:r>
             <w:r>
               <w:rPr>
@@ -901,7 +893,7 @@
                 <w:noProof/>
                 <w:webHidden/>
               </w:rPr>
-              <w:t>5</w:t>
+              <w:t>6</w:t>
             </w:r>
             <w:r>
               <w:rPr>
@@ -921,11 +913,9 @@
             <w:rPr>
               <w:rFonts w:asciiTheme="minorHAnsi" w:eastAsiaTheme="minorEastAsia" w:hAnsiTheme="minorHAnsi" w:cstheme="minorBidi"/>
               <w:noProof/>
-              <w:kern w:val="2"/>
-              <w14:ligatures w14:val="standardContextual"/>
             </w:rPr>
           </w:pPr>
-          <w:hyperlink w:anchor="_Toc225185318" w:history="1">
+          <w:hyperlink w:anchor="_Toc225274308" w:history="1">
             <w:r>
               <w:rPr>
                 <w:rStyle w:val="Hipervnculo"/>
@@ -952,7 +942,7 @@
                 <w:noProof/>
                 <w:webHidden/>
               </w:rPr>
-              <w:instrText xml:space="preserve"> PAGEREF _Toc225185318 \h </w:instrText>
+              <w:instrText xml:space="preserve"> PAGEREF _Toc225274308 \h </w:instrText>
             </w:r>
             <w:r>
               <w:rPr>
@@ -972,7 +962,7 @@
                 <w:noProof/>
                 <w:webHidden/>
               </w:rPr>
-              <w:t>5</w:t>
+              <w:t>6</w:t>
             </w:r>
             <w:r>
               <w:rPr>
@@ -992,11 +982,9 @@
             <w:rPr>
               <w:rFonts w:asciiTheme="minorHAnsi" w:eastAsiaTheme="minorEastAsia" w:hAnsiTheme="minorHAnsi" w:cstheme="minorBidi"/>
               <w:noProof/>
-              <w:kern w:val="2"/>
-              <w14:ligatures w14:val="standardContextual"/>
             </w:rPr>
           </w:pPr>
-          <w:hyperlink w:anchor="_Toc225185319" w:history="1">
+          <w:hyperlink w:anchor="_Toc225274309" w:history="1">
             <w:r>
               <w:rPr>
                 <w:rStyle w:val="Hipervnculo"/>
@@ -1023,7 +1011,7 @@
                 <w:noProof/>
                 <w:webHidden/>
               </w:rPr>
-              <w:instrText xml:space="preserve"> PAGEREF _Toc225185319 \h </w:instrText>
+              <w:instrText xml:space="preserve"> PAGEREF _Toc225274309 \h </w:instrText>
             </w:r>
             <w:r>
               <w:rPr>
@@ -1043,7 +1031,629 @@
                 <w:noProof/>
                 <w:webHidden/>
               </w:rPr>
-              <w:t>6</w:t>
+              <w:t>7</w:t>
+            </w:r>
+            <w:r>
+              <w:rPr>
+                <w:noProof/>
+                <w:webHidden/>
+              </w:rPr>
+              <w:fldChar w:fldCharType="end"/>
+            </w:r>
+          </w:hyperlink>
+        </w:p>
+        <w:p>
+          <w:pPr>
+            <w:pStyle w:val="TDC2"/>
+            <w:tabs>
+              <w:tab w:val="right" w:leader="dot" w:pos="8828"/>
+            </w:tabs>
+            <w:rPr>
+              <w:rFonts w:asciiTheme="minorHAnsi" w:eastAsiaTheme="minorEastAsia" w:hAnsiTheme="minorHAnsi" w:cstheme="minorBidi"/>
+              <w:noProof/>
+            </w:rPr>
+          </w:pPr>
+          <w:hyperlink w:anchor="_Toc225274310" w:history="1">
+            <w:r>
+              <w:rPr>
+                <w:rStyle w:val="Hipervnculo"/>
+                <w:noProof/>
+              </w:rPr>
+              <w:t>2. Espacio total por base de datos</w:t>
+            </w:r>
+            <w:r>
+              <w:rPr>
+                <w:noProof/>
+                <w:webHidden/>
+              </w:rPr>
+              <w:tab/>
+            </w:r>
+            <w:r>
+              <w:rPr>
+                <w:noProof/>
+                <w:webHidden/>
+              </w:rPr>
+              <w:fldChar w:fldCharType="begin"/>
+            </w:r>
+            <w:r>
+              <w:rPr>
+                <w:noProof/>
+                <w:webHidden/>
+              </w:rPr>
+              <w:instrText xml:space="preserve"> PAGEREF _Toc225274310 \h </w:instrText>
+            </w:r>
+            <w:r>
+              <w:rPr>
+                <w:noProof/>
+                <w:webHidden/>
+              </w:rPr>
+            </w:r>
+            <w:r>
+              <w:rPr>
+                <w:noProof/>
+                <w:webHidden/>
+              </w:rPr>
+              <w:fldChar w:fldCharType="separate"/>
+            </w:r>
+            <w:r>
+              <w:rPr>
+                <w:noProof/>
+                <w:webHidden/>
+              </w:rPr>
+              <w:t>8</w:t>
+            </w:r>
+            <w:r>
+              <w:rPr>
+                <w:noProof/>
+                <w:webHidden/>
+              </w:rPr>
+              <w:fldChar w:fldCharType="end"/>
+            </w:r>
+          </w:hyperlink>
+        </w:p>
+        <w:p>
+          <w:pPr>
+            <w:pStyle w:val="TDC2"/>
+            <w:tabs>
+              <w:tab w:val="right" w:leader="dot" w:pos="8828"/>
+            </w:tabs>
+            <w:rPr>
+              <w:rFonts w:asciiTheme="minorHAnsi" w:eastAsiaTheme="minorEastAsia" w:hAnsiTheme="minorHAnsi" w:cstheme="minorBidi"/>
+              <w:noProof/>
+            </w:rPr>
+          </w:pPr>
+          <w:hyperlink w:anchor="_Toc225274311" w:history="1">
+            <w:r>
+              <w:rPr>
+                <w:rStyle w:val="Hipervnculo"/>
+                <w:noProof/>
+              </w:rPr>
+              <w:t>3. Tablespaces InnoDB y archivos físicos</w:t>
+            </w:r>
+            <w:r>
+              <w:rPr>
+                <w:noProof/>
+                <w:webHidden/>
+              </w:rPr>
+              <w:tab/>
+            </w:r>
+            <w:r>
+              <w:rPr>
+                <w:noProof/>
+                <w:webHidden/>
+              </w:rPr>
+              <w:fldChar w:fldCharType="begin"/>
+            </w:r>
+            <w:r>
+              <w:rPr>
+                <w:noProof/>
+                <w:webHidden/>
+              </w:rPr>
+              <w:instrText xml:space="preserve"> PAGEREF _Toc225274311 \h </w:instrText>
+            </w:r>
+            <w:r>
+              <w:rPr>
+                <w:noProof/>
+                <w:webHidden/>
+              </w:rPr>
+            </w:r>
+            <w:r>
+              <w:rPr>
+                <w:noProof/>
+                <w:webHidden/>
+              </w:rPr>
+              <w:fldChar w:fldCharType="separate"/>
+            </w:r>
+            <w:r>
+              <w:rPr>
+                <w:noProof/>
+                <w:webHidden/>
+              </w:rPr>
+              <w:t>9</w:t>
+            </w:r>
+            <w:r>
+              <w:rPr>
+                <w:noProof/>
+                <w:webHidden/>
+              </w:rPr>
+              <w:fldChar w:fldCharType="end"/>
+            </w:r>
+          </w:hyperlink>
+        </w:p>
+        <w:p>
+          <w:pPr>
+            <w:pStyle w:val="TDC1"/>
+            <w:tabs>
+              <w:tab w:val="right" w:leader="dot" w:pos="8828"/>
+            </w:tabs>
+            <w:rPr>
+              <w:rFonts w:asciiTheme="minorHAnsi" w:eastAsiaTheme="minorEastAsia" w:hAnsiTheme="minorHAnsi" w:cstheme="minorBidi"/>
+              <w:noProof/>
+            </w:rPr>
+          </w:pPr>
+          <w:hyperlink w:anchor="_Toc225274312" w:history="1">
+            <w:r>
+              <w:rPr>
+                <w:rStyle w:val="Hipervnculo"/>
+                <w:noProof/>
+              </w:rPr>
+              <w:t>Práctica 2 — Creación del Espacio Asignado para Cada Base de Datos</w:t>
+            </w:r>
+            <w:r>
+              <w:rPr>
+                <w:noProof/>
+                <w:webHidden/>
+              </w:rPr>
+              <w:tab/>
+            </w:r>
+            <w:r>
+              <w:rPr>
+                <w:noProof/>
+                <w:webHidden/>
+              </w:rPr>
+              <w:fldChar w:fldCharType="begin"/>
+            </w:r>
+            <w:r>
+              <w:rPr>
+                <w:noProof/>
+                <w:webHidden/>
+              </w:rPr>
+              <w:instrText xml:space="preserve"> PAGEREF _Toc225274312 \h </w:instrText>
+            </w:r>
+            <w:r>
+              <w:rPr>
+                <w:noProof/>
+                <w:webHidden/>
+              </w:rPr>
+            </w:r>
+            <w:r>
+              <w:rPr>
+                <w:noProof/>
+                <w:webHidden/>
+              </w:rPr>
+              <w:fldChar w:fldCharType="separate"/>
+            </w:r>
+            <w:r>
+              <w:rPr>
+                <w:noProof/>
+                <w:webHidden/>
+              </w:rPr>
+              <w:t>10</w:t>
+            </w:r>
+            <w:r>
+              <w:rPr>
+                <w:noProof/>
+                <w:webHidden/>
+              </w:rPr>
+              <w:fldChar w:fldCharType="end"/>
+            </w:r>
+          </w:hyperlink>
+        </w:p>
+        <w:p>
+          <w:pPr>
+            <w:pStyle w:val="TDC2"/>
+            <w:tabs>
+              <w:tab w:val="right" w:leader="dot" w:pos="8828"/>
+            </w:tabs>
+            <w:rPr>
+              <w:rFonts w:asciiTheme="minorHAnsi" w:eastAsiaTheme="minorEastAsia" w:hAnsiTheme="minorHAnsi" w:cstheme="minorBidi"/>
+              <w:noProof/>
+            </w:rPr>
+          </w:pPr>
+          <w:hyperlink w:anchor="_Toc225274313" w:history="1">
+            <w:r>
+              <w:rPr>
+                <w:rStyle w:val="Hipervnculo"/>
+                <w:rFonts w:eastAsia="Times New Roman"/>
+                <w:noProof/>
+              </w:rPr>
+              <w:t>1. Creación de tablespace generales:</w:t>
+            </w:r>
+            <w:r>
+              <w:rPr>
+                <w:noProof/>
+                <w:webHidden/>
+              </w:rPr>
+              <w:tab/>
+            </w:r>
+            <w:r>
+              <w:rPr>
+                <w:noProof/>
+                <w:webHidden/>
+              </w:rPr>
+              <w:fldChar w:fldCharType="begin"/>
+            </w:r>
+            <w:r>
+              <w:rPr>
+                <w:noProof/>
+                <w:webHidden/>
+              </w:rPr>
+              <w:instrText xml:space="preserve"> PAGEREF _Toc225274313 \h </w:instrText>
+            </w:r>
+            <w:r>
+              <w:rPr>
+                <w:noProof/>
+                <w:webHidden/>
+              </w:rPr>
+            </w:r>
+            <w:r>
+              <w:rPr>
+                <w:noProof/>
+                <w:webHidden/>
+              </w:rPr>
+              <w:fldChar w:fldCharType="separate"/>
+            </w:r>
+            <w:r>
+              <w:rPr>
+                <w:noProof/>
+                <w:webHidden/>
+              </w:rPr>
+              <w:t>10</w:t>
+            </w:r>
+            <w:r>
+              <w:rPr>
+                <w:noProof/>
+                <w:webHidden/>
+              </w:rPr>
+              <w:fldChar w:fldCharType="end"/>
+            </w:r>
+          </w:hyperlink>
+        </w:p>
+        <w:p>
+          <w:pPr>
+            <w:pStyle w:val="TDC2"/>
+            <w:tabs>
+              <w:tab w:val="right" w:leader="dot" w:pos="8828"/>
+            </w:tabs>
+            <w:rPr>
+              <w:rFonts w:asciiTheme="minorHAnsi" w:eastAsiaTheme="minorEastAsia" w:hAnsiTheme="minorHAnsi" w:cstheme="minorBidi"/>
+              <w:noProof/>
+            </w:rPr>
+          </w:pPr>
+          <w:hyperlink w:anchor="_Toc225274314" w:history="1">
+            <w:r>
+              <w:rPr>
+                <w:rStyle w:val="Hipervnculo"/>
+                <w:noProof/>
+              </w:rPr>
+              <w:t>2. Creación y configuración de la base de datos</w:t>
+            </w:r>
+            <w:r>
+              <w:rPr>
+                <w:noProof/>
+                <w:webHidden/>
+              </w:rPr>
+              <w:tab/>
+            </w:r>
+            <w:r>
+              <w:rPr>
+                <w:noProof/>
+                <w:webHidden/>
+              </w:rPr>
+              <w:fldChar w:fldCharType="begin"/>
+            </w:r>
+            <w:r>
+              <w:rPr>
+                <w:noProof/>
+                <w:webHidden/>
+              </w:rPr>
+              <w:instrText xml:space="preserve"> PAGEREF _Toc225274314 \h </w:instrText>
+            </w:r>
+            <w:r>
+              <w:rPr>
+                <w:noProof/>
+                <w:webHidden/>
+              </w:rPr>
+            </w:r>
+            <w:r>
+              <w:rPr>
+                <w:noProof/>
+                <w:webHidden/>
+              </w:rPr>
+              <w:fldChar w:fldCharType="separate"/>
+            </w:r>
+            <w:r>
+              <w:rPr>
+                <w:noProof/>
+                <w:webHidden/>
+              </w:rPr>
+              <w:t>11</w:t>
+            </w:r>
+            <w:r>
+              <w:rPr>
+                <w:noProof/>
+                <w:webHidden/>
+              </w:rPr>
+              <w:fldChar w:fldCharType="end"/>
+            </w:r>
+          </w:hyperlink>
+        </w:p>
+        <w:p>
+          <w:pPr>
+            <w:pStyle w:val="TDC2"/>
+            <w:tabs>
+              <w:tab w:val="right" w:leader="dot" w:pos="8828"/>
+            </w:tabs>
+            <w:rPr>
+              <w:rFonts w:asciiTheme="minorHAnsi" w:eastAsiaTheme="minorEastAsia" w:hAnsiTheme="minorHAnsi" w:cstheme="minorBidi"/>
+              <w:noProof/>
+            </w:rPr>
+          </w:pPr>
+          <w:hyperlink w:anchor="_Toc225274315" w:history="1">
+            <w:r>
+              <w:rPr>
+                <w:rStyle w:val="Hipervnculo"/>
+                <w:noProof/>
+              </w:rPr>
+              <w:t>3. Creación de tablas y asignación a tablespaces</w:t>
+            </w:r>
+            <w:r>
+              <w:rPr>
+                <w:noProof/>
+                <w:webHidden/>
+              </w:rPr>
+              <w:tab/>
+            </w:r>
+            <w:r>
+              <w:rPr>
+                <w:noProof/>
+                <w:webHidden/>
+              </w:rPr>
+              <w:fldChar w:fldCharType="begin"/>
+            </w:r>
+            <w:r>
+              <w:rPr>
+                <w:noProof/>
+                <w:webHidden/>
+              </w:rPr>
+              <w:instrText xml:space="preserve"> PAGEREF _Toc225274315 \h </w:instrText>
+            </w:r>
+            <w:r>
+              <w:rPr>
+                <w:noProof/>
+                <w:webHidden/>
+              </w:rPr>
+            </w:r>
+            <w:r>
+              <w:rPr>
+                <w:noProof/>
+                <w:webHidden/>
+              </w:rPr>
+              <w:fldChar w:fldCharType="separate"/>
+            </w:r>
+            <w:r>
+              <w:rPr>
+                <w:noProof/>
+                <w:webHidden/>
+              </w:rPr>
+              <w:t>13</w:t>
+            </w:r>
+            <w:r>
+              <w:rPr>
+                <w:noProof/>
+                <w:webHidden/>
+              </w:rPr>
+              <w:fldChar w:fldCharType="end"/>
+            </w:r>
+          </w:hyperlink>
+        </w:p>
+        <w:p>
+          <w:pPr>
+            <w:pStyle w:val="TDC2"/>
+            <w:tabs>
+              <w:tab w:val="right" w:leader="dot" w:pos="8828"/>
+            </w:tabs>
+            <w:rPr>
+              <w:rFonts w:asciiTheme="minorHAnsi" w:eastAsiaTheme="minorEastAsia" w:hAnsiTheme="minorHAnsi" w:cstheme="minorBidi"/>
+              <w:noProof/>
+            </w:rPr>
+          </w:pPr>
+          <w:hyperlink w:anchor="_Toc225274316" w:history="1">
+            <w:r>
+              <w:rPr>
+                <w:rStyle w:val="Hipervnculo"/>
+                <w:noProof/>
+              </w:rPr>
+              <w:t>4. Migración y Archivado en el Tablespace Histórico:</w:t>
+            </w:r>
+            <w:r>
+              <w:rPr>
+                <w:noProof/>
+                <w:webHidden/>
+              </w:rPr>
+              <w:tab/>
+            </w:r>
+            <w:r>
+              <w:rPr>
+                <w:noProof/>
+                <w:webHidden/>
+              </w:rPr>
+              <w:fldChar w:fldCharType="begin"/>
+            </w:r>
+            <w:r>
+              <w:rPr>
+                <w:noProof/>
+                <w:webHidden/>
+              </w:rPr>
+              <w:instrText xml:space="preserve"> PAGEREF _Toc225274316 \h </w:instrText>
+            </w:r>
+            <w:r>
+              <w:rPr>
+                <w:noProof/>
+                <w:webHidden/>
+              </w:rPr>
+            </w:r>
+            <w:r>
+              <w:rPr>
+                <w:noProof/>
+                <w:webHidden/>
+              </w:rPr>
+              <w:fldChar w:fldCharType="separate"/>
+            </w:r>
+            <w:r>
+              <w:rPr>
+                <w:noProof/>
+                <w:webHidden/>
+              </w:rPr>
+              <w:t>17</w:t>
+            </w:r>
+            <w:r>
+              <w:rPr>
+                <w:noProof/>
+                <w:webHidden/>
+              </w:rPr>
+              <w:fldChar w:fldCharType="end"/>
+            </w:r>
+          </w:hyperlink>
+        </w:p>
+        <w:p>
+          <w:pPr>
+            <w:pStyle w:val="TDC1"/>
+            <w:tabs>
+              <w:tab w:val="right" w:leader="dot" w:pos="8828"/>
+            </w:tabs>
+            <w:rPr>
+              <w:rFonts w:asciiTheme="minorHAnsi" w:eastAsiaTheme="minorEastAsia" w:hAnsiTheme="minorHAnsi" w:cstheme="minorBidi"/>
+              <w:noProof/>
+            </w:rPr>
+          </w:pPr>
+          <w:hyperlink w:anchor="_Toc225274317" w:history="1">
+            <w:r>
+              <w:rPr>
+                <w:rStyle w:val="Hipervnculo"/>
+                <w:noProof/>
+              </w:rPr>
+              <w:t>Práctica 3 — Control del Espacio por Usuario y Schema en MySQL</w:t>
+            </w:r>
+            <w:r>
+              <w:rPr>
+                <w:noProof/>
+                <w:webHidden/>
+              </w:rPr>
+              <w:tab/>
+            </w:r>
+            <w:r>
+              <w:rPr>
+                <w:noProof/>
+                <w:webHidden/>
+              </w:rPr>
+              <w:fldChar w:fldCharType="begin"/>
+            </w:r>
+            <w:r>
+              <w:rPr>
+                <w:noProof/>
+                <w:webHidden/>
+              </w:rPr>
+              <w:instrText xml:space="preserve"> PAGEREF _Toc225274317 \h </w:instrText>
+            </w:r>
+            <w:r>
+              <w:rPr>
+                <w:noProof/>
+                <w:webHidden/>
+              </w:rPr>
+            </w:r>
+            <w:r>
+              <w:rPr>
+                <w:noProof/>
+                <w:webHidden/>
+              </w:rPr>
+              <w:fldChar w:fldCharType="separate"/>
+            </w:r>
+            <w:r>
+              <w:rPr>
+                <w:noProof/>
+                <w:webHidden/>
+              </w:rPr>
+              <w:t>19</w:t>
+            </w:r>
+            <w:r>
+              <w:rPr>
+                <w:noProof/>
+                <w:webHidden/>
+              </w:rPr>
+              <w:fldChar w:fldCharType="end"/>
+            </w:r>
+          </w:hyperlink>
+        </w:p>
+        <w:p>
+          <w:pPr>
+            <w:pStyle w:val="TDC2"/>
+            <w:tabs>
+              <w:tab w:val="right" w:leader="dot" w:pos="8828"/>
+            </w:tabs>
+            <w:rPr>
+              <w:rFonts w:asciiTheme="minorHAnsi" w:eastAsiaTheme="minorEastAsia" w:hAnsiTheme="minorHAnsi" w:cstheme="minorBidi"/>
+              <w:noProof/>
+            </w:rPr>
+          </w:pPr>
+          <w:hyperlink w:anchor="_Toc225274318" w:history="1">
+            <w:r>
+              <w:rPr>
+                <w:rStyle w:val="Hipervnculo"/>
+                <w:noProof/>
+              </w:rPr>
+              <w:t>3.1    Crear usuarios con límites de recursos</w:t>
+            </w:r>
+            <w:r>
+              <w:rPr>
+                <w:noProof/>
+                <w:webHidden/>
+              </w:rPr>
+              <w:tab/>
+            </w:r>
+            <w:r>
+              <w:rPr>
+                <w:noProof/>
+                <w:webHidden/>
+              </w:rPr>
+              <w:fldChar w:fldCharType="begin"/>
+            </w:r>
+            <w:r>
+              <w:rPr>
+                <w:noProof/>
+                <w:webHidden/>
+              </w:rPr>
+              <w:instrText xml:space="preserve"> PAGEREF _Toc225274318 \h </w:instrText>
+            </w:r>
+            <w:r>
+              <w:rPr>
+                <w:noProof/>
+                <w:webHidden/>
+              </w:rPr>
+            </w:r>
+            <w:r>
+              <w:rPr>
+                <w:noProof/>
+                <w:webHidden/>
+              </w:rPr>
+              <w:fldChar w:fldCharType="separate"/>
+            </w:r>
+            <w:r>
+              <w:rPr>
+                <w:noProof/>
+                <w:webHidden/>
+              </w:rPr>
+              <w:t>19</w:t>
             </w:r>
             <w:r>
               <w:rPr>
@@ -1063,17 +1673,15 @@
             <w:rPr>
               <w:rFonts w:asciiTheme="minorHAnsi" w:eastAsiaTheme="minorEastAsia" w:hAnsiTheme="minorHAnsi" w:cstheme="minorBidi"/>
               <w:noProof/>
-              <w:kern w:val="2"/>
-              <w14:ligatures w14:val="standardContextual"/>
             </w:rPr>
           </w:pPr>
-          <w:hyperlink w:anchor="_Toc225185320" w:history="1">
+          <w:hyperlink w:anchor="_Toc225274319" w:history="1">
             <w:r>
               <w:rPr>
                 <w:rStyle w:val="Hipervnculo"/>
                 <w:noProof/>
               </w:rPr>
-              <w:t>1.7 Tamaño del log de transacciones</w:t>
+              <w:t>1.Crear usuarios con límites de recursos</w:t>
             </w:r>
             <w:r>
               <w:rPr>
@@ -1094,7 +1702,7 @@
                 <w:noProof/>
                 <w:webHidden/>
               </w:rPr>
-              <w:instrText xml:space="preserve"> PAGEREF _Toc225185320 \h </w:instrText>
+              <w:instrText xml:space="preserve"> PAGEREF _Toc225274319 \h </w:instrText>
             </w:r>
             <w:r>
               <w:rPr>
@@ -1114,7 +1722,76 @@
                 <w:noProof/>
                 <w:webHidden/>
               </w:rPr>
-              <w:t>6</w:t>
+              <w:t>19</w:t>
+            </w:r>
+            <w:r>
+              <w:rPr>
+                <w:noProof/>
+                <w:webHidden/>
+              </w:rPr>
+              <w:fldChar w:fldCharType="end"/>
+            </w:r>
+          </w:hyperlink>
+        </w:p>
+        <w:p>
+          <w:pPr>
+            <w:pStyle w:val="TDC3"/>
+            <w:tabs>
+              <w:tab w:val="right" w:leader="dot" w:pos="8828"/>
+            </w:tabs>
+            <w:rPr>
+              <w:rFonts w:asciiTheme="minorHAnsi" w:eastAsiaTheme="minorEastAsia" w:hAnsiTheme="minorHAnsi" w:cstheme="minorBidi"/>
+              <w:noProof/>
+            </w:rPr>
+          </w:pPr>
+          <w:hyperlink w:anchor="_Toc225274320" w:history="1">
+            <w:r>
+              <w:rPr>
+                <w:rStyle w:val="Hipervnculo"/>
+                <w:noProof/>
+              </w:rPr>
+              <w:t>2.    Verificar los usuarios y sus restricciones</w:t>
+            </w:r>
+            <w:r>
+              <w:rPr>
+                <w:noProof/>
+                <w:webHidden/>
+              </w:rPr>
+              <w:tab/>
+            </w:r>
+            <w:r>
+              <w:rPr>
+                <w:noProof/>
+                <w:webHidden/>
+              </w:rPr>
+              <w:fldChar w:fldCharType="begin"/>
+            </w:r>
+            <w:r>
+              <w:rPr>
+                <w:noProof/>
+                <w:webHidden/>
+              </w:rPr>
+              <w:instrText xml:space="preserve"> PAGEREF _Toc225274320 \h </w:instrText>
+            </w:r>
+            <w:r>
+              <w:rPr>
+                <w:noProof/>
+                <w:webHidden/>
+              </w:rPr>
+            </w:r>
+            <w:r>
+              <w:rPr>
+                <w:noProof/>
+                <w:webHidden/>
+              </w:rPr>
+              <w:fldChar w:fldCharType="separate"/>
+            </w:r>
+            <w:r>
+              <w:rPr>
+                <w:noProof/>
+                <w:webHidden/>
+              </w:rPr>
+              <w:t>21</w:t>
             </w:r>
             <w:r>
               <w:rPr>
@@ -1134,17 +1811,15 @@
             <w:rPr>
               <w:rFonts w:asciiTheme="minorHAnsi" w:eastAsiaTheme="minorEastAsia" w:hAnsiTheme="minorHAnsi" w:cstheme="minorBidi"/>
               <w:noProof/>
-              <w:kern w:val="2"/>
-              <w14:ligatures w14:val="standardContextual"/>
             </w:rPr>
           </w:pPr>
-          <w:hyperlink w:anchor="_Toc225185321" w:history="1">
+          <w:hyperlink w:anchor="_Toc225274321" w:history="1">
             <w:r>
               <w:rPr>
                 <w:rStyle w:val="Hipervnculo"/>
                 <w:noProof/>
               </w:rPr>
-              <w:t>2. Espacio total por base de datos</w:t>
+              <w:t>Práctica 3.2 — Monitoreo de espacio por schema</w:t>
             </w:r>
             <w:r>
               <w:rPr>
@@ -1165,7 +1840,7 @@
                 <w:noProof/>
                 <w:webHidden/>
               </w:rPr>
-              <w:instrText xml:space="preserve"> PAGEREF _Toc225185321 \h </w:instrText>
+              <w:instrText xml:space="preserve"> PAGEREF _Toc225274321 \h </w:instrText>
             </w:r>
             <w:r>
               <w:rPr>
@@ -1185,7 +1860,7 @@
                 <w:noProof/>
                 <w:webHidden/>
               </w:rPr>
-              <w:t>7</w:t>
+              <w:t>22</w:t>
             </w:r>
             <w:r>
               <w:rPr>
@@ -1205,17 +1880,16 @@
             <w:rPr>
               <w:rFonts w:asciiTheme="minorHAnsi" w:eastAsiaTheme="minorEastAsia" w:hAnsiTheme="minorHAnsi" w:cstheme="minorBidi"/>
               <w:noProof/>
-              <w:kern w:val="2"/>
-              <w14:ligatures w14:val="standardContextual"/>
             </w:rPr>
           </w:pPr>
-          <w:hyperlink w:anchor="_Toc225185322" w:history="1">
+          <w:hyperlink w:anchor="_Toc225274322" w:history="1">
             <w:r>
               <w:rPr>
                 <w:rStyle w:val="Hipervnculo"/>
-                <w:noProof/>
-              </w:rPr>
-              <w:t>3. Tablespaces InnoDB y archivos físicos</w:t>
+                <w:bCs/>
+                <w:noProof/>
+              </w:rPr>
+              <w:t>Espacio total por schema con alertas</w:t>
             </w:r>
             <w:r>
               <w:rPr>
@@ -1236,7 +1910,7 @@
                 <w:noProof/>
                 <w:webHidden/>
               </w:rPr>
-              <w:instrText xml:space="preserve"> PAGEREF _Toc225185322 \h </w:instrText>
+              <w:instrText xml:space="preserve"> PAGEREF _Toc225274322 \h </w:instrText>
             </w:r>
             <w:r>
               <w:rPr>
@@ -1256,7 +1930,7 @@
                 <w:noProof/>
                 <w:webHidden/>
               </w:rPr>
-              <w:t>8</w:t>
+              <w:t>22</w:t>
             </w:r>
             <w:r>
               <w:rPr>
@@ -1276,17 +1950,15 @@
             <w:rPr>
               <w:rFonts w:asciiTheme="minorHAnsi" w:eastAsiaTheme="minorEastAsia" w:hAnsiTheme="minorHAnsi" w:cstheme="minorBidi"/>
               <w:noProof/>
-              <w:kern w:val="2"/>
-              <w14:ligatures w14:val="standardContextual"/>
             </w:rPr>
           </w:pPr>
-          <w:hyperlink w:anchor="_Toc225185323" w:history="1">
+          <w:hyperlink w:anchor="_Toc225274323" w:history="1">
             <w:r>
               <w:rPr>
                 <w:rStyle w:val="Hipervnculo"/>
                 <w:noProof/>
               </w:rPr>
-              <w:t>Práctica 2 — Creación del Espacio Asignado para Cada Base de Datos</w:t>
+              <w:t>Práctica 4 — Gestión del Espacio de Objetos de la Base de Datos</w:t>
             </w:r>
             <w:r>
               <w:rPr>
@@ -1307,7 +1979,7 @@
                 <w:noProof/>
                 <w:webHidden/>
               </w:rPr>
-              <w:instrText xml:space="preserve"> PAGEREF _Toc225185323 \h </w:instrText>
+              <w:instrText xml:space="preserve"> PAGEREF _Toc225274323 \h </w:instrText>
             </w:r>
             <w:r>
               <w:rPr>
@@ -1327,7 +1999,7 @@
                 <w:noProof/>
                 <w:webHidden/>
               </w:rPr>
-              <w:t>9</w:t>
+              <w:t>26</w:t>
             </w:r>
             <w:r>
               <w:rPr>
@@ -1347,18 +2019,15 @@
             <w:rPr>
               <w:rFonts w:asciiTheme="minorHAnsi" w:eastAsiaTheme="minorEastAsia" w:hAnsiTheme="minorHAnsi" w:cstheme="minorBidi"/>
               <w:noProof/>
-              <w:kern w:val="2"/>
-              <w14:ligatures w14:val="standardContextual"/>
             </w:rPr>
           </w:pPr>
-          <w:hyperlink w:anchor="_Toc225185324" w:history="1">
+          <w:hyperlink w:anchor="_Toc225274324" w:history="1">
             <w:r>
               <w:rPr>
                 <w:rStyle w:val="Hipervnculo"/>
-                <w:rFonts w:eastAsia="Times New Roman"/>
-                <w:noProof/>
-              </w:rPr>
-              <w:t>1. Creación de tablespace generales:</w:t>
+                <w:noProof/>
+              </w:rPr>
+              <w:t>Ejercicio 4.1 Crear tabla particionada para gestión eficiente del espacio</w:t>
             </w:r>
             <w:r>
               <w:rPr>
@@ -1379,7 +2048,7 @@
                 <w:noProof/>
                 <w:webHidden/>
               </w:rPr>
-              <w:instrText xml:space="preserve"> PAGEREF _Toc225185324 \h </w:instrText>
+              <w:instrText xml:space="preserve"> PAGEREF _Toc225274324 \h </w:instrText>
             </w:r>
             <w:r>
               <w:rPr>
@@ -1399,7 +2068,214 @@
                 <w:noProof/>
                 <w:webHidden/>
               </w:rPr>
-              <w:t>9</w:t>
+              <w:t>26</w:t>
+            </w:r>
+            <w:r>
+              <w:rPr>
+                <w:noProof/>
+                <w:webHidden/>
+              </w:rPr>
+              <w:fldChar w:fldCharType="end"/>
+            </w:r>
+          </w:hyperlink>
+        </w:p>
+        <w:p>
+          <w:pPr>
+            <w:pStyle w:val="TDC3"/>
+            <w:tabs>
+              <w:tab w:val="right" w:leader="dot" w:pos="8828"/>
+            </w:tabs>
+            <w:rPr>
+              <w:rFonts w:asciiTheme="minorHAnsi" w:eastAsiaTheme="minorEastAsia" w:hAnsiTheme="minorHAnsi" w:cstheme="minorBidi"/>
+              <w:noProof/>
+            </w:rPr>
+          </w:pPr>
+          <w:hyperlink w:anchor="_Toc225274325" w:history="1">
+            <w:r>
+              <w:rPr>
+                <w:rStyle w:val="Hipervnculo"/>
+                <w:noProof/>
+              </w:rPr>
+              <w:t>1 Crear tabla particionada para gestión eficiente del espacio</w:t>
+            </w:r>
+            <w:r>
+              <w:rPr>
+                <w:noProof/>
+                <w:webHidden/>
+              </w:rPr>
+              <w:tab/>
+            </w:r>
+            <w:r>
+              <w:rPr>
+                <w:noProof/>
+                <w:webHidden/>
+              </w:rPr>
+              <w:fldChar w:fldCharType="begin"/>
+            </w:r>
+            <w:r>
+              <w:rPr>
+                <w:noProof/>
+                <w:webHidden/>
+              </w:rPr>
+              <w:instrText xml:space="preserve"> PAGEREF _Toc225274325 \h </w:instrText>
+            </w:r>
+            <w:r>
+              <w:rPr>
+                <w:noProof/>
+                <w:webHidden/>
+              </w:rPr>
+            </w:r>
+            <w:r>
+              <w:rPr>
+                <w:noProof/>
+                <w:webHidden/>
+              </w:rPr>
+              <w:fldChar w:fldCharType="separate"/>
+            </w:r>
+            <w:r>
+              <w:rPr>
+                <w:noProof/>
+                <w:webHidden/>
+              </w:rPr>
+              <w:t>26</w:t>
+            </w:r>
+            <w:r>
+              <w:rPr>
+                <w:noProof/>
+                <w:webHidden/>
+              </w:rPr>
+              <w:fldChar w:fldCharType="end"/>
+            </w:r>
+          </w:hyperlink>
+        </w:p>
+        <w:p>
+          <w:pPr>
+            <w:pStyle w:val="TDC3"/>
+            <w:tabs>
+              <w:tab w:val="right" w:leader="dot" w:pos="8828"/>
+            </w:tabs>
+            <w:rPr>
+              <w:rFonts w:asciiTheme="minorHAnsi" w:eastAsiaTheme="minorEastAsia" w:hAnsiTheme="minorHAnsi" w:cstheme="minorBidi"/>
+              <w:noProof/>
+            </w:rPr>
+          </w:pPr>
+          <w:hyperlink w:anchor="_Toc225274326" w:history="1">
+            <w:r>
+              <w:rPr>
+                <w:rStyle w:val="Hipervnculo"/>
+                <w:noProof/>
+              </w:rPr>
+              <w:t>2  Verificar las particiones creadas</w:t>
+            </w:r>
+            <w:r>
+              <w:rPr>
+                <w:noProof/>
+                <w:webHidden/>
+              </w:rPr>
+              <w:tab/>
+            </w:r>
+            <w:r>
+              <w:rPr>
+                <w:noProof/>
+                <w:webHidden/>
+              </w:rPr>
+              <w:fldChar w:fldCharType="begin"/>
+            </w:r>
+            <w:r>
+              <w:rPr>
+                <w:noProof/>
+                <w:webHidden/>
+              </w:rPr>
+              <w:instrText xml:space="preserve"> PAGEREF _Toc225274326 \h </w:instrText>
+            </w:r>
+            <w:r>
+              <w:rPr>
+                <w:noProof/>
+                <w:webHidden/>
+              </w:rPr>
+            </w:r>
+            <w:r>
+              <w:rPr>
+                <w:noProof/>
+                <w:webHidden/>
+              </w:rPr>
+              <w:fldChar w:fldCharType="separate"/>
+            </w:r>
+            <w:r>
+              <w:rPr>
+                <w:noProof/>
+                <w:webHidden/>
+              </w:rPr>
+              <w:t>27</w:t>
+            </w:r>
+            <w:r>
+              <w:rPr>
+                <w:noProof/>
+                <w:webHidden/>
+              </w:rPr>
+              <w:fldChar w:fldCharType="end"/>
+            </w:r>
+          </w:hyperlink>
+        </w:p>
+        <w:p>
+          <w:pPr>
+            <w:pStyle w:val="TDC3"/>
+            <w:tabs>
+              <w:tab w:val="right" w:leader="dot" w:pos="8828"/>
+            </w:tabs>
+            <w:rPr>
+              <w:rFonts w:asciiTheme="minorHAnsi" w:eastAsiaTheme="minorEastAsia" w:hAnsiTheme="minorHAnsi" w:cstheme="minorBidi"/>
+              <w:noProof/>
+            </w:rPr>
+          </w:pPr>
+          <w:hyperlink w:anchor="_Toc225274327" w:history="1">
+            <w:r>
+              <w:rPr>
+                <w:rStyle w:val="Hipervnculo"/>
+                <w:noProof/>
+              </w:rPr>
+              <w:t>3 Insertar datos y verificar partition pruning</w:t>
+            </w:r>
+            <w:r>
+              <w:rPr>
+                <w:noProof/>
+                <w:webHidden/>
+              </w:rPr>
+              <w:tab/>
+            </w:r>
+            <w:r>
+              <w:rPr>
+                <w:noProof/>
+                <w:webHidden/>
+              </w:rPr>
+              <w:fldChar w:fldCharType="begin"/>
+            </w:r>
+            <w:r>
+              <w:rPr>
+                <w:noProof/>
+                <w:webHidden/>
+              </w:rPr>
+              <w:instrText xml:space="preserve"> PAGEREF _Toc225274327 \h </w:instrText>
+            </w:r>
+            <w:r>
+              <w:rPr>
+                <w:noProof/>
+                <w:webHidden/>
+              </w:rPr>
+            </w:r>
+            <w:r>
+              <w:rPr>
+                <w:noProof/>
+                <w:webHidden/>
+              </w:rPr>
+              <w:fldChar w:fldCharType="separate"/>
+            </w:r>
+            <w:r>
+              <w:rPr>
+                <w:noProof/>
+                <w:webHidden/>
+              </w:rPr>
+              <w:t>27</w:t>
             </w:r>
             <w:r>
               <w:rPr>
@@ -1419,17 +2295,15 @@
             <w:rPr>
               <w:rFonts w:asciiTheme="minorHAnsi" w:eastAsiaTheme="minorEastAsia" w:hAnsiTheme="minorHAnsi" w:cstheme="minorBidi"/>
               <w:noProof/>
-              <w:kern w:val="2"/>
-              <w14:ligatures w14:val="standardContextual"/>
             </w:rPr>
           </w:pPr>
-          <w:hyperlink w:anchor="_Toc225185325" w:history="1">
+          <w:hyperlink w:anchor="_Toc225274328" w:history="1">
             <w:r>
               <w:rPr>
                 <w:rStyle w:val="Hipervnculo"/>
                 <w:noProof/>
               </w:rPr>
-              <w:t>2. Creación y configuración de la base de datos</w:t>
+              <w:t>Ejercicio 4.2 Gestión de índices y espacio en MySQL</w:t>
             </w:r>
             <w:r>
               <w:rPr>
@@ -1450,7 +2324,7 @@
                 <w:noProof/>
                 <w:webHidden/>
               </w:rPr>
-              <w:instrText xml:space="preserve"> PAGEREF _Toc225185325 \h </w:instrText>
+              <w:instrText xml:space="preserve"> PAGEREF _Toc225274328 \h </w:instrText>
             </w:r>
             <w:r>
               <w:rPr>
@@ -1470,7 +2344,214 @@
                 <w:noProof/>
                 <w:webHidden/>
               </w:rPr>
-              <w:t>10</w:t>
+              <w:t>28</w:t>
+            </w:r>
+            <w:r>
+              <w:rPr>
+                <w:noProof/>
+                <w:webHidden/>
+              </w:rPr>
+              <w:fldChar w:fldCharType="end"/>
+            </w:r>
+          </w:hyperlink>
+        </w:p>
+        <w:p>
+          <w:pPr>
+            <w:pStyle w:val="TDC3"/>
+            <w:tabs>
+              <w:tab w:val="right" w:leader="dot" w:pos="8828"/>
+            </w:tabs>
+            <w:rPr>
+              <w:rFonts w:asciiTheme="minorHAnsi" w:eastAsiaTheme="minorEastAsia" w:hAnsiTheme="minorHAnsi" w:cstheme="minorBidi"/>
+              <w:noProof/>
+            </w:rPr>
+          </w:pPr>
+          <w:hyperlink w:anchor="_Toc225274329" w:history="1">
+            <w:r>
+              <w:rPr>
+                <w:rStyle w:val="Hipervnculo"/>
+                <w:noProof/>
+              </w:rPr>
+              <w:t>1 Analizar fragmentación de índices con optimizer_trace</w:t>
+            </w:r>
+            <w:r>
+              <w:rPr>
+                <w:noProof/>
+                <w:webHidden/>
+              </w:rPr>
+              <w:tab/>
+            </w:r>
+            <w:r>
+              <w:rPr>
+                <w:noProof/>
+                <w:webHidden/>
+              </w:rPr>
+              <w:fldChar w:fldCharType="begin"/>
+            </w:r>
+            <w:r>
+              <w:rPr>
+                <w:noProof/>
+                <w:webHidden/>
+              </w:rPr>
+              <w:instrText xml:space="preserve"> PAGEREF _Toc225274329 \h </w:instrText>
+            </w:r>
+            <w:r>
+              <w:rPr>
+                <w:noProof/>
+                <w:webHidden/>
+              </w:rPr>
+            </w:r>
+            <w:r>
+              <w:rPr>
+                <w:noProof/>
+                <w:webHidden/>
+              </w:rPr>
+              <w:fldChar w:fldCharType="separate"/>
+            </w:r>
+            <w:r>
+              <w:rPr>
+                <w:noProof/>
+                <w:webHidden/>
+              </w:rPr>
+              <w:t>28</w:t>
+            </w:r>
+            <w:r>
+              <w:rPr>
+                <w:noProof/>
+                <w:webHidden/>
+              </w:rPr>
+              <w:fldChar w:fldCharType="end"/>
+            </w:r>
+          </w:hyperlink>
+        </w:p>
+        <w:p>
+          <w:pPr>
+            <w:pStyle w:val="TDC3"/>
+            <w:tabs>
+              <w:tab w:val="right" w:leader="dot" w:pos="8828"/>
+            </w:tabs>
+            <w:rPr>
+              <w:rFonts w:asciiTheme="minorHAnsi" w:eastAsiaTheme="minorEastAsia" w:hAnsiTheme="minorHAnsi" w:cstheme="minorBidi"/>
+              <w:noProof/>
+            </w:rPr>
+          </w:pPr>
+          <w:hyperlink w:anchor="_Toc225274330" w:history="1">
+            <w:r>
+              <w:rPr>
+                <w:rStyle w:val="Hipervnculo"/>
+                <w:noProof/>
+              </w:rPr>
+              <w:t>2 Detectar índices sin uso con performance_schema</w:t>
+            </w:r>
+            <w:r>
+              <w:rPr>
+                <w:noProof/>
+                <w:webHidden/>
+              </w:rPr>
+              <w:tab/>
+            </w:r>
+            <w:r>
+              <w:rPr>
+                <w:noProof/>
+                <w:webHidden/>
+              </w:rPr>
+              <w:fldChar w:fldCharType="begin"/>
+            </w:r>
+            <w:r>
+              <w:rPr>
+                <w:noProof/>
+                <w:webHidden/>
+              </w:rPr>
+              <w:instrText xml:space="preserve"> PAGEREF _Toc225274330 \h </w:instrText>
+            </w:r>
+            <w:r>
+              <w:rPr>
+                <w:noProof/>
+                <w:webHidden/>
+              </w:rPr>
+            </w:r>
+            <w:r>
+              <w:rPr>
+                <w:noProof/>
+                <w:webHidden/>
+              </w:rPr>
+              <w:fldChar w:fldCharType="separate"/>
+            </w:r>
+            <w:r>
+              <w:rPr>
+                <w:noProof/>
+                <w:webHidden/>
+              </w:rPr>
+              <w:t>29</w:t>
+            </w:r>
+            <w:r>
+              <w:rPr>
+                <w:noProof/>
+                <w:webHidden/>
+              </w:rPr>
+              <w:fldChar w:fldCharType="end"/>
+            </w:r>
+          </w:hyperlink>
+        </w:p>
+        <w:p>
+          <w:pPr>
+            <w:pStyle w:val="TDC1"/>
+            <w:tabs>
+              <w:tab w:val="right" w:leader="dot" w:pos="8828"/>
+            </w:tabs>
+            <w:rPr>
+              <w:rFonts w:asciiTheme="minorHAnsi" w:eastAsiaTheme="minorEastAsia" w:hAnsiTheme="minorHAnsi" w:cstheme="minorBidi"/>
+              <w:noProof/>
+            </w:rPr>
+          </w:pPr>
+          <w:hyperlink w:anchor="_Toc225274331" w:history="1">
+            <w:r>
+              <w:rPr>
+                <w:rStyle w:val="Hipervnculo"/>
+                <w:noProof/>
+              </w:rPr>
+              <w:t>Práctica 5 — Roles y Privilegios de Almacenamiento en MySQL</w:t>
+            </w:r>
+            <w:r>
+              <w:rPr>
+                <w:noProof/>
+                <w:webHidden/>
+              </w:rPr>
+              <w:tab/>
+            </w:r>
+            <w:r>
+              <w:rPr>
+                <w:noProof/>
+                <w:webHidden/>
+              </w:rPr>
+              <w:fldChar w:fldCharType="begin"/>
+            </w:r>
+            <w:r>
+              <w:rPr>
+                <w:noProof/>
+                <w:webHidden/>
+              </w:rPr>
+              <w:instrText xml:space="preserve"> PAGEREF _Toc225274331 \h </w:instrText>
+            </w:r>
+            <w:r>
+              <w:rPr>
+                <w:noProof/>
+                <w:webHidden/>
+              </w:rPr>
+            </w:r>
+            <w:r>
+              <w:rPr>
+                <w:noProof/>
+                <w:webHidden/>
+              </w:rPr>
+              <w:fldChar w:fldCharType="separate"/>
+            </w:r>
+            <w:r>
+              <w:rPr>
+                <w:noProof/>
+                <w:webHidden/>
+              </w:rPr>
+              <w:t>30</w:t>
             </w:r>
             <w:r>
               <w:rPr>
@@ -1490,17 +2571,15 @@
             <w:rPr>
               <w:rFonts w:asciiTheme="minorHAnsi" w:eastAsiaTheme="minorEastAsia" w:hAnsiTheme="minorHAnsi" w:cstheme="minorBidi"/>
               <w:noProof/>
-              <w:kern w:val="2"/>
-              <w14:ligatures w14:val="standardContextual"/>
             </w:rPr>
           </w:pPr>
-          <w:hyperlink w:anchor="_Toc225185326" w:history="1">
+          <w:hyperlink w:anchor="_Toc225274332" w:history="1">
             <w:r>
               <w:rPr>
                 <w:rStyle w:val="Hipervnculo"/>
                 <w:noProof/>
               </w:rPr>
-              <w:t>3. Creación de tablas y asignación a tablespaces</w:t>
+              <w:t>1    Crear los roles de almacenamiento</w:t>
             </w:r>
             <w:r>
               <w:rPr>
@@ -1521,7 +2600,7 @@
                 <w:noProof/>
                 <w:webHidden/>
               </w:rPr>
-              <w:instrText xml:space="preserve"> PAGEREF _Toc225185326 \h </w:instrText>
+              <w:instrText xml:space="preserve"> PAGEREF _Toc225274332 \h </w:instrText>
             </w:r>
             <w:r>
               <w:rPr>
@@ -1541,7 +2620,7 @@
                 <w:noProof/>
                 <w:webHidden/>
               </w:rPr>
-              <w:t>12</w:t>
+              <w:t>30</w:t>
             </w:r>
             <w:r>
               <w:rPr>
@@ -1561,17 +2640,15 @@
             <w:rPr>
               <w:rFonts w:asciiTheme="minorHAnsi" w:eastAsiaTheme="minorEastAsia" w:hAnsiTheme="minorHAnsi" w:cstheme="minorBidi"/>
               <w:noProof/>
-              <w:kern w:val="2"/>
-              <w14:ligatures w14:val="standardContextual"/>
             </w:rPr>
           </w:pPr>
-          <w:hyperlink w:anchor="_Toc225185327" w:history="1">
+          <w:hyperlink w:anchor="_Toc225274333" w:history="1">
             <w:r>
               <w:rPr>
                 <w:rStyle w:val="Hipervnculo"/>
                 <w:noProof/>
               </w:rPr>
-              <w:t>4. Migración y Archivado en el Tablespace Histórico:</w:t>
+              <w:t>2    Asignar roles a los usuarios</w:t>
             </w:r>
             <w:r>
               <w:rPr>
@@ -1592,7 +2669,7 @@
                 <w:noProof/>
                 <w:webHidden/>
               </w:rPr>
-              <w:instrText xml:space="preserve"> PAGEREF _Toc225185327 \h </w:instrText>
+              <w:instrText xml:space="preserve"> PAGEREF _Toc225274333 \h </w:instrText>
             </w:r>
             <w:r>
               <w:rPr>
@@ -1612,7 +2689,76 @@
                 <w:noProof/>
                 <w:webHidden/>
               </w:rPr>
-              <w:t>17</w:t>
+              <w:t>34</w:t>
+            </w:r>
+            <w:r>
+              <w:rPr>
+                <w:noProof/>
+                <w:webHidden/>
+              </w:rPr>
+              <w:fldChar w:fldCharType="end"/>
+            </w:r>
+          </w:hyperlink>
+        </w:p>
+        <w:p>
+          <w:pPr>
+            <w:pStyle w:val="TDC2"/>
+            <w:tabs>
+              <w:tab w:val="right" w:leader="dot" w:pos="8828"/>
+            </w:tabs>
+            <w:rPr>
+              <w:rFonts w:asciiTheme="minorHAnsi" w:eastAsiaTheme="minorEastAsia" w:hAnsiTheme="minorHAnsi" w:cstheme="minorBidi"/>
+              <w:noProof/>
+            </w:rPr>
+          </w:pPr>
+          <w:hyperlink w:anchor="_Toc225274334" w:history="1">
+            <w:r>
+              <w:rPr>
+                <w:rStyle w:val="Hipervnculo"/>
+                <w:noProof/>
+              </w:rPr>
+              <w:t>3    Verificar roles y privilegios asignados</w:t>
+            </w:r>
+            <w:r>
+              <w:rPr>
+                <w:noProof/>
+                <w:webHidden/>
+              </w:rPr>
+              <w:tab/>
+            </w:r>
+            <w:r>
+              <w:rPr>
+                <w:noProof/>
+                <w:webHidden/>
+              </w:rPr>
+              <w:fldChar w:fldCharType="begin"/>
+            </w:r>
+            <w:r>
+              <w:rPr>
+                <w:noProof/>
+                <w:webHidden/>
+              </w:rPr>
+              <w:instrText xml:space="preserve"> PAGEREF _Toc225274334 \h </w:instrText>
+            </w:r>
+            <w:r>
+              <w:rPr>
+                <w:noProof/>
+                <w:webHidden/>
+              </w:rPr>
+            </w:r>
+            <w:r>
+              <w:rPr>
+                <w:noProof/>
+                <w:webHidden/>
+              </w:rPr>
+              <w:fldChar w:fldCharType="separate"/>
+            </w:r>
+            <w:r>
+              <w:rPr>
+                <w:noProof/>
+                <w:webHidden/>
+              </w:rPr>
+              <w:t>35</w:t>
             </w:r>
             <w:r>
               <w:rPr>
@@ -1632,17 +2778,15 @@
             <w:rPr>
               <w:rFonts w:asciiTheme="minorHAnsi" w:eastAsiaTheme="minorEastAsia" w:hAnsiTheme="minorHAnsi" w:cstheme="minorBidi"/>
               <w:noProof/>
-              <w:kern w:val="2"/>
-              <w14:ligatures w14:val="standardContextual"/>
             </w:rPr>
           </w:pPr>
-          <w:hyperlink w:anchor="_Toc225185328" w:history="1">
+          <w:hyperlink w:anchor="_Toc225274335" w:history="1">
             <w:r>
               <w:rPr>
                 <w:rStyle w:val="Hipervnculo"/>
                 <w:noProof/>
               </w:rPr>
-              <w:t>Práctica 3 — Control del Espacio por Usuario y Schema en MySQL</w:t>
+              <w:t>Conclusión</w:t>
             </w:r>
             <w:r>
               <w:rPr>
@@ -1663,7 +2807,7 @@
                 <w:noProof/>
                 <w:webHidden/>
               </w:rPr>
-              <w:instrText xml:space="preserve"> PAGEREF _Toc225185328 \h </w:instrText>
+              <w:instrText xml:space="preserve"> PAGEREF _Toc225274335 \h </w:instrText>
             </w:r>
             <w:r>
               <w:rPr>
@@ -1683,1215 +2827,7 @@
                 <w:noProof/>
                 <w:webHidden/>
               </w:rPr>
-              <w:t>19</w:t>
-            </w:r>
-            <w:r>
-              <w:rPr>
-                <w:noProof/>
-                <w:webHidden/>
-              </w:rPr>
-              <w:fldChar w:fldCharType="end"/>
-            </w:r>
-          </w:hyperlink>
-        </w:p>
-        <w:p>
-          <w:pPr>
-            <w:pStyle w:val="TDC2"/>
-            <w:tabs>
-              <w:tab w:val="right" w:leader="dot" w:pos="8828"/>
-            </w:tabs>
-            <w:rPr>
-              <w:rFonts w:asciiTheme="minorHAnsi" w:eastAsiaTheme="minorEastAsia" w:hAnsiTheme="minorHAnsi" w:cstheme="minorBidi"/>
-              <w:noProof/>
-              <w:kern w:val="2"/>
-              <w14:ligatures w14:val="standardContextual"/>
-            </w:rPr>
-          </w:pPr>
-          <w:hyperlink w:anchor="_Toc225185329" w:history="1">
-            <w:r>
-              <w:rPr>
-                <w:rStyle w:val="Hipervnculo"/>
-                <w:noProof/>
-              </w:rPr>
-              <w:t>3.1    Crear usuarios con límites de recursos</w:t>
-            </w:r>
-            <w:r>
-              <w:rPr>
-                <w:noProof/>
-                <w:webHidden/>
-              </w:rPr>
-              <w:tab/>
-            </w:r>
-            <w:r>
-              <w:rPr>
-                <w:noProof/>
-                <w:webHidden/>
-              </w:rPr>
-              <w:fldChar w:fldCharType="begin"/>
-            </w:r>
-            <w:r>
-              <w:rPr>
-                <w:noProof/>
-                <w:webHidden/>
-              </w:rPr>
-              <w:instrText xml:space="preserve"> PAGEREF _Toc225185329 \h </w:instrText>
-            </w:r>
-            <w:r>
-              <w:rPr>
-                <w:noProof/>
-                <w:webHidden/>
-              </w:rPr>
-            </w:r>
-            <w:r>
-              <w:rPr>
-                <w:noProof/>
-                <w:webHidden/>
-              </w:rPr>
-              <w:fldChar w:fldCharType="separate"/>
-            </w:r>
-            <w:r>
-              <w:rPr>
-                <w:noProof/>
-                <w:webHidden/>
-              </w:rPr>
-              <w:t>19</w:t>
-            </w:r>
-            <w:r>
-              <w:rPr>
-                <w:noProof/>
-                <w:webHidden/>
-              </w:rPr>
-              <w:fldChar w:fldCharType="end"/>
-            </w:r>
-          </w:hyperlink>
-        </w:p>
-        <w:p>
-          <w:pPr>
-            <w:pStyle w:val="TDC3"/>
-            <w:tabs>
-              <w:tab w:val="right" w:leader="dot" w:pos="8828"/>
-            </w:tabs>
-            <w:rPr>
-              <w:rFonts w:asciiTheme="minorHAnsi" w:eastAsiaTheme="minorEastAsia" w:hAnsiTheme="minorHAnsi" w:cstheme="minorBidi"/>
-              <w:noProof/>
-              <w:kern w:val="2"/>
-              <w14:ligatures w14:val="standardContextual"/>
-            </w:rPr>
-          </w:pPr>
-          <w:hyperlink w:anchor="_Toc225185330" w:history="1">
-            <w:r>
-              <w:rPr>
-                <w:rStyle w:val="Hipervnculo"/>
-                <w:noProof/>
-              </w:rPr>
-              <w:t>1.Crear usuarios con límites de recursos</w:t>
-            </w:r>
-            <w:r>
-              <w:rPr>
-                <w:noProof/>
-                <w:webHidden/>
-              </w:rPr>
-              <w:tab/>
-            </w:r>
-            <w:r>
-              <w:rPr>
-                <w:noProof/>
-                <w:webHidden/>
-              </w:rPr>
-              <w:fldChar w:fldCharType="begin"/>
-            </w:r>
-            <w:r>
-              <w:rPr>
-                <w:noProof/>
-                <w:webHidden/>
-              </w:rPr>
-              <w:instrText xml:space="preserve"> PAGEREF _Toc225185330 \h </w:instrText>
-            </w:r>
-            <w:r>
-              <w:rPr>
-                <w:noProof/>
-                <w:webHidden/>
-              </w:rPr>
-            </w:r>
-            <w:r>
-              <w:rPr>
-                <w:noProof/>
-                <w:webHidden/>
-              </w:rPr>
-              <w:fldChar w:fldCharType="separate"/>
-            </w:r>
-            <w:r>
-              <w:rPr>
-                <w:noProof/>
-                <w:webHidden/>
-              </w:rPr>
-              <w:t>19</w:t>
-            </w:r>
-            <w:r>
-              <w:rPr>
-                <w:noProof/>
-                <w:webHidden/>
-              </w:rPr>
-              <w:fldChar w:fldCharType="end"/>
-            </w:r>
-          </w:hyperlink>
-        </w:p>
-        <w:p>
-          <w:pPr>
-            <w:pStyle w:val="TDC3"/>
-            <w:tabs>
-              <w:tab w:val="right" w:leader="dot" w:pos="8828"/>
-            </w:tabs>
-            <w:rPr>
-              <w:rFonts w:asciiTheme="minorHAnsi" w:eastAsiaTheme="minorEastAsia" w:hAnsiTheme="minorHAnsi" w:cstheme="minorBidi"/>
-              <w:noProof/>
-              <w:kern w:val="2"/>
-              <w14:ligatures w14:val="standardContextual"/>
-            </w:rPr>
-          </w:pPr>
-          <w:hyperlink w:anchor="_Toc225185331" w:history="1">
-            <w:r>
-              <w:rPr>
-                <w:rStyle w:val="Hipervnculo"/>
-                <w:noProof/>
-              </w:rPr>
-              <w:t>2.    Verificar los usuarios y sus restricciones</w:t>
-            </w:r>
-            <w:r>
-              <w:rPr>
-                <w:noProof/>
-                <w:webHidden/>
-              </w:rPr>
-              <w:tab/>
-            </w:r>
-            <w:r>
-              <w:rPr>
-                <w:noProof/>
-                <w:webHidden/>
-              </w:rPr>
-              <w:fldChar w:fldCharType="begin"/>
-            </w:r>
-            <w:r>
-              <w:rPr>
-                <w:noProof/>
-                <w:webHidden/>
-              </w:rPr>
-              <w:instrText xml:space="preserve"> PAGEREF _Toc225185331 \h </w:instrText>
-            </w:r>
-            <w:r>
-              <w:rPr>
-                <w:noProof/>
-                <w:webHidden/>
-              </w:rPr>
-            </w:r>
-            <w:r>
-              <w:rPr>
-                <w:noProof/>
-                <w:webHidden/>
-              </w:rPr>
-              <w:fldChar w:fldCharType="separate"/>
-            </w:r>
-            <w:r>
-              <w:rPr>
-                <w:noProof/>
-                <w:webHidden/>
-              </w:rPr>
-              <w:t>21</w:t>
-            </w:r>
-            <w:r>
-              <w:rPr>
-                <w:noProof/>
-                <w:webHidden/>
-              </w:rPr>
-              <w:fldChar w:fldCharType="end"/>
-            </w:r>
-          </w:hyperlink>
-        </w:p>
-        <w:p>
-          <w:pPr>
-            <w:pStyle w:val="TDC2"/>
-            <w:tabs>
-              <w:tab w:val="right" w:leader="dot" w:pos="8828"/>
-            </w:tabs>
-            <w:rPr>
-              <w:rFonts w:asciiTheme="minorHAnsi" w:eastAsiaTheme="minorEastAsia" w:hAnsiTheme="minorHAnsi" w:cstheme="minorBidi"/>
-              <w:noProof/>
-              <w:kern w:val="2"/>
-              <w14:ligatures w14:val="standardContextual"/>
-            </w:rPr>
-          </w:pPr>
-          <w:hyperlink w:anchor="_Toc225185332" w:history="1">
-            <w:r>
-              <w:rPr>
-                <w:rStyle w:val="Hipervnculo"/>
-                <w:noProof/>
-              </w:rPr>
-              <w:t>Práctica 3.2 — Monitoreo de espacio por schema</w:t>
-            </w:r>
-            <w:r>
-              <w:rPr>
-                <w:noProof/>
-                <w:webHidden/>
-              </w:rPr>
-              <w:tab/>
-            </w:r>
-            <w:r>
-              <w:rPr>
-                <w:noProof/>
-                <w:webHidden/>
-              </w:rPr>
-              <w:fldChar w:fldCharType="begin"/>
-            </w:r>
-            <w:r>
-              <w:rPr>
-                <w:noProof/>
-                <w:webHidden/>
-              </w:rPr>
-              <w:instrText xml:space="preserve"> PAGEREF _Toc225185332 \h </w:instrText>
-            </w:r>
-            <w:r>
-              <w:rPr>
-                <w:noProof/>
-                <w:webHidden/>
-              </w:rPr>
-            </w:r>
-            <w:r>
-              <w:rPr>
-                <w:noProof/>
-                <w:webHidden/>
-              </w:rPr>
-              <w:fldChar w:fldCharType="separate"/>
-            </w:r>
-            <w:r>
-              <w:rPr>
-                <w:noProof/>
-                <w:webHidden/>
-              </w:rPr>
-              <w:t>22</w:t>
-            </w:r>
-            <w:r>
-              <w:rPr>
-                <w:noProof/>
-                <w:webHidden/>
-              </w:rPr>
-              <w:fldChar w:fldCharType="end"/>
-            </w:r>
-          </w:hyperlink>
-        </w:p>
-        <w:p>
-          <w:pPr>
-            <w:pStyle w:val="TDC2"/>
-            <w:tabs>
-              <w:tab w:val="right" w:leader="dot" w:pos="8828"/>
-            </w:tabs>
-            <w:rPr>
-              <w:rFonts w:asciiTheme="minorHAnsi" w:eastAsiaTheme="minorEastAsia" w:hAnsiTheme="minorHAnsi" w:cstheme="minorBidi"/>
-              <w:noProof/>
-              <w:kern w:val="2"/>
-              <w14:ligatures w14:val="standardContextual"/>
-            </w:rPr>
-          </w:pPr>
-          <w:hyperlink w:anchor="_Toc225185333" w:history="1">
-            <w:r>
-              <w:rPr>
-                <w:rStyle w:val="Hipervnculo"/>
-                <w:bCs/>
-                <w:noProof/>
-              </w:rPr>
-              <w:t>Espacio total por schema con alertas</w:t>
-            </w:r>
-            <w:r>
-              <w:rPr>
-                <w:noProof/>
-                <w:webHidden/>
-              </w:rPr>
-              <w:tab/>
-            </w:r>
-            <w:r>
-              <w:rPr>
-                <w:noProof/>
-                <w:webHidden/>
-              </w:rPr>
-              <w:fldChar w:fldCharType="begin"/>
-            </w:r>
-            <w:r>
-              <w:rPr>
-                <w:noProof/>
-                <w:webHidden/>
-              </w:rPr>
-              <w:instrText xml:space="preserve"> PAGEREF _Toc225185333 \h </w:instrText>
-            </w:r>
-            <w:r>
-              <w:rPr>
-                <w:noProof/>
-                <w:webHidden/>
-              </w:rPr>
-            </w:r>
-            <w:r>
-              <w:rPr>
-                <w:noProof/>
-                <w:webHidden/>
-              </w:rPr>
-              <w:fldChar w:fldCharType="separate"/>
-            </w:r>
-            <w:r>
-              <w:rPr>
-                <w:noProof/>
-                <w:webHidden/>
-              </w:rPr>
-              <w:t>22</w:t>
-            </w:r>
-            <w:r>
-              <w:rPr>
-                <w:noProof/>
-                <w:webHidden/>
-              </w:rPr>
-              <w:fldChar w:fldCharType="end"/>
-            </w:r>
-          </w:hyperlink>
-        </w:p>
-        <w:p>
-          <w:pPr>
-            <w:pStyle w:val="TDC1"/>
-            <w:tabs>
-              <w:tab w:val="right" w:leader="dot" w:pos="8828"/>
-            </w:tabs>
-            <w:rPr>
-              <w:rFonts w:asciiTheme="minorHAnsi" w:eastAsiaTheme="minorEastAsia" w:hAnsiTheme="minorHAnsi" w:cstheme="minorBidi"/>
-              <w:noProof/>
-              <w:kern w:val="2"/>
-              <w14:ligatures w14:val="standardContextual"/>
-            </w:rPr>
-          </w:pPr>
-          <w:hyperlink w:anchor="_Toc225185334" w:history="1">
-            <w:r>
-              <w:rPr>
-                <w:rStyle w:val="Hipervnculo"/>
-                <w:noProof/>
-              </w:rPr>
-              <w:t>Práctica 4 — Gestión del Espacio de Objetos de la Base de Datos</w:t>
-            </w:r>
-            <w:r>
-              <w:rPr>
-                <w:noProof/>
-                <w:webHidden/>
-              </w:rPr>
-              <w:tab/>
-            </w:r>
-            <w:r>
-              <w:rPr>
-                <w:noProof/>
-                <w:webHidden/>
-              </w:rPr>
-              <w:fldChar w:fldCharType="begin"/>
-            </w:r>
-            <w:r>
-              <w:rPr>
-                <w:noProof/>
-                <w:webHidden/>
-              </w:rPr>
-              <w:instrText xml:space="preserve"> PAGEREF _Toc225185334 \h </w:instrText>
-            </w:r>
-            <w:r>
-              <w:rPr>
-                <w:noProof/>
-                <w:webHidden/>
-              </w:rPr>
-            </w:r>
-            <w:r>
-              <w:rPr>
-                <w:noProof/>
-                <w:webHidden/>
-              </w:rPr>
-              <w:fldChar w:fldCharType="separate"/>
-            </w:r>
-            <w:r>
-              <w:rPr>
-                <w:noProof/>
-                <w:webHidden/>
-              </w:rPr>
-              <w:t>26</w:t>
-            </w:r>
-            <w:r>
-              <w:rPr>
-                <w:noProof/>
-                <w:webHidden/>
-              </w:rPr>
-              <w:fldChar w:fldCharType="end"/>
-            </w:r>
-          </w:hyperlink>
-        </w:p>
-        <w:p>
-          <w:pPr>
-            <w:pStyle w:val="TDC2"/>
-            <w:tabs>
-              <w:tab w:val="right" w:leader="dot" w:pos="8828"/>
-            </w:tabs>
-            <w:rPr>
-              <w:rFonts w:asciiTheme="minorHAnsi" w:eastAsiaTheme="minorEastAsia" w:hAnsiTheme="minorHAnsi" w:cstheme="minorBidi"/>
-              <w:noProof/>
-              <w:kern w:val="2"/>
-              <w14:ligatures w14:val="standardContextual"/>
-            </w:rPr>
-          </w:pPr>
-          <w:hyperlink w:anchor="_Toc225185335" w:history="1">
-            <w:r>
-              <w:rPr>
-                <w:rStyle w:val="Hipervnculo"/>
-                <w:noProof/>
-              </w:rPr>
-              <w:t>Ejercicio 4.1 Crear tabla particionada para gestión eficiente del espacio</w:t>
-            </w:r>
-            <w:r>
-              <w:rPr>
-                <w:noProof/>
-                <w:webHidden/>
-              </w:rPr>
-              <w:tab/>
-            </w:r>
-            <w:r>
-              <w:rPr>
-                <w:noProof/>
-                <w:webHidden/>
-              </w:rPr>
-              <w:fldChar w:fldCharType="begin"/>
-            </w:r>
-            <w:r>
-              <w:rPr>
-                <w:noProof/>
-                <w:webHidden/>
-              </w:rPr>
-              <w:instrText xml:space="preserve"> PAGEREF _Toc225185335 \h </w:instrText>
-            </w:r>
-            <w:r>
-              <w:rPr>
-                <w:noProof/>
-                <w:webHidden/>
-              </w:rPr>
-            </w:r>
-            <w:r>
-              <w:rPr>
-                <w:noProof/>
-                <w:webHidden/>
-              </w:rPr>
-              <w:fldChar w:fldCharType="separate"/>
-            </w:r>
-            <w:r>
-              <w:rPr>
-                <w:noProof/>
-                <w:webHidden/>
-              </w:rPr>
-              <w:t>26</w:t>
-            </w:r>
-            <w:r>
-              <w:rPr>
-                <w:noProof/>
-                <w:webHidden/>
-              </w:rPr>
-              <w:fldChar w:fldCharType="end"/>
-            </w:r>
-          </w:hyperlink>
-        </w:p>
-        <w:p>
-          <w:pPr>
-            <w:pStyle w:val="TDC3"/>
-            <w:tabs>
-              <w:tab w:val="right" w:leader="dot" w:pos="8828"/>
-            </w:tabs>
-            <w:rPr>
-              <w:rFonts w:asciiTheme="minorHAnsi" w:eastAsiaTheme="minorEastAsia" w:hAnsiTheme="minorHAnsi" w:cstheme="minorBidi"/>
-              <w:noProof/>
-              <w:kern w:val="2"/>
-              <w14:ligatures w14:val="standardContextual"/>
-            </w:rPr>
-          </w:pPr>
-          <w:hyperlink w:anchor="_Toc225185336" w:history="1">
-            <w:r>
-              <w:rPr>
-                <w:rStyle w:val="Hipervnculo"/>
-                <w:noProof/>
-              </w:rPr>
-              <w:t>1 Crear tabla particionada para gestión eficiente del espacio</w:t>
-            </w:r>
-            <w:r>
-              <w:rPr>
-                <w:noProof/>
-                <w:webHidden/>
-              </w:rPr>
-              <w:tab/>
-            </w:r>
-            <w:r>
-              <w:rPr>
-                <w:noProof/>
-                <w:webHidden/>
-              </w:rPr>
-              <w:fldChar w:fldCharType="begin"/>
-            </w:r>
-            <w:r>
-              <w:rPr>
-                <w:noProof/>
-                <w:webHidden/>
-              </w:rPr>
-              <w:instrText xml:space="preserve"> PAGEREF _Toc225185336 \h </w:instrText>
-            </w:r>
-            <w:r>
-              <w:rPr>
-                <w:noProof/>
-                <w:webHidden/>
-              </w:rPr>
-            </w:r>
-            <w:r>
-              <w:rPr>
-                <w:noProof/>
-                <w:webHidden/>
-              </w:rPr>
-              <w:fldChar w:fldCharType="separate"/>
-            </w:r>
-            <w:r>
-              <w:rPr>
-                <w:noProof/>
-                <w:webHidden/>
-              </w:rPr>
-              <w:t>26</w:t>
-            </w:r>
-            <w:r>
-              <w:rPr>
-                <w:noProof/>
-                <w:webHidden/>
-              </w:rPr>
-              <w:fldChar w:fldCharType="end"/>
-            </w:r>
-          </w:hyperlink>
-        </w:p>
-        <w:p>
-          <w:pPr>
-            <w:pStyle w:val="TDC3"/>
-            <w:tabs>
-              <w:tab w:val="right" w:leader="dot" w:pos="8828"/>
-            </w:tabs>
-            <w:rPr>
-              <w:rFonts w:asciiTheme="minorHAnsi" w:eastAsiaTheme="minorEastAsia" w:hAnsiTheme="minorHAnsi" w:cstheme="minorBidi"/>
-              <w:noProof/>
-              <w:kern w:val="2"/>
-              <w14:ligatures w14:val="standardContextual"/>
-            </w:rPr>
-          </w:pPr>
-          <w:hyperlink w:anchor="_Toc225185337" w:history="1">
-            <w:r>
-              <w:rPr>
-                <w:rStyle w:val="Hipervnculo"/>
-                <w:noProof/>
-              </w:rPr>
-              <w:t>2  Verificar las particiones creadas</w:t>
-            </w:r>
-            <w:r>
-              <w:rPr>
-                <w:noProof/>
-                <w:webHidden/>
-              </w:rPr>
-              <w:tab/>
-            </w:r>
-            <w:r>
-              <w:rPr>
-                <w:noProof/>
-                <w:webHidden/>
-              </w:rPr>
-              <w:fldChar w:fldCharType="begin"/>
-            </w:r>
-            <w:r>
-              <w:rPr>
-                <w:noProof/>
-                <w:webHidden/>
-              </w:rPr>
-              <w:instrText xml:space="preserve"> PAGEREF _Toc225185337 \h </w:instrText>
-            </w:r>
-            <w:r>
-              <w:rPr>
-                <w:noProof/>
-                <w:webHidden/>
-              </w:rPr>
-            </w:r>
-            <w:r>
-              <w:rPr>
-                <w:noProof/>
-                <w:webHidden/>
-              </w:rPr>
-              <w:fldChar w:fldCharType="separate"/>
-            </w:r>
-            <w:r>
-              <w:rPr>
-                <w:noProof/>
-                <w:webHidden/>
-              </w:rPr>
-              <w:t>27</w:t>
-            </w:r>
-            <w:r>
-              <w:rPr>
-                <w:noProof/>
-                <w:webHidden/>
-              </w:rPr>
-              <w:fldChar w:fldCharType="end"/>
-            </w:r>
-          </w:hyperlink>
-        </w:p>
-        <w:p>
-          <w:pPr>
-            <w:pStyle w:val="TDC3"/>
-            <w:tabs>
-              <w:tab w:val="right" w:leader="dot" w:pos="8828"/>
-            </w:tabs>
-            <w:rPr>
-              <w:rFonts w:asciiTheme="minorHAnsi" w:eastAsiaTheme="minorEastAsia" w:hAnsiTheme="minorHAnsi" w:cstheme="minorBidi"/>
-              <w:noProof/>
-              <w:kern w:val="2"/>
-              <w14:ligatures w14:val="standardContextual"/>
-            </w:rPr>
-          </w:pPr>
-          <w:hyperlink w:anchor="_Toc225185338" w:history="1">
-            <w:r>
-              <w:rPr>
-                <w:rStyle w:val="Hipervnculo"/>
-                <w:noProof/>
-              </w:rPr>
-              <w:t>3 Insertar datos y verificar partition pruning</w:t>
-            </w:r>
-            <w:r>
-              <w:rPr>
-                <w:noProof/>
-                <w:webHidden/>
-              </w:rPr>
-              <w:tab/>
-            </w:r>
-            <w:r>
-              <w:rPr>
-                <w:noProof/>
-                <w:webHidden/>
-              </w:rPr>
-              <w:fldChar w:fldCharType="begin"/>
-            </w:r>
-            <w:r>
-              <w:rPr>
-                <w:noProof/>
-                <w:webHidden/>
-              </w:rPr>
-              <w:instrText xml:space="preserve"> PAGEREF _Toc225185338 \h </w:instrText>
-            </w:r>
-            <w:r>
-              <w:rPr>
-                <w:noProof/>
-                <w:webHidden/>
-              </w:rPr>
-            </w:r>
-            <w:r>
-              <w:rPr>
-                <w:noProof/>
-                <w:webHidden/>
-              </w:rPr>
-              <w:fldChar w:fldCharType="separate"/>
-            </w:r>
-            <w:r>
-              <w:rPr>
-                <w:noProof/>
-                <w:webHidden/>
-              </w:rPr>
-              <w:t>27</w:t>
-            </w:r>
-            <w:r>
-              <w:rPr>
-                <w:noProof/>
-                <w:webHidden/>
-              </w:rPr>
-              <w:fldChar w:fldCharType="end"/>
-            </w:r>
-          </w:hyperlink>
-        </w:p>
-        <w:p>
-          <w:pPr>
-            <w:pStyle w:val="TDC2"/>
-            <w:tabs>
-              <w:tab w:val="right" w:leader="dot" w:pos="8828"/>
-            </w:tabs>
-            <w:rPr>
-              <w:rFonts w:asciiTheme="minorHAnsi" w:eastAsiaTheme="minorEastAsia" w:hAnsiTheme="minorHAnsi" w:cstheme="minorBidi"/>
-              <w:noProof/>
-              <w:kern w:val="2"/>
-              <w14:ligatures w14:val="standardContextual"/>
-            </w:rPr>
-          </w:pPr>
-          <w:hyperlink w:anchor="_Toc225185339" w:history="1">
-            <w:r>
-              <w:rPr>
-                <w:rStyle w:val="Hipervnculo"/>
-                <w:noProof/>
-              </w:rPr>
-              <w:t>Ejercicio 4.2 Gestión de índices y espacio en MySQL</w:t>
-            </w:r>
-            <w:r>
-              <w:rPr>
-                <w:noProof/>
-                <w:webHidden/>
-              </w:rPr>
-              <w:tab/>
-            </w:r>
-            <w:r>
-              <w:rPr>
-                <w:noProof/>
-                <w:webHidden/>
-              </w:rPr>
-              <w:fldChar w:fldCharType="begin"/>
-            </w:r>
-            <w:r>
-              <w:rPr>
-                <w:noProof/>
-                <w:webHidden/>
-              </w:rPr>
-              <w:instrText xml:space="preserve"> PAGEREF _Toc225185339 \h </w:instrText>
-            </w:r>
-            <w:r>
-              <w:rPr>
-                <w:noProof/>
-                <w:webHidden/>
-              </w:rPr>
-            </w:r>
-            <w:r>
-              <w:rPr>
-                <w:noProof/>
-                <w:webHidden/>
-              </w:rPr>
-              <w:fldChar w:fldCharType="separate"/>
-            </w:r>
-            <w:r>
-              <w:rPr>
-                <w:noProof/>
-                <w:webHidden/>
-              </w:rPr>
-              <w:t>28</w:t>
-            </w:r>
-            <w:r>
-              <w:rPr>
-                <w:noProof/>
-                <w:webHidden/>
-              </w:rPr>
-              <w:fldChar w:fldCharType="end"/>
-            </w:r>
-          </w:hyperlink>
-        </w:p>
-        <w:p>
-          <w:pPr>
-            <w:pStyle w:val="TDC3"/>
-            <w:tabs>
-              <w:tab w:val="right" w:leader="dot" w:pos="8828"/>
-            </w:tabs>
-            <w:rPr>
-              <w:rFonts w:asciiTheme="minorHAnsi" w:eastAsiaTheme="minorEastAsia" w:hAnsiTheme="minorHAnsi" w:cstheme="minorBidi"/>
-              <w:noProof/>
-              <w:kern w:val="2"/>
-              <w14:ligatures w14:val="standardContextual"/>
-            </w:rPr>
-          </w:pPr>
-          <w:hyperlink w:anchor="_Toc225185340" w:history="1">
-            <w:r>
-              <w:rPr>
-                <w:rStyle w:val="Hipervnculo"/>
-                <w:noProof/>
-              </w:rPr>
-              <w:t>1 Analizar fragmentación de índices con optimizer_trace</w:t>
-            </w:r>
-            <w:r>
-              <w:rPr>
-                <w:noProof/>
-                <w:webHidden/>
-              </w:rPr>
-              <w:tab/>
-            </w:r>
-            <w:r>
-              <w:rPr>
-                <w:noProof/>
-                <w:webHidden/>
-              </w:rPr>
-              <w:fldChar w:fldCharType="begin"/>
-            </w:r>
-            <w:r>
-              <w:rPr>
-                <w:noProof/>
-                <w:webHidden/>
-              </w:rPr>
-              <w:instrText xml:space="preserve"> PAGEREF _Toc225185340 \h </w:instrText>
-            </w:r>
-            <w:r>
-              <w:rPr>
-                <w:noProof/>
-                <w:webHidden/>
-              </w:rPr>
-            </w:r>
-            <w:r>
-              <w:rPr>
-                <w:noProof/>
-                <w:webHidden/>
-              </w:rPr>
-              <w:fldChar w:fldCharType="separate"/>
-            </w:r>
-            <w:r>
-              <w:rPr>
-                <w:noProof/>
-                <w:webHidden/>
-              </w:rPr>
-              <w:t>28</w:t>
-            </w:r>
-            <w:r>
-              <w:rPr>
-                <w:noProof/>
-                <w:webHidden/>
-              </w:rPr>
-              <w:fldChar w:fldCharType="end"/>
-            </w:r>
-          </w:hyperlink>
-        </w:p>
-        <w:p>
-          <w:pPr>
-            <w:pStyle w:val="TDC3"/>
-            <w:tabs>
-              <w:tab w:val="right" w:leader="dot" w:pos="8828"/>
-            </w:tabs>
-            <w:rPr>
-              <w:rFonts w:asciiTheme="minorHAnsi" w:eastAsiaTheme="minorEastAsia" w:hAnsiTheme="minorHAnsi" w:cstheme="minorBidi"/>
-              <w:noProof/>
-              <w:kern w:val="2"/>
-              <w14:ligatures w14:val="standardContextual"/>
-            </w:rPr>
-          </w:pPr>
-          <w:hyperlink w:anchor="_Toc225185341" w:history="1">
-            <w:r>
-              <w:rPr>
-                <w:rStyle w:val="Hipervnculo"/>
-                <w:noProof/>
-              </w:rPr>
-              <w:t>2 Detectar índices sin uso con performance_schema</w:t>
-            </w:r>
-            <w:r>
-              <w:rPr>
-                <w:noProof/>
-                <w:webHidden/>
-              </w:rPr>
-              <w:tab/>
-            </w:r>
-            <w:r>
-              <w:rPr>
-                <w:noProof/>
-                <w:webHidden/>
-              </w:rPr>
-              <w:fldChar w:fldCharType="begin"/>
-            </w:r>
-            <w:r>
-              <w:rPr>
-                <w:noProof/>
-                <w:webHidden/>
-              </w:rPr>
-              <w:instrText xml:space="preserve"> PAGEREF _Toc225185341 \h </w:instrText>
-            </w:r>
-            <w:r>
-              <w:rPr>
-                <w:noProof/>
-                <w:webHidden/>
-              </w:rPr>
-            </w:r>
-            <w:r>
-              <w:rPr>
-                <w:noProof/>
-                <w:webHidden/>
-              </w:rPr>
-              <w:fldChar w:fldCharType="separate"/>
-            </w:r>
-            <w:r>
-              <w:rPr>
-                <w:noProof/>
-                <w:webHidden/>
-              </w:rPr>
-              <w:t>29</w:t>
-            </w:r>
-            <w:r>
-              <w:rPr>
-                <w:noProof/>
-                <w:webHidden/>
-              </w:rPr>
-              <w:fldChar w:fldCharType="end"/>
-            </w:r>
-          </w:hyperlink>
-        </w:p>
-        <w:p>
-          <w:pPr>
-            <w:pStyle w:val="TDC1"/>
-            <w:tabs>
-              <w:tab w:val="right" w:leader="dot" w:pos="8828"/>
-            </w:tabs>
-            <w:rPr>
-              <w:rFonts w:asciiTheme="minorHAnsi" w:eastAsiaTheme="minorEastAsia" w:hAnsiTheme="minorHAnsi" w:cstheme="minorBidi"/>
-              <w:noProof/>
-              <w:kern w:val="2"/>
-              <w14:ligatures w14:val="standardContextual"/>
-            </w:rPr>
-          </w:pPr>
-          <w:hyperlink w:anchor="_Toc225185342" w:history="1">
-            <w:r>
-              <w:rPr>
-                <w:rStyle w:val="Hipervnculo"/>
-                <w:noProof/>
-              </w:rPr>
-              <w:t>Práctica 5 — Roles y Privilegios de Almacenamiento en MySQL</w:t>
-            </w:r>
-            <w:r>
-              <w:rPr>
-                <w:noProof/>
-                <w:webHidden/>
-              </w:rPr>
-              <w:tab/>
-            </w:r>
-            <w:r>
-              <w:rPr>
-                <w:noProof/>
-                <w:webHidden/>
-              </w:rPr>
-              <w:fldChar w:fldCharType="begin"/>
-            </w:r>
-            <w:r>
-              <w:rPr>
-                <w:noProof/>
-                <w:webHidden/>
-              </w:rPr>
-              <w:instrText xml:space="preserve"> PAGEREF _Toc225185342 \h </w:instrText>
-            </w:r>
-            <w:r>
-              <w:rPr>
-                <w:noProof/>
-                <w:webHidden/>
-              </w:rPr>
-            </w:r>
-            <w:r>
-              <w:rPr>
-                <w:noProof/>
-                <w:webHidden/>
-              </w:rPr>
-              <w:fldChar w:fldCharType="separate"/>
-            </w:r>
-            <w:r>
-              <w:rPr>
-                <w:noProof/>
-                <w:webHidden/>
-              </w:rPr>
-              <w:t>30</w:t>
-            </w:r>
-            <w:r>
-              <w:rPr>
-                <w:noProof/>
-                <w:webHidden/>
-              </w:rPr>
-              <w:fldChar w:fldCharType="end"/>
-            </w:r>
-          </w:hyperlink>
-        </w:p>
-        <w:p>
-          <w:pPr>
-            <w:pStyle w:val="TDC2"/>
-            <w:tabs>
-              <w:tab w:val="right" w:leader="dot" w:pos="8828"/>
-            </w:tabs>
-            <w:rPr>
-              <w:rFonts w:asciiTheme="minorHAnsi" w:eastAsiaTheme="minorEastAsia" w:hAnsiTheme="minorHAnsi" w:cstheme="minorBidi"/>
-              <w:noProof/>
-              <w:kern w:val="2"/>
-              <w14:ligatures w14:val="standardContextual"/>
-            </w:rPr>
-          </w:pPr>
-          <w:hyperlink w:anchor="_Toc225185343" w:history="1">
-            <w:r>
-              <w:rPr>
-                <w:rStyle w:val="Hipervnculo"/>
-                <w:noProof/>
-              </w:rPr>
-              <w:t>1    Crear los roles de almacenamiento</w:t>
-            </w:r>
-            <w:r>
-              <w:rPr>
-                <w:noProof/>
-                <w:webHidden/>
-              </w:rPr>
-              <w:tab/>
-            </w:r>
-            <w:r>
-              <w:rPr>
-                <w:noProof/>
-                <w:webHidden/>
-              </w:rPr>
-              <w:fldChar w:fldCharType="begin"/>
-            </w:r>
-            <w:r>
-              <w:rPr>
-                <w:noProof/>
-                <w:webHidden/>
-              </w:rPr>
-              <w:instrText xml:space="preserve"> PAGEREF _Toc225185343 \h </w:instrText>
-            </w:r>
-            <w:r>
-              <w:rPr>
-                <w:noProof/>
-                <w:webHidden/>
-              </w:rPr>
-            </w:r>
-            <w:r>
-              <w:rPr>
-                <w:noProof/>
-                <w:webHidden/>
-              </w:rPr>
-              <w:fldChar w:fldCharType="separate"/>
-            </w:r>
-            <w:r>
-              <w:rPr>
-                <w:noProof/>
-                <w:webHidden/>
-              </w:rPr>
-              <w:t>30</w:t>
-            </w:r>
-            <w:r>
-              <w:rPr>
-                <w:noProof/>
-                <w:webHidden/>
-              </w:rPr>
-              <w:fldChar w:fldCharType="end"/>
-            </w:r>
-          </w:hyperlink>
-        </w:p>
-        <w:p>
-          <w:pPr>
-            <w:pStyle w:val="TDC2"/>
-            <w:tabs>
-              <w:tab w:val="right" w:leader="dot" w:pos="8828"/>
-            </w:tabs>
-            <w:rPr>
-              <w:rFonts w:asciiTheme="minorHAnsi" w:eastAsiaTheme="minorEastAsia" w:hAnsiTheme="minorHAnsi" w:cstheme="minorBidi"/>
-              <w:noProof/>
-              <w:kern w:val="2"/>
-              <w14:ligatures w14:val="standardContextual"/>
-            </w:rPr>
-          </w:pPr>
-          <w:hyperlink w:anchor="_Toc225185344" w:history="1">
-            <w:r>
-              <w:rPr>
-                <w:rStyle w:val="Hipervnculo"/>
-                <w:noProof/>
-              </w:rPr>
-              <w:t>2    Asignar roles a los usuarios</w:t>
-            </w:r>
-            <w:r>
-              <w:rPr>
-                <w:noProof/>
-                <w:webHidden/>
-              </w:rPr>
-              <w:tab/>
-            </w:r>
-            <w:r>
-              <w:rPr>
-                <w:noProof/>
-                <w:webHidden/>
-              </w:rPr>
-              <w:fldChar w:fldCharType="begin"/>
-            </w:r>
-            <w:r>
-              <w:rPr>
-                <w:noProof/>
-                <w:webHidden/>
-              </w:rPr>
-              <w:instrText xml:space="preserve"> PAGEREF _Toc225185344 \h </w:instrText>
-            </w:r>
-            <w:r>
-              <w:rPr>
-                <w:noProof/>
-                <w:webHidden/>
-              </w:rPr>
-            </w:r>
-            <w:r>
-              <w:rPr>
-                <w:noProof/>
-                <w:webHidden/>
-              </w:rPr>
-              <w:fldChar w:fldCharType="separate"/>
-            </w:r>
-            <w:r>
-              <w:rPr>
-                <w:noProof/>
-                <w:webHidden/>
-              </w:rPr>
-              <w:t>34</w:t>
-            </w:r>
-            <w:r>
-              <w:rPr>
-                <w:noProof/>
-                <w:webHidden/>
-              </w:rPr>
-              <w:fldChar w:fldCharType="end"/>
-            </w:r>
-          </w:hyperlink>
-        </w:p>
-        <w:p>
-          <w:pPr>
-            <w:pStyle w:val="TDC2"/>
-            <w:tabs>
-              <w:tab w:val="right" w:leader="dot" w:pos="8828"/>
-            </w:tabs>
-            <w:rPr>
-              <w:rFonts w:asciiTheme="minorHAnsi" w:eastAsiaTheme="minorEastAsia" w:hAnsiTheme="minorHAnsi" w:cstheme="minorBidi"/>
-              <w:noProof/>
-              <w:kern w:val="2"/>
-              <w14:ligatures w14:val="standardContextual"/>
-            </w:rPr>
-          </w:pPr>
-          <w:hyperlink w:anchor="_Toc225185345" w:history="1">
-            <w:r>
-              <w:rPr>
-                <w:rStyle w:val="Hipervnculo"/>
-                <w:noProof/>
-              </w:rPr>
-              <w:t>3    Verificar roles y privilegios asignados</w:t>
-            </w:r>
-            <w:r>
-              <w:rPr>
-                <w:noProof/>
-                <w:webHidden/>
-              </w:rPr>
-              <w:tab/>
-            </w:r>
-            <w:r>
-              <w:rPr>
-                <w:noProof/>
-                <w:webHidden/>
-              </w:rPr>
-              <w:fldChar w:fldCharType="begin"/>
-            </w:r>
-            <w:r>
-              <w:rPr>
-                <w:noProof/>
-                <w:webHidden/>
-              </w:rPr>
-              <w:instrText xml:space="preserve"> PAGEREF _Toc225185345 \h </w:instrText>
-            </w:r>
-            <w:r>
-              <w:rPr>
-                <w:noProof/>
-                <w:webHidden/>
-              </w:rPr>
-            </w:r>
-            <w:r>
-              <w:rPr>
-                <w:noProof/>
-                <w:webHidden/>
-              </w:rPr>
-              <w:fldChar w:fldCharType="separate"/>
-            </w:r>
-            <w:r>
-              <w:rPr>
-                <w:noProof/>
-                <w:webHidden/>
-              </w:rPr>
-              <w:t>35</w:t>
+              <w:t>38</w:t>
             </w:r>
             <w:r>
               <w:rPr>
@@ -2908,6 +2844,7 @@
               <w:b/>
               <w:bCs/>
             </w:rPr>
+            <w:lastRenderedPageBreak/>
             <w:fldChar w:fldCharType="end"/>
           </w:r>
         </w:p>
@@ -2915,28 +2852,202 @@
     </w:sdt>
     <w:p>
       <w:pPr>
-        <w:rPr>
-          <w:lang w:val="es-MX" w:eastAsia="es-MX"/>
-        </w:rPr>
-      </w:pPr>
-    </w:p>
-    <w:p>
-      <w:pPr>
-        <w:pStyle w:val="TDC1"/>
-        <w:tabs>
-          <w:tab w:val="right" w:leader="dot" w:pos="9350"/>
-        </w:tabs>
-        <w:rPr>
-          <w:sz w:val="24"/>
-          <w:szCs w:val="24"/>
-        </w:rPr>
-      </w:pPr>
-      <w:r>
-        <w:rPr>
-          <w:sz w:val="24"/>
-          <w:szCs w:val="24"/>
-        </w:rPr>
-        <w:t xml:space="preserve"> </w:t>
+        <w:pStyle w:val="Ttulo1"/>
+        <w:ind w:firstLine="0"/>
+      </w:pPr>
+      <w:bookmarkStart w:id="2" w:name="_Toc225274301"/>
+      <w:r>
+        <w:t>In</w:t>
+      </w:r>
+      <w:r>
+        <w:t>troducción</w:t>
+      </w:r>
+      <w:bookmarkEnd w:id="2"/>
+    </w:p>
+    <w:p>
+      <w:pPr>
+        <w:suppressAutoHyphens w:val="0"/>
+        <w:autoSpaceDN/>
+        <w:spacing w:line="259" w:lineRule="auto"/>
+        <w:jc w:val="both"/>
+        <w:textAlignment w:val="auto"/>
+        <w:rPr>
+          <w:lang w:val="es-MX"/>
+        </w:rPr>
+      </w:pPr>
+      <w:r>
+        <w:rPr>
+          <w:lang w:val="es-MX"/>
+        </w:rPr>
+        <w:t xml:space="preserve">La administración del espacio en disco dentro de los sistemas gestores de bases de datos es un aspecto fundamental para garantizar el rendimiento, la disponibilidad y la eficiencia en el manejo de la información. En el caso de MySQL 8.0, específicamente con el motor de almacenamiento </w:t>
+      </w:r>
+      <w:proofErr w:type="spellStart"/>
+      <w:r>
+        <w:rPr>
+          <w:lang w:val="es-MX"/>
+        </w:rPr>
+        <w:t>InnoDB</w:t>
+      </w:r>
+      <w:proofErr w:type="spellEnd"/>
+      <w:r>
+        <w:rPr>
+          <w:lang w:val="es-MX"/>
+        </w:rPr>
+        <w:t xml:space="preserve">, esta gestión adquiere una relevancia aún mayor debido a la forma en que organiza los datos en archivos físicos, </w:t>
+      </w:r>
+      <w:proofErr w:type="spellStart"/>
+      <w:r>
+        <w:rPr>
+          <w:lang w:val="es-MX"/>
+        </w:rPr>
+        <w:t>tablespaces</w:t>
+      </w:r>
+      <w:proofErr w:type="spellEnd"/>
+      <w:r>
+        <w:rPr>
+          <w:lang w:val="es-MX"/>
+        </w:rPr>
+        <w:t xml:space="preserve"> y estructuras internas como índices, buffers y logs de transacciones. A lo largo de esta práctica, se aborda de manera integral cómo se configura, monitorea y optimiza el uso del almacenamiento, partiendo desde la comprensión de variables clave del sistema hasta la implementación de estrategias avanzadas para el control del espacio.</w:t>
+      </w:r>
+    </w:p>
+    <w:p>
+      <w:pPr>
+        <w:suppressAutoHyphens w:val="0"/>
+        <w:autoSpaceDN/>
+        <w:spacing w:line="259" w:lineRule="auto"/>
+        <w:jc w:val="both"/>
+        <w:textAlignment w:val="auto"/>
+        <w:rPr>
+          <w:lang w:val="es-MX"/>
+        </w:rPr>
+      </w:pPr>
+      <w:r>
+        <w:rPr>
+          <w:lang w:val="es-MX"/>
+        </w:rPr>
+        <w:t xml:space="preserve">Uno de los principales objetivos es comprender cómo MySQL maneja el almacenamiento físico de las bases de datos, identificando elementos como el directorio de datos, los </w:t>
+      </w:r>
+      <w:proofErr w:type="gramStart"/>
+      <w:r>
+        <w:rPr>
+          <w:lang w:val="es-MX"/>
+        </w:rPr>
+        <w:t>archivos .</w:t>
+      </w:r>
+      <w:proofErr w:type="spellStart"/>
+      <w:r>
+        <w:rPr>
+          <w:lang w:val="es-MX"/>
+        </w:rPr>
+        <w:t>ibd</w:t>
+      </w:r>
+      <w:proofErr w:type="spellEnd"/>
+      <w:proofErr w:type="gramEnd"/>
+      <w:r>
+        <w:rPr>
+          <w:lang w:val="es-MX"/>
+        </w:rPr>
+        <w:t xml:space="preserve">, y el uso de </w:t>
+      </w:r>
+      <w:proofErr w:type="spellStart"/>
+      <w:r>
+        <w:rPr>
+          <w:lang w:val="es-MX"/>
+        </w:rPr>
+        <w:t>tablespaces</w:t>
+      </w:r>
+      <w:proofErr w:type="spellEnd"/>
+      <w:r>
+        <w:rPr>
+          <w:lang w:val="es-MX"/>
+        </w:rPr>
+        <w:t xml:space="preserve"> tanto generales como individuales por tabla. Asimismo, se analizan las configuraciones más relevantes, como el tamaño del buffer pool o el uso de </w:t>
+      </w:r>
+      <w:proofErr w:type="spellStart"/>
+      <w:r>
+        <w:rPr>
+          <w:lang w:val="es-MX"/>
+        </w:rPr>
+        <w:t>innodb_file_per_table</w:t>
+      </w:r>
+      <w:proofErr w:type="spellEnd"/>
+      <w:r>
+        <w:rPr>
+          <w:lang w:val="es-MX"/>
+        </w:rPr>
+        <w:t>, que impactan directamente en el rendimiento del sistema. Estos conocimientos permiten al administrador tomar decisiones informadas para optimizar el uso de recursos en distintos entornos, desde desarrollo hasta producción.</w:t>
+      </w:r>
+    </w:p>
+    <w:p>
+      <w:pPr>
+        <w:suppressAutoHyphens w:val="0"/>
+        <w:autoSpaceDN/>
+        <w:spacing w:line="259" w:lineRule="auto"/>
+        <w:jc w:val="both"/>
+        <w:textAlignment w:val="auto"/>
+        <w:rPr>
+          <w:lang w:val="es-MX"/>
+        </w:rPr>
+      </w:pPr>
+      <w:r>
+        <w:rPr>
+          <w:lang w:val="es-MX"/>
+        </w:rPr>
+        <w:t xml:space="preserve">Además, la práctica profundiza en técnicas para organizar eficientemente los datos mediante la creación de </w:t>
+      </w:r>
+      <w:proofErr w:type="spellStart"/>
+      <w:r>
+        <w:rPr>
+          <w:lang w:val="es-MX"/>
+        </w:rPr>
+        <w:t>tablespaces</w:t>
+      </w:r>
+      <w:proofErr w:type="spellEnd"/>
+      <w:r>
+        <w:rPr>
+          <w:lang w:val="es-MX"/>
+        </w:rPr>
+        <w:t xml:space="preserve"> específicos, separación de información activa e histórica, y uso de compresión. También se introducen mecanismos de control, como la asignación de roles, restricciones de usuarios y monitoreo del consumo de espacio por esquema, lo cual es esencial en entornos multiusuario. De igual forma, se exploran estrategias de mantenimiento como la eliminación de fragmentación, optimización de tablas e identificación de índices innecesarios.</w:t>
+      </w:r>
+    </w:p>
+    <w:p>
+      <w:pPr>
+        <w:suppressAutoHyphens w:val="0"/>
+        <w:autoSpaceDN/>
+        <w:spacing w:line="259" w:lineRule="auto"/>
+        <w:jc w:val="both"/>
+        <w:textAlignment w:val="auto"/>
+        <w:rPr>
+          <w:lang w:val="es-MX"/>
+        </w:rPr>
+      </w:pPr>
+      <w:r>
+        <w:rPr>
+          <w:lang w:val="es-MX"/>
+        </w:rPr>
+        <w:t>En conjunto, esta práctica no solo proporciona habilidades técnicas para la gestión del almacenamiento en MySQL, sino que también fomenta una visión estratégica sobre cómo administrar grandes volúmenes de datos de manera eficiente, segura y escalable, lo cual es indispensable en el contexto actual donde la información es un recurso crítico para las organizaciones.</w:t>
+      </w:r>
+    </w:p>
+    <w:p>
+      <w:pPr>
+        <w:suppressAutoHyphens w:val="0"/>
+        <w:autoSpaceDN/>
+        <w:spacing w:line="259" w:lineRule="auto"/>
+        <w:jc w:val="both"/>
+        <w:textAlignment w:val="auto"/>
+        <w:rPr>
+          <w:rFonts w:ascii="Arial" w:hAnsi="Arial" w:cs="Arial"/>
+          <w:sz w:val="24"/>
+          <w:szCs w:val="24"/>
+        </w:rPr>
+      </w:pPr>
+      <w:r>
+        <w:rPr>
+          <w:rFonts w:ascii="Arial" w:hAnsi="Arial" w:cs="Arial"/>
+          <w:sz w:val="24"/>
+          <w:szCs w:val="24"/>
+        </w:rPr>
+        <w:br w:type="page"/>
       </w:r>
     </w:p>
     <w:p>
@@ -2946,20 +3057,9 @@
         <w:spacing w:line="259" w:lineRule="auto"/>
         <w:textAlignment w:val="auto"/>
         <w:rPr>
-          <w:lang w:val="es-MX" w:eastAsia="es-MX"/>
-        </w:rPr>
-      </w:pPr>
-      <w:r>
-        <w:rPr>
-          <w:lang w:val="es-MX" w:eastAsia="es-MX"/>
-        </w:rPr>
-        <w:br w:type="page"/>
-      </w:r>
-    </w:p>
-    <w:p>
-      <w:pPr>
-        <w:rPr>
-          <w:lang w:val="es-MX" w:eastAsia="es-MX"/>
+          <w:rFonts w:ascii="Arial" w:hAnsi="Arial" w:cs="Arial"/>
+          <w:sz w:val="24"/>
+          <w:szCs w:val="24"/>
         </w:rPr>
       </w:pPr>
     </w:p>
@@ -2968,248 +3068,40 @@
         <w:pStyle w:val="Ttulo1"/>
         <w:ind w:firstLine="0"/>
       </w:pPr>
-      <w:bookmarkStart w:id="1" w:name="_Toc225185311"/>
-      <w:r>
-        <w:t>In</w:t>
-      </w:r>
-      <w:r>
-        <w:t>troducción</w:t>
-      </w:r>
-      <w:bookmarkEnd w:id="1"/>
-    </w:p>
-    <w:p>
-      <w:pPr>
-        <w:suppressAutoHyphens w:val="0"/>
-        <w:autoSpaceDN/>
-        <w:spacing w:line="259" w:lineRule="auto"/>
-        <w:textAlignment w:val="auto"/>
-        <w:rPr>
-          <w:lang w:val="es-MX"/>
-        </w:rPr>
-      </w:pPr>
-      <w:r>
-        <w:rPr>
-          <w:lang w:val="es-MX"/>
-        </w:rPr>
-        <w:t xml:space="preserve">La administración del espacio en disco dentro de los sistemas gestores de bases de datos es un aspecto fundamental para garantizar el rendimiento, la disponibilidad y la eficiencia en el manejo de la información. En el caso de MySQL 8.0, específicamente con el motor de almacenamiento </w:t>
+      <w:bookmarkStart w:id="3" w:name="_Toc225274302"/>
+      <w:r>
+        <w:t>Práctica 1 — Definición y Verificación del Espacio de Almacenamiento</w:t>
+      </w:r>
+      <w:bookmarkEnd w:id="3"/>
+    </w:p>
+    <w:p>
+      <w:pPr>
+        <w:pStyle w:val="Ttulo2"/>
+      </w:pPr>
+      <w:bookmarkStart w:id="4" w:name="_Toc225274303"/>
+      <w:r>
+        <w:t xml:space="preserve">1. Variables de configuración de </w:t>
       </w:r>
       <w:proofErr w:type="spellStart"/>
       <w:r>
-        <w:rPr>
-          <w:lang w:val="es-MX"/>
-        </w:rPr>
         <w:t>InnoDB</w:t>
       </w:r>
+      <w:bookmarkEnd w:id="4"/>
       <w:proofErr w:type="spellEnd"/>
-      <w:r>
-        <w:rPr>
-          <w:lang w:val="es-MX"/>
-        </w:rPr>
-        <w:t xml:space="preserve">, esta gestión adquiere una relevancia aún mayor debido a la forma en que organiza los datos en archivos físicos, </w:t>
+    </w:p>
+    <w:p>
+      <w:pPr>
+        <w:spacing w:before="100" w:after="100"/>
+      </w:pPr>
+      <w:r>
+        <w:t xml:space="preserve">Se consultan variables del sistema que definen cómo </w:t>
       </w:r>
       <w:proofErr w:type="spellStart"/>
       <w:r>
-        <w:rPr>
-          <w:lang w:val="es-MX"/>
-        </w:rPr>
-        <w:t>tablespaces</w:t>
+        <w:t>InnoDB</w:t>
       </w:r>
       <w:proofErr w:type="spellEnd"/>
       <w:r>
-        <w:rPr>
-          <w:lang w:val="es-MX"/>
-        </w:rPr>
-        <w:t xml:space="preserve"> y estructuras internas como índices, buffers y logs de transacciones. A lo largo de esta práctica, se aborda de manera integral cómo se configura, monitorea y optimiza el uso del almacenamiento, partiendo desde la comprensión de variables clave del sistema hasta la implementación de estrategias avanzadas para el control del espacio.</w:t>
-      </w:r>
-    </w:p>
-    <w:p>
-      <w:pPr>
-        <w:suppressAutoHyphens w:val="0"/>
-        <w:autoSpaceDN/>
-        <w:spacing w:line="259" w:lineRule="auto"/>
-        <w:textAlignment w:val="auto"/>
-        <w:rPr>
-          <w:lang w:val="es-MX"/>
-        </w:rPr>
-      </w:pPr>
-      <w:r>
-        <w:rPr>
-          <w:lang w:val="es-MX"/>
-        </w:rPr>
-        <w:t xml:space="preserve">Uno de los principales objetivos es comprender cómo MySQL maneja el almacenamiento físico de las bases de datos, identificando elementos como el directorio de datos, los </w:t>
-      </w:r>
-      <w:proofErr w:type="gramStart"/>
-      <w:r>
-        <w:rPr>
-          <w:lang w:val="es-MX"/>
-        </w:rPr>
-        <w:t>archivos .</w:t>
-      </w:r>
-      <w:proofErr w:type="spellStart"/>
-      <w:r>
-        <w:rPr>
-          <w:lang w:val="es-MX"/>
-        </w:rPr>
-        <w:t>ibd</w:t>
-      </w:r>
-      <w:proofErr w:type="spellEnd"/>
-      <w:proofErr w:type="gramEnd"/>
-      <w:r>
-        <w:rPr>
-          <w:lang w:val="es-MX"/>
-        </w:rPr>
-        <w:t xml:space="preserve">, y el uso de </w:t>
-      </w:r>
-      <w:proofErr w:type="spellStart"/>
-      <w:r>
-        <w:rPr>
-          <w:lang w:val="es-MX"/>
-        </w:rPr>
-        <w:t>tablespaces</w:t>
-      </w:r>
-      <w:proofErr w:type="spellEnd"/>
-      <w:r>
-        <w:rPr>
-          <w:lang w:val="es-MX"/>
-        </w:rPr>
-        <w:t xml:space="preserve"> tanto generales como individuales por tabla. Asimismo, se analizan las configuraciones más relevantes, como el tamaño del buffer pool o el uso de </w:t>
-      </w:r>
-      <w:proofErr w:type="spellStart"/>
-      <w:r>
-        <w:rPr>
-          <w:lang w:val="es-MX"/>
-        </w:rPr>
-        <w:t>innodb_file_per_table</w:t>
-      </w:r>
-      <w:proofErr w:type="spellEnd"/>
-      <w:r>
-        <w:rPr>
-          <w:lang w:val="es-MX"/>
-        </w:rPr>
-        <w:t>, que impactan directamente en el rendimiento del sistema. Estos conocimientos permiten al administrador tomar decisiones informadas para optimizar el uso de recursos en distintos entornos, desde desarrollo hasta producción.</w:t>
-      </w:r>
-    </w:p>
-    <w:p>
-      <w:pPr>
-        <w:suppressAutoHyphens w:val="0"/>
-        <w:autoSpaceDN/>
-        <w:spacing w:line="259" w:lineRule="auto"/>
-        <w:textAlignment w:val="auto"/>
-        <w:rPr>
-          <w:lang w:val="es-MX"/>
-        </w:rPr>
-      </w:pPr>
-      <w:r>
-        <w:rPr>
-          <w:lang w:val="es-MX"/>
-        </w:rPr>
-        <w:t xml:space="preserve">Además, la práctica profundiza en técnicas para organizar eficientemente los datos mediante la creación de </w:t>
-      </w:r>
-      <w:proofErr w:type="spellStart"/>
-      <w:r>
-        <w:rPr>
-          <w:lang w:val="es-MX"/>
-        </w:rPr>
-        <w:t>tablespaces</w:t>
-      </w:r>
-      <w:proofErr w:type="spellEnd"/>
-      <w:r>
-        <w:rPr>
-          <w:lang w:val="es-MX"/>
-        </w:rPr>
-        <w:t xml:space="preserve"> específicos, separación de información activa e histórica, y uso de compresión. También se introducen mecanismos de control, como la asignación de roles, restricciones de usuarios y monitoreo del consumo de espacio por esquema, lo cual es esencial en entornos multiusuario. De igual forma, se exploran estrategias de mantenimiento como la eliminación de fragmentación, optimización de tablas e identificación de índices innecesarios.</w:t>
-      </w:r>
-    </w:p>
-    <w:p>
-      <w:pPr>
-        <w:suppressAutoHyphens w:val="0"/>
-        <w:autoSpaceDN/>
-        <w:spacing w:line="259" w:lineRule="auto"/>
-        <w:textAlignment w:val="auto"/>
-        <w:rPr>
-          <w:lang w:val="es-MX"/>
-        </w:rPr>
-      </w:pPr>
-      <w:r>
-        <w:rPr>
-          <w:lang w:val="es-MX"/>
-        </w:rPr>
-        <w:t>En conjunto, esta práctica no solo proporciona habilidades técnicas para la gestión del almacenamiento en MySQL, sino que también fomenta una visión estratégica sobre cómo administrar grandes volúmenes de datos de manera eficiente, segura y escalable, lo cual es indispensable en el contexto actual donde la información es un recurso crítico para las organizaciones.</w:t>
-      </w:r>
-    </w:p>
-    <w:p>
-      <w:pPr>
-        <w:suppressAutoHyphens w:val="0"/>
-        <w:autoSpaceDN/>
-        <w:spacing w:line="259" w:lineRule="auto"/>
-        <w:textAlignment w:val="auto"/>
-        <w:rPr>
-          <w:rFonts w:ascii="Arial" w:hAnsi="Arial" w:cs="Arial"/>
-          <w:sz w:val="24"/>
-          <w:szCs w:val="24"/>
-        </w:rPr>
-      </w:pPr>
-      <w:r>
-        <w:rPr>
-          <w:rFonts w:ascii="Arial" w:hAnsi="Arial" w:cs="Arial"/>
-          <w:sz w:val="24"/>
-          <w:szCs w:val="24"/>
-        </w:rPr>
-        <w:br w:type="page"/>
-      </w:r>
-    </w:p>
-    <w:p>
-      <w:pPr>
-        <w:suppressAutoHyphens w:val="0"/>
-        <w:autoSpaceDN/>
-        <w:spacing w:line="259" w:lineRule="auto"/>
-        <w:textAlignment w:val="auto"/>
-        <w:rPr>
-          <w:rFonts w:ascii="Arial" w:hAnsi="Arial" w:cs="Arial"/>
-          <w:sz w:val="24"/>
-          <w:szCs w:val="24"/>
-        </w:rPr>
-      </w:pPr>
-    </w:p>
-    <w:p>
-      <w:pPr>
-        <w:pStyle w:val="Ttulo1"/>
-        <w:ind w:firstLine="0"/>
-      </w:pPr>
-      <w:bookmarkStart w:id="2" w:name="_Toc225185312"/>
-      <w:r>
-        <w:t>Práctica 1 — Definición y Verificación del Espacio de Almacenamiento</w:t>
-      </w:r>
-      <w:bookmarkEnd w:id="2"/>
-    </w:p>
-    <w:p>
-      <w:pPr>
-        <w:pStyle w:val="Ttulo2"/>
-      </w:pPr>
-      <w:bookmarkStart w:id="3" w:name="_Toc225185313"/>
-      <w:r>
-        <w:t xml:space="preserve">1. Variables de configuración de </w:t>
-      </w:r>
-      <w:proofErr w:type="spellStart"/>
-      <w:r>
-        <w:t>InnoDB</w:t>
-      </w:r>
-      <w:bookmarkEnd w:id="3"/>
-      <w:proofErr w:type="spellEnd"/>
-    </w:p>
-    <w:p>
-      <w:pPr>
-        <w:spacing w:before="100" w:after="100"/>
-      </w:pPr>
-      <w:r>
-        <w:t xml:space="preserve">Se consultan variables del sistema que definen cómo </w:t>
-      </w:r>
-      <w:proofErr w:type="spellStart"/>
-      <w:r>
-        <w:t>InnoDB</w:t>
-      </w:r>
-      <w:proofErr w:type="spellEnd"/>
-      <w:r>
         <w:t xml:space="preserve"> gestiona el almacenamiento en disco. Cada SHOW VARIABLES devuelve el valor actual de una configuración específica del servidor.</w:t>
       </w:r>
     </w:p>
@@ -3222,11 +3114,11 @@
       <w:pPr>
         <w:pStyle w:val="Ttulo3"/>
       </w:pPr>
-      <w:bookmarkStart w:id="4" w:name="_Toc225185314"/>
+      <w:bookmarkStart w:id="5" w:name="_Toc225274304"/>
       <w:r>
         <w:t>1.1 Directorio de datos</w:t>
       </w:r>
-      <w:bookmarkEnd w:id="4"/>
+      <w:bookmarkEnd w:id="5"/>
     </w:p>
     <w:p>
       <w:pPr>
@@ -3332,6 +3224,7 @@
       <w:r>
         <w:rPr>
           <w:noProof/>
+          <w:lang w:val="es-MX" w:eastAsia="es-MX"/>
         </w:rPr>
         <w:drawing>
           <wp:inline distT="0" distB="0" distL="0" distR="0" wp14:anchorId="01FB4233" wp14:editId="1F275215">
@@ -3382,7 +3275,7 @@
       <w:pPr>
         <w:pStyle w:val="Ttulo3"/>
       </w:pPr>
-      <w:bookmarkStart w:id="5" w:name="_Toc225185315"/>
+      <w:bookmarkStart w:id="6" w:name="_Toc225274305"/>
       <w:r>
         <w:t xml:space="preserve">1.2 </w:t>
       </w:r>
@@ -3394,7 +3287,7 @@
       <w:r>
         <w:t xml:space="preserve"> del sistema (ibdata1)</w:t>
       </w:r>
-      <w:bookmarkEnd w:id="5"/>
+      <w:bookmarkEnd w:id="6"/>
     </w:p>
     <w:p>
       <w:pPr>
@@ -3535,6 +3428,7 @@
       <w:r>
         <w:rPr>
           <w:noProof/>
+          <w:lang w:val="es-MX" w:eastAsia="es-MX"/>
         </w:rPr>
         <w:drawing>
           <wp:inline distT="0" distB="0" distL="0" distR="0" wp14:anchorId="4284A1E9" wp14:editId="75442D8D">
@@ -3595,7 +3489,7 @@
       <w:pPr>
         <w:pStyle w:val="Ttulo3"/>
       </w:pPr>
-      <w:bookmarkStart w:id="6" w:name="_Toc225185316"/>
+      <w:bookmarkStart w:id="7" w:name="_Toc225274306"/>
       <w:r>
         <w:t xml:space="preserve">1.3 </w:t>
       </w:r>
@@ -3612,7 +3506,7 @@
       <w:r>
         <w:t xml:space="preserve"> por tabla</w:t>
       </w:r>
-      <w:bookmarkEnd w:id="6"/>
+      <w:bookmarkEnd w:id="7"/>
     </w:p>
     <w:p>
       <w:pPr>
@@ -3742,6 +3636,7 @@
       <w:r>
         <w:rPr>
           <w:noProof/>
+          <w:lang w:val="es-MX" w:eastAsia="es-MX"/>
         </w:rPr>
         <w:drawing>
           <wp:inline distT="0" distB="0" distL="0" distR="0" wp14:anchorId="5394661E" wp14:editId="7F1E7C50">
@@ -3792,7 +3687,7 @@
       <w:pPr>
         <w:pStyle w:val="Ttulo3"/>
       </w:pPr>
-      <w:bookmarkStart w:id="7" w:name="_Toc225185317"/>
+      <w:bookmarkStart w:id="8" w:name="_Toc225274307"/>
       <w:r>
         <w:t xml:space="preserve">1.4 Tamaño de página </w:t>
       </w:r>
@@ -3800,7 +3695,7 @@
       <w:r>
         <w:t>InnoDB</w:t>
       </w:r>
-      <w:bookmarkEnd w:id="7"/>
+      <w:bookmarkEnd w:id="8"/>
       <w:proofErr w:type="spellEnd"/>
     </w:p>
     <w:p>
@@ -3926,6 +3821,7 @@
       <w:r>
         <w:rPr>
           <w:noProof/>
+          <w:lang w:val="es-MX" w:eastAsia="es-MX"/>
         </w:rPr>
         <w:drawing>
           <wp:inline distT="0" distB="0" distL="0" distR="0" wp14:anchorId="4F940D16" wp14:editId="7DC6E0ED">
@@ -3976,11 +3872,11 @@
       <w:pPr>
         <w:pStyle w:val="Ttulo3"/>
       </w:pPr>
-      <w:bookmarkStart w:id="8" w:name="_Toc225185318"/>
+      <w:bookmarkStart w:id="9" w:name="_Toc225274308"/>
       <w:r>
         <w:t>1.5 Tamaño del buffer pool</w:t>
       </w:r>
-      <w:bookmarkEnd w:id="8"/>
+      <w:bookmarkEnd w:id="9"/>
     </w:p>
     <w:p>
       <w:pPr>
@@ -4113,6 +4009,7 @@
       <w:r>
         <w:rPr>
           <w:noProof/>
+          <w:lang w:val="es-MX" w:eastAsia="es-MX"/>
         </w:rPr>
         <w:drawing>
           <wp:inline distT="0" distB="0" distL="0" distR="0" wp14:anchorId="51AFDF6E" wp14:editId="631B5833">
@@ -4163,7 +4060,7 @@
       <w:pPr>
         <w:pStyle w:val="Ttulo3"/>
       </w:pPr>
-      <w:bookmarkStart w:id="9" w:name="_Toc225185319"/>
+      <w:bookmarkStart w:id="10" w:name="_Toc225274309"/>
       <w:r>
         <w:t xml:space="preserve">1.6 Directorio de </w:t>
       </w:r>
@@ -4187,7 +4084,7 @@
       <w:r>
         <w:t>temp</w:t>
       </w:r>
-      <w:bookmarkEnd w:id="9"/>
+      <w:bookmarkEnd w:id="10"/>
       <w:proofErr w:type="spellEnd"/>
     </w:p>
     <w:p>
@@ -4321,6 +4218,7 @@
       <w:r>
         <w:rPr>
           <w:noProof/>
+          <w:lang w:val="es-MX" w:eastAsia="es-MX"/>
         </w:rPr>
         <w:drawing>
           <wp:inline distT="0" distB="0" distL="0" distR="0" wp14:anchorId="2B13832E" wp14:editId="269C4FB5">
@@ -4369,13 +4267,20 @@
     </w:p>
     <w:p>
       <w:pPr>
-        <w:pStyle w:val="Ttulo3"/>
-      </w:pPr>
-      <w:bookmarkStart w:id="10" w:name="_Toc225185320"/>
-      <w:r>
+        <w:pStyle w:val="Sinespaciado"/>
+        <w:rPr>
+          <w:rFonts w:ascii="Verdana" w:hAnsi="Verdana"/>
+          <w:b/>
+        </w:rPr>
+      </w:pPr>
+      <w:r>
+        <w:rPr>
+          <w:rFonts w:ascii="Verdana" w:hAnsi="Verdana"/>
+          <w:b/>
+          <w:sz w:val="24"/>
+        </w:rPr>
         <w:t>1.7 Tamaño del log de transacciones</w:t>
       </w:r>
-      <w:bookmarkEnd w:id="10"/>
     </w:p>
     <w:p>
       <w:pPr>
@@ -4508,6 +4413,7 @@
       <w:r>
         <w:rPr>
           <w:noProof/>
+          <w:lang w:val="es-MX" w:eastAsia="es-MX"/>
         </w:rPr>
         <w:drawing>
           <wp:inline distT="0" distB="0" distL="0" distR="0" wp14:anchorId="55AA9DFB" wp14:editId="0D7B8E1D">
@@ -4588,7 +4494,7 @@
       <w:pPr>
         <w:pStyle w:val="Ttulo2"/>
       </w:pPr>
-      <w:bookmarkStart w:id="11" w:name="_Toc225185321"/>
+      <w:bookmarkStart w:id="11" w:name="_Toc225274310"/>
       <w:r>
         <w:t>2. Espacio total por base de datos</w:t>
       </w:r>
@@ -4628,7 +4534,15 @@
       </w:r>
       <w:proofErr w:type="spellEnd"/>
       <w:r>
-        <w:t xml:space="preserve"> internos de MySQL y ordena de mayor a menor por tamaño total.</w:t>
+        <w:t xml:space="preserve"> internos de </w:t>
+      </w:r>
+      <w:proofErr w:type="spellStart"/>
+      <w:r>
+        <w:t>MySQL</w:t>
+      </w:r>
+      <w:proofErr w:type="spellEnd"/>
+      <w:r>
+        <w:t xml:space="preserve"> y ordena de mayor a menor por tamaño total.</w:t>
       </w:r>
     </w:p>
     <w:p>
@@ -4753,9 +4667,9 @@
                 <w:szCs w:val="18"/>
                 <w:lang w:val="en-US"/>
               </w:rPr>
-              <w:t xml:space="preserve">    </w:t>
-            </w:r>
-            <w:proofErr w:type="gramStart"/>
+              <w:t xml:space="preserve">    COUNT(</w:t>
+            </w:r>
+            <w:proofErr w:type="spellStart"/>
             <w:r>
               <w:rPr>
                 <w:rFonts w:ascii="Courier New" w:eastAsia="Courier New" w:hAnsi="Courier New" w:cs="Courier New"/>
@@ -4763,10 +4677,9 @@
                 <w:szCs w:val="18"/>
                 <w:lang w:val="en-US"/>
               </w:rPr>
-              <w:t>COUNT(</w:t>
-            </w:r>
-            <w:proofErr w:type="spellStart"/>
-            <w:proofErr w:type="gramEnd"/>
+              <w:t>table_</w:t>
+            </w:r>
+            <w:proofErr w:type="gramStart"/>
             <w:r>
               <w:rPr>
                 <w:rFonts w:ascii="Courier New" w:eastAsia="Courier New" w:hAnsi="Courier New" w:cs="Courier New"/>
@@ -4774,7 +4687,7 @@
                 <w:szCs w:val="18"/>
                 <w:lang w:val="en-US"/>
               </w:rPr>
-              <w:t>table_name</w:t>
+              <w:t>name</w:t>
             </w:r>
             <w:proofErr w:type="spellEnd"/>
             <w:r>
@@ -4784,9 +4697,9 @@
                 <w:szCs w:val="18"/>
                 <w:lang w:val="en-US"/>
               </w:rPr>
-              <w:t xml:space="preserve">)                                AS </w:t>
-            </w:r>
-            <w:proofErr w:type="spellStart"/>
+              <w:t xml:space="preserve">)   </w:t>
+            </w:r>
+            <w:proofErr w:type="gramEnd"/>
             <w:r>
               <w:rPr>
                 <w:rFonts w:ascii="Courier New" w:eastAsia="Courier New" w:hAnsi="Courier New" w:cs="Courier New"/>
@@ -4794,9 +4707,9 @@
                 <w:szCs w:val="18"/>
                 <w:lang w:val="en-US"/>
               </w:rPr>
-              <w:t>num_tablas</w:t>
-            </w:r>
-            <w:proofErr w:type="spellEnd"/>
+              <w:t xml:space="preserve">                             AS </w:t>
+            </w:r>
+            <w:proofErr w:type="spellStart"/>
             <w:r>
               <w:rPr>
                 <w:rFonts w:ascii="Courier New" w:eastAsia="Courier New" w:hAnsi="Courier New" w:cs="Courier New"/>
@@ -4804,6 +4717,16 @@
                 <w:szCs w:val="18"/>
                 <w:lang w:val="en-US"/>
               </w:rPr>
+              <w:t>num_tablas</w:t>
+            </w:r>
+            <w:proofErr w:type="spellEnd"/>
+            <w:r>
+              <w:rPr>
+                <w:rFonts w:ascii="Courier New" w:eastAsia="Courier New" w:hAnsi="Courier New" w:cs="Courier New"/>
+                <w:sz w:val="18"/>
+                <w:szCs w:val="18"/>
+                <w:lang w:val="en-US"/>
+              </w:rPr>
               <w:t>,</w:t>
             </w:r>
           </w:p>
@@ -4820,9 +4743,9 @@
                 <w:szCs w:val="18"/>
                 <w:lang w:val="en-US"/>
               </w:rPr>
-              <w:t xml:space="preserve">    ROUND(</w:t>
-            </w:r>
-            <w:proofErr w:type="gramStart"/>
+              <w:t xml:space="preserve">    ROUND(SUM(</w:t>
+            </w:r>
+            <w:proofErr w:type="spellStart"/>
             <w:r>
               <w:rPr>
                 <w:rFonts w:ascii="Courier New" w:eastAsia="Courier New" w:hAnsi="Courier New" w:cs="Courier New"/>
@@ -4830,10 +4753,9 @@
                 <w:szCs w:val="18"/>
                 <w:lang w:val="en-US"/>
               </w:rPr>
-              <w:t>SUM(</w:t>
-            </w:r>
-            <w:proofErr w:type="spellStart"/>
-            <w:proofErr w:type="gramEnd"/>
+              <w:t>data_</w:t>
+            </w:r>
+            <w:proofErr w:type="gramStart"/>
             <w:r>
               <w:rPr>
                 <w:rFonts w:ascii="Courier New" w:eastAsia="Courier New" w:hAnsi="Courier New" w:cs="Courier New"/>
@@ -4841,7 +4763,7 @@
                 <w:szCs w:val="18"/>
                 <w:lang w:val="en-US"/>
               </w:rPr>
-              <w:t>data_length</w:t>
+              <w:t>length</w:t>
             </w:r>
             <w:proofErr w:type="spellEnd"/>
             <w:r>
@@ -4851,9 +4773,9 @@
                 <w:szCs w:val="18"/>
                 <w:lang w:val="en-US"/>
               </w:rPr>
-              <w:t xml:space="preserve">)  / 1048576, 2)            AS </w:t>
-            </w:r>
-            <w:proofErr w:type="spellStart"/>
+              <w:t>)  /</w:t>
+            </w:r>
+            <w:proofErr w:type="gramEnd"/>
             <w:r>
               <w:rPr>
                 <w:rFonts w:ascii="Courier New" w:eastAsia="Courier New" w:hAnsi="Courier New" w:cs="Courier New"/>
@@ -4861,9 +4783,9 @@
                 <w:szCs w:val="18"/>
                 <w:lang w:val="en-US"/>
               </w:rPr>
-              <w:t>datos_mb</w:t>
-            </w:r>
-            <w:proofErr w:type="spellEnd"/>
+              <w:t xml:space="preserve"> 1048576, 2)            AS </w:t>
+            </w:r>
+            <w:proofErr w:type="spellStart"/>
             <w:r>
               <w:rPr>
                 <w:rFonts w:ascii="Courier New" w:eastAsia="Courier New" w:hAnsi="Courier New" w:cs="Courier New"/>
@@ -4871,6 +4793,16 @@
                 <w:szCs w:val="18"/>
                 <w:lang w:val="en-US"/>
               </w:rPr>
+              <w:t>datos_mb</w:t>
+            </w:r>
+            <w:proofErr w:type="spellEnd"/>
+            <w:r>
+              <w:rPr>
+                <w:rFonts w:ascii="Courier New" w:eastAsia="Courier New" w:hAnsi="Courier New" w:cs="Courier New"/>
+                <w:sz w:val="18"/>
+                <w:szCs w:val="18"/>
+                <w:lang w:val="en-US"/>
+              </w:rPr>
               <w:t>,</w:t>
             </w:r>
           </w:p>
@@ -4887,9 +4819,9 @@
                 <w:szCs w:val="18"/>
                 <w:lang w:val="en-US"/>
               </w:rPr>
-              <w:t xml:space="preserve">    ROUND(</w:t>
-            </w:r>
-            <w:proofErr w:type="gramStart"/>
+              <w:t xml:space="preserve">    ROUND(SUM(</w:t>
+            </w:r>
+            <w:proofErr w:type="spellStart"/>
             <w:r>
               <w:rPr>
                 <w:rFonts w:ascii="Courier New" w:eastAsia="Courier New" w:hAnsi="Courier New" w:cs="Courier New"/>
@@ -4897,10 +4829,9 @@
                 <w:szCs w:val="18"/>
                 <w:lang w:val="en-US"/>
               </w:rPr>
-              <w:t>SUM(</w:t>
-            </w:r>
-            <w:proofErr w:type="spellStart"/>
-            <w:proofErr w:type="gramEnd"/>
+              <w:t>index_length</w:t>
+            </w:r>
+            <w:proofErr w:type="spellEnd"/>
             <w:r>
               <w:rPr>
                 <w:rFonts w:ascii="Courier New" w:eastAsia="Courier New" w:hAnsi="Courier New" w:cs="Courier New"/>
@@ -4908,9 +4839,9 @@
                 <w:szCs w:val="18"/>
                 <w:lang w:val="en-US"/>
               </w:rPr>
-              <w:t>index_length</w:t>
-            </w:r>
-            <w:proofErr w:type="spellEnd"/>
+              <w:t xml:space="preserve">) / 1048576, 2)            AS </w:t>
+            </w:r>
+            <w:proofErr w:type="spellStart"/>
             <w:r>
               <w:rPr>
                 <w:rFonts w:ascii="Courier New" w:eastAsia="Courier New" w:hAnsi="Courier New" w:cs="Courier New"/>
@@ -4918,9 +4849,9 @@
                 <w:szCs w:val="18"/>
                 <w:lang w:val="en-US"/>
               </w:rPr>
-              <w:t xml:space="preserve">) / 1048576, 2)            AS </w:t>
-            </w:r>
-            <w:proofErr w:type="spellStart"/>
+              <w:t>indices_mb</w:t>
+            </w:r>
+            <w:proofErr w:type="spellEnd"/>
             <w:r>
               <w:rPr>
                 <w:rFonts w:ascii="Courier New" w:eastAsia="Courier New" w:hAnsi="Courier New" w:cs="Courier New"/>
@@ -4928,9 +4859,15 @@
                 <w:szCs w:val="18"/>
                 <w:lang w:val="en-US"/>
               </w:rPr>
-              <w:t>indices_mb</w:t>
-            </w:r>
-            <w:proofErr w:type="spellEnd"/>
+              <w:t>,</w:t>
+            </w:r>
+          </w:p>
+          <w:p>
+            <w:pPr>
+              <w:rPr>
+                <w:lang w:val="en-US"/>
+              </w:rPr>
+            </w:pPr>
             <w:r>
               <w:rPr>
                 <w:rFonts w:ascii="Courier New" w:eastAsia="Courier New" w:hAnsi="Courier New" w:cs="Courier New"/>
@@ -4938,15 +4875,9 @@
                 <w:szCs w:val="18"/>
                 <w:lang w:val="en-US"/>
               </w:rPr>
-              <w:t>,</w:t>
-            </w:r>
-          </w:p>
-          <w:p>
-            <w:pPr>
-              <w:rPr>
-                <w:lang w:val="en-US"/>
-              </w:rPr>
-            </w:pPr>
+              <w:t xml:space="preserve">    ROUND(SUM(</w:t>
+            </w:r>
+            <w:proofErr w:type="spellStart"/>
             <w:r>
               <w:rPr>
                 <w:rFonts w:ascii="Courier New" w:eastAsia="Courier New" w:hAnsi="Courier New" w:cs="Courier New"/>
@@ -4954,7 +4885,7 @@
                 <w:szCs w:val="18"/>
                 <w:lang w:val="en-US"/>
               </w:rPr>
-              <w:t xml:space="preserve">    ROUND(</w:t>
+              <w:t>data_</w:t>
             </w:r>
             <w:proofErr w:type="gramStart"/>
             <w:r>
@@ -4964,10 +4895,9 @@
                 <w:szCs w:val="18"/>
                 <w:lang w:val="en-US"/>
               </w:rPr>
-              <w:t>SUM(</w:t>
-            </w:r>
-            <w:proofErr w:type="spellStart"/>
-            <w:proofErr w:type="gramEnd"/>
+              <w:t>free</w:t>
+            </w:r>
+            <w:proofErr w:type="spellEnd"/>
             <w:r>
               <w:rPr>
                 <w:rFonts w:ascii="Courier New" w:eastAsia="Courier New" w:hAnsi="Courier New" w:cs="Courier New"/>
@@ -4975,9 +4905,9 @@
                 <w:szCs w:val="18"/>
                 <w:lang w:val="en-US"/>
               </w:rPr>
-              <w:t>data_free</w:t>
-            </w:r>
-            <w:proofErr w:type="spellEnd"/>
+              <w:t xml:space="preserve">)   </w:t>
+            </w:r>
+            <w:proofErr w:type="gramEnd"/>
             <w:r>
               <w:rPr>
                 <w:rFonts w:ascii="Courier New" w:eastAsia="Courier New" w:hAnsi="Courier New" w:cs="Courier New"/>
@@ -4985,7 +4915,7 @@
                 <w:szCs w:val="18"/>
                 <w:lang w:val="en-US"/>
               </w:rPr>
-              <w:t xml:space="preserve">)    / 1048576, 2)            AS </w:t>
+              <w:t xml:space="preserve"> / 1048576, 2)            AS </w:t>
             </w:r>
             <w:proofErr w:type="spellStart"/>
             <w:r>
@@ -5321,6 +5251,7 @@
       <w:r>
         <w:rPr>
           <w:noProof/>
+          <w:lang w:val="es-MX" w:eastAsia="es-MX"/>
         </w:rPr>
         <w:drawing>
           <wp:inline distT="0" distB="0" distL="0" distR="0" wp14:anchorId="58079F8A" wp14:editId="37804308">
@@ -5406,7 +5337,7 @@
       <w:pPr>
         <w:pStyle w:val="Ttulo2"/>
       </w:pPr>
-      <w:bookmarkStart w:id="12" w:name="_Toc225185322"/>
+      <w:bookmarkStart w:id="12" w:name="_Toc225274311"/>
       <w:r>
         <w:t xml:space="preserve">3. </w:t>
       </w:r>
@@ -5722,9 +5653,9 @@
                 <w:szCs w:val="18"/>
                 <w:lang w:val="en-US"/>
               </w:rPr>
-              <w:t xml:space="preserve">    </w:t>
-            </w:r>
-            <w:proofErr w:type="gramStart"/>
+              <w:t xml:space="preserve">    ROUND(</w:t>
+            </w:r>
+            <w:proofErr w:type="spellStart"/>
             <w:r>
               <w:rPr>
                 <w:rFonts w:ascii="Courier New" w:eastAsia="Courier New" w:hAnsi="Courier New" w:cs="Courier New"/>
@@ -5732,10 +5663,9 @@
                 <w:szCs w:val="18"/>
                 <w:lang w:val="en-US"/>
               </w:rPr>
-              <w:t>ROUND(</w:t>
-            </w:r>
-            <w:proofErr w:type="spellStart"/>
-            <w:proofErr w:type="gramEnd"/>
+              <w:t>file_size</w:t>
+            </w:r>
+            <w:proofErr w:type="spellEnd"/>
             <w:r>
               <w:rPr>
                 <w:rFonts w:ascii="Courier New" w:eastAsia="Courier New" w:hAnsi="Courier New" w:cs="Courier New"/>
@@ -5743,9 +5673,9 @@
                 <w:szCs w:val="18"/>
                 <w:lang w:val="en-US"/>
               </w:rPr>
-              <w:t>file_size</w:t>
-            </w:r>
-            <w:proofErr w:type="spellEnd"/>
+              <w:t>/1048576,2</w:t>
+            </w:r>
+            <w:proofErr w:type="gramStart"/>
             <w:r>
               <w:rPr>
                 <w:rFonts w:ascii="Courier New" w:eastAsia="Courier New" w:hAnsi="Courier New" w:cs="Courier New"/>
@@ -5753,7 +5683,37 @@
                 <w:szCs w:val="18"/>
                 <w:lang w:val="en-US"/>
               </w:rPr>
-              <w:t>/1048576,2)  AS size_mb,</w:t>
+              <w:t>)  AS</w:t>
+            </w:r>
+            <w:proofErr w:type="gramEnd"/>
+            <w:r>
+              <w:rPr>
+                <w:rFonts w:ascii="Courier New" w:eastAsia="Courier New" w:hAnsi="Courier New" w:cs="Courier New"/>
+                <w:sz w:val="18"/>
+                <w:szCs w:val="18"/>
+                <w:lang w:val="en-US"/>
+              </w:rPr>
+              <w:t xml:space="preserve"> </w:t>
+            </w:r>
+            <w:proofErr w:type="spellStart"/>
+            <w:r>
+              <w:rPr>
+                <w:rFonts w:ascii="Courier New" w:eastAsia="Courier New" w:hAnsi="Courier New" w:cs="Courier New"/>
+                <w:sz w:val="18"/>
+                <w:szCs w:val="18"/>
+                <w:lang w:val="en-US"/>
+              </w:rPr>
+              <w:t>size_mb</w:t>
+            </w:r>
+            <w:proofErr w:type="spellEnd"/>
+            <w:r>
+              <w:rPr>
+                <w:rFonts w:ascii="Courier New" w:eastAsia="Courier New" w:hAnsi="Courier New" w:cs="Courier New"/>
+                <w:sz w:val="18"/>
+                <w:szCs w:val="18"/>
+                <w:lang w:val="en-US"/>
+              </w:rPr>
+              <w:t>,</w:t>
             </w:r>
           </w:p>
           <w:p>
@@ -5946,12 +5906,12 @@
       <w:r>
         <w:rPr>
           <w:noProof/>
-        </w:rPr>
-        <w:lastRenderedPageBreak/>
+          <w:lang w:val="es-MX" w:eastAsia="es-MX"/>
+        </w:rPr>
         <w:drawing>
-          <wp:inline distT="0" distB="0" distL="0" distR="0" wp14:anchorId="4E9851D6" wp14:editId="3428DE01">
-            <wp:extent cx="5344816" cy="3186333"/>
-            <wp:effectExtent l="0" t="0" r="8255" b="0"/>
+          <wp:inline distT="0" distB="0" distL="0" distR="0" wp14:anchorId="4E9851D6" wp14:editId="430D742C">
+            <wp:extent cx="4737234" cy="2824120"/>
+            <wp:effectExtent l="0" t="0" r="6350" b="0"/>
             <wp:docPr id="1067640971" name="Imagen 1067640971"/>
             <wp:cNvGraphicFramePr>
               <a:graphicFrameLocks xmlns:a="http://schemas.openxmlformats.org/drawingml/2006/main" noChangeAspect="1"/>
@@ -5975,7 +5935,7 @@
                   <pic:spPr bwMode="auto">
                     <a:xfrm>
                       <a:off x="0" y="0"/>
-                      <a:ext cx="5373840" cy="3203636"/>
+                      <a:ext cx="4783691" cy="2851816"/>
                     </a:xfrm>
                     <a:prstGeom prst="rect">
                       <a:avLst/>
@@ -6003,7 +5963,7 @@
         <w:pStyle w:val="Ttulo1"/>
         <w:ind w:firstLine="0"/>
       </w:pPr>
-      <w:bookmarkStart w:id="13" w:name="_Toc225185323"/>
+      <w:bookmarkStart w:id="13" w:name="_Toc225274312"/>
       <w:r>
         <w:t>Práctica 2 — Creación del Espacio Asignado para Cada Base de Datos</w:t>
       </w:r>
@@ -6081,7 +6041,7 @@
           <w:lang w:eastAsia="es-MX"/>
         </w:rPr>
       </w:pPr>
-      <w:bookmarkStart w:id="14" w:name="_Toc225185324"/>
+      <w:bookmarkStart w:id="14" w:name="_Toc225274313"/>
       <w:r>
         <w:rPr>
           <w:rFonts w:eastAsia="Times New Roman"/>
@@ -6343,7 +6303,6 @@
           <w:szCs w:val="24"/>
           <w:lang w:eastAsia="es-MX"/>
         </w:rPr>
-        <w:lastRenderedPageBreak/>
         <w:t>ts_comercial_productos</w:t>
       </w:r>
       <w:proofErr w:type="spellEnd"/>
@@ -7143,6 +7102,17 @@
         </w:rPr>
         <w:t>;</w:t>
       </w:r>
+    </w:p>
+    <w:p>
+      <w:pPr>
+        <w:jc w:val="both"/>
+        <w:rPr>
+          <w:rFonts w:ascii="Verdana" w:hAnsi="Verdana" w:cs="Arial"/>
+          <w:sz w:val="24"/>
+          <w:szCs w:val="24"/>
+          <w:lang w:val="en-US"/>
+        </w:rPr>
+      </w:pPr>
     </w:p>
     <w:p>
       <w:pPr>
@@ -7459,7 +7429,7 @@
       <w:pPr>
         <w:pStyle w:val="Ttulo2"/>
       </w:pPr>
-      <w:bookmarkStart w:id="15" w:name="_Toc225185325"/>
+      <w:bookmarkStart w:id="15" w:name="_Toc225274314"/>
       <w:r>
         <w:t xml:space="preserve">2. </w:t>
       </w:r>
@@ -7551,7 +7521,6 @@
           <w:rStyle w:val="citation-44"/>
           <w:rFonts w:ascii="Verdana" w:hAnsi="Verdana" w:cs="Arial"/>
         </w:rPr>
-        <w:lastRenderedPageBreak/>
         <w:t>Collation</w:t>
       </w:r>
       <w:proofErr w:type="spellEnd"/>
@@ -7842,36 +7811,6 @@
       <w:pPr>
         <w:jc w:val="both"/>
         <w:rPr>
-          <w:rFonts w:ascii="Verdana" w:hAnsi="Verdana"/>
-          <w:sz w:val="24"/>
-          <w:szCs w:val="24"/>
-        </w:rPr>
-      </w:pPr>
-    </w:p>
-    <w:p>
-      <w:pPr>
-        <w:jc w:val="both"/>
-        <w:rPr>
-          <w:rFonts w:ascii="Verdana" w:hAnsi="Verdana"/>
-          <w:sz w:val="24"/>
-          <w:szCs w:val="24"/>
-        </w:rPr>
-      </w:pPr>
-    </w:p>
-    <w:p>
-      <w:pPr>
-        <w:jc w:val="both"/>
-        <w:rPr>
-          <w:rFonts w:ascii="Verdana" w:hAnsi="Verdana"/>
-          <w:sz w:val="24"/>
-          <w:szCs w:val="24"/>
-        </w:rPr>
-      </w:pPr>
-    </w:p>
-    <w:p>
-      <w:pPr>
-        <w:jc w:val="both"/>
-        <w:rPr>
           <w:rFonts w:ascii="Verdana" w:hAnsi="Verdana" w:cs="Arial"/>
           <w:sz w:val="24"/>
           <w:szCs w:val="24"/>
@@ -8464,7 +8403,6 @@
           <w:szCs w:val="24"/>
           <w:lang w:val="es-MX" w:eastAsia="es-MX"/>
         </w:rPr>
-        <w:lastRenderedPageBreak/>
         <w:drawing>
           <wp:inline distT="0" distB="0" distL="0" distR="0" wp14:anchorId="3E5907EF" wp14:editId="77D4A39B">
             <wp:extent cx="3953385" cy="4057650"/>
@@ -8583,7 +8521,7 @@
       <w:pPr>
         <w:pStyle w:val="Ttulo2"/>
       </w:pPr>
-      <w:bookmarkStart w:id="16" w:name="_Toc225185326"/>
+      <w:bookmarkStart w:id="16" w:name="_Toc225274315"/>
       <w:r>
         <w:t xml:space="preserve">3. </w:t>
       </w:r>
@@ -8807,7 +8745,6 @@
           <w:szCs w:val="24"/>
           <w:lang w:val="es-MX" w:eastAsia="es-MX"/>
         </w:rPr>
-        <w:lastRenderedPageBreak/>
         <w:drawing>
           <wp:inline distT="0" distB="0" distL="0" distR="0" wp14:anchorId="2A59BF91" wp14:editId="0862F25C">
             <wp:extent cx="4724400" cy="1890953"/>
@@ -9229,7 +9166,6 @@
           <w:szCs w:val="24"/>
           <w:lang w:val="es-MX" w:eastAsia="es-MX"/>
         </w:rPr>
-        <w:lastRenderedPageBreak/>
         <w:drawing>
           <wp:inline distT="0" distB="0" distL="0" distR="0" wp14:anchorId="64B73508" wp14:editId="72F31B4F">
             <wp:extent cx="5612130" cy="1842893"/>
@@ -9851,6 +9787,26 @@
           <w:szCs w:val="24"/>
         </w:rPr>
       </w:pPr>
+    </w:p>
+    <w:p>
+      <w:pPr>
+        <w:jc w:val="both"/>
+        <w:rPr>
+          <w:rFonts w:ascii="Verdana" w:hAnsi="Verdana" w:cs="Arial"/>
+          <w:sz w:val="24"/>
+          <w:szCs w:val="24"/>
+        </w:rPr>
+      </w:pPr>
+    </w:p>
+    <w:p>
+      <w:pPr>
+        <w:jc w:val="both"/>
+        <w:rPr>
+          <w:rFonts w:ascii="Verdana" w:hAnsi="Verdana" w:cs="Arial"/>
+          <w:sz w:val="24"/>
+          <w:szCs w:val="24"/>
+        </w:rPr>
+      </w:pPr>
       <w:r>
         <w:rPr>
           <w:rFonts w:ascii="Verdana" w:hAnsi="Verdana" w:cs="Arial"/>
@@ -9859,7 +9815,6 @@
           <w:szCs w:val="24"/>
           <w:lang w:val="es-MX" w:eastAsia="es-MX"/>
         </w:rPr>
-        <w:lastRenderedPageBreak/>
         <w:drawing>
           <wp:inline distT="0" distB="0" distL="0" distR="0" wp14:anchorId="1A8D3804" wp14:editId="059AF23E">
             <wp:extent cx="5607076" cy="3848100"/>
@@ -10084,7 +10039,7 @@
       <w:pPr>
         <w:pStyle w:val="Ttulo2"/>
       </w:pPr>
-      <w:bookmarkStart w:id="17" w:name="_Toc225185327"/>
+      <w:bookmarkStart w:id="17" w:name="_Toc225274316"/>
       <w:r>
         <w:t xml:space="preserve">4. </w:t>
       </w:r>
@@ -10624,9 +10579,9 @@
           <w:lang w:val="es-MX" w:eastAsia="es-MX"/>
         </w:rPr>
         <w:drawing>
-          <wp:inline distT="0" distB="0" distL="0" distR="0" wp14:anchorId="4E7AF6C7" wp14:editId="5E5A1751">
-            <wp:extent cx="5612130" cy="3193415"/>
-            <wp:effectExtent l="0" t="0" r="7620" b="6985"/>
+          <wp:inline distT="0" distB="0" distL="0" distR="0" wp14:anchorId="4E7AF6C7" wp14:editId="0FA1CC15">
+            <wp:extent cx="5062676" cy="2880765"/>
+            <wp:effectExtent l="0" t="0" r="5080" b="0"/>
             <wp:docPr id="6" name="Imagen 6"/>
             <wp:cNvGraphicFramePr>
               <a:graphicFrameLocks xmlns:a="http://schemas.openxmlformats.org/drawingml/2006/main" noChangeAspect="1"/>
@@ -10647,7 +10602,7 @@
                   <pic:spPr>
                     <a:xfrm>
                       <a:off x="0" y="0"/>
-                      <a:ext cx="5612130" cy="3193415"/>
+                      <a:ext cx="5092339" cy="2897644"/>
                     </a:xfrm>
                     <a:prstGeom prst="rect">
                       <a:avLst/>
@@ -11122,7 +11077,7 @@
         <w:pStyle w:val="Ttulo1"/>
         <w:ind w:firstLine="0"/>
       </w:pPr>
-      <w:bookmarkStart w:id="18" w:name="_Toc225185328"/>
+      <w:bookmarkStart w:id="18" w:name="_Toc225274317"/>
       <w:r>
         <w:t xml:space="preserve">Práctica 3 — Control del Espacio por Usuario y </w:t>
       </w:r>
@@ -11132,9 +11087,14 @@
       </w:r>
       <w:proofErr w:type="spellEnd"/>
       <w:r>
-        <w:t xml:space="preserve"> en MySQL</w:t>
+        <w:t xml:space="preserve"> en </w:t>
+      </w:r>
+      <w:proofErr w:type="spellStart"/>
+      <w:r>
+        <w:t>MySQL</w:t>
       </w:r>
       <w:bookmarkEnd w:id="18"/>
+      <w:proofErr w:type="spellEnd"/>
     </w:p>
     <w:p>
       <w:pPr>
@@ -11150,7 +11110,7 @@
       <w:pPr>
         <w:pStyle w:val="Ttulo2"/>
       </w:pPr>
-      <w:bookmarkStart w:id="19" w:name="_Toc225185329"/>
+      <w:bookmarkStart w:id="19" w:name="_Toc225274318"/>
       <w:r>
         <w:t>3.</w:t>
       </w:r>
@@ -11246,7 +11206,7 @@
           <w:lang w:val="es-MX"/>
         </w:rPr>
       </w:pPr>
-      <w:bookmarkStart w:id="20" w:name="_Toc225185330"/>
+      <w:bookmarkStart w:id="20" w:name="_Toc225274319"/>
       <w:r>
         <w:t>1.</w:t>
       </w:r>
@@ -12353,7 +12313,7 @@
           <w:lang w:val="es-MX"/>
         </w:rPr>
       </w:pPr>
-      <w:bookmarkStart w:id="21" w:name="_Toc225185331"/>
+      <w:bookmarkStart w:id="21" w:name="_Toc225274320"/>
       <w:r>
         <w:rPr>
           <w:lang w:val="es-MX"/>
@@ -12975,36 +12935,6 @@
         </w:tc>
       </w:tr>
     </w:tbl>
-    <w:p>
-      <w:pPr>
-        <w:jc w:val="both"/>
-        <w:rPr>
-          <w:rFonts w:ascii="Verdana" w:hAnsi="Verdana"/>
-          <w:color w:val="000000" w:themeColor="text1"/>
-          <w:lang w:val="en-US"/>
-        </w:rPr>
-      </w:pPr>
-    </w:p>
-    <w:p>
-      <w:pPr>
-        <w:jc w:val="both"/>
-        <w:rPr>
-          <w:rFonts w:ascii="Verdana" w:hAnsi="Verdana"/>
-          <w:color w:val="000000" w:themeColor="text1"/>
-          <w:lang w:val="en-US"/>
-        </w:rPr>
-      </w:pPr>
-    </w:p>
-    <w:p>
-      <w:pPr>
-        <w:jc w:val="both"/>
-        <w:rPr>
-          <w:rFonts w:ascii="Verdana" w:hAnsi="Verdana"/>
-          <w:color w:val="000000" w:themeColor="text1"/>
-          <w:lang w:val="en-US"/>
-        </w:rPr>
-      </w:pPr>
-    </w:p>
     <w:p>
       <w:pPr>
         <w:jc w:val="both"/>
@@ -13128,7 +13058,7 @@
           <w:lang w:val="es-MX"/>
         </w:rPr>
       </w:pPr>
-      <w:bookmarkStart w:id="22" w:name="_Toc225185332"/>
+      <w:bookmarkStart w:id="22" w:name="_Toc225274321"/>
       <w:r>
         <w:rPr>
           <w:lang w:val="es-MX"/>
@@ -13154,7 +13084,7 @@
           <w:lang w:val="es-MX"/>
         </w:rPr>
       </w:pPr>
-      <w:bookmarkStart w:id="23" w:name="_Toc225185333"/>
+      <w:bookmarkStart w:id="23" w:name="_Toc225274322"/>
       <w:r>
         <w:rPr>
           <w:bCs/>
@@ -13244,7 +13174,25 @@
           <w:color w:val="000000" w:themeColor="text1"/>
           <w:lang w:val="es-MX"/>
         </w:rPr>
-        <w:t xml:space="preserve"> internos de MySQL (</w:t>
+        <w:t xml:space="preserve"> internos de </w:t>
+      </w:r>
+      <w:proofErr w:type="spellStart"/>
+      <w:r>
+        <w:rPr>
+          <w:rFonts w:ascii="Verdana" w:hAnsi="Verdana"/>
+          <w:color w:val="000000" w:themeColor="text1"/>
+          <w:lang w:val="es-MX"/>
+        </w:rPr>
+        <w:t>MySQL</w:t>
+      </w:r>
+      <w:proofErr w:type="spellEnd"/>
+      <w:r>
+        <w:rPr>
+          <w:rFonts w:ascii="Verdana" w:hAnsi="Verdana"/>
+          <w:color w:val="000000" w:themeColor="text1"/>
+          <w:lang w:val="es-MX"/>
+        </w:rPr>
+        <w:t xml:space="preserve"> (</w:t>
       </w:r>
       <w:proofErr w:type="spellStart"/>
       <w:r>
@@ -13709,7 +13657,16 @@
                 <w:color w:val="000000" w:themeColor="text1"/>
                 <w:lang w:val="en-US"/>
               </w:rPr>
-              <w:t xml:space="preserve">    ROUND(</w:t>
+              <w:t xml:space="preserve">    ROUND(SUM(</w:t>
+            </w:r>
+            <w:proofErr w:type="spellStart"/>
+            <w:r>
+              <w:rPr>
+                <w:rFonts w:ascii="Verdana" w:hAnsi="Verdana"/>
+                <w:color w:val="000000" w:themeColor="text1"/>
+                <w:lang w:val="en-US"/>
+              </w:rPr>
+              <w:t>data_</w:t>
             </w:r>
             <w:proofErr w:type="gramStart"/>
             <w:r>
@@ -13718,9 +13675,17 @@
                 <w:color w:val="000000" w:themeColor="text1"/>
                 <w:lang w:val="en-US"/>
               </w:rPr>
-              <w:t>SUM(</w:t>
-            </w:r>
-            <w:proofErr w:type="spellStart"/>
+              <w:t>length</w:t>
+            </w:r>
+            <w:proofErr w:type="spellEnd"/>
+            <w:r>
+              <w:rPr>
+                <w:rFonts w:ascii="Verdana" w:hAnsi="Verdana"/>
+                <w:color w:val="000000" w:themeColor="text1"/>
+                <w:lang w:val="en-US"/>
+              </w:rPr>
+              <w:t xml:space="preserve">)   </w:t>
+            </w:r>
             <w:proofErr w:type="gramEnd"/>
             <w:r>
               <w:rPr>
@@ -13728,16 +13693,7 @@
                 <w:color w:val="000000" w:themeColor="text1"/>
                 <w:lang w:val="en-US"/>
               </w:rPr>
-              <w:t>data_length</w:t>
-            </w:r>
-            <w:proofErr w:type="spellEnd"/>
-            <w:r>
-              <w:rPr>
-                <w:rFonts w:ascii="Verdana" w:hAnsi="Verdana"/>
-                <w:color w:val="000000" w:themeColor="text1"/>
-                <w:lang w:val="en-US"/>
-              </w:rPr>
-              <w:t xml:space="preserve">)   / 1073741824, 3)           AS </w:t>
+              <w:t xml:space="preserve">/ 1073741824, 3)           AS </w:t>
             </w:r>
             <w:proofErr w:type="spellStart"/>
             <w:r>
@@ -13773,8 +13729,16 @@
                 <w:color w:val="000000" w:themeColor="text1"/>
                 <w:lang w:val="en-US"/>
               </w:rPr>
-              <w:lastRenderedPageBreak/>
-              <w:t xml:space="preserve">    ROUND(</w:t>
+              <w:t xml:space="preserve">    ROUND(SUM(</w:t>
+            </w:r>
+            <w:proofErr w:type="spellStart"/>
+            <w:r>
+              <w:rPr>
+                <w:rFonts w:ascii="Verdana" w:hAnsi="Verdana"/>
+                <w:color w:val="000000" w:themeColor="text1"/>
+                <w:lang w:val="en-US"/>
+              </w:rPr>
+              <w:t>index_</w:t>
             </w:r>
             <w:proofErr w:type="gramStart"/>
             <w:r>
@@ -13783,9 +13747,17 @@
                 <w:color w:val="000000" w:themeColor="text1"/>
                 <w:lang w:val="en-US"/>
               </w:rPr>
-              <w:t>SUM(</w:t>
-            </w:r>
-            <w:proofErr w:type="spellStart"/>
+              <w:t>length</w:t>
+            </w:r>
+            <w:proofErr w:type="spellEnd"/>
+            <w:r>
+              <w:rPr>
+                <w:rFonts w:ascii="Verdana" w:hAnsi="Verdana"/>
+                <w:color w:val="000000" w:themeColor="text1"/>
+                <w:lang w:val="en-US"/>
+              </w:rPr>
+              <w:t>)  /</w:t>
+            </w:r>
             <w:proofErr w:type="gramEnd"/>
             <w:r>
               <w:rPr>
@@ -13793,16 +13765,7 @@
                 <w:color w:val="000000" w:themeColor="text1"/>
                 <w:lang w:val="en-US"/>
               </w:rPr>
-              <w:t>index_length</w:t>
-            </w:r>
-            <w:proofErr w:type="spellEnd"/>
-            <w:r>
-              <w:rPr>
-                <w:rFonts w:ascii="Verdana" w:hAnsi="Verdana"/>
-                <w:color w:val="000000" w:themeColor="text1"/>
-                <w:lang w:val="en-US"/>
-              </w:rPr>
-              <w:t xml:space="preserve">)  / 1073741824, 3)           AS </w:t>
+              <w:t xml:space="preserve"> 1073741824, 3)           AS </w:t>
             </w:r>
             <w:proofErr w:type="spellStart"/>
             <w:r>
@@ -13838,7 +13801,16 @@
                 <w:color w:val="000000" w:themeColor="text1"/>
                 <w:lang w:val="en-US"/>
               </w:rPr>
-              <w:t xml:space="preserve">    ROUND(</w:t>
+              <w:t xml:space="preserve">    ROUND(SUM(</w:t>
+            </w:r>
+            <w:proofErr w:type="spellStart"/>
+            <w:r>
+              <w:rPr>
+                <w:rFonts w:ascii="Verdana" w:hAnsi="Verdana"/>
+                <w:color w:val="000000" w:themeColor="text1"/>
+                <w:lang w:val="en-US"/>
+              </w:rPr>
+              <w:t>data_</w:t>
             </w:r>
             <w:proofErr w:type="gramStart"/>
             <w:r>
@@ -13847,9 +13819,17 @@
                 <w:color w:val="000000" w:themeColor="text1"/>
                 <w:lang w:val="en-US"/>
               </w:rPr>
-              <w:t>SUM(</w:t>
-            </w:r>
-            <w:proofErr w:type="spellStart"/>
+              <w:t>free</w:t>
+            </w:r>
+            <w:proofErr w:type="spellEnd"/>
+            <w:r>
+              <w:rPr>
+                <w:rFonts w:ascii="Verdana" w:hAnsi="Verdana"/>
+                <w:color w:val="000000" w:themeColor="text1"/>
+                <w:lang w:val="en-US"/>
+              </w:rPr>
+              <w:t xml:space="preserve">)   </w:t>
+            </w:r>
             <w:proofErr w:type="gramEnd"/>
             <w:r>
               <w:rPr>
@@ -13857,16 +13837,7 @@
                 <w:color w:val="000000" w:themeColor="text1"/>
                 <w:lang w:val="en-US"/>
               </w:rPr>
-              <w:t>data_free</w:t>
-            </w:r>
-            <w:proofErr w:type="spellEnd"/>
-            <w:r>
-              <w:rPr>
-                <w:rFonts w:ascii="Verdana" w:hAnsi="Verdana"/>
-                <w:color w:val="000000" w:themeColor="text1"/>
-                <w:lang w:val="en-US"/>
-              </w:rPr>
-              <w:t xml:space="preserve">)     / 1073741824, 3)           AS </w:t>
+              <w:t xml:space="preserve">  / 1073741824, 3)           AS </w:t>
             </w:r>
             <w:proofErr w:type="spellStart"/>
             <w:r>
@@ -13992,6 +13963,7 @@
                 <w:color w:val="000000" w:themeColor="text1"/>
                 <w:lang w:val="en-US"/>
               </w:rPr>
+              <w:lastRenderedPageBreak/>
               <w:t xml:space="preserve">    </w:t>
             </w:r>
             <w:r>
@@ -14569,7 +14541,6 @@
           <w:color w:val="000000" w:themeColor="text1"/>
           <w:lang w:val="es-MX"/>
         </w:rPr>
-        <w:lastRenderedPageBreak/>
         <w:t xml:space="preserve">Busca las tablas del </w:t>
       </w:r>
       <w:proofErr w:type="spellStart"/>
@@ -14626,6 +14597,16 @@
         </w:rPr>
         <w:t xml:space="preserve"> &gt; 0) y las ordena de mayor a menor. El porcentaje de fragmentación se calcula dividiendo el espacio libre entre el tamaño de los datos.</w:t>
       </w:r>
+    </w:p>
+    <w:p>
+      <w:pPr>
+        <w:jc w:val="both"/>
+        <w:rPr>
+          <w:rFonts w:ascii="Verdana" w:hAnsi="Verdana"/>
+          <w:color w:val="000000" w:themeColor="text1"/>
+          <w:lang w:val="es-MX"/>
+        </w:rPr>
+      </w:pPr>
     </w:p>
     <w:p>
       <w:pPr>
@@ -15473,6 +15454,26 @@
         <w:jc w:val="both"/>
         <w:rPr>
           <w:rFonts w:ascii="Verdana" w:hAnsi="Verdana"/>
+          <w:color w:val="000000" w:themeColor="text1"/>
+          <w:lang w:val="es-MX"/>
+        </w:rPr>
+      </w:pPr>
+    </w:p>
+    <w:p>
+      <w:pPr>
+        <w:jc w:val="both"/>
+        <w:rPr>
+          <w:rFonts w:ascii="Verdana" w:hAnsi="Verdana"/>
+          <w:color w:val="000000" w:themeColor="text1"/>
+          <w:lang w:val="es-MX"/>
+        </w:rPr>
+      </w:pPr>
+    </w:p>
+    <w:p>
+      <w:pPr>
+        <w:jc w:val="both"/>
+        <w:rPr>
+          <w:rFonts w:ascii="Verdana" w:hAnsi="Verdana"/>
           <w:b/>
           <w:bCs/>
           <w:color w:val="000000" w:themeColor="text1"/>
@@ -16164,10 +16165,18 @@
     </w:p>
     <w:p>
       <w:pPr>
+        <w:jc w:val="both"/>
+        <w:rPr>
+          <w:rFonts w:ascii="Verdana" w:hAnsi="Verdana"/>
+        </w:rPr>
+      </w:pPr>
+    </w:p>
+    <w:p>
+      <w:pPr>
         <w:pStyle w:val="Ttulo1"/>
         <w:ind w:firstLine="0"/>
       </w:pPr>
-      <w:bookmarkStart w:id="24" w:name="_Toc225185334"/>
+      <w:bookmarkStart w:id="24" w:name="_Toc225274323"/>
       <w:r>
         <w:t>Práctica 4 — Gestión del Espacio de Objetos de la Base de Datos</w:t>
       </w:r>
@@ -16177,7 +16186,7 @@
       <w:pPr>
         <w:pStyle w:val="Ttulo2"/>
       </w:pPr>
-      <w:bookmarkStart w:id="25" w:name="_Toc225185335"/>
+      <w:bookmarkStart w:id="25" w:name="_Toc225274324"/>
       <w:r>
         <w:t>Ejercicio 4.1</w:t>
       </w:r>
@@ -16231,17 +16240,12 @@
       <w:pPr>
         <w:pStyle w:val="Ttulo3"/>
       </w:pPr>
-      <w:bookmarkStart w:id="26" w:name="_Toc225185336"/>
+      <w:bookmarkStart w:id="26" w:name="_Toc225274325"/>
       <w:r>
         <w:t xml:space="preserve">1 </w:t>
       </w:r>
-      <w:proofErr w:type="gramStart"/>
-      <w:r>
-        <w:t>Crear</w:t>
-      </w:r>
-      <w:proofErr w:type="gramEnd"/>
-      <w:r>
-        <w:t xml:space="preserve"> tabla particionada para gestión eficiente del espacio</w:t>
+      <w:r>
+        <w:t>Crear tabla particionada para gestión eficiente del espacio</w:t>
       </w:r>
       <w:bookmarkEnd w:id="26"/>
     </w:p>
@@ -16304,25 +16308,45 @@
     <w:p>
       <w:pPr>
         <w:rPr>
+          <w:bCs/>
+          <w:color w:val="000000" w:themeColor="text1"/>
+          <w:sz w:val="26"/>
+          <w:szCs w:val="26"/>
+          <w:lang w:val="es-MX"/>
+        </w:rPr>
+      </w:pPr>
+      <w:r>
+        <w:rPr>
+          <w:bCs/>
+          <w:color w:val="000000" w:themeColor="text1"/>
+          <w:sz w:val="26"/>
+          <w:szCs w:val="26"/>
+          <w:lang w:val="es-MX"/>
+        </w:rPr>
+        <w:t>El particionamiento en MySQL permite dividir una tabla grande en porciones más manejables, mejorando el rendimiento de las consultas y facilitando el archivado y eliminación de datos históricos.</w:t>
+      </w:r>
+    </w:p>
+    <w:p>
+      <w:pPr>
+        <w:rPr>
           <w:b/>
           <w:bCs/>
           <w:color w:val="000000" w:themeColor="text1"/>
           <w:sz w:val="26"/>
           <w:szCs w:val="26"/>
-          <w:lang w:val="es-MX"/>
-        </w:rPr>
-      </w:pPr>
-      <w:r>
+        </w:rPr>
+      </w:pPr>
+    </w:p>
+    <w:p>
+      <w:pPr>
         <w:rPr>
           <w:b/>
           <w:bCs/>
           <w:color w:val="000000" w:themeColor="text1"/>
           <w:sz w:val="26"/>
           <w:szCs w:val="26"/>
-          <w:lang w:val="es-MX"/>
-        </w:rPr>
-        <w:t>El particionamiento en MySQL permite dividir una tabla grande en porciones más manejables, mejorando el rendimiento de las consultas y facilitando el archivado y eliminación de datos históricos.</w:t>
-      </w:r>
+        </w:rPr>
+      </w:pPr>
     </w:p>
     <w:p>
       <w:pPr>
@@ -16337,31 +16361,9 @@
     </w:p>
     <w:p>
       <w:pPr>
-        <w:rPr>
-          <w:b/>
-          <w:bCs/>
-          <w:color w:val="000000" w:themeColor="text1"/>
-          <w:sz w:val="26"/>
-          <w:szCs w:val="26"/>
-        </w:rPr>
-      </w:pPr>
-    </w:p>
-    <w:p>
-      <w:pPr>
-        <w:rPr>
-          <w:b/>
-          <w:bCs/>
-          <w:color w:val="000000" w:themeColor="text1"/>
-          <w:sz w:val="26"/>
-          <w:szCs w:val="26"/>
-        </w:rPr>
-      </w:pPr>
-    </w:p>
-    <w:p>
-      <w:pPr>
         <w:pStyle w:val="Ttulo3"/>
       </w:pPr>
-      <w:bookmarkStart w:id="27" w:name="_Toc225185337"/>
+      <w:bookmarkStart w:id="27" w:name="_Toc225274326"/>
       <w:proofErr w:type="gramStart"/>
       <w:r>
         <w:t xml:space="preserve">2  </w:t>
@@ -16444,7 +16446,6 @@
     <w:p>
       <w:pPr>
         <w:rPr>
-          <w:b/>
           <w:bCs/>
           <w:color w:val="000000" w:themeColor="text1"/>
           <w:sz w:val="26"/>
@@ -16454,7 +16455,6 @@
       </w:pPr>
       <w:r>
         <w:rPr>
-          <w:b/>
           <w:bCs/>
           <w:color w:val="000000" w:themeColor="text1"/>
           <w:sz w:val="26"/>
@@ -16538,20 +16538,12 @@
           <w:lang w:val="es-MX"/>
         </w:rPr>
       </w:pPr>
-      <w:bookmarkStart w:id="28" w:name="_Toc225185338"/>
+      <w:bookmarkStart w:id="28" w:name="_Toc225274327"/>
       <w:r>
         <w:t>3</w:t>
       </w:r>
       <w:r>
-        <w:t xml:space="preserve"> </w:t>
-      </w:r>
-      <w:proofErr w:type="gramStart"/>
-      <w:r>
-        <w:t>Insertar</w:t>
-      </w:r>
-      <w:proofErr w:type="gramEnd"/>
-      <w:r>
-        <w:t xml:space="preserve"> datos y verificar </w:t>
+        <w:t xml:space="preserve"> Insertar datos y verificar </w:t>
       </w:r>
       <w:proofErr w:type="spellStart"/>
       <w:r>
@@ -16723,7 +16715,29 @@
           <w:sz w:val="26"/>
           <w:szCs w:val="26"/>
         </w:rPr>
-        <w:t xml:space="preserve">El EXPLAIN confirma que MySQL usó </w:t>
+        <w:t xml:space="preserve">El EXPLAIN confirma que </w:t>
+      </w:r>
+      <w:proofErr w:type="spellStart"/>
+      <w:r>
+        <w:rPr>
+          <w:b/>
+          <w:bCs/>
+          <w:color w:val="000000" w:themeColor="text1"/>
+          <w:sz w:val="26"/>
+          <w:szCs w:val="26"/>
+        </w:rPr>
+        <w:t>MySQL</w:t>
+      </w:r>
+      <w:proofErr w:type="spellEnd"/>
+      <w:r>
+        <w:rPr>
+          <w:b/>
+          <w:bCs/>
+          <w:color w:val="000000" w:themeColor="text1"/>
+          <w:sz w:val="26"/>
+          <w:szCs w:val="26"/>
+        </w:rPr>
+        <w:t xml:space="preserve"> usó </w:t>
       </w:r>
       <w:proofErr w:type="spellStart"/>
       <w:r>
@@ -16888,7 +16902,7 @@
       <w:pPr>
         <w:pStyle w:val="Ttulo2"/>
       </w:pPr>
-      <w:bookmarkStart w:id="29" w:name="_Toc225185339"/>
+      <w:bookmarkStart w:id="29" w:name="_Toc225274328"/>
       <w:r>
         <w:t>Ejercicio 4.2</w:t>
       </w:r>
@@ -16905,17 +16919,12 @@
       <w:pPr>
         <w:pStyle w:val="Ttulo3"/>
       </w:pPr>
-      <w:bookmarkStart w:id="30" w:name="_Toc225185340"/>
+      <w:bookmarkStart w:id="30" w:name="_Toc225274329"/>
       <w:r>
         <w:t xml:space="preserve">1 </w:t>
       </w:r>
-      <w:proofErr w:type="gramStart"/>
-      <w:r>
-        <w:t>Analizar</w:t>
-      </w:r>
-      <w:proofErr w:type="gramEnd"/>
-      <w:r>
-        <w:t xml:space="preserve"> fragmentación de índices con </w:t>
+      <w:r>
+        <w:t xml:space="preserve">Analizar fragmentación de índices con </w:t>
       </w:r>
       <w:proofErr w:type="spellStart"/>
       <w:r>
@@ -17028,20 +17037,12 @@
           <w:lang w:val="es-MX"/>
         </w:rPr>
       </w:pPr>
-      <w:bookmarkStart w:id="31" w:name="_Toc225185341"/>
+      <w:bookmarkStart w:id="31" w:name="_Toc225274330"/>
       <w:r>
         <w:t>2</w:t>
       </w:r>
       <w:r>
-        <w:t xml:space="preserve"> </w:t>
-      </w:r>
-      <w:proofErr w:type="gramStart"/>
-      <w:r>
-        <w:t>Detectar</w:t>
-      </w:r>
-      <w:proofErr w:type="gramEnd"/>
-      <w:r>
-        <w:t xml:space="preserve"> índices sin uso con </w:t>
+        <w:t xml:space="preserve"> Detectar índices sin uso con </w:t>
       </w:r>
       <w:proofErr w:type="spellStart"/>
       <w:r>
@@ -17131,7 +17132,6 @@
         <w:spacing w:line="259" w:lineRule="auto"/>
         <w:textAlignment w:val="auto"/>
         <w:rPr>
-          <w:b/>
           <w:bCs/>
           <w:color w:val="000000" w:themeColor="text1"/>
           <w:sz w:val="26"/>
@@ -17140,7 +17140,6 @@
       </w:pPr>
       <w:r>
         <w:rPr>
-          <w:b/>
           <w:bCs/>
           <w:color w:val="000000" w:themeColor="text1"/>
           <w:sz w:val="26"/>
@@ -17290,7 +17289,7 @@
         <w:pStyle w:val="Ttulo1"/>
         <w:ind w:firstLine="0"/>
       </w:pPr>
-      <w:bookmarkStart w:id="32" w:name="_Toc225185342"/>
+      <w:bookmarkStart w:id="32" w:name="_Toc225274331"/>
       <w:r>
         <w:t>Práctica 5 — Roles y Privilegios de Almacenamiento en MySQL</w:t>
       </w:r>
@@ -17353,26 +17352,12 @@
           <w:lang w:val="es-MX"/>
         </w:rPr>
       </w:pPr>
-      <w:bookmarkStart w:id="33" w:name="_Toc225185343"/>
-      <w:r>
-        <w:rPr>
-          <w:lang w:val="es-MX"/>
-        </w:rPr>
-        <w:t xml:space="preserve">1    </w:t>
-      </w:r>
-      <w:proofErr w:type="gramStart"/>
-      <w:r>
-        <w:rPr>
-          <w:lang w:val="es-MX"/>
-        </w:rPr>
-        <w:t>Crear</w:t>
-      </w:r>
-      <w:proofErr w:type="gramEnd"/>
-      <w:r>
-        <w:rPr>
-          <w:lang w:val="es-MX"/>
-        </w:rPr>
-        <w:t xml:space="preserve"> los roles de almacenamiento</w:t>
+      <w:bookmarkStart w:id="33" w:name="_Toc225274332"/>
+      <w:r>
+        <w:rPr>
+          <w:lang w:val="es-MX"/>
+        </w:rPr>
+        <w:t>1    Crear los roles de almacenamiento</w:t>
       </w:r>
       <w:bookmarkEnd w:id="33"/>
     </w:p>
@@ -18293,17 +18278,9 @@
       <w:pPr>
         <w:pStyle w:val="Ttulo2"/>
       </w:pPr>
-      <w:bookmarkStart w:id="34" w:name="_Toc225185344"/>
-      <w:r>
-        <w:t xml:space="preserve">2    </w:t>
-      </w:r>
-      <w:proofErr w:type="gramStart"/>
-      <w:r>
-        <w:t>Asignar</w:t>
-      </w:r>
-      <w:proofErr w:type="gramEnd"/>
-      <w:r>
-        <w:t xml:space="preserve"> roles a los usuarios</w:t>
+      <w:bookmarkStart w:id="34" w:name="_Toc225274333"/>
+      <w:r>
+        <w:t>2    Asignar roles a los usuarios</w:t>
       </w:r>
       <w:bookmarkEnd w:id="34"/>
     </w:p>
@@ -18812,17 +18789,9 @@
       <w:pPr>
         <w:pStyle w:val="Ttulo2"/>
       </w:pPr>
-      <w:bookmarkStart w:id="35" w:name="_Toc225185345"/>
-      <w:r>
-        <w:t xml:space="preserve">3    </w:t>
-      </w:r>
-      <w:proofErr w:type="gramStart"/>
-      <w:r>
-        <w:t>Verificar</w:t>
-      </w:r>
-      <w:proofErr w:type="gramEnd"/>
-      <w:r>
-        <w:t xml:space="preserve"> roles y privilegios asignados</w:t>
+      <w:bookmarkStart w:id="35" w:name="_Toc225274334"/>
+      <w:r>
+        <w:t>3    Verificar roles y privilegios asignados</w:t>
       </w:r>
       <w:bookmarkEnd w:id="35"/>
     </w:p>
@@ -18992,6 +18961,33 @@
           <w:szCs w:val="24"/>
         </w:rPr>
       </w:pPr>
+    </w:p>
+    <w:p>
+      <w:pPr>
+        <w:rPr>
+          <w:rFonts w:ascii="Verdana" w:hAnsi="Verdana"/>
+          <w:sz w:val="24"/>
+          <w:szCs w:val="24"/>
+        </w:rPr>
+      </w:pPr>
+    </w:p>
+    <w:p>
+      <w:pPr>
+        <w:rPr>
+          <w:rFonts w:ascii="Verdana" w:hAnsi="Verdana"/>
+          <w:sz w:val="24"/>
+          <w:szCs w:val="24"/>
+        </w:rPr>
+      </w:pPr>
+    </w:p>
+    <w:p>
+      <w:pPr>
+        <w:rPr>
+          <w:rFonts w:ascii="Verdana" w:hAnsi="Verdana"/>
+          <w:sz w:val="24"/>
+          <w:szCs w:val="24"/>
+        </w:rPr>
+      </w:pPr>
       <w:r>
         <w:rPr>
           <w:rFonts w:ascii="Verdana" w:hAnsi="Verdana"/>
@@ -19017,7 +19013,6 @@
           <w:szCs w:val="24"/>
           <w:lang w:val="es-MX" w:eastAsia="es-MX"/>
         </w:rPr>
-        <w:lastRenderedPageBreak/>
         <w:drawing>
           <wp:inline distT="0" distB="0" distL="0" distR="0" wp14:anchorId="1FD3110B" wp14:editId="7F41A2A4">
             <wp:extent cx="2743583" cy="3648584"/>
@@ -19218,7 +19213,6 @@
           <w:sz w:val="32"/>
           <w:szCs w:val="24"/>
         </w:rPr>
-        <w:lastRenderedPageBreak/>
         <w:t>Auditoria</w:t>
       </w:r>
     </w:p>
@@ -19419,7 +19413,25 @@
           <w:sz w:val="24"/>
           <w:szCs w:val="24"/>
         </w:rPr>
-        <w:t xml:space="preserve"> al plugin de auditoría</w:t>
+        <w:t xml:space="preserve"> al </w:t>
+      </w:r>
+      <w:proofErr w:type="spellStart"/>
+      <w:r>
+        <w:rPr>
+          <w:rFonts w:ascii="Verdana" w:hAnsi="Verdana"/>
+          <w:sz w:val="24"/>
+          <w:szCs w:val="24"/>
+        </w:rPr>
+        <w:t>plugin</w:t>
+      </w:r>
+      <w:proofErr w:type="spellEnd"/>
+      <w:r>
+        <w:rPr>
+          <w:rFonts w:ascii="Verdana" w:hAnsi="Verdana"/>
+          <w:sz w:val="24"/>
+          <w:szCs w:val="24"/>
+        </w:rPr>
+        <w:t xml:space="preserve"> de auditoría</w:t>
       </w:r>
     </w:p>
     <w:p>
@@ -19505,33 +19517,18 @@
     </w:p>
     <w:p>
       <w:pPr>
-        <w:rPr>
-          <w:rFonts w:ascii="Verdana" w:hAnsi="Verdana"/>
-          <w:sz w:val="24"/>
-          <w:szCs w:val="24"/>
-        </w:rPr>
-      </w:pPr>
-    </w:p>
-    <w:p>
-      <w:pPr>
-        <w:rPr>
-          <w:rFonts w:ascii="Verdana" w:hAnsi="Verdana"/>
-          <w:sz w:val="24"/>
-          <w:szCs w:val="24"/>
-        </w:rPr>
-      </w:pPr>
-    </w:p>
-    <w:p>
-      <w:pPr>
         <w:pStyle w:val="Ttulo1"/>
         <w:ind w:firstLine="0"/>
       </w:pPr>
+      <w:bookmarkStart w:id="36" w:name="_Toc225274335"/>
       <w:r>
         <w:t>Conclusión</w:t>
       </w:r>
-    </w:p>
-    <w:p>
-      <w:pPr>
+      <w:bookmarkEnd w:id="36"/>
+    </w:p>
+    <w:p>
+      <w:pPr>
+        <w:jc w:val="both"/>
         <w:rPr>
           <w:rFonts w:ascii="Verdana" w:hAnsi="Verdana"/>
           <w:sz w:val="24"/>
@@ -19586,11 +19583,32 @@
           <w:szCs w:val="24"/>
           <w:lang w:val="es-MX"/>
         </w:rPr>
-        <w:t>, particionamiento de tablas, monitoreo con herramientas del sistema y mantenimiento periódico. Estas estrategias permiten no solo optimizar el uso del espacio, sino también mejorar significativamente el rendimiento general del sistema.</w:t>
-      </w:r>
-    </w:p>
-    <w:p>
-      <w:pPr>
+        <w:t xml:space="preserve">, </w:t>
+      </w:r>
+      <w:proofErr w:type="spellStart"/>
+      <w:r>
+        <w:rPr>
+          <w:rFonts w:ascii="Verdana" w:hAnsi="Verdana"/>
+          <w:sz w:val="24"/>
+          <w:szCs w:val="24"/>
+          <w:lang w:val="es-MX"/>
+        </w:rPr>
+        <w:t>particionamiento</w:t>
+      </w:r>
+      <w:proofErr w:type="spellEnd"/>
+      <w:r>
+        <w:rPr>
+          <w:rFonts w:ascii="Verdana" w:hAnsi="Verdana"/>
+          <w:sz w:val="24"/>
+          <w:szCs w:val="24"/>
+          <w:lang w:val="es-MX"/>
+        </w:rPr>
+        <w:t xml:space="preserve"> de tablas, monitoreo con herramientas del sistema y mantenimiento periódico. Estas estrategias permiten no solo optimizar el uso del espacio, sino también mejorar significativamente el rendimiento general del sistema.</w:t>
+      </w:r>
+    </w:p>
+    <w:p>
+      <w:pPr>
+        <w:jc w:val="both"/>
         <w:rPr>
           <w:rFonts w:ascii="Verdana" w:hAnsi="Verdana"/>
           <w:sz w:val="24"/>
@@ -19610,6 +19628,7 @@
     </w:p>
     <w:p>
       <w:pPr>
+        <w:jc w:val="both"/>
         <w:rPr>
           <w:rFonts w:ascii="Verdana" w:hAnsi="Verdana"/>
           <w:sz w:val="24"/>
@@ -19650,7 +19669,7 @@
 </file>
 
 <file path=word/endnotes.xml><?xml version="1.0" encoding="utf-8"?>
-<w:endnotes xmlns:wpc="http://schemas.microsoft.com/office/word/2010/wordprocessingCanvas" xmlns:cx="http://schemas.microsoft.com/office/drawing/2014/chartex" xmlns:cx1="http://schemas.microsoft.com/office/drawing/2015/9/8/chartex" xmlns:cx2="http://schemas.microsoft.com/office/drawing/2015/10/21/chartex" xmlns:cx3="http://schemas.microsoft.com/office/drawing/2016/5/9/chartex" xmlns:cx4="http://schemas.microsoft.com/office/drawing/2016/5/10/chartex" xmlns:cx5="http://schemas.microsoft.com/office/drawing/2016/5/11/chartex" xmlns:cx6="http://schemas.microsoft.com/office/drawing/2016/5/12/chartex" xmlns:cx7="http://schemas.microsoft.com/office/drawing/2016/5/13/chartex" xmlns:cx8="http://schemas.microsoft.com/office/drawing/2016/5/14/chartex" xmlns:mc="http://schemas.openxmlformats.org/markup-compatibility/2006" xmlns:aink="http://schemas.microsoft.com/office/drawing/2016/ink" xmlns:am3d="http://schemas.microsoft.com/office/drawing/2017/model3d" xmlns:o="urn:schemas-microsoft-com:office:office" xmlns:oel="http://schemas.microsoft.com/office/2019/extlst" xmlns:r="http://schemas.openxmlformats.org/officeDocument/2006/relationships" xmlns:m="http://schemas.openxmlformats.org/officeDocument/2006/math" xmlns:v="urn:schemas-microsoft-com:vml" xmlns:wp14="http://schemas.microsoft.com/office/word/2010/wordprocessingDrawing" xmlns:wp="http://schemas.openxmlformats.org/drawingml/2006/wordprocessingDrawing" xmlns:w10="urn:schemas-microsoft-com:office:word" xmlns:w="http://schemas.openxmlformats.org/wordprocessingml/2006/main" xmlns:w14="http://schemas.microsoft.com/office/word/2010/wordml" xmlns:w15="http://schemas.microsoft.com/office/word/2012/wordml" xmlns:w16cex="http://schemas.microsoft.com/office/word/2018/wordml/cex" xmlns:w16cid="http://schemas.microsoft.com/office/word/2016/wordml/cid" xmlns:w16="http://schemas.microsoft.com/office/word/2018/wordml" xmlns:w16sdtdh="http://schemas.microsoft.com/office/word/2020/wordml/sdtdatahash" xmlns:w16se="http://schemas.microsoft.com/office/word/2015/wordml/symex" xmlns:wpg="http://schemas.microsoft.com/office/word/2010/wordprocessingGroup" xmlns:wpi="http://schemas.microsoft.com/office/word/2010/wordprocessingInk" xmlns:wne="http://schemas.microsoft.com/office/word/2006/wordml" xmlns:wps="http://schemas.microsoft.com/office/word/2010/wordprocessingShape" mc:Ignorable="w14 w15 w16se w16cid w16 w16cex w16sdtdh wp14">
+<w:endnotes xmlns:wpc="http://schemas.microsoft.com/office/word/2010/wordprocessingCanvas" xmlns:cx="http://schemas.microsoft.com/office/drawing/2014/chartex" xmlns:mc="http://schemas.openxmlformats.org/markup-compatibility/2006" xmlns:o="urn:schemas-microsoft-com:office:office" xmlns:r="http://schemas.openxmlformats.org/officeDocument/2006/relationships" xmlns:m="http://schemas.openxmlformats.org/officeDocument/2006/math" xmlns:v="urn:schemas-microsoft-com:vml" xmlns:wp14="http://schemas.microsoft.com/office/word/2010/wordprocessingDrawing" xmlns:wp="http://schemas.openxmlformats.org/drawingml/2006/wordprocessingDrawing" xmlns:w10="urn:schemas-microsoft-com:office:word" xmlns:w="http://schemas.openxmlformats.org/wordprocessingml/2006/main" xmlns:w14="http://schemas.microsoft.com/office/word/2010/wordml" xmlns:w15="http://schemas.microsoft.com/office/word/2012/wordml" xmlns:w16se="http://schemas.microsoft.com/office/word/2015/wordml/symex" xmlns:wpg="http://schemas.microsoft.com/office/word/2010/wordprocessingGroup" xmlns:wpi="http://schemas.microsoft.com/office/word/2010/wordprocessingInk" xmlns:wne="http://schemas.microsoft.com/office/word/2006/wordml" xmlns:wps="http://schemas.microsoft.com/office/word/2010/wordprocessingShape" mc:Ignorable="w14 w15 w16se wp14">
   <w:endnote w:type="separator" w:id="-1">
     <w:p>
       <w:pPr>
@@ -19675,7 +19694,7 @@
 </file>
 
 <file path=word/footnotes.xml><?xml version="1.0" encoding="utf-8"?>
-<w:footnotes xmlns:wpc="http://schemas.microsoft.com/office/word/2010/wordprocessingCanvas" xmlns:cx="http://schemas.microsoft.com/office/drawing/2014/chartex" xmlns:cx1="http://schemas.microsoft.com/office/drawing/2015/9/8/chartex" xmlns:cx2="http://schemas.microsoft.com/office/drawing/2015/10/21/chartex" xmlns:cx3="http://schemas.microsoft.com/office/drawing/2016/5/9/chartex" xmlns:cx4="http://schemas.microsoft.com/office/drawing/2016/5/10/chartex" xmlns:cx5="http://schemas.microsoft.com/office/drawing/2016/5/11/chartex" xmlns:cx6="http://schemas.microsoft.com/office/drawing/2016/5/12/chartex" xmlns:cx7="http://schemas.microsoft.com/office/drawing/2016/5/13/chartex" xmlns:cx8="http://schemas.microsoft.com/office/drawing/2016/5/14/chartex" xmlns:mc="http://schemas.openxmlformats.org/markup-compatibility/2006" xmlns:aink="http://schemas.microsoft.com/office/drawing/2016/ink" xmlns:am3d="http://schemas.microsoft.com/office/drawing/2017/model3d" xmlns:o="urn:schemas-microsoft-com:office:office" xmlns:oel="http://schemas.microsoft.com/office/2019/extlst" xmlns:r="http://schemas.openxmlformats.org/officeDocument/2006/relationships" xmlns:m="http://schemas.openxmlformats.org/officeDocument/2006/math" xmlns:v="urn:schemas-microsoft-com:vml" xmlns:wp14="http://schemas.microsoft.com/office/word/2010/wordprocessingDrawing" xmlns:wp="http://schemas.openxmlformats.org/drawingml/2006/wordprocessingDrawing" xmlns:w10="urn:schemas-microsoft-com:office:word" xmlns:w="http://schemas.openxmlformats.org/wordprocessingml/2006/main" xmlns:w14="http://schemas.microsoft.com/office/word/2010/wordml" xmlns:w15="http://schemas.microsoft.com/office/word/2012/wordml" xmlns:w16cex="http://schemas.microsoft.com/office/word/2018/wordml/cex" xmlns:w16cid="http://schemas.microsoft.com/office/word/2016/wordml/cid" xmlns:w16="http://schemas.microsoft.com/office/word/2018/wordml" xmlns:w16sdtdh="http://schemas.microsoft.com/office/word/2020/wordml/sdtdatahash" xmlns:w16se="http://schemas.microsoft.com/office/word/2015/wordml/symex" xmlns:wpg="http://schemas.microsoft.com/office/word/2010/wordprocessingGroup" xmlns:wpi="http://schemas.microsoft.com/office/word/2010/wordprocessingInk" xmlns:wne="http://schemas.microsoft.com/office/word/2006/wordml" xmlns:wps="http://schemas.microsoft.com/office/word/2010/wordprocessingShape" mc:Ignorable="w14 w15 w16se w16cid w16 w16cex w16sdtdh wp14">
+<w:footnotes xmlns:wpc="http://schemas.microsoft.com/office/word/2010/wordprocessingCanvas" xmlns:cx="http://schemas.microsoft.com/office/drawing/2014/chartex" xmlns:mc="http://schemas.openxmlformats.org/markup-compatibility/2006" xmlns:o="urn:schemas-microsoft-com:office:office" xmlns:r="http://schemas.openxmlformats.org/officeDocument/2006/relationships" xmlns:m="http://schemas.openxmlformats.org/officeDocument/2006/math" xmlns:v="urn:schemas-microsoft-com:vml" xmlns:wp14="http://schemas.microsoft.com/office/word/2010/wordprocessingDrawing" xmlns:wp="http://schemas.openxmlformats.org/drawingml/2006/wordprocessingDrawing" xmlns:w10="urn:schemas-microsoft-com:office:word" xmlns:w="http://schemas.openxmlformats.org/wordprocessingml/2006/main" xmlns:w14="http://schemas.microsoft.com/office/word/2010/wordml" xmlns:w15="http://schemas.microsoft.com/office/word/2012/wordml" xmlns:w16se="http://schemas.microsoft.com/office/word/2015/wordml/symex" xmlns:wpg="http://schemas.microsoft.com/office/word/2010/wordprocessingGroup" xmlns:wpi="http://schemas.microsoft.com/office/word/2010/wordprocessingInk" xmlns:wne="http://schemas.microsoft.com/office/word/2006/wordml" xmlns:wps="http://schemas.microsoft.com/office/word/2010/wordprocessingShape" mc:Ignorable="w14 w15 w16se wp14">
   <w:footnote w:type="separator" w:id="-1">
     <w:p>
       <w:pPr>
@@ -19700,7 +19719,7 @@
 </file>
 
 <file path=word/header1.xml><?xml version="1.0" encoding="utf-8"?>
-<w:hdr xmlns:wpc="http://schemas.microsoft.com/office/word/2010/wordprocessingCanvas" xmlns:cx="http://schemas.microsoft.com/office/drawing/2014/chartex" xmlns:cx1="http://schemas.microsoft.com/office/drawing/2015/9/8/chartex" xmlns:cx2="http://schemas.microsoft.com/office/drawing/2015/10/21/chartex" xmlns:cx3="http://schemas.microsoft.com/office/drawing/2016/5/9/chartex" xmlns:cx4="http://schemas.microsoft.com/office/drawing/2016/5/10/chartex" xmlns:cx5="http://schemas.microsoft.com/office/drawing/2016/5/11/chartex" xmlns:cx6="http://schemas.microsoft.com/office/drawing/2016/5/12/chartex" xmlns:cx7="http://schemas.microsoft.com/office/drawing/2016/5/13/chartex" xmlns:cx8="http://schemas.microsoft.com/office/drawing/2016/5/14/chartex" xmlns:mc="http://schemas.openxmlformats.org/markup-compatibility/2006" xmlns:aink="http://schemas.microsoft.com/office/drawing/2016/ink" xmlns:am3d="http://schemas.microsoft.com/office/drawing/2017/model3d" xmlns:o="urn:schemas-microsoft-com:office:office" xmlns:oel="http://schemas.microsoft.com/office/2019/extlst" xmlns:r="http://schemas.openxmlformats.org/officeDocument/2006/relationships" xmlns:m="http://schemas.openxmlformats.org/officeDocument/2006/math" xmlns:v="urn:schemas-microsoft-com:vml" xmlns:wp14="http://schemas.microsoft.com/office/word/2010/wordprocessingDrawing" xmlns:wp="http://schemas.openxmlformats.org/drawingml/2006/wordprocessingDrawing" xmlns:w10="urn:schemas-microsoft-com:office:word" xmlns:w="http://schemas.openxmlformats.org/wordprocessingml/2006/main" xmlns:w14="http://schemas.microsoft.com/office/word/2010/wordml" xmlns:w15="http://schemas.microsoft.com/office/word/2012/wordml" xmlns:w16cex="http://schemas.microsoft.com/office/word/2018/wordml/cex" xmlns:w16cid="http://schemas.microsoft.com/office/word/2016/wordml/cid" xmlns:w16="http://schemas.microsoft.com/office/word/2018/wordml" xmlns:w16sdtdh="http://schemas.microsoft.com/office/word/2020/wordml/sdtdatahash" xmlns:w16se="http://schemas.microsoft.com/office/word/2015/wordml/symex" xmlns:wpg="http://schemas.microsoft.com/office/word/2010/wordprocessingGroup" xmlns:wpi="http://schemas.microsoft.com/office/word/2010/wordprocessingInk" xmlns:wne="http://schemas.microsoft.com/office/word/2006/wordml" xmlns:wps="http://schemas.microsoft.com/office/word/2010/wordprocessingShape" mc:Ignorable="w14 w15 w16se w16cid w16 w16cex w16sdtdh wp14">
+<w:hdr xmlns:wpc="http://schemas.microsoft.com/office/word/2010/wordprocessingCanvas" xmlns:cx="http://schemas.microsoft.com/office/drawing/2014/chartex" xmlns:mc="http://schemas.openxmlformats.org/markup-compatibility/2006" xmlns:o="urn:schemas-microsoft-com:office:office" xmlns:r="http://schemas.openxmlformats.org/officeDocument/2006/relationships" xmlns:m="http://schemas.openxmlformats.org/officeDocument/2006/math" xmlns:v="urn:schemas-microsoft-com:vml" xmlns:wp14="http://schemas.microsoft.com/office/word/2010/wordprocessingDrawing" xmlns:wp="http://schemas.openxmlformats.org/drawingml/2006/wordprocessingDrawing" xmlns:w10="urn:schemas-microsoft-com:office:word" xmlns:w="http://schemas.openxmlformats.org/wordprocessingml/2006/main" xmlns:w14="http://schemas.microsoft.com/office/word/2010/wordml" xmlns:w15="http://schemas.microsoft.com/office/word/2012/wordml" xmlns:w16se="http://schemas.microsoft.com/office/word/2015/wordml/symex" xmlns:wpg="http://schemas.microsoft.com/office/word/2010/wordprocessingGroup" xmlns:wpi="http://schemas.microsoft.com/office/word/2010/wordprocessingInk" xmlns:wne="http://schemas.microsoft.com/office/word/2006/wordml" xmlns:wps="http://schemas.microsoft.com/office/word/2010/wordprocessingShape" mc:Ignorable="w14 w15 w16se wp14">
   <w:p>
     <w:pPr>
       <w:pStyle w:val="Encabezado"/>
@@ -19836,7 +19855,7 @@
 </file>
 
 <file path=word/numbering.xml><?xml version="1.0" encoding="utf-8"?>
-<w:numbering xmlns:wpc="http://schemas.microsoft.com/office/word/2010/wordprocessingCanvas" xmlns:cx="http://schemas.microsoft.com/office/drawing/2014/chartex" xmlns:cx1="http://schemas.microsoft.com/office/drawing/2015/9/8/chartex" xmlns:cx2="http://schemas.microsoft.com/office/drawing/2015/10/21/chartex" xmlns:cx3="http://schemas.microsoft.com/office/drawing/2016/5/9/chartex" xmlns:cx4="http://schemas.microsoft.com/office/drawing/2016/5/10/chartex" xmlns:cx5="http://schemas.microsoft.com/office/drawing/2016/5/11/chartex" xmlns:cx6="http://schemas.microsoft.com/office/drawing/2016/5/12/chartex" xmlns:cx7="http://schemas.microsoft.com/office/drawing/2016/5/13/chartex" xmlns:cx8="http://schemas.microsoft.com/office/drawing/2016/5/14/chartex" xmlns:mc="http://schemas.openxmlformats.org/markup-compatibility/2006" xmlns:aink="http://schemas.microsoft.com/office/drawing/2016/ink" xmlns:am3d="http://schemas.microsoft.com/office/drawing/2017/model3d" xmlns:o="urn:schemas-microsoft-com:office:office" xmlns:oel="http://schemas.microsoft.com/office/2019/extlst" xmlns:r="http://schemas.openxmlformats.org/officeDocument/2006/relationships" xmlns:m="http://schemas.openxmlformats.org/officeDocument/2006/math" xmlns:v="urn:schemas-microsoft-com:vml" xmlns:wp14="http://schemas.microsoft.com/office/word/2010/wordprocessingDrawing" xmlns:wp="http://schemas.openxmlformats.org/drawingml/2006/wordprocessingDrawing" xmlns:w10="urn:schemas-microsoft-com:office:word" xmlns:w="http://schemas.openxmlformats.org/wordprocessingml/2006/main" xmlns:w14="http://schemas.microsoft.com/office/word/2010/wordml" xmlns:w15="http://schemas.microsoft.com/office/word/2012/wordml" xmlns:w16cex="http://schemas.microsoft.com/office/word/2018/wordml/cex" xmlns:w16cid="http://schemas.microsoft.com/office/word/2016/wordml/cid" xmlns:w16="http://schemas.microsoft.com/office/word/2018/wordml" xmlns:w16sdtdh="http://schemas.microsoft.com/office/word/2020/wordml/sdtdatahash" xmlns:w16se="http://schemas.microsoft.com/office/word/2015/wordml/symex" xmlns:wpg="http://schemas.microsoft.com/office/word/2010/wordprocessingGroup" xmlns:wpi="http://schemas.microsoft.com/office/word/2010/wordprocessingInk" xmlns:wne="http://schemas.microsoft.com/office/word/2006/wordml" xmlns:wps="http://schemas.microsoft.com/office/word/2010/wordprocessingShape" mc:Ignorable="w14 w15 w16se w16cid w16 w16cex w16sdtdh wp14">
+<w:numbering xmlns:wpc="http://schemas.microsoft.com/office/word/2010/wordprocessingCanvas" xmlns:cx="http://schemas.microsoft.com/office/drawing/2014/chartex" xmlns:mc="http://schemas.openxmlformats.org/markup-compatibility/2006" xmlns:o="urn:schemas-microsoft-com:office:office" xmlns:r="http://schemas.openxmlformats.org/officeDocument/2006/relationships" xmlns:m="http://schemas.openxmlformats.org/officeDocument/2006/math" xmlns:v="urn:schemas-microsoft-com:vml" xmlns:wp14="http://schemas.microsoft.com/office/word/2010/wordprocessingDrawing" xmlns:wp="http://schemas.openxmlformats.org/drawingml/2006/wordprocessingDrawing" xmlns:w10="urn:schemas-microsoft-com:office:word" xmlns:w="http://schemas.openxmlformats.org/wordprocessingml/2006/main" xmlns:w14="http://schemas.microsoft.com/office/word/2010/wordml" xmlns:w15="http://schemas.microsoft.com/office/word/2012/wordml" xmlns:w16se="http://schemas.microsoft.com/office/word/2015/wordml/symex" xmlns:wpg="http://schemas.microsoft.com/office/word/2010/wordprocessingGroup" xmlns:wpi="http://schemas.microsoft.com/office/word/2010/wordprocessingInk" xmlns:wne="http://schemas.microsoft.com/office/word/2006/wordml" xmlns:wps="http://schemas.microsoft.com/office/word/2010/wordprocessingShape" mc:Ignorable="w14 w15 w16se wp14">
   <w:abstractNum w:abstractNumId="0" w15:restartNumberingAfterBreak="0">
     <w:nsid w:val="1A7A61C8"/>
     <w:multiLevelType w:val="hybridMultilevel"/>
@@ -20151,20 +20170,20 @@
       </w:pPr>
     </w:lvl>
   </w:abstractNum>
-  <w:num w:numId="1" w16cid:durableId="1253392301">
+  <w:num w:numId="1">
     <w:abstractNumId w:val="0"/>
   </w:num>
-  <w:num w:numId="2" w16cid:durableId="1334262589">
+  <w:num w:numId="2">
     <w:abstractNumId w:val="2"/>
   </w:num>
-  <w:num w:numId="3" w16cid:durableId="774397964">
+  <w:num w:numId="3">
     <w:abstractNumId w:val="1"/>
   </w:num>
 </w:numbering>
 </file>
 
 <file path=word/styles.xml><?xml version="1.0" encoding="utf-8"?>
-<w:styles xmlns:mc="http://schemas.openxmlformats.org/markup-compatibility/2006" xmlns:r="http://schemas.openxmlformats.org/officeDocument/2006/relationships" xmlns:w="http://schemas.openxmlformats.org/wordprocessingml/2006/main" xmlns:w14="http://schemas.microsoft.com/office/word/2010/wordml" xmlns:w15="http://schemas.microsoft.com/office/word/2012/wordml" xmlns:w16cex="http://schemas.microsoft.com/office/word/2018/wordml/cex" xmlns:w16cid="http://schemas.microsoft.com/office/word/2016/wordml/cid" xmlns:w16="http://schemas.microsoft.com/office/word/2018/wordml" xmlns:w16sdtdh="http://schemas.microsoft.com/office/word/2020/wordml/sdtdatahash" xmlns:w16se="http://schemas.microsoft.com/office/word/2015/wordml/symex" mc:Ignorable="w14 w15 w16se w16cid w16 w16cex w16sdtdh">
+<w:styles xmlns:mc="http://schemas.openxmlformats.org/markup-compatibility/2006" xmlns:r="http://schemas.openxmlformats.org/officeDocument/2006/relationships" xmlns:w="http://schemas.openxmlformats.org/wordprocessingml/2006/main" xmlns:w14="http://schemas.microsoft.com/office/word/2010/wordml" xmlns:w15="http://schemas.microsoft.com/office/word/2012/wordml" xmlns:w16se="http://schemas.microsoft.com/office/word/2015/wordml/symex" mc:Ignorable="w14 w15 w16se">
   <w:docDefaults>
     <w:rPrDefault>
       <w:rPr>
@@ -20180,7 +20199,7 @@
       </w:pPr>
     </w:pPrDefault>
   </w:docDefaults>
-  <w:latentStyles w:defLockedState="0" w:defUIPriority="99" w:defSemiHidden="0" w:defUnhideWhenUsed="0" w:defQFormat="0" w:count="376">
+  <w:latentStyles w:defLockedState="0" w:defUIPriority="99" w:defSemiHidden="0" w:defUnhideWhenUsed="0" w:defQFormat="0" w:count="371">
     <w:lsdException w:name="Normal" w:uiPriority="0" w:qFormat="1"/>
     <w:lsdException w:name="heading 1" w:uiPriority="9" w:qFormat="1"/>
     <w:lsdException w:name="heading 2" w:semiHidden="1" w:uiPriority="9" w:unhideWhenUsed="1" w:qFormat="1"/>
@@ -20552,11 +20571,6 @@
     <w:lsdException w:name="List Table 5 Dark Accent 6" w:uiPriority="50"/>
     <w:lsdException w:name="List Table 6 Colorful Accent 6" w:uiPriority="51"/>
     <w:lsdException w:name="List Table 7 Colorful Accent 6" w:uiPriority="52"/>
-    <w:lsdException w:name="Mention" w:semiHidden="1" w:unhideWhenUsed="1"/>
-    <w:lsdException w:name="Smart Hyperlink" w:semiHidden="1" w:unhideWhenUsed="1"/>
-    <w:lsdException w:name="Hashtag" w:semiHidden="1" w:unhideWhenUsed="1"/>
-    <w:lsdException w:name="Unresolved Mention" w:semiHidden="1" w:unhideWhenUsed="1"/>
-    <w:lsdException w:name="Smart Link" w:semiHidden="1" w:unhideWhenUsed="1"/>
   </w:latentStyles>
   <w:style w:type="paragraph" w:default="1" w:styleId="Normal">
     <w:name w:val="Normal"/>
@@ -21330,7 +21344,7 @@
 </file>
 
 <file path=customXml/itemProps1.xml><?xml version="1.0" encoding="utf-8"?>
-<ds:datastoreItem xmlns:ds="http://schemas.openxmlformats.org/officeDocument/2006/customXml" ds:itemID="{61685D64-3B47-4A1E-8BB8-8A7543775490}">
+<ds:datastoreItem xmlns:ds="http://schemas.openxmlformats.org/officeDocument/2006/customXml" ds:itemID="{2CAB519E-8003-44A8-B603-5DB33069E0EF}">
   <ds:schemaRefs>
     <ds:schemaRef ds:uri="http://schemas.openxmlformats.org/officeDocument/2006/bibliography"/>
   </ds:schemaRefs>
